--- a/rapports/16_02_2026/DIEYNABA/coh_EQ11_sup_031203020017.docx
+++ b/rapports/16_02_2026/DIEYNABA/coh_EQ11_sup_031203020017.docx
@@ -25,7 +25,7 @@
         <w:br/>
         <w:t>Grappe: 031203020017</w:t>
         <w:br/>
-        <w:t>Date: 16/02/2026 a 12:40</w:t>
+        <w:t>Date: 16/02/2026 a 12:58</w:t>
       </w:r>
     </w:p>
     <w:p/>
@@ -3090,7 +3090,7 @@
         <w:br/>
         <w:t xml:space="preserve">- </w:t>
         <w:br/>
-        <w:t>- La section n'est pas renseignée pour Moussa Yatte, prière de la renseigner.</w:t>
+        <w:t>- La section n'est pas renseignée pour Amy yatte, prière de la renseigner.</w:t>
       </w:r>
     </w:p>
     <w:p>
@@ -3360,7 +3360,7 @@
         <w:rPr>
           <w:sz w:val="20"/>
         </w:rPr>
-        <w:t>- Les informations sur ces entrepises non agricole manquent, prière de les renseigner. Le montant obtenus sur les services rendus par l'entreprise vendeuse de creme glace au cours des 30 derniers jours ou durant le dernier mois où l'entreprise a fonctionné n'a pas été renseigné, prière de mettre de 0 si l'entreprise n'a pas rendu de service. Prière de renseigner les montants dans les champs (s10q46 s10q47 s10q48 s10q49 s10q50 s10q51 s10q52 s10q53 s10q54 s10q55 s10q56 s10q57), mettre 0 si l'entreprise vendeuse de creme glace n'a pas effectué des dépenses ou faire des reventes des marchandises ou des produits ou rendre de service.Cette entreprise vendeuse de creme glace dit avoir obtenu une valeur sur les marchandises vendu en etat, les marchandises vendu après transformation et les services rendus. Prière de corriger. Cette entreprise vendeuse de creme glace dit avoir obtenu une valeur sur les marchandises vendu en etat et les marchandises vendu après transformation. La main d'oeuvre familiale pour AISSATOU Yatte 2 ayant travaillé dans cette entreprise vendeuse de creme glace aucours des 12 derniers mois n'est pas renseigner. Prière de reneigner toutes les informations qui lui concerne. La main d'oeuvre sariale de AISSATOU Yatte 2 ayant travaillé dans cette entreprise vendeuse de creme glace aucours des 30 derniers jours n'est pas renseigner. Prière de reneigner toutes les informations qui lui concerne.</w:t>
+        <w:t>- Les informations sur ces entrepises non agricole manquent, prière de les renseigner. Le montant obtenus sur les services rendus par l'entreprise vendeuse de creme glace au cours des 30 derniers jours ou durant le dernier mois où l'entreprise a fonctionné n'a pas été renseigné, prière de mettre de 0 si l'entreprise n'a pas rendu de service. Prière de renseigner les montants dans les champs (s10q46 s10q47 s10q48 s10q49 s10q50 s10q51 s10q52 s10q53 s10q54 s10q55 s10q56 s10q57), mettre 0 si l'entreprise vendeuse de creme glace n'a pas effectué des dépenses ou faire des reventes des marchandises ou des produits ou rendre de service.Cette entreprise vendeuse de creme glace dit avoir obtenu une valeur sur les marchandises vendu en etat, les marchandises vendu après transformation et les services rendus. Prière de corriger. Cette entreprise vendeuse de creme glace dit avoir obtenu une valeur sur les marchandises vendu en etat et les marchandises vendu après transformation. La main d'oeuvre familiale pour Mame Diarra NDIAYE ayant travaillé dans cette entreprise vendeuse de creme glace aucours des 12 derniers mois n'est pas renseigner. Prière de reneigner toutes les informations qui lui concerne. La main d'oeuvre sariale de Mame Diarra NDIAYE ayant travaillé dans cette entreprise vendeuse de creme glace aucours des 30 derniers jours n'est pas renseigner. Prière de reneigner toutes les informations qui lui concerne.</w:t>
       </w:r>
     </w:p>
     <w:p>

--- a/rapports/16_02_2026/DIEYNABA/coh_EQ11_sup_031203020017.docx
+++ b/rapports/16_02_2026/DIEYNABA/coh_EQ11_sup_031203020017.docx
@@ -25,7 +25,7 @@
         <w:br/>
         <w:t>Grappe: 031203020017</w:t>
         <w:br/>
-        <w:t>Date: 16/02/2026 a 12:58</w:t>
+        <w:t>Date: 16/02/2026 a 13:04</w:t>
       </w:r>
     </w:p>
     <w:p/>
@@ -97,7 +97,7 @@
           </w:tcPr>
           <w:p>
             <w:r>
-              <w:t>4</w:t>
+              <w:t>12</w:t>
             </w:r>
           </w:p>
         </w:tc>
@@ -119,7 +119,7 @@
           </w:tcPr>
           <w:p>
             <w:r>
-              <w:t>28</w:t>
+              <w:t>27</w:t>
             </w:r>
           </w:p>
         </w:tc>
@@ -199,38 +199,6 @@
           </w:tcPr>
           <w:p>
             <w:r>
-              <w:t>Section1</w:t>
-            </w:r>
-          </w:p>
-        </w:tc>
-        <w:tc>
-          <w:tcPr>
-            <w:tcW w:type="dxa" w:w="3324"/>
-          </w:tcPr>
-          <w:p>
-            <w:r>
-              <w:t>Caracteristiques des membres</w:t>
-            </w:r>
-          </w:p>
-        </w:tc>
-        <w:tc>
-          <w:tcPr>
-            <w:tcW w:type="dxa" w:w="3324"/>
-          </w:tcPr>
-          <w:p>
-            <w:r>
-              <w:t>4</w:t>
-            </w:r>
-          </w:p>
-        </w:tc>
-      </w:tr>
-      <w:tr>
-        <w:tc>
-          <w:tcPr>
-            <w:tcW w:type="dxa" w:w="3324"/>
-          </w:tcPr>
-          <w:p>
-            <w:r>
               <w:t>Section2</w:t>
             </w:r>
           </w:p>
@@ -251,7 +219,7 @@
           </w:tcPr>
           <w:p>
             <w:r>
-              <w:t>4</w:t>
+              <w:t>12</w:t>
             </w:r>
           </w:p>
         </w:tc>
@@ -283,7 +251,39 @@
           </w:tcPr>
           <w:p>
             <w:r>
-              <w:t>4</w:t>
+              <w:t>12</w:t>
+            </w:r>
+          </w:p>
+        </w:tc>
+      </w:tr>
+      <w:tr>
+        <w:tc>
+          <w:tcPr>
+            <w:tcW w:type="dxa" w:w="3324"/>
+          </w:tcPr>
+          <w:p>
+            <w:r>
+              <w:t>Section4b</w:t>
+            </w:r>
+          </w:p>
+        </w:tc>
+        <w:tc>
+          <w:tcPr>
+            <w:tcW w:type="dxa" w:w="3324"/>
+          </w:tcPr>
+          <w:p>
+            <w:r>
+              <w:t>Emploi - Activite principale</w:t>
+            </w:r>
+          </w:p>
+        </w:tc>
+        <w:tc>
+          <w:tcPr>
+            <w:tcW w:type="dxa" w:w="3324"/>
+          </w:tcPr>
+          <w:p>
+            <w:r>
+              <w:t>12</w:t>
             </w:r>
           </w:p>
         </w:tc>
@@ -315,7 +315,103 @@
           </w:tcPr>
           <w:p>
             <w:r>
-              <w:t>4</w:t>
+              <w:t>12</w:t>
+            </w:r>
+          </w:p>
+        </w:tc>
+      </w:tr>
+      <w:tr>
+        <w:tc>
+          <w:tcPr>
+            <w:tcW w:type="dxa" w:w="3324"/>
+          </w:tcPr>
+          <w:p>
+            <w:r>
+              <w:t>Section9c</w:t>
+            </w:r>
+          </w:p>
+        </w:tc>
+        <w:tc>
+          <w:tcPr>
+            <w:tcW w:type="dxa" w:w="3324"/>
+          </w:tcPr>
+          <w:p>
+            <w:r>
+              <w:t>Depenses non-alimentaires - 30 jours</w:t>
+            </w:r>
+          </w:p>
+        </w:tc>
+        <w:tc>
+          <w:tcPr>
+            <w:tcW w:type="dxa" w:w="3324"/>
+          </w:tcPr>
+          <w:p>
+            <w:r>
+              <w:t>12</w:t>
+            </w:r>
+          </w:p>
+        </w:tc>
+      </w:tr>
+      <w:tr>
+        <w:tc>
+          <w:tcPr>
+            <w:tcW w:type="dxa" w:w="3324"/>
+          </w:tcPr>
+          <w:p>
+            <w:r>
+              <w:t>Section16a</w:t>
+            </w:r>
+          </w:p>
+        </w:tc>
+        <w:tc>
+          <w:tcPr>
+            <w:tcW w:type="dxa" w:w="3324"/>
+          </w:tcPr>
+          <w:p>
+            <w:r>
+              <w:t>Champs et parcelles</w:t>
+            </w:r>
+          </w:p>
+        </w:tc>
+        <w:tc>
+          <w:tcPr>
+            <w:tcW w:type="dxa" w:w="3324"/>
+          </w:tcPr>
+          <w:p>
+            <w:r>
+              <w:t>12</w:t>
+            </w:r>
+          </w:p>
+        </w:tc>
+      </w:tr>
+      <w:tr>
+        <w:tc>
+          <w:tcPr>
+            <w:tcW w:type="dxa" w:w="3324"/>
+          </w:tcPr>
+          <w:p>
+            <w:r>
+              <w:t>Section1</w:t>
+            </w:r>
+          </w:p>
+        </w:tc>
+        <w:tc>
+          <w:tcPr>
+            <w:tcW w:type="dxa" w:w="3324"/>
+          </w:tcPr>
+          <w:p>
+            <w:r>
+              <w:t>Caracteristiques des membres</w:t>
+            </w:r>
+          </w:p>
+        </w:tc>
+        <w:tc>
+          <w:tcPr>
+            <w:tcW w:type="dxa" w:w="3324"/>
+          </w:tcPr>
+          <w:p>
+            <w:r>
+              <w:t>11</w:t>
             </w:r>
           </w:p>
         </w:tc>
@@ -347,39 +443,7 @@
           </w:tcPr>
           <w:p>
             <w:r>
-              <w:t>4</w:t>
-            </w:r>
-          </w:p>
-        </w:tc>
-      </w:tr>
-      <w:tr>
-        <w:tc>
-          <w:tcPr>
-            <w:tcW w:type="dxa" w:w="3324"/>
-          </w:tcPr>
-          <w:p>
-            <w:r>
-              <w:t>Section9c</w:t>
-            </w:r>
-          </w:p>
-        </w:tc>
-        <w:tc>
-          <w:tcPr>
-            <w:tcW w:type="dxa" w:w="3324"/>
-          </w:tcPr>
-          <w:p>
-            <w:r>
-              <w:t>Depenses non-alimentaires - 30 jours</w:t>
-            </w:r>
-          </w:p>
-        </w:tc>
-        <w:tc>
-          <w:tcPr>
-            <w:tcW w:type="dxa" w:w="3324"/>
-          </w:tcPr>
-          <w:p>
-            <w:r>
-              <w:t>4</w:t>
+              <w:t>11</w:t>
             </w:r>
           </w:p>
         </w:tc>
@@ -411,71 +475,7 @@
           </w:tcPr>
           <w:p>
             <w:r>
-              <w:t>4</w:t>
-            </w:r>
-          </w:p>
-        </w:tc>
-      </w:tr>
-      <w:tr>
-        <w:tc>
-          <w:tcPr>
-            <w:tcW w:type="dxa" w:w="3324"/>
-          </w:tcPr>
-          <w:p>
-            <w:r>
-              <w:t>Section16a</w:t>
-            </w:r>
-          </w:p>
-        </w:tc>
-        <w:tc>
-          <w:tcPr>
-            <w:tcW w:type="dxa" w:w="3324"/>
-          </w:tcPr>
-          <w:p>
-            <w:r>
-              <w:t>Champs et parcelles</w:t>
-            </w:r>
-          </w:p>
-        </w:tc>
-        <w:tc>
-          <w:tcPr>
-            <w:tcW w:type="dxa" w:w="3324"/>
-          </w:tcPr>
-          <w:p>
-            <w:r>
-              <w:t>4</w:t>
-            </w:r>
-          </w:p>
-        </w:tc>
-      </w:tr>
-      <w:tr>
-        <w:tc>
-          <w:tcPr>
-            <w:tcW w:type="dxa" w:w="3324"/>
-          </w:tcPr>
-          <w:p>
-            <w:r>
-              <w:t>Section4b</w:t>
-            </w:r>
-          </w:p>
-        </w:tc>
-        <w:tc>
-          <w:tcPr>
-            <w:tcW w:type="dxa" w:w="3324"/>
-          </w:tcPr>
-          <w:p>
-            <w:r>
-              <w:t>Emploi - Activite principale</w:t>
-            </w:r>
-          </w:p>
-        </w:tc>
-        <w:tc>
-          <w:tcPr>
-            <w:tcW w:type="dxa" w:w="3324"/>
-          </w:tcPr>
-          <w:p>
-            <w:r>
-              <w:t>3</w:t>
+              <w:t>11</w:t>
             </w:r>
           </w:p>
         </w:tc>
@@ -507,7 +507,7 @@
           </w:tcPr>
           <w:p>
             <w:r>
-              <w:t>3</w:t>
+              <w:t>10</w:t>
             </w:r>
           </w:p>
         </w:tc>
@@ -520,6 +520,895 @@
       </w:pPr>
       <w:r>
         <w:t>Details des erreurs par menage</w:t>
+      </w:r>
+    </w:p>
+    <w:p>
+      <w:pPr>
+        <w:pStyle w:val="Heading2"/>
+      </w:pPr>
+      <w:r>
+        <w:t>Menage 1</w:t>
+      </w:r>
+    </w:p>
+    <w:tbl>
+      <w:tblPr>
+        <w:tblStyle w:val="TableGrid"/>
+        <w:tblW w:type="auto" w:w="0"/>
+        <w:tblLook w:firstColumn="1" w:firstRow="1" w:lastColumn="0" w:lastRow="0" w:noHBand="0" w:noVBand="1" w:val="04A0"/>
+      </w:tblPr>
+      <w:tblGrid>
+        <w:gridCol w:w="1662"/>
+        <w:gridCol w:w="1662"/>
+        <w:gridCol w:w="1662"/>
+        <w:gridCol w:w="1662"/>
+        <w:gridCol w:w="1662"/>
+        <w:gridCol w:w="1662"/>
+      </w:tblGrid>
+      <w:tr>
+        <w:tc>
+          <w:tcPr>
+            <w:tcW w:type="dxa" w:w="1662"/>
+            <w:shd w:fill="5B9BD5"/>
+          </w:tcPr>
+          <w:p>
+            <w:r>
+              <w:rPr>
+                <w:b/>
+                <w:color w:val="FFFFFF"/>
+                <w:sz w:val="16"/>
+              </w:rPr>
+              <w:t>Interview Key</w:t>
+            </w:r>
+          </w:p>
+        </w:tc>
+        <w:tc>
+          <w:tcPr>
+            <w:tcW w:type="dxa" w:w="1662"/>
+            <w:shd w:fill="5B9BD5"/>
+          </w:tcPr>
+          <w:p>
+            <w:r>
+              <w:rPr>
+                <w:b/>
+                <w:color w:val="FFFFFF"/>
+                <w:sz w:val="16"/>
+              </w:rPr>
+              <w:t>Interview ID</w:t>
+            </w:r>
+          </w:p>
+        </w:tc>
+        <w:tc>
+          <w:tcPr>
+            <w:tcW w:type="dxa" w:w="1662"/>
+            <w:shd w:fill="5B9BD5"/>
+          </w:tcPr>
+          <w:p>
+            <w:r>
+              <w:rPr>
+                <w:b/>
+                <w:color w:val="FFFFFF"/>
+                <w:sz w:val="16"/>
+              </w:rPr>
+              <w:t>ID Agent</w:t>
+            </w:r>
+          </w:p>
+        </w:tc>
+        <w:tc>
+          <w:tcPr>
+            <w:tcW w:type="dxa" w:w="1662"/>
+            <w:shd w:fill="5B9BD5"/>
+          </w:tcPr>
+          <w:p>
+            <w:r>
+              <w:rPr>
+                <w:b/>
+                <w:color w:val="FFFFFF"/>
+                <w:sz w:val="16"/>
+              </w:rPr>
+              <w:t>ID Equipe</w:t>
+            </w:r>
+          </w:p>
+        </w:tc>
+        <w:tc>
+          <w:tcPr>
+            <w:tcW w:type="dxa" w:w="1662"/>
+            <w:shd w:fill="5B9BD5"/>
+          </w:tcPr>
+          <w:p>
+            <w:r>
+              <w:rPr>
+                <w:b/>
+                <w:color w:val="FFFFFF"/>
+                <w:sz w:val="16"/>
+              </w:rPr>
+              <w:t>Agent</w:t>
+            </w:r>
+          </w:p>
+        </w:tc>
+        <w:tc>
+          <w:tcPr>
+            <w:tcW w:type="dxa" w:w="1662"/>
+            <w:shd w:fill="5B9BD5"/>
+          </w:tcPr>
+          <w:p>
+            <w:r>
+              <w:rPr>
+                <w:b/>
+                <w:color w:val="FFFFFF"/>
+                <w:sz w:val="16"/>
+              </w:rPr>
+              <w:t>Chef d'equipe</w:t>
+            </w:r>
+          </w:p>
+        </w:tc>
+      </w:tr>
+      <w:tr>
+        <w:tc>
+          <w:tcPr>
+            <w:tcW w:type="dxa" w:w="1662"/>
+          </w:tcPr>
+          <w:p>
+            <w:r>
+              <w:rPr>
+                <w:sz w:val="14"/>
+              </w:rPr>
+              <w:t>96-89-21-38</w:t>
+            </w:r>
+          </w:p>
+        </w:tc>
+        <w:tc>
+          <w:tcPr>
+            <w:tcW w:type="dxa" w:w="1662"/>
+          </w:tcPr>
+          <w:p>
+            <w:r>
+              <w:rPr>
+                <w:sz w:val="14"/>
+              </w:rPr>
+              <w:t>16edf7fdc9044e49b72e18d46b071355</w:t>
+            </w:r>
+          </w:p>
+        </w:tc>
+        <w:tc>
+          <w:tcPr>
+            <w:tcW w:type="dxa" w:w="1662"/>
+          </w:tcPr>
+          <w:p>
+            <w:r>
+              <w:rPr>
+                <w:sz w:val="14"/>
+              </w:rPr>
+              <w:t>EQ11_enq1</w:t>
+            </w:r>
+          </w:p>
+        </w:tc>
+        <w:tc>
+          <w:tcPr>
+            <w:tcW w:type="dxa" w:w="1662"/>
+          </w:tcPr>
+          <w:p>
+            <w:r>
+              <w:rPr>
+                <w:sz w:val="14"/>
+              </w:rPr>
+              <w:t>Equipe11</w:t>
+            </w:r>
+          </w:p>
+        </w:tc>
+        <w:tc>
+          <w:tcPr>
+            <w:tcW w:type="dxa" w:w="1662"/>
+          </w:tcPr>
+          <w:p>
+            <w:r>
+              <w:rPr>
+                <w:sz w:val="14"/>
+              </w:rPr>
+              <w:t>Mouhamadou Bassirou MANGANE</w:t>
+            </w:r>
+          </w:p>
+        </w:tc>
+        <w:tc>
+          <w:tcPr>
+            <w:tcW w:type="dxa" w:w="1662"/>
+          </w:tcPr>
+          <w:p>
+            <w:r>
+              <w:rPr>
+                <w:sz w:val="14"/>
+              </w:rPr>
+              <w:t>Fatou Gnongue FAYE</w:t>
+            </w:r>
+          </w:p>
+        </w:tc>
+      </w:tr>
+    </w:tbl>
+    <w:p/>
+    <w:tbl>
+      <w:tblPr>
+        <w:tblStyle w:val="TableGrid"/>
+        <w:tblW w:type="auto" w:w="0"/>
+        <w:tblLook w:firstColumn="1" w:firstRow="1" w:lastColumn="0" w:lastRow="0" w:noHBand="0" w:noVBand="1" w:val="04A0"/>
+      </w:tblPr>
+      <w:tblGrid>
+        <w:gridCol w:w="3324"/>
+        <w:gridCol w:w="3324"/>
+        <w:gridCol w:w="3324"/>
+      </w:tblGrid>
+      <w:tr>
+        <w:tc>
+          <w:tcPr>
+            <w:tcW w:type="dxa" w:w="3324"/>
+            <w:shd w:fill="70AD47"/>
+          </w:tcPr>
+          <w:p>
+            <w:r>
+              <w:rPr>
+                <w:b/>
+                <w:color w:val="FFFFFF"/>
+                <w:sz w:val="18"/>
+              </w:rPr>
+              <w:t>Chef de Menage</w:t>
+            </w:r>
+          </w:p>
+        </w:tc>
+        <w:tc>
+          <w:tcPr>
+            <w:tcW w:type="dxa" w:w="3324"/>
+            <w:shd w:fill="70AD47"/>
+          </w:tcPr>
+          <w:p>
+            <w:r>
+              <w:rPr>
+                <w:b/>
+                <w:color w:val="FFFFFF"/>
+                <w:sz w:val="18"/>
+              </w:rPr>
+              <w:t>Quartier/Village (s00q05)</w:t>
+            </w:r>
+          </w:p>
+        </w:tc>
+        <w:tc>
+          <w:tcPr>
+            <w:tcW w:type="dxa" w:w="3324"/>
+            <w:shd w:fill="70AD47"/>
+          </w:tcPr>
+          <w:p>
+            <w:r>
+              <w:rPr>
+                <w:b/>
+                <w:color w:val="FFFFFF"/>
+                <w:sz w:val="18"/>
+              </w:rPr>
+              <w:t>Localisation GPS</w:t>
+            </w:r>
+          </w:p>
+        </w:tc>
+      </w:tr>
+      <w:tr>
+        <w:tc>
+          <w:tcPr>
+            <w:tcW w:type="dxa" w:w="3324"/>
+          </w:tcPr>
+          <w:p>
+            <w:r>
+              <w:rPr>
+                <w:sz w:val="18"/>
+              </w:rPr>
+              <w:t>SALIOU YADE</w:t>
+            </w:r>
+          </w:p>
+        </w:tc>
+        <w:tc>
+          <w:tcPr>
+            <w:tcW w:type="dxa" w:w="3324"/>
+          </w:tcPr>
+          <w:p>
+            <w:r>
+              <w:rPr>
+                <w:sz w:val="18"/>
+              </w:rPr>
+              <w:t>N/A</w:t>
+            </w:r>
+          </w:p>
+        </w:tc>
+        <w:tc>
+          <w:tcPr>
+            <w:tcW w:type="dxa" w:w="3324"/>
+          </w:tcPr>
+          <w:p>
+            <w:r/>
+            <w:hyperlink r:id="rId9">
+              <w:r>
+                <w:rPr>
+                  <w:color w:val="0563C1"/>
+                  <w:u w:val="single"/>
+                </w:rPr>
+                <w:t>en face</w:t>
+              </w:r>
+            </w:hyperlink>
+          </w:p>
+        </w:tc>
+      </w:tr>
+    </w:tbl>
+    <w:p/>
+    <w:p>
+      <w:r>
+        <w:rPr>
+          <w:b/>
+          <w:color w:val="4672C4"/>
+          <w:sz w:val="22"/>
+        </w:rPr>
+        <w:t>&gt;&gt; Section1 - Caracteristiques des membres</w:t>
+      </w:r>
+    </w:p>
+    <w:p>
+      <w:pPr>
+        <w:ind w:left="283"/>
+      </w:pPr>
+      <w:r>
+        <w:rPr>
+          <w:sz w:val="20"/>
+        </w:rPr>
+        <w:t xml:space="preserve">- Attention ! Vous avez déclaré en s01q00 que le répondant est la personne elle-même, or ADAMA YATTE est trop jeune (10 ans) pour fournir des informations correctes. Prière de refaire la section 1 pour ADAMA YATTE en demandant à un adulte de répondre aux questions à sa place. </w:t>
+        <w:br/>
+        <w:t xml:space="preserve">- Attention ! Vous avez déclaré en s01q00 que le répondant est la personne elle-même, or AWA YATTE est trop jeune (10 ans) pour fournir des informations correctes. Prière de refaire la section 1 pour AWA YATTE en demandant à un adulte de répondre aux questions à sa place. </w:t>
+        <w:br/>
+        <w:t xml:space="preserve">- Attention ! Vous avez déclaré en s01q00 que le répondant est la personne elle-même, or IBOU YATTE est trop jeune (7 ans) pour fournir des informations correctes. Prière de refaire la section 1 pour IBOU YATTE en demandant à un adulte de répondre aux questions à sa place. </w:t>
+        <w:br/>
+        <w:t>- Le montant dépensé ou reçu en cadeau pour les recharges internet ou de forfaits de données mobiles(hors appels vocaux), aucours des 30 derniers jours de MATY TINE semble élevé ou faible, prière de corriger ou de confirmer l'information avec le QG. Attention ! Le montant (22000 Fcfa) dépensé ou reçu en cadeau pour les recharges internet ou de forfaits de données mobiles(hors appels vocaux), aucours des 30 derniers jours de  MATY TINE est relativement élevé par rapport aux autres montants depansés observés dans cette zone. Prière de corriger ou de confirmer avec le QG.</w:t>
+      </w:r>
+    </w:p>
+    <w:p>
+      <w:r>
+        <w:rPr>
+          <w:b/>
+          <w:color w:val="4672C4"/>
+          <w:sz w:val="22"/>
+        </w:rPr>
+        <w:t>&gt;&gt; Section2 - Education</w:t>
+      </w:r>
+    </w:p>
+    <w:p>
+      <w:pPr>
+        <w:ind w:left="283"/>
+      </w:pPr>
+      <w:r>
+        <w:rPr>
+          <w:sz w:val="20"/>
+        </w:rPr>
+        <w:t xml:space="preserve">- Peu probable! ABDOU DIOUF  n'arrive pas  à comprendre un petit texte lu dans une langue locale (s02q03). Veuillez corriger ou donner des explications au QG. Le montant des frais pour les cahiers et autres matériels scolaires pour l'année scolaire de ABDOU DIOUF est de 0 FCFA, ABDOU DIOUF a fait comment pour payer ces cahiers et autres matériels scolaires (SAC, stylo, craie, ardoise, crayon...) ? prière de corriger. </w:t>
+        <w:br/>
+        <w:t xml:space="preserve">- Peu probable! ADAMA DIOUF  n'arrive pas  à comprendre un petit texte lu dans une langue locale (s02q03). Veuillez corriger ou donner des explications au QG. Peu probable! ADAMA DIOUF  ne sait ni lire, ni écrire, ni comprendre dans aucune des langues  (s02q01,s02q02,s02q03). Veuillez corriger ou donner des explications au QG. </w:t>
+        <w:br/>
+        <w:t xml:space="preserve">- Peu probable! ADAMA NDOUR  n'arrive pas  à comprendre un petit texte lu dans une langue locale (s02q03). Veuillez corriger ou donner des explications au QG. </w:t>
+        <w:br/>
+        <w:t xml:space="preserve">- Peu probable! ADAMA YATTE  n'arrive pas  à comprendre un petit texte lu dans une langue locale (s02q03). Veuillez corriger ou donner des explications au QG. </w:t>
+        <w:br/>
+        <w:t xml:space="preserve">- Peu probable! ALIOUNE YATTE  n'arrive pas  à comprendre un petit texte lu dans une langue locale (s02q03). Veuillez corriger ou donner des explications au QG. Peu probable! ALIOUNE YATTE  ne sait ni lire, ni écrire, ni comprendre dans aucune des langues  (s02q01,s02q02,s02q03). Veuillez corriger ou donner des explications au QG. </w:t>
+        <w:br/>
+        <w:t xml:space="preserve">- Peu probable! AMI YATTE  n'arrive pas  à comprendre un petit texte lu dans une langue locale (s02q03). Veuillez corriger ou donner des explications au QG. Peu probable! AMI YATTE  ne sait ni lire, ni écrire, ni comprendre dans aucune des langues  (s02q01,s02q02,s02q03). Veuillez corriger ou donner des explications au QG. </w:t>
+        <w:br/>
+        <w:t xml:space="preserve">- Peu probable! AMY SENE  n'arrive pas  à comprendre un petit texte lu dans une langue locale (s02q03). Veuillez corriger ou donner des explications au QG. Avertissement!!! L'âge de AMY SENE avec son niveau d'étude (Fondamental 1) semble incoherent, veuillez confirmer cette information avec le QG ou corriger l'incohérence. </w:t>
+        <w:br/>
+        <w:t xml:space="preserve">- Peu probable! AWA YATTE  n'arrive pas  à comprendre un petit texte lu dans une langue locale (s02q03). Veuillez corriger ou donner des explications au QG. </w:t>
+        <w:br/>
+        <w:t xml:space="preserve">- Peu probable! AWA YATTE 2  n'arrive pas  à comprendre un petit texte lu dans une langue locale (s02q03). Veuillez corriger ou donner des explications au QG. </w:t>
+        <w:br/>
+        <w:t xml:space="preserve">- Peu probable! BABACAR YATTE  n'arrive pas  à comprendre un petit texte lu dans une langue locale (s02q03). Veuillez corriger ou donner des explications au QG. </w:t>
+        <w:br/>
+        <w:t xml:space="preserve">- Peu probable! FALLOU DIOUF  n'arrive pas  à comprendre un petit texte lu dans une langue locale (s02q03). Veuillez corriger ou donner des explications au QG. Peu probable! FALLOU DIOUF  ne sait ni lire, ni écrire, ni comprendre dans aucune des langues  (s02q01,s02q02,s02q03). Veuillez corriger ou donner des explications au QG. </w:t>
+        <w:br/>
+        <w:t xml:space="preserve">- Peu probable! FALLOU NDOUR  n'arrive pas  à comprendre un petit texte lu dans une langue locale (s02q03). Veuillez corriger ou donner des explications au QG. </w:t>
+        <w:br/>
+        <w:t xml:space="preserve">- Peu probable! FATOU GNING  n'arrive pas  à comprendre un petit texte lu dans une langue locale (s02q03). Veuillez corriger ou donner des explications au QG. Peu probable! FATOU GNING  ne sait ni lire, ni écrire, ni comprendre dans aucune des langues  (s02q01,s02q02,s02q03). Veuillez corriger ou donner des explications au QG. </w:t>
+        <w:br/>
+        <w:t xml:space="preserve">- Peu probable! IBOU YATTE  n'arrive pas  à comprendre un petit texte lu dans une langue locale (s02q03). Veuillez corriger ou donner des explications au QG. Peu probable! IBOU YATTE  ne sait ni lire, ni écrire, ni comprendre dans aucune des langues  (s02q01,s02q02,s02q03). Veuillez corriger ou donner des explications au QG. </w:t>
+        <w:br/>
+        <w:t xml:space="preserve">- Peu probable! KHADY DIOUF  n'arrive pas  à comprendre un petit texte lu dans une langue locale (s02q03). Veuillez corriger ou donner des explications au QG. Peu probable! KHADY DIOUF  ne sait ni lire, ni écrire, ni comprendre dans aucune des langues  (s02q01,s02q02,s02q03). Veuillez corriger ou donner des explications au QG. </w:t>
+        <w:br/>
+        <w:t xml:space="preserve">- Peu probable! KHADY YATTE  n'arrive pas  à comprendre un petit texte lu dans une langue locale (s02q03). Veuillez corriger ou donner des explications au QG. Peu probable! KHADY YATTE  ne sait ni lire, ni écrire, ni comprendre dans aucune des langues  (s02q01,s02q02,s02q03). Veuillez corriger ou donner des explications au QG. </w:t>
+        <w:br/>
+        <w:t xml:space="preserve">- Peu probable! KHADY YATTE 2  n'arrive pas  à comprendre un petit texte lu dans une langue locale (s02q03). Veuillez corriger ou donner des explications au QG. Peu probable! KHADY YATTE 2  ne sait ni lire, ni écrire, ni comprendre dans aucune des langues  (s02q01,s02q02,s02q03). Veuillez corriger ou donner des explications au QG. </w:t>
+        <w:br/>
+        <w:t xml:space="preserve">- Peu probable! MAIMOUNA YATTE  n'arrive pas  à comprendre un petit texte lu dans une langue locale (s02q03). Veuillez corriger ou donner des explications au QG. Peu probable! MAIMOUNA YATTE  ne sait ni lire, ni écrire, ni comprendre dans aucune des langues  (s02q01,s02q02,s02q03). Veuillez corriger ou donner des explications au QG. </w:t>
+        <w:br/>
+        <w:t xml:space="preserve">- Peu probable! MAMADOU YATTE  n'arrive pas  à comprendre un petit texte lu dans une langue locale (s02q03). Veuillez corriger ou donner des explications au QG. </w:t>
+        <w:br/>
+        <w:t xml:space="preserve">- Peu probable! MAME DIARRA YATT 3  n'arrive pas  à comprendre un petit texte lu dans une langue locale (s02q03). Veuillez corriger ou donner des explications au QG. </w:t>
+        <w:br/>
+        <w:t xml:space="preserve">- Peu probable! MAME DIARRA YATTE  n'arrive pas  à comprendre un petit texte lu dans une langue locale (s02q03). Veuillez corriger ou donner des explications au QG. </w:t>
+        <w:br/>
+        <w:t xml:space="preserve">- Peu probable! MAME DIARRA YATTE 2  n'arrive pas  à comprendre un petit texte lu dans une langue locale (s02q03). Veuillez corriger ou donner des explications au QG. </w:t>
+        <w:br/>
+        <w:t xml:space="preserve">- Peu probable! MAREME YATTE  n'arrive pas  à comprendre un petit texte lu dans une langue locale (s02q03). Veuillez corriger ou donner des explications au QG. </w:t>
+        <w:br/>
+        <w:t xml:space="preserve">- Peu probable! MATY MBAYE YATTE  n'arrive pas  à comprendre un petit texte lu dans une langue locale (s02q03). Veuillez corriger ou donner des explications au QG. Peu probable! MATY MBAYE YATTE  ne sait ni lire, ni écrire, ni comprendre dans aucune des langues  (s02q01,s02q02,s02q03). Veuillez corriger ou donner des explications au QG. </w:t>
+        <w:br/>
+        <w:t xml:space="preserve">- Peu probable! MATY TINE  n'arrive pas  à comprendre un petit texte lu dans une langue locale (s02q03). Veuillez corriger ou donner des explications au QG. Peu probable! MATY TINE  ne sait ni lire, ni écrire, ni comprendre dans aucune des langues  (s02q01,s02q02,s02q03). Veuillez corriger ou donner des explications au QG. </w:t>
+        <w:br/>
+        <w:t xml:space="preserve">- Peu probable! MATY YATTE  n'arrive pas  à comprendre un petit texte lu dans une langue locale (s02q03). Veuillez corriger ou donner des explications au QG. </w:t>
+        <w:br/>
+        <w:t xml:space="preserve">- Peu probable! MBENE YATTE  n'arrive pas  à comprendre un petit texte lu dans une langue locale (s02q03). Veuillez corriger ou donner des explications au QG. Peu probable! MBENE YATTE  ne sait ni lire, ni écrire, ni comprendre dans aucune des langues  (s02q01,s02q02,s02q03). Veuillez corriger ou donner des explications au QG. </w:t>
+        <w:br/>
+        <w:t xml:space="preserve">- Peu probable! MOSSI NGOM  n'arrive pas  à comprendre un petit texte lu dans une langue locale (s02q03). Veuillez corriger ou donner des explications au QG. </w:t>
+        <w:br/>
+        <w:t xml:space="preserve">- Peu probable! MOUHAMET YATTE  n'arrive pas  à comprendre un petit texte lu dans une langue locale (s02q03). Veuillez corriger ou donner des explications au QG. Peu probable! MOUHAMET YATTE  ne sait ni lire, ni écrire, ni comprendre dans aucune des langues  (s02q01,s02q02,s02q03). Veuillez corriger ou donner des explications au QG. </w:t>
+        <w:br/>
+        <w:t xml:space="preserve">- Peu probable! MOUSTAPHA YATTE  n'arrive pas  à comprendre un petit texte lu dans une langue locale (s02q03). Veuillez corriger ou donner des explications au QG. Peu probable! MOUSTAPHA YATTE  ne sait ni lire, ni écrire, ni comprendre dans aucune des langues  (s02q01,s02q02,s02q03). Veuillez corriger ou donner des explications au QG. </w:t>
+        <w:br/>
+        <w:t xml:space="preserve">- Peu probable! MOUSTAPHA YATTE 2  n'arrive pas  à comprendre un petit texte lu dans une langue locale (s02q03). Veuillez corriger ou donner des explications au QG. </w:t>
+        <w:br/>
+        <w:t xml:space="preserve">- Peu probable! NATTA YATTE  n'arrive pas  à comprendre un petit texte lu dans une langue locale (s02q03). Veuillez corriger ou donner des explications au QG. </w:t>
+        <w:br/>
+        <w:t xml:space="preserve">- Peu probable! NDEYE AMI YATTE  n'arrive pas  à comprendre un petit texte lu dans une langue locale (s02q03). Veuillez corriger ou donner des explications au QG. Peu probable! NDEYE AMI YATTE  ne sait ni lire, ni écrire, ni comprendre dans aucune des langues  (s02q01,s02q02,s02q03). Veuillez corriger ou donner des explications au QG. </w:t>
+        <w:br/>
+        <w:t xml:space="preserve">- Peu probable! PAPE DIAGNE  n'arrive pas  à comprendre un petit texte lu dans une langue locale (s02q03). Veuillez corriger ou donner des explications au QG. Incohérence ! PAPE DIAGNE est âgé de 12 ans et fréquente le fondamental 2, tandis qu'il a débuté l'école à l'âge de 7 ans. Veuillez vérifier les informations renseignées aux questions s02q15, s02q08 ainsi que l'âge de l'individu, et corriger l'incohérence. </w:t>
+        <w:br/>
+        <w:t xml:space="preserve">- Peu probable! ROKHAYA NGOM  n'arrive pas  à comprendre un petit texte lu dans une langue locale (s02q03). Veuillez corriger ou donner des explications au QG. Peu probable! ROKHAYA NGOM  ne sait ni lire, ni écrire, ni comprendre dans aucune des langues  (s02q01,s02q02,s02q03). Veuillez corriger ou donner des explications au QG. </w:t>
+        <w:br/>
+        <w:t xml:space="preserve">- Peu probable! ROKHAYA YATTE  n'arrive pas  à comprendre un petit texte lu dans une langue locale (s02q03). Veuillez corriger ou donner des explications au QG. Peu probable! ROKHAYA YATTE  ne sait ni lire, ni écrire, ni comprendre dans aucune des langues  (s02q01,s02q02,s02q03). Veuillez corriger ou donner des explications au QG. </w:t>
+        <w:br/>
+        <w:t xml:space="preserve">- Peu probable! SALIOU YATTE  n'arrive pas  à comprendre un petit texte lu dans une langue locale (s02q03). Veuillez corriger ou donner des explications au QG. Peu probable! SALIOU YATTE  ne sait ni lire, ni écrire, ni comprendre dans aucune des langues  (s02q01,s02q02,s02q03). Veuillez corriger ou donner des explications au QG. </w:t>
+        <w:br/>
+        <w:t xml:space="preserve">- Peu probable! SALIOU YATTE 2  n'arrive pas  à comprendre un petit texte lu dans une langue locale (s02q03). Veuillez corriger ou donner des explications au QG. </w:t>
+        <w:br/>
+        <w:t xml:space="preserve">- Peu probable! SERIGNE MBACKE DIAGNE  n'arrive pas  à comprendre un petit texte lu dans une langue locale (s02q03). Veuillez corriger ou donner des explications au QG. </w:t>
+        <w:br/>
+        <w:t xml:space="preserve">- Peu probable! SEYNABOU SENE  n'arrive pas  à comprendre un petit texte lu dans une langue locale (s02q03). Veuillez corriger ou donner des explications au QG. </w:t>
+        <w:br/>
+        <w:t xml:space="preserve">- Peu probable! SEYNABOU YATTE  n'arrive pas  à comprendre un petit texte lu dans une langue locale (s02q03). Veuillez corriger ou donner des explications au QG. </w:t>
+        <w:br/>
+        <w:t xml:space="preserve">- Peu probable! SIGA YATTE  n'arrive pas  à comprendre un petit texte lu dans une langue locale (s02q03). Veuillez corriger ou donner des explications au QG. </w:t>
+        <w:br/>
+        <w:t xml:space="preserve">- Peu probable! SOKHNA YATTE  n'arrive pas  à comprendre un petit texte lu dans une langue locale (s02q03). Veuillez corriger ou donner des explications au QG. </w:t>
+        <w:br/>
+        <w:t>- Peu probable! WALY SENE  n'arrive pas  à comprendre un petit texte lu dans une langue locale (s02q03). Veuillez corriger ou donner des explications au QG.</w:t>
+      </w:r>
+    </w:p>
+    <w:p>
+      <w:r>
+        <w:rPr>
+          <w:b/>
+          <w:color w:val="4672C4"/>
+          <w:sz w:val="22"/>
+        </w:rPr>
+        <w:t>&gt;&gt; Section3 - Sante</w:t>
+      </w:r>
+    </w:p>
+    <w:p>
+      <w:pPr>
+        <w:ind w:left="283"/>
+      </w:pPr>
+      <w:r>
+        <w:rPr>
+          <w:sz w:val="20"/>
+        </w:rPr>
+        <w:t xml:space="preserve">- Le montant(500 FCFA) des dépenses pour chaque visite prénatale de AMY SENE semble faible (voir nul) ou élevé, prière de corriger. </w:t>
+        <w:br/>
+        <w:t xml:space="preserve">- Le montant(600 FCFA) des dépenses pour chaque visite prénatale de MOSSI NGOM semble faible (voir nul) ou élevé, prière de corriger. </w:t>
+        <w:br/>
+        <w:t xml:space="preserve">- Le moyen principal que [NOM] utilise pour se protéger des piqûres de moustiques en dehors de la moustiquaire est VENTILATEUR et semble exister dans les modalités, prière de prendre attache avec le QG pour plus d'explication afin de la classer bien. </w:t>
+        <w:br/>
+        <w:t xml:space="preserve">- Le moyen principal que [NOM] utilise pour se protéger des piqûres de moustiques en dehors de la moustiquaire est VENTILATEUR et semble exister dans les modalités, prière de prendre attache avec le QG pour plus d'explication afin de la classer bien. </w:t>
+        <w:br/>
+        <w:t xml:space="preserve">- Le moyen principal que [NOM] utilise pour se protéger des piqûres de moustiques en dehors de la moustiquaire est VENTILATEUR et semble exister dans les modalités, prière de prendre attache avec le QG pour plus d'explication afin de la classer bien. </w:t>
+        <w:br/>
+        <w:t xml:space="preserve">- Le moyen principal que [NOM] utilise pour se protéger des piqûres de moustiques en dehors de la moustiquaire est VENTILATEUR et semble exister dans les modalités, prière de prendre attache avec le QG pour plus d'explication afin de la classer bien. </w:t>
+        <w:br/>
+        <w:t xml:space="preserve">- Le moyen principal que [NOM] utilise pour se protéger des piqûres de moustiques en dehors de la moustiquaire est VENTILATEUR et semble exister dans les modalités, prière de prendre attache avec le QG pour plus d'explication afin de la classer bien. </w:t>
+        <w:br/>
+        <w:t>- Le moyen principal que [NOM] utilise pour se protéger des piqûres de moustiques en dehors de la moustiquaire est VENTILATEUR et semble exister dans les modalités, prière de prendre attache avec le QG pour plus d'explication afin de la classer bien.</w:t>
+      </w:r>
+    </w:p>
+    <w:p>
+      <w:r>
+        <w:rPr>
+          <w:b/>
+          <w:color w:val="4672C4"/>
+          <w:sz w:val="22"/>
+        </w:rPr>
+        <w:t>&gt;&gt; Section4a - Emploi</w:t>
+      </w:r>
+    </w:p>
+    <w:p>
+      <w:pPr>
+        <w:ind w:left="283"/>
+      </w:pPr>
+      <w:r>
+        <w:rPr>
+          <w:sz w:val="20"/>
+        </w:rPr>
+        <w:t xml:space="preserve">- La raison pourquoi KHADY DIOUF n'a pas travaillé au cours des 7 derniers jours est SON TRAVAIL SE LIMITE À L’HIVERNAGE DANS LES CHAMPS et semble avoir un emploi ou exister dans les modalités, prière de de bien regarder l'emploi KHADY DIOUF  ou de prendre attache avec le QG pour plus d'explication afin de la classer bien. </w:t>
+        <w:br/>
+        <w:t xml:space="preserve">- Avertissement! AWA YATTE 2 travaille principalement dans l'agriculture ou élevage ou pêche et le secteur institutionnel déclaré semble  incohérent, prière de corriger ou confirmer avec le QG.  La  raison principale que AWA YATTE 2 n'a pas cherché du travail au cours des 30 derniers jours est ÉLEVE DANS UNE ÉVOLE ARABE et semble exister dans les modalités, prière de prendre attache avec le QG pour plus d'explication afin de la classer bien. </w:t>
+        <w:br/>
+        <w:t xml:space="preserve">- Avertissement! Généralement les jeunes hommes (10 à 25ans) font des travaux ménager soit apprendre les enfants à reviser leurs léçons ou d'autres cours, AWA YATTE n'a consacré aucune heure pour les travaux cités en s04q01, s04q02, s04q03, s04q04, s04q05, s04q06, s04q07 et s04q08.Prière de regarder pour corriger ou confirmer avec le QG. </w:t>
+        <w:br/>
+        <w:t xml:space="preserve">- Avertissement! MAME DIARRA YATTE n'a consacré aucune heure pour aucun des travaux du ménage, prière de regarder les réponses prises dans les questions (s04q01 s04q02 s04q03 s04q04 s04q05 s04q06 s04q07 s04q08). </w:t>
+        <w:br/>
+        <w:t xml:space="preserve">- Avertissement! MAREME YATTE n'a consacré aucune heure pour aucun des travaux du ménage, prière de regarder les réponses prises dans les questions (s04q01 s04q02 s04q03 s04q04 s04q05 s04q06 s04q07 s04q08). </w:t>
+        <w:br/>
+        <w:t xml:space="preserve">- Avertissement! MBENE YATTE travaille principalement dans l'agriculture ou élevage ou pêche et le secteur institutionnel déclaré semble  incohérent, prière de corriger ou confirmer avec le QG.  La  raison principale que MBENE YATTE n'a pas cherché du travail au cours des 30 derniers jours est ÉLEVE DANS UNE  ÉCOLE ARABE et semble exister dans les modalités, prière de prendre attache avec le QG pour plus d'explication afin de la classer bien. </w:t>
+        <w:br/>
+        <w:t xml:space="preserve">- Avertissement! Nombre d'heure que ABDOU DIOUF a consacré à son emploi au cours des 7 derniers jours est trop faible, veuillez revoir s'il vous plait ou confirmer cette information avec QG. </w:t>
+        <w:br/>
+        <w:t xml:space="preserve">- Avertissement! Nombre d'heure que MOSSI NGOM a consacré à son emploi au cours des 7 derniers jours est trop faible, veuillez revoir s'il vous plait ou confirmer cette information avec QG. </w:t>
+        <w:br/>
+        <w:t>- Avertissement! Nombre d'heure que SEYNABOU YATTE a consacré à son emploi au cours des 7 derniers jours est trop faible, veuillez revoir s'il vous plait ou confirmer cette information avec QG.</w:t>
+      </w:r>
+    </w:p>
+    <w:p>
+      <w:r>
+        <w:rPr>
+          <w:b/>
+          <w:color w:val="4672C4"/>
+          <w:sz w:val="22"/>
+        </w:rPr>
+        <w:t>&gt;&gt; Section4b - Emploi - Activite principale</w:t>
+      </w:r>
+    </w:p>
+    <w:p>
+      <w:pPr>
+        <w:ind w:left="283"/>
+      </w:pPr>
+      <w:r>
+        <w:rPr>
+          <w:sz w:val="20"/>
+        </w:rPr>
+        <w:t xml:space="preserve">- || </w:t>
+        <w:br/>
+        <w:t xml:space="preserve">- </w:t>
+        <w:br/>
+        <w:t xml:space="preserve">- </w:t>
+        <w:br/>
+        <w:t xml:space="preserve">- </w:t>
+        <w:br/>
+        <w:t xml:space="preserve">- Attention! le nombre d'heure que FATOU GNING a travaillé par jour semble être inferieur à 4, veuillez s'il vous plait confirmer cette information avec le QG. Avertissement!!! FATOU GNING enquêté dans l'emploi principale n'a pas declaré son salaire prière de fournir plus d'effort pour lui demander son salire, vous pouvez utiliser des stratégies pour faire une estimation ou demander des conseils au QG. Avertissement!!! FATOU GNING enquêté dans l'emploi principale n'a pas declaré son revenu prière de fournir plus d'effort pour lui demander son revenu, vous pouvez utiliser des stratégies pour faire une estimation ou demander des conseils au QG. </w:t>
+        <w:br/>
+        <w:t xml:space="preserve">- Attention! le nombre d'heure que KHADY YATTE a travaillé par jour semble être inferieur à 4, veuillez s'il vous plait confirmer cette information avec le QG. </w:t>
+        <w:br/>
+        <w:t xml:space="preserve">- Avertissement! Nombre de mois que SALIOU YATTE a exercé dans l'emploi au cours des 12 derniers mois est de 0 mois, veuillez corriger s'il vous plait.Nombre de mois exercé par SALIOU YATTE dans l'emploi au cours des 12 derniers mois semble faible, veuillez corriger s'il vous plait ou comfirmer avec le QG. Nombre d'heures par jour que SALIOU YATTE consacre habituellement à l'emploi est egale à 0 et le Nombre de jours par mois consacré habituellement à l'emploi est différent de 0, veuillez revoir s'il vous plait. Attention ! Le nombre de jours que SALIOU YATTE a travaillés par mois semble être inférieur à 15. Veuillez, s'il vous plaît, confirmer cette information. Attention! le nombre d'heure que SALIOU YATTE a travaillé par jour semble être inferieur à 4, veuillez s'il vous plait confirmer cette information avec le QG. </w:t>
+        <w:br/>
+        <w:t xml:space="preserve">- Avertissement!!! ABDOU DIOUF est un Instituteurs, enseignement primaire qui travaille dans Entreprise Privée et a declaré comme catégorie socioprofessionnelle Stagiaire ou  Apprenti non rénuméré , prière de vérifier cette information de catégorie socioprofessionnelle auprès de l'enquêté (e) ou confirmer avec le QG. </w:t>
+        <w:br/>
+        <w:t xml:space="preserve">- Avertissement!!! ADAMA DIOUF est un Instituteurs, enseignement primaire qui travaille dans Entreprise Privée et a declaré comme catégorie socioprofessionnelle Stagiaire ou  Apprenti non rénuméré , prière de vérifier cette information de catégorie socioprofessionnelle auprès de l'enquêté (e) ou confirmer avec le QG. </w:t>
+        <w:br/>
+        <w:t xml:space="preserve">- Avertissement!!! AMY SENE est un Instituteurs, enseignement primaire qui travaille dans Entreprise Privée et a declaré comme catégorie socioprofessionnelle Stagiaire ou  Apprenti non rénuméré , prière de vérifier cette information de catégorie socioprofessionnelle auprès de l'enquêté (e) ou confirmer avec le QG. </w:t>
+        <w:br/>
+        <w:t xml:space="preserve">- Avertissement!!! FALLOU NDOUR est un Professeurs, enseignement secondaire qui travaille dans Entreprise Privée et a declaré comme catégorie socioprofessionnelle Stagiaire ou  Apprenti non rénuméré , prière de vérifier cette information de catégorie socioprofessionnelle auprès de l'enquêté (e) ou confirmer avec le QG. </w:t>
+        <w:br/>
+        <w:t xml:space="preserve">- Avertissement!!! MAIMOUNA YATTE est un Instituteurs, enseignement primaire qui travaille dans Entreprise Privée et a declaré comme catégorie socioprofessionnelle Stagiaire ou  Apprenti non rénuméré , prière de vérifier cette information de catégorie socioprofessionnelle auprès de l'enquêté (e) ou confirmer avec le QG. </w:t>
+        <w:br/>
+        <w:t xml:space="preserve">- Avertissement!!! MAME DIARRA YATTE est un Employés administratifs non classés ailleurs qui travaille dans Etat/Collectivités locales et a declaré comme catégorie socioprofessionnelle Stagiaire ou  Apprenti non rénuméré , prière de vérifier cette information de catégorie socioprofessionnelle auprès de l'enquêté (e) ou confirmer avec le QG. </w:t>
+        <w:br/>
+        <w:t xml:space="preserve">- Avertissement!!! MOSSI NGOM enquêté dans l'emploi principale n'a pas declaré son salaire prière de fournir plus d'effort pour lui demander son salire, vous pouvez utiliser des stratégies pour faire une estimation ou demander des conseils au QG. Avertissement!!! MOSSI NGOM enquêté dans l'emploi principale n'a pas declaré son revenu prière de fournir plus d'effort pour lui demander son revenu, vous pouvez utiliser des stratégies pour faire une estimation ou demander des conseils au QG. </w:t>
+        <w:br/>
+        <w:t xml:space="preserve">- Avertissement!!! SALIOU YATTE 2 est un Instituteurs, enseignement primaire qui travaille dans Entreprise Privée et a declaré comme catégorie socioprofessionnelle Stagiaire ou  Apprenti non rénuméré , prière de vérifier cette information de catégorie socioprofessionnelle auprès de l'enquêté (e) ou confirmer avec le QG. </w:t>
+        <w:br/>
+        <w:t xml:space="preserve">- Avertissement!!! SERIGNE MBACKE DIAGNE est un Professeurs, enseignement secondaire qui travaille dans Entreprise Privée et a declaré comme catégorie socioprofessionnelle Stagiaire ou  Apprenti non rénuméré , prière de vérifier cette information de catégorie socioprofessionnelle auprès de l'enquêté (e) ou confirmer avec le QG. </w:t>
+        <w:br/>
+        <w:t>- Avertissement!!! SEYNABOU YATTE enquêté dans l'emploi principale n'a pas declaré son salaire prière de fournir plus d'effort pour lui demander son salire, vous pouvez utiliser des stratégies pour faire une estimation ou demander des conseils au QG. Avertissement!!! SEYNABOU YATTE enquêté dans l'emploi principale n'a pas declaré son revenu prière de fournir plus d'effort pour lui demander son revenu, vous pouvez utiliser des stratégies pour faire une estimation ou demander des conseils au QG.</w:t>
+      </w:r>
+    </w:p>
+    <w:p>
+      <w:r>
+        <w:rPr>
+          <w:b/>
+          <w:color w:val="4672C4"/>
+          <w:sz w:val="22"/>
+        </w:rPr>
+        <w:t>&gt;&gt; Section4c - Emploi - Activite secondaire</w:t>
+      </w:r>
+    </w:p>
+    <w:p>
+      <w:pPr>
+        <w:ind w:left="283"/>
+      </w:pPr>
+      <w:r>
+        <w:rPr>
+          <w:sz w:val="20"/>
+        </w:rPr>
+        <w:t>- Avertissement!!! MOUSTAPHA YATTE enquêté dans l'emploi principale n'a pas declaré son revenu prière de fournir plus d'effort pour lui demander son revenu, vous pouvez utiliser des stratégies pour faire une estimation ou demander des conseils au QG. Avertissement!!! les informations de MOUSTAPHA YATTE sur le nombre de mois, jours ou heures de son emploi secondaire sont superieur a celles de son emploi principal , veuillez corriger ou confirmer aupres du QG.</w:t>
+      </w:r>
+    </w:p>
+    <w:p>
+      <w:r>
+        <w:rPr>
+          <w:b/>
+          <w:color w:val="4672C4"/>
+          <w:sz w:val="22"/>
+        </w:rPr>
+        <w:t>&gt;&gt; Section6 - Epargne et credit</w:t>
+      </w:r>
+    </w:p>
+    <w:p>
+      <w:pPr>
+        <w:ind w:left="283"/>
+      </w:pPr>
+      <w:r>
+        <w:rPr>
+          <w:sz w:val="20"/>
+        </w:rPr>
+        <w:t xml:space="preserve">- Avertissement!!! AMY SENE est un Instituteurs, enseignement primaire qui travaille dans Entreprise Privée et est un Stagiaire ou  Apprenti non rénuméré mais dit n'avoir pas de compte dans une banque classique, prière de vérifier auprès de l'enquêté (e) ou confirmer avec le QG. </w:t>
+        <w:br/>
+        <w:t xml:space="preserve">- Avertissement!!! FALLOU NDOUR est un Professeurs, enseignement secondaire qui travaille dans Entreprise Privée et est un Stagiaire ou  Apprenti non rénuméré mais dit n'avoir pas de compte dans une banque classique, prière de vérifier auprès de l'enquêté (e) ou confirmer avec le QG. </w:t>
+        <w:br/>
+        <w:t xml:space="preserve">- Avertissement!!! MAIMOUNA YATTE est un Instituteurs, enseignement primaire qui travaille dans Entreprise Privée et est un Stagiaire ou  Apprenti non rénuméré mais dit n'avoir pas de compte dans une banque classique, prière de vérifier auprès de l'enquêté (e) ou confirmer avec le QG. </w:t>
+        <w:br/>
+        <w:t xml:space="preserve">- Avertissement!!! MAME DIARRA YATTE est un Employés administratifs non classés ailleurs qui travaille dans Etat/Collectivités locales et est un Stagiaire ou  Apprenti non rénuméré mais dit n'avoir pas de compte dans une banque classique, prière de vérifier auprès de l'enquêté (e) ou confirmer avec le QG. </w:t>
+        <w:br/>
+        <w:t>- Avertissement!!! SERIGNE MBACKE DIAGNE est un Professeurs, enseignement secondaire qui travaille dans Entreprise Privée et est un Stagiaire ou  Apprenti non rénuméré mais dit n'avoir pas de compte dans une banque classique, prière de vérifier auprès de l'enquêté (e) ou confirmer avec le QG.</w:t>
+      </w:r>
+    </w:p>
+    <w:p>
+      <w:r>
+        <w:rPr>
+          <w:b/>
+          <w:color w:val="4672C4"/>
+          <w:sz w:val="22"/>
+        </w:rPr>
+        <w:t>&gt;&gt; Section7b - Consommation alimentaire - 7 jours</w:t>
+      </w:r>
+    </w:p>
+    <w:p>
+      <w:pPr>
+        <w:ind w:left="283"/>
+      </w:pPr>
+      <w:r>
+        <w:rPr>
+          <w:sz w:val="20"/>
+        </w:rPr>
+        <w:t>- Attention ! Le prix unitaire d'achat (33.33333 Fcfa) de Choux en Pièce (Petit) est relativement faible par rapport aux autres prix observés dans cette zone. Prière de corriger ou de confirmer avec le QG. Avertissement!! La quantité (14 litre) du produit Huile d'arachide (Segal) Artisanale consommée  par le ménage semble très élevé, prière de corriger ou confirmer avec le QG. Avertissement!!! Le ménage a consommé 14 Morceau (Portion) Petit de Carpe séchée, cette quantité semble anormale pour une consommation des 7 derniers jours.Prière de corriger ou de confirmer avec le QG. Avertissement!!! Le ménage a consommé 15 Cuillère Petit de Chocolat pâte à tartiner, cette quantité semble anormale pour une consommation des 7 derniers jours.Prière de corriger ou de confirmer avec le QG. Avertissement!!! Le ménage a consommé 4 Paquet Petit de Thé en sachet, cette quantité semble anormale pour une consommation des 7 derniers jours.Prière de corriger ou de confirmer avec le QG. Avertissement!! le prix unitaire (125 Fcfa) de Thé en sachet (unité: Paquet) de taille Petit est très faible ou élevé. Prière de corriger ou de confirmer avec le QG. Avertissement!!!Le ménage a consommé 49 Kg de taille unique de Riz importé parfumé  ce qui semble incoherent pour une consommation aucours des 7 derniers jours, prière de verifier et corriger. Incohérence!! Dans ce ménage, chaque individus consomme par jour 8.439007 Kg  de cereale; Prière de revoir les quantités prises de ces produits. Le prix d'achat unitaire (350 Fcfa) de Riz importé parfumé en Sac (50 Kg) de taille taille unique est très faible, prière de regarder les reponses prises dans les questions s07bq07a s07bq07b s07bq07c s07bq08 pour mieux corriger. Attention ! Le prix unitaire d'achat (350 Fcfa) de Riz importé parfumé en Sac (50 Kg) (taille unique) est relativement faible par rapport aux autres prix observés dans cette zone. Prière de corriger ou de confirmer avec le QG. Avertissement!!!Le ménage a consommé 56 Sachets industriel de Petit de Cube alimentaire (Maggi, Jumbo, )  ce qui semble incoherent pour une consommation aucours des 7 derniers jours, prière de verifier et corriger. Avertissement!!! Le ménage a consommé 56 Sachets industriel Petit de Cube alimentaire (Maggi, Jumbo, ), cette quantité semble anormale pour une consommation des 7 derniers jours.Prière de corriger ou de confirmer avec le QG. Attention ! Le prix unitaire d'achat (1600 Fcfa) de Cube alimentaire (Maggi, Jumbo, ) en Tablette (Petit) est relativement élevé par rapport aux autres prix observés dans cette zone. Prière de corriger ou de confirmer avec le QG. Avertissement!!!Le ménage a consommé 91 miche de Moyen de Pain moderne (Baguette)  ce qui semble incoherent pour une consommation aucours des 7 derniers jours, prière de verifier et corriger. Incohérence!! Dans ce ménage, chaque individus consomme par jour 8.439007 Kg  de cereale; Prière de revoir les quantités prises de ces produits. Le prix d'achat unitaire (48 Fcfa) de Sel en Kg de taille  taille unique  est très faible, prière de regarder les reponses prises dans les questions s07bq07a s07bq07b s07bq07c s07bq08 pour mieux corriger.</w:t>
+      </w:r>
+    </w:p>
+    <w:p>
+      <w:r>
+        <w:rPr>
+          <w:b/>
+          <w:color w:val="4672C4"/>
+          <w:sz w:val="22"/>
+        </w:rPr>
+        <w:t>&gt;&gt; Section9b - Depenses non-alimentaires - 7 jours</w:t>
+      </w:r>
+    </w:p>
+    <w:p>
+      <w:pPr>
+        <w:ind w:left="283"/>
+      </w:pPr>
+      <w:r>
+        <w:rPr>
+          <w:sz w:val="20"/>
+        </w:rPr>
+        <w:t>- Il est difficile d'avoir un ménage qui n'a effectué aucune des dépenses mentionnées au cours de 7 derniers jours, prière de revoir la section 9B pour ce ménage.</w:t>
+      </w:r>
+    </w:p>
+    <w:p>
+      <w:r>
+        <w:rPr>
+          <w:b/>
+          <w:color w:val="4672C4"/>
+          <w:sz w:val="22"/>
+        </w:rPr>
+        <w:t>&gt;&gt; Section9c - Depenses non-alimentaires - 30 jours</w:t>
+      </w:r>
+    </w:p>
+    <w:p>
+      <w:pPr>
+        <w:ind w:left="283"/>
+      </w:pPr>
+      <w:r>
+        <w:rPr>
+          <w:sz w:val="20"/>
+        </w:rPr>
+        <w:t>- La dernière fois que vous avez acheté Bois de chauffe ramassé/coupé (estimer la valeur) est RAMASSER DANS LA BROUSSE et semble exister dans les modalités, prière de prendre attache avec le QG pour plus d'explication afin de la classer bien.</w:t>
+      </w:r>
+    </w:p>
+    <w:p>
+      <w:r>
+        <w:rPr>
+          <w:b/>
+          <w:color w:val="4672C4"/>
+          <w:sz w:val="22"/>
+        </w:rPr>
+        <w:t>&gt;&gt; Section10b - caracteristiques entreprise non agricole</w:t>
+      </w:r>
+    </w:p>
+    <w:p>
+      <w:pPr>
+        <w:ind w:left="283"/>
+      </w:pPr>
+      <w:r>
+        <w:rPr>
+          <w:sz w:val="20"/>
+        </w:rPr>
+        <w:t xml:space="preserve">- L'entreprise VENTE EAU DE JAVEL,OMO,ET SAVONS dit avoir réçu une somme sur la vente de ces produits transformés (s10q48 est differnt de 0) mais n'a depensé aucune somme sur l'achat des matières premières (s10q49==0), prière de fournir de l'effort pour estimer le montant obtenu en achat de matières premières. Cette entreprise VENTE EAU DE JAVEL,OMO,ET SAVONS dit avoir obtenu une valeur sur les marchandises vendu en etat et les marchandises vendu après transformation. L'entreprise VENTE EAU DE JAVEL,OMO,ET SAVONS est généralement une entreprise commerciale ou de service dont elle ne depense pas en achat de matières premières.Elle ne transforme pas de produit donc ne peut pas obtenir un montant sur la vente des produits transformés (10.48 ou 10.49). Prière de mettre 0 pour ces questions si elles ne font pas de transformation. Le salaire qu'une personne de cette catégorie (10.62) a travaillé(e) dans cette entreprise VENTE EAU DE JAVEL,OMO,ET SAVONS est élevé ou faible. Prière de confirmer cette information avec le QG ou de corriger. </w:t>
+        <w:br/>
+        <w:t xml:space="preserve">- Le montant dépensé de L'entreprise LAIT CAILLÉ pour l'achat de ces marchandises revendues en état, sans transformation ne peut être supérieur aux montants obtenus sur la revente de marchandises achetées et revendues en état au cours des 30 derniers jours ou durant le dernier mois où l'entreprise a fonctionné (s10q47 &gt; s10q46), prière de corriger. L'entreprise LAIT CAILLÉ dit avoir réçu une somme sur la vente de ces produits transformés (s10q48 est differnt de 0) mais n'a depensé aucune somme sur l'achat des matières premières (s10q49==0), prière de fournir de l'effort pour estimer le montant obtenu en achat de matières premières. Cette entreprise LAIT CAILLÉ dit avoir obtenu une valeur sur les marchandises vendu en etat et les marchandises vendu après transformation. L'entreprise LAIT CAILLÉ est généralement une entreprise commerciale ou de service dont elle ne depense pas en achat de matières premières.Elle ne transforme pas de produit donc ne peut pas obtenir un montant sur la vente des produits transformés (10.48 ou 10.49). Prière de mettre 0 pour ces questions si elles ne font pas de transformation. </w:t>
+        <w:br/>
+        <w:t>- Le montant dépensé de L'entreprise VENTE DE SUCRE pour l'achat de ces marchandises revendues en état, sans transformation ne peut être supérieur aux montants obtenus sur la revente de marchandises achetées et revendues en état au cours des 30 derniers jours ou durant le dernier mois où l'entreprise a fonctionné (s10q47 &gt; s10q46), prière de corriger.</w:t>
+      </w:r>
+    </w:p>
+    <w:p>
+      <w:r>
+        <w:rPr>
+          <w:b/>
+          <w:color w:val="4672C4"/>
+          <w:sz w:val="22"/>
+        </w:rPr>
+        <w:t>&gt;&gt; Section11 - Caracteristiques logement</w:t>
+      </w:r>
+    </w:p>
+    <w:p>
+      <w:pPr>
+        <w:ind w:left="283"/>
+      </w:pPr>
+      <w:r>
+        <w:rPr>
+          <w:sz w:val="20"/>
+        </w:rPr>
+        <w:t>- Le montant (FCFA) du loyer mensuel payé pour un logement comme le votre dans ce village/quartier est trop élevé, Veuillez s'il vous plaît corriger cette information. Le montant de la dernière facture d'eau avec la périodicité ne peut pas être égale à 0 ou est trop élevé, veuillez revoir la question s11q23a s'il vous plait. le montant supporté par le ménage pour cette source d’énergie au cours des 30 derniers jours semble élevé, prière de confirmer ou corriger.</w:t>
+      </w:r>
+    </w:p>
+    <w:p>
+      <w:r>
+        <w:rPr>
+          <w:b/>
+          <w:color w:val="4672C4"/>
+          <w:sz w:val="22"/>
+        </w:rPr>
+        <w:t>&gt;&gt; Section12 - Actifs du menage</w:t>
+      </w:r>
+    </w:p>
+    <w:p>
+      <w:pPr>
+        <w:ind w:left="283"/>
+      </w:pPr>
+      <w:r>
+        <w:rPr>
+          <w:sz w:val="20"/>
+        </w:rPr>
+        <w:t xml:space="preserve">- Attention ! Fer à repasser à charbon a été achété à 8000 Fcfa est relativement élevé par rapport aux autres prix d'achat observés dans cette zone. Prière de corriger ou de confirmer avec le QG. </w:t>
+        <w:br/>
+        <w:t xml:space="preserve">- Attention ! Radio simple/Radiocassette a été achété à 40000 Fcfa est relativement élevé par rapport aux autres prix d'achat observés dans cette zone. Prière de corriger ou de confirmer avec le QG. Attention ! Radio simple/Radiocassette a été revendu à 30000 Fcfa qui est relativement élevé par rapport aux autres prix de revente observés dans cette zone. Prière de corriger ou de confirmer avec le QG. </w:t>
+        <w:br/>
+        <w:t xml:space="preserve">- Le nombre d'article ( Lit)  dans ce ménages est élevé (15), prière de corriger ou confirmer avec le QG. </w:t>
+        <w:br/>
+        <w:t xml:space="preserve">- Le nombre d'article ( Matelas simple)  dans ce ménages est élevé (15), prière de corriger ou confirmer avec le QG. </w:t>
+        <w:br/>
+        <w:t>- Le nombre d'article ( Téléphone portable)  dans ce ménages est élevé (14), prière de corriger ou confirmer avec le QG.</w:t>
+      </w:r>
+    </w:p>
+    <w:p>
+      <w:r>
+        <w:rPr>
+          <w:b/>
+          <w:color w:val="4672C4"/>
+          <w:sz w:val="22"/>
+        </w:rPr>
+        <w:t>&gt;&gt; Section14 - Chocs</w:t>
+      </w:r>
+    </w:p>
+    <w:p>
+      <w:pPr>
+        <w:ind w:left="283"/>
+      </w:pPr>
+      <w:r>
+        <w:rPr>
+          <w:sz w:val="20"/>
+        </w:rPr>
+        <w:t>- Avertissement!! Le ménage n'a été négativement affecté par aucun des problèmes donnés dans la section 14. Confirmez vous cette information avec le QG?</w:t>
+      </w:r>
+    </w:p>
+    <w:p>
+      <w:r>
+        <w:rPr>
+          <w:b/>
+          <w:color w:val="4672C4"/>
+          <w:sz w:val="22"/>
+        </w:rPr>
+        <w:t>&gt;&gt; Section16a - Champs et parcelles</w:t>
+      </w:r>
+    </w:p>
+    <w:p>
+      <w:pPr>
+        <w:ind w:left="283"/>
+      </w:pPr>
+      <w:r>
+        <w:rPr>
+          <w:sz w:val="20"/>
+        </w:rPr>
+        <w:t xml:space="preserve">- La quantité de fumure appliquée dans la parcelle ARACHIDE est de 800 Kg qui semble élevé ou ne sait pas, prière de fournir d'effort pour estimer la quantité afin de corriger. Le salaire total payé de toutes catégories confondues par le ménage SALIOU YADE pour la main-d'oeuvre non-familiale sur la parcelle ARACHIDE au cours de la campagne pour la période des récoltes est de 0 qui semble élevé ou faible. Merci de corriger. La superficie de la parcelle ARACHIDE selon les mesures GPS est de 7477.6 hectare qui semble élevé ou faible, prière de corriger. Le document légal (titre, acte, certificat etc. ) qui affirme votre possession de la parcelle ARACHIDE est  et semble exister dans les modalités, prière de prendre attache avec le QG pour plus d'explication afin de la classer bien. </w:t>
+        <w:br/>
+        <w:t xml:space="preserve">- La quantité de fumure appliquée dans la parcelle MIL est de 700 Kg qui semble élevé ou ne sait pas, prière de fournir d'effort pour estimer la quantité afin de corriger. Le salaire total payé de toutes catégories confondues par le ménage SALIOU YADE pour la main-d'oeuvre non-familiale sur la parcelle MIL au cours de la campagne pour la période des récoltes est de 0 qui semble élevé ou faible. Merci de corriger. La superficie de la parcelle MIL selon les mesures GPS est de 7361.45 hectare qui semble élevé ou faible, prière de corriger. Le document légal (titre, acte, certificat etc. ) qui affirme votre possession de la parcelle MIL est  et semble exister dans les modalités, prière de prendre attache avec le QG pour plus d'explication afin de la classer bien. </w:t>
+        <w:br/>
+        <w:t xml:space="preserve">- La superficie de la parcelle ARACHIDE selon l'exploitant est de 10534.32 Mètre Carré (m^2) qui semble élevé ou l'estimation ne semble pas bonne. Prière de corriger. La quantité de fumure appliquée dans la parcelle ARACHIDE est de 900 Kg qui semble élevé ou ne sait pas, prière de fournir d'effort pour estimer la quantité afin de corriger. Le salaire total payé de toutes catégories confondues par le ménage SALIOU YADE pour la main-d'oeuvre non-familiale sur la parcelle ARACHIDE au cours de la campagne pour la période de préparation du sol (labour) et des semis est de 0 qui semble élevé ou faible. Merci de corriger. Le salaire total payé de toutes catégories confondues par le ménage SALIOU YADE pour la main-d'oeuvre non-familiale sur la parcelle ARACHIDE au cours de la campagne pour la période des récoltes est de 0 qui semble élevé ou faible. Merci de corriger. La superficie de la parcelle ARACHIDE selon les mesures GPS est de 10534.32 hectare qui semble élevé ou faible, prière de corriger. Le document légal (titre, acte, certificat etc. ) qui affirme votre possession de la parcelle ARACHIDE est  et semble exister dans les modalités, prière de prendre attache avec le QG pour plus d'explication afin de la classer bien. </w:t>
+        <w:br/>
+        <w:t xml:space="preserve">- La superficie de la parcelle ARACHIDE selon l'exploitant est de 11557.39 Mètre Carré (m^2) qui semble élevé ou l'estimation ne semble pas bonne. Prière de corriger. La quantité d'utilisation d'urée dans la parcelle ARACHIDE est de 100 Kilogramme et semble élevé, prière de corriger. Le salaire total payé de toutes catégories confondues par le ménage SALIOU YADE pour la main-d'oeuvre non-familiale sur la parcelle ARACHIDE au cours de la campagne pour la période de préparation du sol (labour) et des semis est de 0 qui semble élevé ou faible. Merci de corriger. Le salaire total payé de toutes catégories confondues par le ménage SALIOU YADE pour la main-d'oeuvre non-familiale sur la parcelle ARACHIDE au cours de la campagne pour la période d'entretien du sol (sarclage, etc.) est de 0 qui semble élevé ou faible. Merci de corriger. Le salaire total payé de toutes catégories confondues par le ménage SALIOU YADE pour la main-d'oeuvre non-familiale sur la parcelle ARACHIDE au cours de la campagne pour la période des récoltes est de 0 qui semble élevé ou faible. Merci de corriger. La superficie de la parcelle ARACHIDE selon les mesures GPS est de 11557.39 hectare qui semble élevé ou faible, prière de corriger. Le document légal (titre, acte, certificat etc. ) qui affirme votre possession de la parcelle ARACHIDE est  et semble exister dans les modalités, prière de prendre attache avec le QG pour plus d'explication afin de la classer bien. </w:t>
+        <w:br/>
+        <w:t>- Le salaire total payé de toutes catégories confondues par le ménage SALIOU YADE pour la main-d'oeuvre non-familiale sur la parcelle ARACHDE au cours de la campagne pour la période des récoltes est de 0 qui semble élevé ou faible. Merci de corriger. La superficie de la parcelle ARACHDE selon les mesures GPS est de 1858.49 hectare qui semble élevé ou faible, prière de corriger. Le document légal (titre, acte, certificat etc. ) qui affirme votre possession de la parcelle ARACHDE est  et semble exister dans les modalités, prière de prendre attache avec le QG pour plus d'explication afin de la classer bien.</w:t>
+      </w:r>
+    </w:p>
+    <w:p>
+      <w:r>
+        <w:rPr>
+          <w:b/>
+          <w:color w:val="4672C4"/>
+          <w:sz w:val="22"/>
+        </w:rPr>
+        <w:t>&gt;&gt; Section16c - Cultures</w:t>
+      </w:r>
+    </w:p>
+    <w:p>
+      <w:pPr>
+        <w:ind w:left="283"/>
+      </w:pPr>
+      <w:r>
+        <w:rPr>
+          <w:sz w:val="20"/>
+        </w:rPr>
+        <w:t xml:space="preserve">- La quantité estimée en Kg est incorrecte (Exemple : si le ménage a eu 10 sacs de 100kg = 10*100=1000kg), prière de corriger merci. </w:t>
+        <w:br/>
+        <w:t xml:space="preserve">- La quantité estimée en Kg est incorrecte (Exemple : si le ménage a eu 10 sacs de 100kg = 10*100=1000kg), prière de corriger merci. </w:t>
+        <w:br/>
+        <w:t xml:space="preserve">- La quantité estimée en Kg est incorrecte (Exemple : si le ménage a eu 10 sacs de 100kg = 10*100=1000kg), prière de corriger merci. </w:t>
+        <w:br/>
+        <w:t>- La quantité estimée en Kg est incorrecte (Exemple : si le ménage a eu 10 sacs de 100kg = 10*100=1000kg), prière de corriger merci.</w:t>
+      </w:r>
+    </w:p>
+    <w:p>
+      <w:r>
+        <w:rPr>
+          <w:b/>
+          <w:color w:val="4672C4"/>
+          <w:sz w:val="22"/>
+        </w:rPr>
+        <w:t>&gt;&gt; Section16d - Utilisation de la production</w:t>
+      </w:r>
+    </w:p>
+    <w:p>
+      <w:pPr>
+        <w:ind w:left="283"/>
+      </w:pPr>
+      <w:r>
+        <w:rPr>
+          <w:sz w:val="20"/>
+        </w:rPr>
+        <w:t xml:space="preserve">- || </w:t>
+        <w:br/>
+        <w:t xml:space="preserve">- </w:t>
+        <w:br/>
+        <w:t>-  ||</w:t>
+      </w:r>
+    </w:p>
+    <w:p>
+      <w:r>
+        <w:rPr>
+          <w:b/>
+          <w:color w:val="4672C4"/>
+          <w:sz w:val="22"/>
+        </w:rPr>
+        <w:t>&gt;&gt; Section19 - Equipements agricoles</w:t>
+      </w:r>
+    </w:p>
+    <w:p>
+      <w:pPr>
+        <w:ind w:left="283"/>
+      </w:pPr>
+      <w:r>
+        <w:rPr>
+          <w:sz w:val="20"/>
+        </w:rPr>
+        <w:t xml:space="preserve">- Avertissement!! L'âge (21 ans)  de Machette dans ce ménage semble être élevé, prière de corriger ou confirmer avec le QG. </w:t>
+        <w:br/>
+        <w:t xml:space="preserve">- Avertissement!! Le prix d'achat (2000 FCFA) de Abreuvoir / Mangeoire est inférieur aux prix de revente (15000 FCFA), prière de verifier et corriger ou confirmer l'information avec le QG. </w:t>
+        <w:br/>
+        <w:t>- Avertissement!! Le prix d'achat (410000 FCFA) de Animaux de labour est inférieur aux prix de revente (500000 FCFA), prière de verifier et corriger ou confirmer l'information avec le QG.</w:t>
+      </w:r>
+    </w:p>
+    <w:p>
+      <w:r>
+        <w:t>________________________________________________________________________________</w:t>
       </w:r>
     </w:p>
     <w:p>
@@ -818,7 +1707,7 @@
           </w:tcPr>
           <w:p>
             <w:r/>
-            <w:hyperlink r:id="rId9">
+            <w:hyperlink r:id="rId10">
               <w:r>
                 <w:rPr>
                   <w:color w:val="0563C1"/>
@@ -960,7 +1849,7 @@
         <w:rPr>
           <w:sz w:val="20"/>
         </w:rPr>
-        <w:t>- Incohérence!! Dans ce ménage, chaque individus consomme par jour 24.76636 Kg  de cereale; Prière de revoir les quantités prises de ces produits. Incohérence!! Dans ce ménage, chaque individus consomme par jour 24.76636 Kg  de cereale; Prière de revoir les quantités prises de ces produits.</w:t>
+        <w:t>- Incohérence!! Dans ce ménage, chaque individus consomme par jour 39.9774 Kg  de cereale; Prière de revoir les quantités prises de ces produits. Incohérence!! Dans ce ménage, chaque individus consomme par jour 39.9774 Kg  de cereale; Prière de revoir les quantités prises de ces produits.</w:t>
       </w:r>
     </w:p>
     <w:p>
@@ -1150,7 +2039,7 @@
           <w:color w:val="4672C4"/>
           <w:sz w:val="22"/>
         </w:rPr>
-        <w:t>&gt;&gt; Section19 - Equipements agricoles</w:t>
+        <w:t>&gt;&gt; Section17 - Elevage</w:t>
       </w:r>
     </w:p>
     <w:p>
@@ -1161,7 +2050,7 @@
         <w:rPr>
           <w:sz w:val="20"/>
         </w:rPr>
-        <w:t>- Attention ! Semoir a été revendu à 130000 Fcfa qui est relativement élevé par rapport aux autres prix de revente observés dans cette zone. Prière de corriger ou de confirmer avec le QG.</w:t>
+        <w:t>- Attention ! Le ménage a acheté 7 Ovins (Moutons) à 1050000 donc un prix unitaire d'achat (150000 Fcfa) qui  est relativement elevé par rapport aux autres prix observés dans cette zone. Prière de corriger ou de confirmer avec le QG.</w:t>
       </w:r>
     </w:p>
     <w:p>
@@ -1465,7 +2354,7 @@
           </w:tcPr>
           <w:p>
             <w:r/>
-            <w:hyperlink r:id="rId10">
+            <w:hyperlink r:id="rId11">
               <w:r>
                 <w:rPr>
                   <w:color w:val="0563C1"/>
@@ -1499,6 +2388,8 @@
         </w:rPr>
         <w:t xml:space="preserve">- Avertissement!!!  ALIOUNE NGOM  ne possède pas le téléphone android, n'utilise régulièrement pas un téléphone appartenant à une autre personne mais a accès à l'internet, merci de confirmer cette information avec le QG. </w:t>
         <w:br/>
+        <w:t xml:space="preserve">-  Avertissement!!!  AMINATA NGOM  ne possède pas le téléphone android, n'utilise régulièrement pas un téléphone appartenant à une autre personne mais a accès à l'internet, merci de confirmer cette information avec le QG. </w:t>
+        <w:br/>
         <w:t xml:space="preserve">- Attention ! Le montant (4500 Fcfa) dépensé ou reçu en cadeau pour les cartes prépayées, les transferts de crédit et les abonnements de  MBAYE NGOM est relativement élevé par rapport aux autres montants depansés observés dans cette zone. Prière de corriger ou de confirmer avec le QG. Attention ! Le montant (5000 Fcfa) dépensé ou reçu en cadeau pour les recharges internet ou de forfaits de données mobiles(hors appels vocaux), aucours des 30 derniers jours de  MBAYE NGOM est relativement élevé par rapport aux autres montants depansés observés dans cette zone. Prière de corriger ou de confirmer avec le QG. </w:t>
         <w:br/>
         <w:t>- Attention ! Le montant (4500 Fcfa) dépensé ou reçu en cadeau pour les recharges internet ou de forfaits de données mobiles(hors appels vocaux), aucours des 30 derniers jours de  KHADY FAYE est relativement élevé par rapport aux autres montants depansés observés dans cette zone. Prière de corriger ou de confirmer avec le QG.</w:t>
@@ -1528,7 +2419,7 @@
         <w:br/>
         <w:t xml:space="preserve">- Peu probable! AMI YATTE  n'arrive pas  à comprendre un petit texte lu dans une langue locale (s02q03). Veuillez corriger ou donner des explications au QG. Peu probable! AMI YATTE  ne sait ni lire, ni écrire, ni comprendre dans aucune des langues  (s02q01,s02q02,s02q03). Veuillez corriger ou donner des explications au QG. La raison principale que AMI YATTE n'a pas fait des études dans une école formelle est AGE AVANCÉ et semble exister dans les modalités, prière de prendre attache avec le QG pour plus d'explication afin de la classer bien. </w:t>
         <w:br/>
-        <w:t xml:space="preserve">- Peu probable! AMINATA NGOM  n'arrive pas  à comprendre un petit texte lu dans une langue locale (s02q03). Veuillez corriger ou donner des explications au QG. Peu probable! AMINATA NGOM  ne sait ni lire, ni écrire, ni comprendre dans aucune des langues  (s02q01,s02q02,s02q03). Veuillez corriger ou donner des explications au QG. </w:t>
+        <w:t xml:space="preserve">- Peu probable! AMINATA NGOM  n'arrive pas  à comprendre un petit texte lu dans une langue locale (s02q03). Veuillez corriger ou donner des explications au QG. </w:t>
         <w:br/>
         <w:t xml:space="preserve">- Peu probable! IBRAHIMA NGOM  n'arrive pas  à comprendre un petit texte lu dans une langue locale (s02q03). Veuillez corriger ou donner des explications au QG. Le montant des frais de cantines ou de restauration pour l'année scolaire de IBRAHIMA NGOM est faible ou élevé. veuillez, s'il vous plait, confirmer ces informations avec le QG ou apporter les corrections nécessaires. Le montant des autres depenses pour l'année scolaire de IBRAHIMA NGOM est faible ou élevé. veuillez, s'il vous plait, confirmer ces informations avec le QG ou apporter les corrections nécessaires. Attention ! Le frais de scolarité (104000 Fcfa) de IBRAHIMA NGOM en 3ème année de Primaire est relativement élevé par rapport aux autres frais de scolarités observés dans cette zone. Prière de corriger ou de confirmer avec le QG. </w:t>
         <w:br/>
@@ -1567,7 +2458,13 @@
         <w:rPr>
           <w:sz w:val="20"/>
         </w:rPr>
-        <w:t>- Avertissement! AMI YATTE n'a consacré aucune heure pour aucun des travaux du ménage, prière de regarder les réponses prises dans les questions (s04q01 s04q02 s04q03 s04q04 s04q05 s04q06 s04q07 s04q08). Avertissement! AMI YATTE travaille principalement dans l'agriculture ou élevage ou pêche et le secteur institutionnel déclaré semble  incohérent, prière de corriger ou confirmer avec le QG.</w:t>
+        <w:t xml:space="preserve">- Avertissement! AMI YATTE n'a consacré aucune heure pour aucun des travaux du ménage, prière de regarder les réponses prises dans les questions (s04q01 s04q02 s04q03 s04q04 s04q05 s04q06 s04q07 s04q08). Avertissement! AMI YATTE travaille principalement dans l'agriculture ou élevage ou pêche et le secteur institutionnel déclaré semble  incohérent, prière de corriger ou confirmer avec le QG. </w:t>
+        <w:br/>
+        <w:t xml:space="preserve">- Avertissement! Généralement les jeunes hommes (10 à 25ans) font des travaux ménager soit apprendre les enfants à reviser leurs léçons ou d'autres cours, ALIOUNE NGOM n'a consacré aucune heure pour les travaux cités en s04q01, s04q02, s04q03, s04q04, s04q05, s04q06, s04q07 et s04q08.Prière de regarder pour corriger ou confirmer avec le QG. </w:t>
+        <w:br/>
+        <w:t xml:space="preserve">- Avertissement! Généralement les jeunes hommes (10 à 25ans) font des travaux ménager soit apprendre les enfants à reviser leurs léçons ou d'autres cours, MOUHAMADOU MOUSTAPHA NGOM n'a consacré aucune heure pour les travaux cités en s04q01, s04q02, s04q03, s04q04, s04q05, s04q06, s04q07 et s04q08.Prière de regarder pour corriger ou confirmer avec le QG. </w:t>
+        <w:br/>
+        <w:t>- Avertissement! Nombre d'heure que AMINATA NGOM a consacré à son emploi au cours des 7 derniers jours est trop faible, veuillez revoir s'il vous plait ou confirmer cette information avec QG.</w:t>
       </w:r>
     </w:p>
     <w:p>
@@ -1577,7 +2474,7 @@
           <w:color w:val="4672C4"/>
           <w:sz w:val="22"/>
         </w:rPr>
-        <w:t>&gt;&gt; Section4c - Emploi - Activite secondaire</w:t>
+        <w:t>&gt;&gt; Section4b - Emploi - Activite principale</w:t>
       </w:r>
     </w:p>
     <w:p>
@@ -1588,7 +2485,15 @@
         <w:rPr>
           <w:sz w:val="20"/>
         </w:rPr>
-        <w:t>- Avertissement!!! MBAYE NGOM enquêté dans l'emploi principale n'a pas declaré son revenu prière de fournir plus d'effort pour lui demander son revenu, vous pouvez utiliser des stratégies pour faire une estimation ou demander des conseils au QG.</w:t>
+        <w:t xml:space="preserve">- || Attention ! Le nombre de jours que NDÉLLA DIENG a travaillés par mois semble être inférieur à 15. Veuillez, s'il vous plaît, confirmer cette information. </w:t>
+        <w:br/>
+        <w:t xml:space="preserve">- Attention ! Le nombre de jours que SOKHNA YATTE a travaillés par mois semble être inférieur à 15. Veuillez, s'il vous plaît, confirmer cette information. </w:t>
+        <w:br/>
+        <w:t xml:space="preserve">- Attention! le nombre d'heure que KHADY FAYE a travaillé par jour semble être inferieur à 4, veuillez s'il vous plait confirmer cette information avec le QG. </w:t>
+        <w:br/>
+        <w:t xml:space="preserve">- Incohérence détectée ! Il semble peu probable que ALIOUNE NGOM occupe un emploi pour l'ETAT/collectivités locales ou dans une entreprise publique/parapublique tout en travaillant moins de  6h par jour. Veuillez, s'il vous plaît, corriger cette information. Avertissement!!! ALIOUNE NGOM est un Instituteurs, enseignement primaire qui travaille dans Etat/Collectivités locales et a declaré comme catégorie socioprofessionnelle Stagiaire ou  Apprenti non rénuméré , prière de vérifier cette information de catégorie socioprofessionnelle auprès de l'enquêté (e) ou confirmer avec le QG. </w:t>
+        <w:br/>
+        <w:t>- Incohérence détectée ! Il semble peu probable que AMINATA NGOM occupe un emploi pour l'ETAT/collectivités locales ou dans une entreprise publique/parapublique tout en travaillant moins de  6h par jour. Veuillez, s'il vous plaît, corriger cette information. Avertissement!!! AMINATA NGOM est un Instituteurs, enseignement primaire qui travaille dans Etat/Collectivités locales et a declaré comme catégorie socioprofessionnelle Stagiaire ou  Apprenti non rénuméré , prière de vérifier cette information de catégorie socioprofessionnelle auprès de l'enquêté (e) ou confirmer avec le QG.</w:t>
       </w:r>
     </w:p>
     <w:p>
@@ -1598,7 +2503,7 @@
           <w:color w:val="4672C4"/>
           <w:sz w:val="22"/>
         </w:rPr>
-        <w:t>&gt;&gt; Section7a1 - Repas pris a l'exterieur du menage</w:t>
+        <w:t>&gt;&gt; Section4c - Emploi - Activite secondaire</w:t>
       </w:r>
     </w:p>
     <w:p>
@@ -1609,7 +2514,7 @@
         <w:rPr>
           <w:sz w:val="20"/>
         </w:rPr>
-        <w:t>- Attention ! La section sur le repas pris à l'extérieur du ménage n'est pas renseignée à 100 %. Prière de vérifier l'ensemble des questions relatives à cette section et de les renseigner en totalité.</w:t>
+        <w:t>- Avertissement!!! MBAYE NGOM enquêté dans l'emploi principale n'a pas declaré son revenu prière de fournir plus d'effort pour lui demander son revenu, vous pouvez utiliser des stratégies pour faire une estimation ou demander des conseils au QG.</w:t>
       </w:r>
     </w:p>
     <w:p>
@@ -1619,7 +2524,7 @@
           <w:color w:val="4672C4"/>
           <w:sz w:val="22"/>
         </w:rPr>
-        <w:t>&gt;&gt; Section7a2 - Repas pris a l'exterieur du menage</w:t>
+        <w:t>&gt;&gt; Section7a1 - Repas pris a l'exterieur du menage</w:t>
       </w:r>
     </w:p>
     <w:p>
@@ -1630,31 +2535,7 @@
         <w:rPr>
           <w:sz w:val="20"/>
         </w:rPr>
-        <w:t xml:space="preserve">- La section sur le repas pris à l'extérieur du ménage du membre ALIOUNE NGOM n'est pas renseignée à 100 %. Prière de vérifier l'ensemble des questions relatives à ce membre et de les renseigner en totalité. </w:t>
-        <w:br/>
-        <w:t xml:space="preserve">- La section sur le repas pris à l'extérieur du ménage du membre AMINATA NGOM n'est pas renseignée à 100 %. Prière de vérifier l'ensemble des questions relatives à ce membre et de les renseigner en totalité. </w:t>
-        <w:br/>
-        <w:t xml:space="preserve">- La section sur le repas pris à l'extérieur du ménage du membre IBRAHIMA NGOM n'est pas renseignée à 100 %. Prière de vérifier l'ensemble des questions relatives à ce membre et de les renseigner en totalité. </w:t>
-        <w:br/>
-        <w:t xml:space="preserve">- La section sur le repas pris à l'extérieur du ménage du membre KHADIJATOU NGOM n'est pas renseignée à 100 %. Prière de vérifier l'ensemble des questions relatives à ce membre et de les renseigner en totalité. </w:t>
-        <w:br/>
-        <w:t xml:space="preserve">- La section sur le repas pris à l'extérieur du ménage du membre MAME YANDÉ NGOM n'est pas renseignée à 100 %. Prière de vérifier l'ensemble des questions relatives à ce membre et de les renseigner en totalité. </w:t>
-        <w:br/>
-        <w:t xml:space="preserve">- La section sur le repas pris à l'extérieur du ménage du membre MOUHAMADOU MOUSTAPHA NGOM n'est pas renseignée à 100 %. Prière de vérifier l'ensemble des questions relatives à ce membre et de les renseigner en totalité. </w:t>
-        <w:br/>
-        <w:t xml:space="preserve">- La section sur le repas pris à l'extérieur du ménage du membre MOUHAMED NGOM n'est pas renseignée à 100 %. Prière de vérifier l'ensemble des questions relatives à ce membre et de les renseigner en totalité. </w:t>
-        <w:br/>
-        <w:t xml:space="preserve">- La section sur le repas pris à l'extérieur du ménage du membre NDIOLLÉ NGOM n'est pas renseignée à 100 %. Prière de vérifier l'ensemble des questions relatives à ce membre et de les renseigner en totalité. </w:t>
-        <w:br/>
-        <w:t xml:space="preserve">- La section sur le repas pris à l'extérieur du ménage du membre NDÉLLA DIENG n'est pas renseignée à 100 %. Prière de vérifier l'ensemble des questions relatives à ce membre et de les renseigner en totalité. </w:t>
-        <w:br/>
-        <w:t xml:space="preserve">- La section sur le repas pris à l'extérieur du ménage du membre PAPA ABDOULAYE NGOM n'est pas renseignée à 100 %. Prière de vérifier l'ensemble des questions relatives à ce membre et de les renseigner en totalité. </w:t>
-        <w:br/>
-        <w:t xml:space="preserve">- La section sur le repas pris à l'extérieur du ménage du membre SARATA NGOM n'est pas renseignée à 100 %. Prière de vérifier l'ensemble des questions relatives à ce membre et de les renseigner en totalité. </w:t>
-        <w:br/>
-        <w:t xml:space="preserve">- La section sur le repas pris à l'extérieur du ménage du membre SOKHNA KHADIDJA NGOM n'est pas renseignée à 100 %. Prière de vérifier l'ensemble des questions relatives à ce membre et de les renseigner en totalité. </w:t>
-        <w:br/>
-        <w:t>- La section sur le repas pris à l'extérieur du ménage du membre SOKHNA YATTE n'est pas renseignée à 100 %. Prière de vérifier l'ensemble des questions relatives à ce membre et de les renseigner en totalité.</w:t>
+        <w:t>- Attention ! La somme des repas pris à l'extérieur pour l'ensemble du ménage et pour les membres du ménage est identique, êtes-vous sûr de ne pas avoir reconduit les mêmes informations? Prière de vérifier et corriger ou de confirmer avec le QG.</w:t>
       </w:r>
     </w:p>
     <w:p>
@@ -1675,7 +2556,7 @@
         <w:rPr>
           <w:sz w:val="20"/>
         </w:rPr>
-        <w:t>- Le ménage a consommé Ail mais les informations sur la quantité, l'unité ou la taille ne sont pas renseignées.Prière de renseigner. Le ménage a consommé Arachides pilées mais les informations sur la quantité, l'unité ou la taille ne sont pas renseignées.Prière de renseigner. Le ménage a consommé Arôme (Maggi, Jumbo, etc.) mais les informations sur la quantité, l'unité ou la taille ne sont pas renseignées.Prière de renseigner. Le ménage a consommé Aubergine   mais les informations sur la quantité, l'unité ou la taille ne sont pas renseignées.Prière de renseigner. Le ménage a consommé Aubergine sauvage  mais les informations sur la quantité, l'unité ou la taille ne sont pas renseignées.Prière de renseigner. Le ménage a consommé Banane douce mais les informations sur la quantité, l'unité ou la taille ne sont pas renseignées.Prière de renseigner. Le ménage a consommé Beurre mais les informations sur la quantité, l'unité ou la taille ne sont pas renseignées.Prière de renseigner. Le ménage a consommé Biscuits mais les informations sur la quantité, l'unité ou la taille ne sont pas renseignées.Prière de renseigner. Le ménage a consommé Boissons gazeuses (Coca, Fanta, Vimto, Sprite, etc.) mais les informations sur la quantité, l'unité ou la taille ne sont pas renseignées.Prière de renseigner. Le ménage a consommé Café moulu mais les informations sur la quantité, l'unité ou la taille ne sont pas renseignées.Prière de renseigner. Le ménage a consommé Capitaine frais mais les informations sur la quantité, l'unité ou la taille ne sont pas renseignées.Prière de renseigner. Le ménage a consommé Carotte mais les informations sur la quantité, l'unité ou la taille ne sont pas renseignées.Prière de renseigner. Le ménage a consommé Chocolat pâte à tartiner mais les informations sur la quantité, l'unité ou la taille ne sont pas renseignées.Prière de renseigner. Le ménage a consommé Choux mais les informations sur la quantité, l'unité ou la taille ne sont pas renseignées.Prière de renseigner. Le ménage a consommé Citron mais les informations sur la quantité, l'unité ou la taille ne sont pas renseignées.Prière de renseigner. Le ménage a consommé Conserves de viande mais les informations sur la quantité, l'unité ou la taille ne sont pas renseignées.Prière de renseigner. Le ménage a consommé Courge mais les informations sur la quantité, l'unité ou la taille ne sont pas renseignées.Prière de renseigner. Le ménage a consommé Cube alimentaire (Maggi, Jumbo, ) mais les informations sur la quantité, l'unité ou la taille ne sont pas renseignées.Prière de renseigner. Le ménage a consommé Escargots mais les informations sur la quantité, l'unité ou la taille ne sont pas renseignées.Prière de renseigner. Le ménage a consommé Feuilles de Fakoye (Feuille de corete) mais les informations sur la quantité, l'unité ou la taille ne sont pas renseignées.Prière de renseigner. Le ménage a consommé Feuilles de patate mais les informations sur la quantité, l'unité ou la taille ne sont pas renseignées.Prière de renseigner. Le ménage a consommé Fruit de baobab (pain de singe) mais les informations sur la quantité, l'unité ou la taille ne sont pas renseignées.Prière de renseigner. Le ménage a consommé Huile d'arachide (Segal) Artisanale mais les informations sur la quantité, l'unité ou la taille ne sont pas renseignées.Prière de renseigner. Le ménage a consommé Lait caillé mais les informations sur la quantité, l'unité ou la taille ne sont pas renseignées.Prière de renseigner. Le ménage a consommé Lait en poudre mais les informations sur la quantité, l'unité ou la taille ne sont pas renseignées.Prière de renseigner. Le ménage a consommé Macaroni mais les informations sur la quantité, l'unité ou la taille ne sont pas renseignées.Prière de renseigner. Le ménage a consommé Manioc en tubercules mais les informations sur la quantité, l'unité ou la taille ne sont pas renseignées.Prière de renseigner. Le ménage a consommé Mayonnaise mais les informations sur la quantité, l'unité ou la taille ne sont pas renseignées.Prière de renseigner. Le ménage a consommé Mil mais les informations sur la quantité, l'unité ou la taille ne sont pas renseignées.Prière de renseigner. Le ménage a consommé Moutarde mais les informations sur la quantité, l'unité ou la taille ne sont pas renseignées.Prière de renseigner. Le ménage a consommé Mâchoiron séchée (Kon) mais les informations sur la quantité, l'unité ou la taille ne sont pas renseignées.Prière de renseigner. Le ménage a consommé Niébé/Haricots secs mais les informations sur la quantité, l'unité ou la taille ne sont pas renseignées.Prière de renseigner. Le ménage a consommé Noix de cola mais les informations sur la quantité, l'unité ou la taille ne sont pas renseignées.Prière de renseigner. Le ménage a consommé Oignon frais mais les informations sur la quantité, l'unité ou la taille ne sont pas renseignées.Prière de renseigner. Le ménage a consommé Pain moderne (Baguette) mais les informations sur la quantité, l'unité ou la taille ne sont pas renseignées.Prière de renseigner. Le ménage a consommé Pastèque mais les informations sur la quantité, l'unité ou la taille ne sont pas renseignées.Prière de renseigner. Le ménage a consommé Petits pois frais mais les informations sur la quantité, l'unité ou la taille ne sont pas renseignées.Prière de renseigner. Le ménage a consommé Piment frais mais les informations sur la quantité, l'unité ou la taille ne sont pas renseignées.Prière de renseigner. Le ménage a consommé Piment séché mais les informations sur la quantité, l'unité ou la taille ne sont pas renseignées.Prière de renseigner. Le ménage a consommé Poisson fumé type 4 mais les informations sur la quantité, l'unité ou la taille ne sont pas renseignées.Prière de renseigner. Le ménage a consommé Poivre mais les informations sur la quantité, l'unité ou la taille ne sont pas renseignées.Prière de renseigner. Le ménage a consommé Pomme de terre mais les informations sur la quantité, l'unité ou la taille ne sont pas renseignées.Prière de renseigner. Le ménage a consommé Pâte d'arachide mais les informations sur la quantité, l'unité ou la taille ne sont pas renseignées.Prière de renseigner. Le ménage a consommé Riz importé parfumé mais les informations sur la quantité, l'unité ou la taille ne sont pas renseignées.Prière de renseigner. Le ménage a consommé Sel mais les informations sur la quantité, l'unité ou la taille ne sont pas renseignées.Prière de renseigner. Difficile de consommer le Sel en   prière de verifier. Le ménage a consommé Silure séché mais les informations sur la quantité, l'unité ou la taille ne sont pas renseignées.Prière de renseigner. Le ménage a consommé Soumbala (moutarde africaine) mais les informations sur la quantité, l'unité ou la taille ne sont pas renseignées.Prière de renseigner. Le ménage a consommé Spaghettis mais les informations sur la quantité, l'unité ou la taille ne sont pas renseignées.Prière de renseigner. Le ménage a consommé Sucre en morceaux mais les informations sur la quantité, l'unité ou la taille ne sont pas renseignées.Prière de renseigner. Le ménage a consommé Sucre en poudre  mais les informations sur la quantité, l'unité ou la taille ne sont pas renseignées.Prière de renseigner. Le ménage a consommé Thé en sachet mais les informations sur la quantité, l'unité ou la taille ne sont pas renseignées.Prière de renseigner. Avertissement!!! Le ménage a consommé .a   de Thé en sachet, cette quantité semble anormale pour une consommation des 7 derniers jours.Les ménages consomment géneralement en sachet ou en paquet, prière de corriger ou de confirmer avec le QG. Le ménage a consommé Tomate fraîche mais les informations sur la quantité, l'unité ou la taille ne sont pas renseignées.Prière de renseigner. Le ménage a consommé Vermicelles mais les informations sur la quantité, l'unité ou la taille ne sont pas renseignées.Prière de renseigner. Le ménage a consommé Viande de bœuf: côte, entrecôte, bifteck mais les informations sur la quantité, l'unité ou la taille ne sont pas renseignées.Prière de renseigner. Le ménage a consommé Viande de poulet entier mais les informations sur la quantité, l'unité ou la taille ne sont pas renseignées.Prière de renseigner. Le ménage a consommé Vinaigre de vin mais les informations sur la quantité, l'unité ou la taille ne sont pas renseignées.Prière de renseigner. Le ménage a consommé Œufs frais mais les informations sur la quantité, l'unité ou la taille ne sont pas renseignées.Prière de renseigner.</w:t>
+        <w:t>- Attention ! Le prix unitaire d'achat (16.66667 Fcfa) de Tomate fraîche en Sachets (Petit) est relativement faible par rapport aux autres prix observés dans cette zone. Prière de corriger ou de confirmer avec le QG. Attention ! Le prix unitaire d'achat (1600 Fcfa) de Cube alimentaire (Maggi, Jumbo, ) en Tablette (Moyen) est relativement élevé par rapport aux autres prix observés dans cette zone. Prière de corriger ou de confirmer avec le QG. Attention ! Soupçons de quantité anormale! Le ménage de MBAYE NGOM avec une taille de 16 personnes a consommé 12 Sachets en Petit de Poivre qui est relativement élevé comme consommation par rapport à la condition de vie des autres ménages de même taille dans cette zone. Prière de corriger ou de confirmer avec le QG. Avertissement!! La quantité (7 litre) du produit Huile d'arachide (Segal) Artisanale consommée  par le ménage semble très élevé, prière de corriger ou confirmer avec le QG. Avertissement!!! Le ménage a consommé 28 Cuillère Petit de Chocolat pâte à tartiner, cette quantité semble anormale pour une consommation des 7 derniers jours.Prière de corriger ou de confirmer avec le QG. Avertissement!!! Le ménage a consommé 7 Paquet Petit de Thé en sachet, cette quantité semble anormale pour une consommation des 7 derniers jours.Prière de corriger ou de confirmer avec le QG. Avertissement!! le prix unitaire (125 Fcfa) de Thé en sachet (unité: Paquet) de taille Petit est très faible ou élevé. Prière de corriger ou de confirmer avec le QG. Incohérence!! Dans ce ménage, chaque individus consomme par jour 23.9308 Kg  de cereale; Prière de revoir les quantités prises de ces produits. Incohérence!! Dans ce ménage, chaque individus consomme par jour 23.9308 Kg  de cereale; Prière de revoir les quantités prises de ces produits. Incohérence!! Dans ce ménage, chaque individus consomme par jour 23.9308 Kg  de cereale; Prière de revoir les quantités prises de ces produits. Le prix d'achat unitaire (220 Fcfa) de Maïs en grain en Kg de taille  taille unique  est très faible, prière de regarder les reponses prises dans les questions s07bq07a s07bq07b s07bq07c s07bq08 pour mieux corriger.</w:t>
       </w:r>
     </w:p>
     <w:p>
@@ -1738,7 +2619,7 @@
         <w:rPr>
           <w:sz w:val="20"/>
         </w:rPr>
-        <w:t>- La date renseignée doit être en année (Exemple: 2022). Veuillez, s'il vous plaît corriger. Peu plausible! la valeur actuelle déclarée en s10q38 pour AGRICULTURE ÉLEVAGE semble trop petite ou trop élevée. Veuillez, s'il vous plaît, confirmer cette information avec le QG ou la corriger. Le salaire qu'une personne de cette catégorie (10.62) a travaillé(e) dans cette entreprise AGRICULTURE ÉLEVAGE est élevé ou faible. Prière de confirmer cette information avec le QG ou de corriger. Incoherence! Dans le ménage de MBAYE NGOM il y a un membre qui detient l'entreprise AGRICULTURE ÉLEVAGE qui semble être de l'agriculture ou de l'élévage, prière de bien classer la nomenclature de l'entreprise s'il ne s'agit pas de l'agriculture ou de l'élévage. S'il s'agit de l'agriculture ou l'élévage prière d'enlever cette entreprise (AGRICULTURE ÉLEVAGE) dans la section 10 et ajouter soit dans la section agriculture ou l'élévage pour éviter le double compte ou incomprehension.</w:t>
+        <w:t>- Peu plausible! la valeur actuelle déclarée en s10q38 pour AGRICULTURE ÉLEVAGE semble trop petite ou trop élevée. Veuillez, s'il vous plaît, confirmer cette information avec le QG ou la corriger. Le salaire qu'une personne de cette catégorie (10.62) a travaillé(e) dans cette entreprise AGRICULTURE ÉLEVAGE est élevé ou faible. Prière de confirmer cette information avec le QG ou de corriger. Incoherence! Dans le ménage de MBAYE NGOM il y a un membre qui detient l'entreprise AGRICULTURE ÉLEVAGE qui semble être de l'agriculture ou de l'élévage, prière de bien classer la nomenclature de l'entreprise s'il ne s'agit pas de l'agriculture ou de l'élévage. S'il s'agit de l'agriculture ou l'élévage prière d'enlever cette entreprise (AGRICULTURE ÉLEVAGE) dans la section 10 et ajouter soit dans la section agriculture ou l'élévage pour éviter le double compte ou incomprehension.</w:t>
       </w:r>
     </w:p>
     <w:p>
@@ -1782,6 +2663,8 @@
         </w:rPr>
         <w:t xml:space="preserve">- Attention ! Antenne parabolique / décodeur a été achété à 50000 Fcfa est relativement élevé par rapport aux autres prix d'achat observés dans cette zone. Prière de corriger ou de confirmer avec le QG. Attention ! Antenne parabolique / décodeur a été revendu à 40000 Fcfa qui est relativement élevé par rapport aux autres prix de revente observés dans cette zone. Prière de corriger ou de confirmer avec le QG. </w:t>
         <w:br/>
+        <w:t xml:space="preserve">- Attention ! Moto/Vélomoteur/Tricycle à moteur a été revendu à 650000 Fcfa qui est relativement élevé par rapport aux autres prix de revente observés dans cette zone. Prière de corriger ou de confirmer avec le QG. </w:t>
+        <w:br/>
         <w:t xml:space="preserve">- Attention ! Voiture personnelle a été achété à 1.00e+07 Fcfa est relativement élevé par rapport aux autres prix d'achat observés dans cette zone. Prière de corriger ou de confirmer avec le QG. Attention ! Voiture personnelle a été revendu à 8000000 Fcfa qui est relativement élevé par rapport aux autres prix de revente observés dans cette zone. Prière de corriger ou de confirmer avec le QG. </w:t>
         <w:br/>
         <w:t>- Avertissement!!! Le prix d'achat (45000) de l'article  Congélateur est inférieur aux prix de revente (300000)  avec l'âge du bien atteignant 9 ans. Prière de vérifier ou confirmer avec l'enquêté et mettre les bonnes valeurs après verification, s'il le faut.</w:t>
@@ -1805,25 +2688,21 @@
         <w:rPr>
           <w:sz w:val="20"/>
         </w:rPr>
-        <w:t xml:space="preserve">- La superficie de la parcelle ARACHIDE est de .a Mètre Carré (m^2), elle doit être renseignée et ne doit pas contenir des chiffres de 9999 ou 0. Prière de corriger. La superficie de la parcelle ARACHIDE selon l'exploitant est de .a Mètre Carré (m^2) qui semble élevé ou l'estimation ne semble pas bonne. Prière de corriger. Nous constatons que la question qui porte sur la mésure du champs de la parcelle ARACHIDE n'a pas été renseigné, la collecte était-il encours ou s'agit-il de quoi ? prière de verifier et corriger. Le document légal (titre, acte, certificat etc. ) qui affirme votre possession de la parcelle ARACHIDE est  et semble exister dans les modalités, prière de prendre attache avec le QG pour plus d'explication afin de la classer bien. </w:t>
-        <w:br/>
-        <w:t xml:space="preserve">- La superficie de la parcelle ARACHIDE est de .a Mètre Carré (m^2), elle doit être renseignée et ne doit pas contenir des chiffres de 9999 ou 0. Prière de corriger. La superficie de la parcelle ARACHIDE selon l'exploitant est de .a Mètre Carré (m^2) qui semble élevé ou l'estimation ne semble pas bonne. Prière de corriger. Nous constatons que la question qui porte sur la mésure du champs de la parcelle ARACHIDE n'a pas été renseigné, la collecte était-il encours ou s'agit-il de quoi ? prière de verifier et corriger. Le document légal (titre, acte, certificat etc. ) qui affirme votre possession de la parcelle ARACHIDE est  et semble exister dans les modalités, prière de prendre attache avec le QG pour plus d'explication afin de la classer bien. </w:t>
-        <w:br/>
-        <w:t xml:space="preserve">- La superficie de la parcelle ARACHIDE est de .a Mètre Carré (m^2), elle doit être renseignée et ne doit pas contenir des chiffres de 9999 ou 0. Prière de corriger. La superficie de la parcelle ARACHIDE selon l'exploitant est de .a Mètre Carré (m^2) qui semble élevé ou l'estimation ne semble pas bonne. Prière de corriger. Nous constatons que la question qui porte sur la mésure du champs de la parcelle ARACHIDE n'a pas été renseigné, la collecte était-il encours ou s'agit-il de quoi ? prière de verifier et corriger. Le document légal (titre, acte, certificat etc. ) qui affirme votre possession de la parcelle ARACHIDE est  et semble exister dans les modalités, prière de prendre attache avec le QG pour plus d'explication afin de la classer bien. </w:t>
-        <w:br/>
-        <w:t xml:space="preserve">- La superficie de la parcelle ARACHIDE est de .a Mètre Carré (m^2), elle doit être renseignée et ne doit pas contenir des chiffres de 9999 ou 0. Prière de corriger. La superficie de la parcelle ARACHIDE selon l'exploitant est de .a Mètre Carré (m^2) qui semble élevé ou l'estimation ne semble pas bonne. Prière de corriger. Nous constatons que la question qui porte sur la mésure du champs de la parcelle ARACHIDE n'a pas été renseigné, la collecte était-il encours ou s'agit-il de quoi ? prière de verifier et corriger. Le document légal (titre, acte, certificat etc. ) qui affirme votre possession de la parcelle ARACHIDE est  et semble exister dans les modalités, prière de prendre attache avec le QG pour plus d'explication afin de la classer bien. </w:t>
-        <w:br/>
-        <w:t xml:space="preserve">- La superficie de la parcelle MIL est de .a Mètre Carré (m^2), elle doit être renseignée et ne doit pas contenir des chiffres de 9999 ou 0. Prière de corriger. La superficie de la parcelle MIL selon l'exploitant est de .a Mètre Carré (m^2) qui semble élevé ou l'estimation ne semble pas bonne. Prière de corriger. Incoherence! Le nombre de cultures dans la parcelle MIL est de .a cultures qui semble trop élévé ou non renseigné, prière de corriger. Nous constatons que la question qui porte sur la mésure du champs de la parcelle MIL n'a pas été renseigné, la collecte était-il encours ou s'agit-il de quoi ? prière de verifier et corriger. Le document légal (titre, acte, certificat etc. ) qui affirme votre possession de la parcelle MIL est  et semble exister dans les modalités, prière de prendre attache avec le QG pour plus d'explication afin de la classer bien. </w:t>
-        <w:br/>
-        <w:t xml:space="preserve">- La superficie de la parcelle MIL est de .a Mètre Carré (m^2), elle doit être renseignée et ne doit pas contenir des chiffres de 9999 ou 0. Prière de corriger. La superficie de la parcelle MIL selon l'exploitant est de .a Mètre Carré (m^2) qui semble élevé ou l'estimation ne semble pas bonne. Prière de corriger. Nous constatons que la question qui porte sur la mésure du champs de la parcelle MIL n'a pas été renseigné, la collecte était-il encours ou s'agit-il de quoi ? prière de verifier et corriger. Le document légal (titre, acte, certificat etc. ) qui affirme votre possession de la parcelle MIL est  et semble exister dans les modalités, prière de prendre attache avec le QG pour plus d'explication afin de la classer bien. </w:t>
-        <w:br/>
-        <w:t xml:space="preserve">- La superficie de la parcelle MIL est de .a Mètre Carré (m^2), elle doit être renseignée et ne doit pas contenir des chiffres de 9999 ou 0. Prière de corriger. La superficie de la parcelle MIL selon l'exploitant est de .a Mètre Carré (m^2) qui semble élevé ou l'estimation ne semble pas bonne. Prière de corriger. Nous constatons que la question qui porte sur la mésure du champs de la parcelle MIL n'a pas été renseigné, la collecte était-il encours ou s'agit-il de quoi ? prière de verifier et corriger. Le document légal (titre, acte, certificat etc. ) qui affirme votre possession de la parcelle MIL est  et semble exister dans les modalités, prière de prendre attache avec le QG pour plus d'explication afin de la classer bien. </w:t>
-        <w:br/>
-        <w:t xml:space="preserve">- La superficie de la parcelle MIL est de .a Mètre Carré (m^2), elle doit être renseignée et ne doit pas contenir des chiffres de 9999 ou 0. Prière de corriger. La superficie de la parcelle MIL selon l'exploitant est de .a Mètre Carré (m^2) qui semble élevé ou l'estimation ne semble pas bonne. Prière de corriger. Nous constatons que la question qui porte sur la mésure du champs de la parcelle MIL n'a pas été renseigné, la collecte était-il encours ou s'agit-il de quoi ? prière de verifier et corriger. Le document légal (titre, acte, certificat etc. ) qui affirme votre possession de la parcelle MIL est  et semble exister dans les modalités, prière de prendre attache avec le QG pour plus d'explication afin de la classer bien. </w:t>
-        <w:br/>
-        <w:t xml:space="preserve">- La superficie de la parcelle MIL est de .a Mètre Carré (m^2), elle doit être renseignée et ne doit pas contenir des chiffres de 9999 ou 0. Prière de corriger. La superficie de la parcelle MIL selon l'exploitant est de .a Mètre Carré (m^2) qui semble élevé ou l'estimation ne semble pas bonne. Prière de corriger. Nous constatons que la question qui porte sur la mésure du champs de la parcelle MIL n'a pas été renseigné, la collecte était-il encours ou s'agit-il de quoi ? prière de verifier et corriger. Le document légal (titre, acte, certificat etc. ) qui affirme votre possession de la parcelle MIL est  et semble exister dans les modalités, prière de prendre attache avec le QG pour plus d'explication afin de la classer bien. </w:t>
-        <w:br/>
-        <w:t>- La superficie de la parcelle MIL est de .a Mètre Carré (m^2), elle doit être renseignée et ne doit pas contenir des chiffres de 9999 ou 0. Prière de corriger. La superficie de la parcelle MIL selon l'exploitant est de .a Mètre Carré (m^2) qui semble élevé ou l'estimation ne semble pas bonne. Prière de corriger. Nous constatons que la question qui porte sur la mésure du champs de la parcelle MIL n'a pas été renseigné, la collecte était-il encours ou s'agit-il de quoi ? prière de verifier et corriger. Le document légal (titre, acte, certificat etc. ) qui affirme votre possession de la parcelle MIL est  et semble exister dans les modalités, prière de prendre attache avec le QG pour plus d'explication afin de la classer bien.</w:t>
+        <w:t xml:space="preserve">- La quantité d'utilisation de NPK dans la parcelle ARACHIDE est de 100 Kilogramme et semble élevé, prière de corriger. Le salaire total payé de toutes catégories confondues par le ménage MBAYE NGOM pour la main-d'oeuvre non-familiale sur la parcelle ARACHIDE au cours de la campagne pour la période de préparation du sol (labour) et des semis est de 0 qui semble élevé ou faible. Merci de corriger. Le salaire total payé de toutes catégories confondues par le ménage MBAYE NGOM pour la main-d'oeuvre non-familiale sur la parcelle ARACHIDE au cours de la campagne pour la période d'entretien du sol (sarclage, etc.) est de 0 qui semble élevé ou faible. Merci de corriger. Le salaire total payé de toutes catégories confondues par le ménage MBAYE NGOM pour la main-d'oeuvre non-familiale sur la parcelle ARACHIDE au cours de la campagne pour la période des récoltes est de 0 qui semble élevé ou faible. Merci de corriger. La superficie de la parcelle ARACHIDE selon les mesures GPS est de 9071.69 hectare qui semble élevé ou faible, prière de corriger. Le document légal (titre, acte, certificat etc. ) qui affirme votre possession de la parcelle ARACHIDE est  et semble exister dans les modalités, prière de prendre attache avec le QG pour plus d'explication afin de la classer bien. </w:t>
+        <w:br/>
+        <w:t xml:space="preserve">- La quantité de fumure appliquée dans la parcelle ARACHIDE est de 900 Kg qui semble élevé ou ne sait pas, prière de fournir d'effort pour estimer la quantité afin de corriger. La quantité d'utilisation d'urée dans la parcelle ARACHIDE est de 150 Kilogramme et semble élevé, prière de corriger. La quantité d'utilisation de NPK dans la parcelle ARACHIDE est de 100 Kilogramme et semble élevé, prière de corriger. Le salaire total payé de toutes catégories confondues par le ménage MBAYE NGOM pour la main-d'oeuvre non-familiale sur la parcelle ARACHIDE au cours de la campagne pour la période de préparation du sol (labour) et des semis est de 0 qui semble élevé ou faible. Merci de corriger. Le salaire total payé de toutes catégories confondues par le ménage MBAYE NGOM pour la main-d'oeuvre non-familiale sur la parcelle ARACHIDE au cours de la campagne pour la période d'entretien du sol (sarclage, etc.) est de 0 qui semble élevé ou faible. Merci de corriger. Le salaire total payé de toutes catégories confondues par le ménage MBAYE NGOM pour la main-d'oeuvre non-familiale sur la parcelle ARACHIDE au cours de la campagne pour la période des récoltes est de 0 qui semble élevé ou faible. Merci de corriger. La superficie de la parcelle ARACHIDE selon les mesures GPS est de 5535.15 hectare qui semble élevé ou faible, prière de corriger. Le document légal (titre, acte, certificat etc. ) qui affirme votre possession de la parcelle ARACHIDE est  et semble exister dans les modalités, prière de prendre attache avec le QG pour plus d'explication afin de la classer bien. </w:t>
+        <w:br/>
+        <w:t xml:space="preserve">- La quantité de fumure appliquée dans la parcelle MIL est de 600 Kg qui semble élevé ou ne sait pas, prière de fournir d'effort pour estimer la quantité afin de corriger. Le salaire total payé de toutes catégories confondues par le ménage MBAYE NGOM pour la main-d'oeuvre non-familiale sur la parcelle MIL au cours de la campagne pour la période de préparation du sol (labour) et des semis est de 0 qui semble élevé ou faible. Merci de corriger. Le salaire total payé de toutes catégories confondues par le ménage MBAYE NGOM pour la main-d'oeuvre non-familiale sur la parcelle MIL au cours de la campagne pour la période d'entretien du sol (sarclage, etc.) est de 0 qui semble élevé ou faible. Merci de corriger. Le salaire total payé de toutes catégories confondues par le ménage MBAYE NGOM pour la main-d'oeuvre non-familiale sur la parcelle MIL au cours de la campagne pour la période des récoltes est de 0 qui semble élevé ou faible. Merci de corriger. La superficie de la parcelle MIL selon les mesures GPS est de 4111.94 hectare qui semble élevé ou faible, prière de corriger. Le document légal (titre, acte, certificat etc. ) qui affirme votre possession de la parcelle MIL est  et semble exister dans les modalités, prière de prendre attache avec le QG pour plus d'explication afin de la classer bien. </w:t>
+        <w:br/>
+        <w:t xml:space="preserve">- La superficie de la parcelle MIL selon l'exploitant est de 12494.71 Mètre Carré (m^2) qui semble élevé ou l'estimation ne semble pas bonne. Prière de corriger. Le salaire total payé de toutes catégories confondues par le ménage MBAYE NGOM pour la main-d'oeuvre non-familiale sur la parcelle MIL au cours de la campagne pour la période de préparation du sol (labour) et des semis est de 0 qui semble élevé ou faible. Merci de corriger. Le salaire total payé de toutes catégories confondues par le ménage MBAYE NGOM pour la main-d'oeuvre non-familiale sur la parcelle MIL au cours de la campagne pour la période d'entretien du sol (sarclage, etc.) est de 0 qui semble élevé ou faible. Merci de corriger. Le salaire total payé de toutes catégories confondues par le ménage MBAYE NGOM pour la main-d'oeuvre non-familiale sur la parcelle MIL au cours de la campagne pour la période des récoltes est de 0 qui semble élevé ou faible. Merci de corriger. La superficie de la parcelle MIL selon les mesures GPS est de 12494.71 hectare qui semble élevé ou faible, prière de corriger. Le document légal (titre, acte, certificat etc. ) qui affirme votre possession de la parcelle MIL est  et semble exister dans les modalités, prière de prendre attache avec le QG pour plus d'explication afin de la classer bien. </w:t>
+        <w:br/>
+        <w:t xml:space="preserve">- La superficie de la parcelle MIL selon l'exploitant est de 21052.91 Mètre Carré (m^2) qui semble élevé ou l'estimation ne semble pas bonne. Prière de corriger. Le salaire total payé de toutes catégories confondues par le ménage MBAYE NGOM pour la main-d'oeuvre non-familiale sur la parcelle MIL au cours de la campagne pour la période de préparation du sol (labour) et des semis est de 0 qui semble élevé ou faible. Merci de corriger. Le salaire total payé de toutes catégories confondues par le ménage MBAYE NGOM pour la main-d'oeuvre non-familiale sur la parcelle MIL au cours de la campagne pour la période d'entretien du sol (sarclage, etc.) est de 0 qui semble élevé ou faible. Merci de corriger. Le salaire total payé de toutes catégories confondues par le ménage MBAYE NGOM pour la main-d'oeuvre non-familiale sur la parcelle MIL au cours de la campagne pour la période des récoltes est de 0 qui semble élevé ou faible. Merci de corriger. La superficie de la parcelle MIL selon les mesures GPS est de 21052.91 hectare qui semble élevé ou faible, prière de corriger. Le document légal (titre, acte, certificat etc. ) qui affirme votre possession de la parcelle MIL est  et semble exister dans les modalités, prière de prendre attache avec le QG pour plus d'explication afin de la classer bien. </w:t>
+        <w:br/>
+        <w:t xml:space="preserve">- Le salaire total payé de toutes catégories confondues par le ménage MBAYE NGOM pour la main-d'oeuvre non-familiale sur la parcelle ARACHIDE au cours de la campagne pour la période de préparation du sol (labour) et des semis est de 0 qui semble élevé ou faible. Merci de corriger. Le salaire total payé de toutes catégories confondues par le ménage MBAYE NGOM pour la main-d'oeuvre non-familiale sur la parcelle ARACHIDE au cours de la campagne pour la période d'entretien du sol (sarclage, etc.) est de 0 qui semble élevé ou faible. Merci de corriger. Le salaire total payé de toutes catégories confondues par le ménage MBAYE NGOM pour la main-d'oeuvre non-familiale sur la parcelle ARACHIDE au cours de la campagne pour la période des récoltes est de 0 qui semble élevé ou faible. Merci de corriger. La superficie de la parcelle ARACHIDE selon les mesures GPS est de 4893.96 hectare qui semble élevé ou faible, prière de corriger. Le document légal (titre, acte, certificat etc. ) qui affirme votre possession de la parcelle ARACHIDE est  et semble exister dans les modalités, prière de prendre attache avec le QG pour plus d'explication afin de la classer bien. </w:t>
+        <w:br/>
+        <w:t xml:space="preserve">- Le salaire total payé de toutes catégories confondues par le ménage MBAYE NGOM pour la main-d'oeuvre non-familiale sur la parcelle ARACHIDE au cours de la campagne pour la période de préparation du sol (labour) et des semis est de 0 qui semble élevé ou faible. Merci de corriger. Le salaire total payé de toutes catégories confondues par le ménage MBAYE NGOM pour la main-d'oeuvre non-familiale sur la parcelle ARACHIDE au cours de la campagne pour la période des récoltes est de 0 qui semble élevé ou faible. Merci de corriger. La superficie de la parcelle ARACHIDE selon les mesures GPS est de 5071.35 hectare qui semble élevé ou faible, prière de corriger. Le document légal (titre, acte, certificat etc. ) qui affirme votre possession de la parcelle ARACHIDE est  et semble exister dans les modalités, prière de prendre attache avec le QG pour plus d'explication afin de la classer bien. </w:t>
+        <w:br/>
+        <w:t>- Le salaire total payé de toutes catégories confondues par le ménage MBAYE NGOM pour la main-d'oeuvre non-familiale sur la parcelle MIL au cours de la campagne pour la période de préparation du sol (labour) et des semis est de 0 qui semble élevé ou faible. Merci de corriger. Le salaire total payé de toutes catégories confondues par le ménage MBAYE NGOM pour la main-d'oeuvre non-familiale sur la parcelle MIL au cours de la campagne pour la période d'entretien du sol (sarclage, etc.) est de 0 qui semble élevé ou faible. Merci de corriger. Le salaire total payé de toutes catégories confondues par le ménage MBAYE NGOM pour la main-d'oeuvre non-familiale sur la parcelle MIL au cours de la campagne pour la période des récoltes est de 0 qui semble élevé ou faible. Merci de corriger. La superficie de la parcelle MIL selon les mesures GPS est de 7211.82 hectare qui semble élevé ou faible, prière de corriger. Le document légal (titre, acte, certificat etc. ) qui affirme votre possession de la parcelle MIL est  et semble exister dans les modalités, prière de prendre attache avec le QG pour plus d'explication afin de la classer bien.</w:t>
       </w:r>
     </w:p>
     <w:p>
@@ -1833,7 +2712,7 @@
           <w:color w:val="4672C4"/>
           <w:sz w:val="22"/>
         </w:rPr>
-        <w:t>&gt;&gt; Section16b - Couts des intrants agricoles</w:t>
+        <w:t>&gt;&gt; Section16c - Cultures</w:t>
       </w:r>
     </w:p>
     <w:p>
@@ -1844,17 +2723,19 @@
         <w:rPr>
           <w:sz w:val="20"/>
         </w:rPr>
-        <w:t xml:space="preserve">- Quantité totale de [INTRANT] utilisée trop élevé, veuillez vérifier. </w:t>
-        <w:br/>
-        <w:t xml:space="preserve">- Quantité totale de [INTRANT] utilisée trop élevé, veuillez vérifier. </w:t>
-        <w:br/>
-        <w:t xml:space="preserve">- Quantité totale de [INTRANT] utilisée trop élevé, veuillez vérifier. </w:t>
-        <w:br/>
-        <w:t xml:space="preserve">- Quantité totale de [INTRANT] utilisée trop élevé, veuillez vérifier. </w:t>
-        <w:br/>
-        <w:t xml:space="preserve">- Quantité totale de [INTRANT] utilisée trop élevé, veuillez vérifier. </w:t>
-        <w:br/>
-        <w:t>- Quantité totale de [INTRANT] utilisée trop élevé, veuillez vérifier.</w:t>
+        <w:t xml:space="preserve">- La quantité estimée en Kg est incorrecte (Exemple : si le ménage a eu 10 sacs de 100kg = 10*100=1000kg), prière de corriger merci. </w:t>
+        <w:br/>
+        <w:t xml:space="preserve">- La quantité estimée en Kg est incorrecte (Exemple : si le ménage a eu 10 sacs de 100kg = 10*100=1000kg), prière de corriger merci. </w:t>
+        <w:br/>
+        <w:t xml:space="preserve">- La quantité estimée en Kg est incorrecte (Exemple : si le ménage a eu 10 sacs de 100kg = 10*100=1000kg), prière de corriger merci. </w:t>
+        <w:br/>
+        <w:t xml:space="preserve">- La quantité estimée en Kg est incorrecte (Exemple : si le ménage a eu 10 sacs de 100kg = 10*100=1000kg), prière de corriger merci. </w:t>
+        <w:br/>
+        <w:t xml:space="preserve">- La quantité estimée en Kg est incorrecte (Exemple : si le ménage a eu 10 sacs de 100kg = 10*100=1000kg), prière de corriger merci. </w:t>
+        <w:br/>
+        <w:t xml:space="preserve">- La quantité estimée en Kg est incorrecte (Exemple : si le ménage a eu 10 sacs de 100kg = 10*100=1000kg), prière de corriger merci. </w:t>
+        <w:br/>
+        <w:t>- La quantité estimée en Kg est incorrecte (Exemple : si le ménage a eu 10 sacs de 100kg = 10*100=1000kg), prière de corriger merci.</w:t>
       </w:r>
     </w:p>
     <w:p>
@@ -1864,7 +2745,7 @@
           <w:color w:val="4672C4"/>
           <w:sz w:val="22"/>
         </w:rPr>
-        <w:t>&gt;&gt; Section17 - Elevage</w:t>
+        <w:t>&gt;&gt; Section16d - Utilisation de la production</w:t>
       </w:r>
     </w:p>
     <w:p>
@@ -1875,7 +2756,17 @@
         <w:rPr>
           <w:sz w:val="20"/>
         </w:rPr>
-        <w:t>- Avertissement! Le prix de vente (1000000 Fcfa) d'un Bovin est trop petit ou élevé . Veuillez confirmer ces informations avec le QG ou apporter les corrections nécessaires.</w:t>
+        <w:t xml:space="preserve">- || </w:t>
+        <w:br/>
+        <w:t xml:space="preserve">- </w:t>
+        <w:br/>
+        <w:t xml:space="preserve">- </w:t>
+        <w:br/>
+        <w:t xml:space="preserve">- </w:t>
+        <w:br/>
+        <w:t xml:space="preserve">- </w:t>
+        <w:br/>
+        <w:t>-  ||</w:t>
       </w:r>
     </w:p>
     <w:p>
@@ -1885,6 +2776,27 @@
           <w:color w:val="4672C4"/>
           <w:sz w:val="22"/>
         </w:rPr>
+        <w:t>&gt;&gt; Section17 - Elevage</w:t>
+      </w:r>
+    </w:p>
+    <w:p>
+      <w:pPr>
+        <w:ind w:left="283"/>
+      </w:pPr>
+      <w:r>
+        <w:rPr>
+          <w:sz w:val="20"/>
+        </w:rPr>
+        <w:t>- Avertissement! Le prix de vente (1000000 Fcfa) d'un Bovin est trop petit ou élevé . Veuillez confirmer ces informations avec le QG ou apporter les corrections nécessaires.</w:t>
+      </w:r>
+    </w:p>
+    <w:p>
+      <w:r>
+        <w:rPr>
+          <w:b/>
+          <w:color w:val="4672C4"/>
+          <w:sz w:val="22"/>
+        </w:rPr>
         <w:t>&gt;&gt; Section19 - Equipements agricoles</w:t>
       </w:r>
     </w:p>
@@ -1896,15 +2808,654 @@
         <w:rPr>
           <w:sz w:val="20"/>
         </w:rPr>
-        <w:t xml:space="preserve">- Prière de renseigner toutes les questions de la section 19, prière de prendre Non (s19q03) au cas ou le ménage ne possède cet article au lieu de laisser le champs non renseigner. </w:t>
-        <w:br/>
-        <w:t xml:space="preserve">- Prière de renseigner toutes les questions de la section 19, prière de prendre Non (s19q03) au cas ou le ménage ne possède cet article au lieu de laisser le champs non renseigner. </w:t>
-        <w:br/>
-        <w:t xml:space="preserve">- Prière de renseigner toutes les questions de la section 19, prière de prendre Non (s19q03) au cas ou le ménage ne possède cet article au lieu de laisser le champs non renseigner. </w:t>
-        <w:br/>
-        <w:t xml:space="preserve">- Prière de renseigner toutes les questions de la section 19, prière de prendre Non (s19q03) au cas ou le ménage ne possède cet article au lieu de laisser le champs non renseigner. </w:t>
-        <w:br/>
-        <w:t>- Prière de renseigner toutes les questions de la section 19, prière de prendre Non (s19q03) au cas ou le ménage ne possède cet article au lieu de laisser le champs non renseigner.</w:t>
+        <w:t xml:space="preserve">- Avertissement!! Le prix d'achat (140000 FCFA) de Charrettes est inférieur aux prix de revente (150000 FCFA), prière de verifier et corriger ou confirmer l'information avec le QG. </w:t>
+        <w:br/>
+        <w:t>- Avertissement!! Le prix d'achat (250000 FCFA) de Animaux de labour est inférieur aux prix de revente (260000 FCFA), prière de verifier et corriger ou confirmer l'information avec le QG.</w:t>
+      </w:r>
+    </w:p>
+    <w:p>
+      <w:r>
+        <w:t>________________________________________________________________________________</w:t>
+      </w:r>
+    </w:p>
+    <w:p>
+      <w:pPr>
+        <w:pStyle w:val="Heading2"/>
+      </w:pPr>
+      <w:r>
+        <w:t>Menage 5</w:t>
+      </w:r>
+    </w:p>
+    <w:tbl>
+      <w:tblPr>
+        <w:tblStyle w:val="TableGrid"/>
+        <w:tblW w:type="auto" w:w="0"/>
+        <w:tblLook w:firstColumn="1" w:firstRow="1" w:lastColumn="0" w:lastRow="0" w:noHBand="0" w:noVBand="1" w:val="04A0"/>
+      </w:tblPr>
+      <w:tblGrid>
+        <w:gridCol w:w="1662"/>
+        <w:gridCol w:w="1662"/>
+        <w:gridCol w:w="1662"/>
+        <w:gridCol w:w="1662"/>
+        <w:gridCol w:w="1662"/>
+        <w:gridCol w:w="1662"/>
+      </w:tblGrid>
+      <w:tr>
+        <w:tc>
+          <w:tcPr>
+            <w:tcW w:type="dxa" w:w="1662"/>
+            <w:shd w:fill="5B9BD5"/>
+          </w:tcPr>
+          <w:p>
+            <w:r>
+              <w:rPr>
+                <w:b/>
+                <w:color w:val="FFFFFF"/>
+                <w:sz w:val="16"/>
+              </w:rPr>
+              <w:t>Interview Key</w:t>
+            </w:r>
+          </w:p>
+        </w:tc>
+        <w:tc>
+          <w:tcPr>
+            <w:tcW w:type="dxa" w:w="1662"/>
+            <w:shd w:fill="5B9BD5"/>
+          </w:tcPr>
+          <w:p>
+            <w:r>
+              <w:rPr>
+                <w:b/>
+                <w:color w:val="FFFFFF"/>
+                <w:sz w:val="16"/>
+              </w:rPr>
+              <w:t>Interview ID</w:t>
+            </w:r>
+          </w:p>
+        </w:tc>
+        <w:tc>
+          <w:tcPr>
+            <w:tcW w:type="dxa" w:w="1662"/>
+            <w:shd w:fill="5B9BD5"/>
+          </w:tcPr>
+          <w:p>
+            <w:r>
+              <w:rPr>
+                <w:b/>
+                <w:color w:val="FFFFFF"/>
+                <w:sz w:val="16"/>
+              </w:rPr>
+              <w:t>ID Agent</w:t>
+            </w:r>
+          </w:p>
+        </w:tc>
+        <w:tc>
+          <w:tcPr>
+            <w:tcW w:type="dxa" w:w="1662"/>
+            <w:shd w:fill="5B9BD5"/>
+          </w:tcPr>
+          <w:p>
+            <w:r>
+              <w:rPr>
+                <w:b/>
+                <w:color w:val="FFFFFF"/>
+                <w:sz w:val="16"/>
+              </w:rPr>
+              <w:t>ID Equipe</w:t>
+            </w:r>
+          </w:p>
+        </w:tc>
+        <w:tc>
+          <w:tcPr>
+            <w:tcW w:type="dxa" w:w="1662"/>
+            <w:shd w:fill="5B9BD5"/>
+          </w:tcPr>
+          <w:p>
+            <w:r>
+              <w:rPr>
+                <w:b/>
+                <w:color w:val="FFFFFF"/>
+                <w:sz w:val="16"/>
+              </w:rPr>
+              <w:t>Agent</w:t>
+            </w:r>
+          </w:p>
+        </w:tc>
+        <w:tc>
+          <w:tcPr>
+            <w:tcW w:type="dxa" w:w="1662"/>
+            <w:shd w:fill="5B9BD5"/>
+          </w:tcPr>
+          <w:p>
+            <w:r>
+              <w:rPr>
+                <w:b/>
+                <w:color w:val="FFFFFF"/>
+                <w:sz w:val="16"/>
+              </w:rPr>
+              <w:t>Chef d'equipe</w:t>
+            </w:r>
+          </w:p>
+        </w:tc>
+      </w:tr>
+      <w:tr>
+        <w:tc>
+          <w:tcPr>
+            <w:tcW w:type="dxa" w:w="1662"/>
+          </w:tcPr>
+          <w:p>
+            <w:r>
+              <w:rPr>
+                <w:sz w:val="14"/>
+              </w:rPr>
+              <w:t>26-86-13-87</w:t>
+            </w:r>
+          </w:p>
+        </w:tc>
+        <w:tc>
+          <w:tcPr>
+            <w:tcW w:type="dxa" w:w="1662"/>
+          </w:tcPr>
+          <w:p>
+            <w:r>
+              <w:rPr>
+                <w:sz w:val="14"/>
+              </w:rPr>
+              <w:t>6f9cb4341483432c8199654e432e0e88</w:t>
+            </w:r>
+          </w:p>
+        </w:tc>
+        <w:tc>
+          <w:tcPr>
+            <w:tcW w:type="dxa" w:w="1662"/>
+          </w:tcPr>
+          <w:p>
+            <w:r>
+              <w:rPr>
+                <w:sz w:val="14"/>
+              </w:rPr>
+              <w:t>EQ11_enq1</w:t>
+            </w:r>
+          </w:p>
+        </w:tc>
+        <w:tc>
+          <w:tcPr>
+            <w:tcW w:type="dxa" w:w="1662"/>
+          </w:tcPr>
+          <w:p>
+            <w:r>
+              <w:rPr>
+                <w:sz w:val="14"/>
+              </w:rPr>
+              <w:t>Equipe11</w:t>
+            </w:r>
+          </w:p>
+        </w:tc>
+        <w:tc>
+          <w:tcPr>
+            <w:tcW w:type="dxa" w:w="1662"/>
+          </w:tcPr>
+          <w:p>
+            <w:r>
+              <w:rPr>
+                <w:sz w:val="14"/>
+              </w:rPr>
+              <w:t>Mouhamadou Bassirou MANGANE</w:t>
+            </w:r>
+          </w:p>
+        </w:tc>
+        <w:tc>
+          <w:tcPr>
+            <w:tcW w:type="dxa" w:w="1662"/>
+          </w:tcPr>
+          <w:p>
+            <w:r>
+              <w:rPr>
+                <w:sz w:val="14"/>
+              </w:rPr>
+              <w:t>Fatou Gnongue FAYE</w:t>
+            </w:r>
+          </w:p>
+        </w:tc>
+      </w:tr>
+    </w:tbl>
+    <w:p/>
+    <w:tbl>
+      <w:tblPr>
+        <w:tblStyle w:val="TableGrid"/>
+        <w:tblW w:type="auto" w:w="0"/>
+        <w:tblLook w:firstColumn="1" w:firstRow="1" w:lastColumn="0" w:lastRow="0" w:noHBand="0" w:noVBand="1" w:val="04A0"/>
+      </w:tblPr>
+      <w:tblGrid>
+        <w:gridCol w:w="3324"/>
+        <w:gridCol w:w="3324"/>
+        <w:gridCol w:w="3324"/>
+      </w:tblGrid>
+      <w:tr>
+        <w:tc>
+          <w:tcPr>
+            <w:tcW w:type="dxa" w:w="3324"/>
+            <w:shd w:fill="70AD47"/>
+          </w:tcPr>
+          <w:p>
+            <w:r>
+              <w:rPr>
+                <w:b/>
+                <w:color w:val="FFFFFF"/>
+                <w:sz w:val="18"/>
+              </w:rPr>
+              <w:t>Chef de Menage</w:t>
+            </w:r>
+          </w:p>
+        </w:tc>
+        <w:tc>
+          <w:tcPr>
+            <w:tcW w:type="dxa" w:w="3324"/>
+            <w:shd w:fill="70AD47"/>
+          </w:tcPr>
+          <w:p>
+            <w:r>
+              <w:rPr>
+                <w:b/>
+                <w:color w:val="FFFFFF"/>
+                <w:sz w:val="18"/>
+              </w:rPr>
+              <w:t>Quartier/Village (s00q05)</w:t>
+            </w:r>
+          </w:p>
+        </w:tc>
+        <w:tc>
+          <w:tcPr>
+            <w:tcW w:type="dxa" w:w="3324"/>
+            <w:shd w:fill="70AD47"/>
+          </w:tcPr>
+          <w:p>
+            <w:r>
+              <w:rPr>
+                <w:b/>
+                <w:color w:val="FFFFFF"/>
+                <w:sz w:val="18"/>
+              </w:rPr>
+              <w:t>Localisation GPS</w:t>
+            </w:r>
+          </w:p>
+        </w:tc>
+      </w:tr>
+      <w:tr>
+        <w:tc>
+          <w:tcPr>
+            <w:tcW w:type="dxa" w:w="3324"/>
+          </w:tcPr>
+          <w:p>
+            <w:r>
+              <w:rPr>
+                <w:sz w:val="18"/>
+              </w:rPr>
+              <w:t>NDEYE FATOU NGOM</w:t>
+            </w:r>
+          </w:p>
+        </w:tc>
+        <w:tc>
+          <w:tcPr>
+            <w:tcW w:type="dxa" w:w="3324"/>
+          </w:tcPr>
+          <w:p>
+            <w:r>
+              <w:rPr>
+                <w:sz w:val="18"/>
+              </w:rPr>
+              <w:t>N/A</w:t>
+            </w:r>
+          </w:p>
+        </w:tc>
+        <w:tc>
+          <w:tcPr>
+            <w:tcW w:type="dxa" w:w="3324"/>
+          </w:tcPr>
+          <w:p>
+            <w:r/>
+            <w:hyperlink r:id="rId12">
+              <w:r>
+                <w:rPr>
+                  <w:color w:val="0563C1"/>
+                  <w:u w:val="single"/>
+                </w:rPr>
+                <w:t>H5 NGOKOLY</w:t>
+              </w:r>
+            </w:hyperlink>
+          </w:p>
+        </w:tc>
+      </w:tr>
+    </w:tbl>
+    <w:p/>
+    <w:p>
+      <w:r>
+        <w:rPr>
+          <w:b/>
+          <w:color w:val="4672C4"/>
+          <w:sz w:val="22"/>
+        </w:rPr>
+        <w:t>&gt;&gt; Section1 - Caracteristiques des membres</w:t>
+      </w:r>
+    </w:p>
+    <w:p>
+      <w:pPr>
+        <w:ind w:left="283"/>
+      </w:pPr>
+      <w:r>
+        <w:rPr>
+          <w:sz w:val="20"/>
+        </w:rPr>
+        <w:t xml:space="preserve">- Avertissement!!!  MAREME YADE  ne possède pas le téléphone android, n'utilise régulièrement pas un téléphone appartenant à une autre personne mais a accès à l'internet, merci de confirmer cette information avec le QG. </w:t>
+        <w:br/>
+        <w:t>-  Avertissement!!!  NDEYE DIOUMA YADE  ne possède pas le téléphone android, n'utilise régulièrement pas un téléphone appartenant à une autre personne mais a accès à l'internet, merci de confirmer cette information avec le QG.</w:t>
+      </w:r>
+    </w:p>
+    <w:p>
+      <w:r>
+        <w:rPr>
+          <w:b/>
+          <w:color w:val="4672C4"/>
+          <w:sz w:val="22"/>
+        </w:rPr>
+        <w:t>&gt;&gt; Section2 - Education</w:t>
+      </w:r>
+    </w:p>
+    <w:p>
+      <w:pPr>
+        <w:ind w:left="283"/>
+      </w:pPr>
+      <w:r>
+        <w:rPr>
+          <w:sz w:val="20"/>
+        </w:rPr>
+        <w:t xml:space="preserve">- Peu probable! ABDOULAYE YADE  n'arrive pas  à comprendre un petit texte lu dans une langue locale (s02q03). Veuillez corriger ou donner des explications au QG. Peu probable! ABDOULAYE YADE  ne sait ni lire, ni écrire, ni comprendre dans aucune des langues  (s02q01,s02q02,s02q03). Veuillez corriger ou donner des explications au QG. </w:t>
+        <w:br/>
+        <w:t xml:space="preserve">- Peu probable! AÏSSATA YADE  n'arrive pas  à comprendre un petit texte lu dans une langue locale (s02q03). Veuillez corriger ou donner des explications au QG. </w:t>
+        <w:br/>
+        <w:t xml:space="preserve">- Peu probable! FALLOU YADE  n'arrive pas  à comprendre un petit texte lu dans une langue locale (s02q03). Veuillez corriger ou donner des explications au QG. Peu probable! FALLOU YADE  ne sait ni lire, ni écrire, ni comprendre dans aucune des langues  (s02q01,s02q02,s02q03). Veuillez corriger ou donner des explications au QG. </w:t>
+        <w:br/>
+        <w:t xml:space="preserve">- Peu probable! GORA YADE  n'arrive pas  à comprendre un petit texte lu dans une langue locale (s02q03). Veuillez corriger ou donner des explications au QG. </w:t>
+        <w:br/>
+        <w:t xml:space="preserve">- Peu probable! IBRAHIMA YADE  n'arrive pas  à comprendre un petit texte lu dans une langue locale (s02q03). Veuillez corriger ou donner des explications au QG. Peu probable! IBRAHIMA YADE  ne sait ni lire, ni écrire, ni comprendre dans aucune des langues  (s02q01,s02q02,s02q03). Veuillez corriger ou donner des explications au QG. </w:t>
+        <w:br/>
+        <w:t xml:space="preserve">- Peu probable! MAREME FAYE  n'arrive pas  à comprendre un petit texte lu dans une langue locale (s02q03). Veuillez corriger ou donner des explications au QG. </w:t>
+        <w:br/>
+        <w:t xml:space="preserve">- Peu probable! MAREME YADE  n'arrive pas  à comprendre un petit texte lu dans une langue locale (s02q03). Veuillez corriger ou donner des explications au QG. </w:t>
+        <w:br/>
+        <w:t xml:space="preserve">- Peu probable! NDEYE DIOUMA YADE  n'arrive pas  à comprendre un petit texte lu dans une langue locale (s02q03). Veuillez corriger ou donner des explications au QG. Peu probable! NDEYE DIOUMA YADE  ne sait ni lire, ni écrire, ni comprendre dans aucune des langues  (s02q01,s02q02,s02q03). Veuillez corriger ou donner des explications au QG. </w:t>
+        <w:br/>
+        <w:t xml:space="preserve">- Peu probable! NDEYE FATOU NGOM  n'arrive pas  à comprendre un petit texte lu dans une langue locale (s02q03). Veuillez corriger ou donner des explications au QG. Peu probable! NDEYE FATOU NGOM  ne sait ni lire, ni écrire, ni comprendre dans aucune des langues  (s02q01,s02q02,s02q03). Veuillez corriger ou donner des explications au QG. </w:t>
+        <w:br/>
+        <w:t xml:space="preserve">- Peu probable! SALIOU YADE  n'arrive pas  à comprendre un petit texte lu dans une langue locale (s02q03). Veuillez corriger ou donner des explications au QG. Peu probable! SALIOU YADE  ne sait ni lire, ni écrire, ni comprendre dans aucune des langues  (s02q01,s02q02,s02q03). Veuillez corriger ou donner des explications au QG. </w:t>
+        <w:br/>
+        <w:t xml:space="preserve">- Peu probable! SOKHNA NDOUR  n'arrive pas  à comprendre un petit texte lu dans une langue locale (s02q03). Veuillez corriger ou donner des explications au QG. Peu probable! SOKHNA NDOUR  ne sait ni lire, ni écrire, ni comprendre dans aucune des langues  (s02q01,s02q02,s02q03). Veuillez corriger ou donner des explications au QG. La raison principale que SOKHNA NDOUR n'a pas fait des études dans une école formelle est AGE AVANCÉ et semble exister dans les modalités, prière de prendre attache avec le QG pour plus d'explication afin de la classer bien. </w:t>
+        <w:br/>
+        <w:t>- Peu probable! SOKHNA YADE  n'arrive pas  à comprendre un petit texte lu dans une langue locale (s02q03). Veuillez corriger ou donner des explications au QG. Peu probable! SOKHNA YADE  ne sait ni lire, ni écrire, ni comprendre dans aucune des langues  (s02q01,s02q02,s02q03). Veuillez corriger ou donner des explications au QG.</w:t>
+      </w:r>
+    </w:p>
+    <w:p>
+      <w:r>
+        <w:rPr>
+          <w:b/>
+          <w:color w:val="4672C4"/>
+          <w:sz w:val="22"/>
+        </w:rPr>
+        <w:t>&gt;&gt; Section3 - Sante</w:t>
+      </w:r>
+    </w:p>
+    <w:p>
+      <w:pPr>
+        <w:ind w:left="283"/>
+      </w:pPr>
+      <w:r>
+        <w:rPr>
+          <w:sz w:val="20"/>
+        </w:rPr>
+        <w:t>- Le montant(30000 FCFA) des dépenses pour chaque visite prénatale de AÏSSATA YADE semble faible (voir nul) ou élevé, prière de corriger.</w:t>
+      </w:r>
+    </w:p>
+    <w:p>
+      <w:r>
+        <w:rPr>
+          <w:b/>
+          <w:color w:val="4672C4"/>
+          <w:sz w:val="22"/>
+        </w:rPr>
+        <w:t>&gt;&gt; Section4a - Emploi</w:t>
+      </w:r>
+    </w:p>
+    <w:p>
+      <w:pPr>
+        <w:ind w:left="283"/>
+      </w:pPr>
+      <w:r>
+        <w:rPr>
+          <w:sz w:val="20"/>
+        </w:rPr>
+        <w:t xml:space="preserve">- Avertissement! Nombre d'heure que MAREME FAYE a consacré à son emploi au cours des 7 derniers jours est trop faible, veuillez revoir s'il vous plait ou confirmer cette information avec QG. </w:t>
+        <w:br/>
+        <w:t>- Avertissement! SOKHNA NDOUR travaille principalement dans l'agriculture ou élevage ou pêche et le secteur institutionnel déclaré semble  incohérent, prière de corriger ou confirmer avec le QG.</w:t>
+      </w:r>
+    </w:p>
+    <w:p>
+      <w:r>
+        <w:rPr>
+          <w:b/>
+          <w:color w:val="4672C4"/>
+          <w:sz w:val="22"/>
+        </w:rPr>
+        <w:t>&gt;&gt; Section4b - Emploi - Activite principale</w:t>
+      </w:r>
+    </w:p>
+    <w:p>
+      <w:pPr>
+        <w:ind w:left="283"/>
+      </w:pPr>
+      <w:r>
+        <w:rPr>
+          <w:sz w:val="20"/>
+        </w:rPr>
+        <w:t xml:space="preserve">- || </w:t>
+        <w:br/>
+        <w:t xml:space="preserve">- Avertissement!!! IBRAHIMA YADE enquêté dans l'emploi principale n'a pas declaré son salaire prière de fournir plus d'effort pour lui demander son salire, vous pouvez utiliser des stratégies pour faire une estimation ou demander des conseils au QG. Avertissement!!! IBRAHIMA YADE enquêté dans l'emploi principale n'a pas declaré son revenu prière de fournir plus d'effort pour lui demander son revenu, vous pouvez utiliser des stratégies pour faire une estimation ou demander des conseils au QG. Avertissement!!! IBRAHIMA YADE est un Instituteurs, enseignement primaire qui travaille dans Entreprise Privée et a declaré comme catégorie socioprofessionnelle Stagière ou Apprenti rénuméré , prière de vérifier cette information de catégorie socioprofessionnelle auprès de l'enquêté (e) ou confirmer avec le QG. </w:t>
+        <w:br/>
+        <w:t>- Avertissement!!! NDEYE DIOUMA YADE est un Professeurs, enseignement secondaire qui travaille dans Entreprise Privée et a declaré comme catégorie socioprofessionnelle Stagiaire ou  Apprenti non rénuméré , prière de vérifier cette information de catégorie socioprofessionnelle auprès de l'enquêté (e) ou confirmer avec le QG.</w:t>
+      </w:r>
+    </w:p>
+    <w:p>
+      <w:r>
+        <w:rPr>
+          <w:b/>
+          <w:color w:val="4672C4"/>
+          <w:sz w:val="22"/>
+        </w:rPr>
+        <w:t>&gt;&gt; Section7b - Consommation alimentaire - 7 jours</w:t>
+      </w:r>
+    </w:p>
+    <w:p>
+      <w:pPr>
+        <w:ind w:left="283"/>
+      </w:pPr>
+      <w:r>
+        <w:rPr>
+          <w:sz w:val="20"/>
+        </w:rPr>
+        <w:t>- Attention ! Le prix unitaire d'achat (33.33333 Fcfa) de Choux en Morceau (Portion) (Petit) est relativement faible par rapport aux autres prix observés dans cette zone. Prière de corriger ou de confirmer avec le QG. Attention ! Soupçons de quantité anormale! Le ménage de NDEYE FATOU NGOM avec une taille de 14 personnes a consommé 10 Sachets en Petit de Feuilles de patate qui est relativement élevé comme consommation par rapport à la condition de vie des autres ménages de même taille dans cette zone. Prière de corriger ou de confirmer avec le QG. Avertissement!! La quantité (3.75 litre) du produit Huile d'arachide (Segal) Artisanale consommée  par le ménage semble très élevé, prière de corriger ou confirmer avec le QG. Incohérence!! Dans ce ménage, chaque individus consomme par jour 28.36653 Kg  de cereale; Prière de revoir les quantités prises de ces produits. Incohérence!! Dans ce ménage, chaque individus consomme par jour 28.36653 Kg  de cereale; Prière de revoir les quantités prises de ces produits. Le prix d'achat unitaire (120 Fcfa) de Sucre en poudre  en Kg de taille  taille unique  est très faible, prière de regarder les reponses prises dans les questions s07bq07a s07bq07b s07bq07c s07bq08 pour mieux corriger. Attention ! Le prix unitaire d'achat (120 Fcfa) de Sucre en poudre  en Kg (taille unique) est relativement faible par rapport aux autres prix observés dans cette zone. Prière de corriger ou de confirmer avec le QG.</w:t>
+      </w:r>
+    </w:p>
+    <w:p>
+      <w:r>
+        <w:rPr>
+          <w:b/>
+          <w:color w:val="4672C4"/>
+          <w:sz w:val="22"/>
+        </w:rPr>
+        <w:t>&gt;&gt; Section9b - Depenses non-alimentaires - 7 jours</w:t>
+      </w:r>
+    </w:p>
+    <w:p>
+      <w:pPr>
+        <w:ind w:left="283"/>
+      </w:pPr>
+      <w:r>
+        <w:rPr>
+          <w:sz w:val="20"/>
+        </w:rPr>
+        <w:t>- Il est difficile d'avoir un ménage qui n'a effectué aucune des dépenses mentionnées au cours de 7 derniers jours, prière de revoir la section 9B pour ce ménage.</w:t>
+      </w:r>
+    </w:p>
+    <w:p>
+      <w:r>
+        <w:rPr>
+          <w:b/>
+          <w:color w:val="4672C4"/>
+          <w:sz w:val="22"/>
+        </w:rPr>
+        <w:t>&gt;&gt; Section9c - Depenses non-alimentaires - 30 jours</w:t>
+      </w:r>
+    </w:p>
+    <w:p>
+      <w:pPr>
+        <w:ind w:left="283"/>
+      </w:pPr>
+      <w:r>
+        <w:rPr>
+          <w:sz w:val="20"/>
+        </w:rPr>
+        <w:t xml:space="preserve">- La dernière fois que vous avez acheté Allumettes est Entreprise dans la maison et semble exister dans les modalités, prière de prendre attache avec le QG pour plus d'explication afin de la classer bien. </w:t>
+        <w:br/>
+        <w:t>-  La dernière fois que vous avez acheté Bois de chauffe ramassé/coupé (estimer la valeur) est RAMASSER DANS LA BROUSSE et semble exister dans les modalités, prière de prendre attache avec le QG pour plus d'explication afin de la classer bien.</w:t>
+      </w:r>
+    </w:p>
+    <w:p>
+      <w:r>
+        <w:rPr>
+          <w:b/>
+          <w:color w:val="4672C4"/>
+          <w:sz w:val="22"/>
+        </w:rPr>
+        <w:t>&gt;&gt; Section10b - caracteristiques entreprise non agricole</w:t>
+      </w:r>
+    </w:p>
+    <w:p>
+      <w:pPr>
+        <w:ind w:left="283"/>
+      </w:pPr>
+      <w:r>
+        <w:rPr>
+          <w:sz w:val="20"/>
+        </w:rPr>
+        <w:t>- Le montant dépensé de L'entreprise TABAC,SUCRE,THÉ pour l'achat de ces marchandises revendues en état, sans transformation ne peut être supérieur aux montants obtenus sur la revente de marchandises achetées et revendues en état au cours des 30 derniers jours ou durant le dernier mois où l'entreprise a fonctionné (s10q47 &gt; s10q46), prière de corriger.</w:t>
+      </w:r>
+    </w:p>
+    <w:p>
+      <w:r>
+        <w:rPr>
+          <w:b/>
+          <w:color w:val="4672C4"/>
+          <w:sz w:val="22"/>
+        </w:rPr>
+        <w:t>&gt;&gt; Section11 - Caracteristiques logement</w:t>
+      </w:r>
+    </w:p>
+    <w:p>
+      <w:pPr>
+        <w:ind w:left="283"/>
+      </w:pPr>
+      <w:r>
+        <w:rPr>
+          <w:sz w:val="20"/>
+        </w:rPr>
+        <w:t>- Le montant (FCFA) du loyer mensuel payé pour un logement comme le votre dans ce village/quartier est trop élevé, Veuillez s'il vous plaît corriger cette information.</w:t>
+      </w:r>
+    </w:p>
+    <w:p>
+      <w:r>
+        <w:rPr>
+          <w:b/>
+          <w:color w:val="4672C4"/>
+          <w:sz w:val="22"/>
+        </w:rPr>
+        <w:t>&gt;&gt; Section14 - Chocs</w:t>
+      </w:r>
+    </w:p>
+    <w:p>
+      <w:pPr>
+        <w:ind w:left="283"/>
+      </w:pPr>
+      <w:r>
+        <w:rPr>
+          <w:sz w:val="20"/>
+        </w:rPr>
+        <w:t>- Avertissement!! Le ménage n'a été négativement affecté par aucun des problèmes donnés dans la section 14. Confirmez vous cette information avec le QG?</w:t>
+      </w:r>
+    </w:p>
+    <w:p>
+      <w:r>
+        <w:rPr>
+          <w:b/>
+          <w:color w:val="4672C4"/>
+          <w:sz w:val="22"/>
+        </w:rPr>
+        <w:t>&gt;&gt; Section16a - Champs et parcelles</w:t>
+      </w:r>
+    </w:p>
+    <w:p>
+      <w:pPr>
+        <w:ind w:left="283"/>
+      </w:pPr>
+      <w:r>
+        <w:rPr>
+          <w:sz w:val="20"/>
+        </w:rPr>
+        <w:t xml:space="preserve">- La superficie de la parcelle MIL selon l'exploitant est de 43317 Mètre Carré (m^2) qui semble élevé ou l'estimation ne semble pas bonne. Prière de corriger. Le salaire total payé de toutes catégories confondues par le ménage NDEYE FATOU NGOM pour la main-d'oeuvre non-familiale sur la parcelle MIL au cours de la campagne pour la période de préparation du sol (labour) et des semis est de 0 qui semble élevé ou faible. Merci de corriger. La superficie de la parcelle MIL selon les mesures GPS est de 13317 hectare qui semble élevé ou faible, prière de corriger. Le document légal (titre, acte, certificat etc. ) qui affirme votre possession de la parcelle MIL est  et semble exister dans les modalités, prière de prendre attache avec le QG pour plus d'explication afin de la classer bien. </w:t>
+        <w:br/>
+        <w:t xml:space="preserve">- Le salaire total payé de toutes catégories confondues par le ménage NDEYE FATOU NGOM pour la main-d'oeuvre non-familiale sur la parcelle ARACHIDE au cours de la campagne pour la période de préparation du sol (labour) et des semis est de 0 qui semble élevé ou faible. Merci de corriger. Le salaire total payé de toutes catégories confondues par le ménage NDEYE FATOU NGOM pour la main-d'oeuvre non-familiale sur la parcelle ARACHIDE au cours de la campagne pour la période d'entretien du sol (sarclage, etc.) est de 0 qui semble élevé ou faible. Merci de corriger. Le salaire total payé de toutes catégories confondues par le ménage NDEYE FATOU NGOM pour la main-d'oeuvre non-familiale sur la parcelle ARACHIDE au cours de la campagne pour la période des récoltes est de 0 qui semble élevé ou faible. Merci de corriger. La superficie de la parcelle ARACHIDE selon les mesures GPS est de 6438.01 hectare qui semble élevé ou faible, prière de corriger. Le document légal (titre, acte, certificat etc. ) qui affirme votre possession de la parcelle ARACHIDE est  et semble exister dans les modalités, prière de prendre attache avec le QG pour plus d'explication afin de la classer bien. </w:t>
+        <w:br/>
+        <w:t>- Le salaire total payé de toutes catégories confondues par le ménage NDEYE FATOU NGOM pour la main-d'oeuvre non-familiale sur la parcelle ARACHIDE au cours de la campagne pour la période de préparation du sol (labour) et des semis est de 0 qui semble élevé ou faible. Merci de corriger. Le salaire total payé de toutes catégories confondues par le ménage NDEYE FATOU NGOM pour la main-d'oeuvre non-familiale sur la parcelle ARACHIDE au cours de la campagne pour la période d'entretien du sol (sarclage, etc.) est de 0 qui semble élevé ou faible. Merci de corriger. Le salaire total payé de toutes catégories confondues par le ménage NDEYE FATOU NGOM pour la main-d'oeuvre non-familiale sur la parcelle ARACHIDE au cours de la campagne pour la période des récoltes est de 0 qui semble élevé ou faible. Merci de corriger. La superficie de la parcelle ARACHIDE selon les mesures GPS est de 6583.1 hectare qui semble élevé ou faible, prière de corriger. Le document légal (titre, acte, certificat etc. ) qui affirme votre possession de la parcelle ARACHIDE est  et semble exister dans les modalités, prière de prendre attache avec le QG pour plus d'explication afin de la classer bien.</w:t>
+      </w:r>
+    </w:p>
+    <w:p>
+      <w:r>
+        <w:rPr>
+          <w:b/>
+          <w:color w:val="4672C4"/>
+          <w:sz w:val="22"/>
+        </w:rPr>
+        <w:t>&gt;&gt; Section16d - Utilisation de la production</w:t>
+      </w:r>
+    </w:p>
+    <w:p>
+      <w:pPr>
+        <w:ind w:left="283"/>
+      </w:pPr>
+      <w:r>
+        <w:rPr>
+          <w:sz w:val="20"/>
+        </w:rPr>
+        <w:t>- ||</w:t>
+      </w:r>
+    </w:p>
+    <w:p>
+      <w:r>
+        <w:rPr>
+          <w:b/>
+          <w:color w:val="4672C4"/>
+          <w:sz w:val="22"/>
+        </w:rPr>
+        <w:t>&gt;&gt; Section19 - Equipements agricoles</w:t>
+      </w:r>
+    </w:p>
+    <w:p>
+      <w:pPr>
+        <w:ind w:left="283"/>
+      </w:pPr>
+      <w:r>
+        <w:rPr>
+          <w:sz w:val="20"/>
+        </w:rPr>
+        <w:t>- Attention ! Houe/daba/hilaire a été achété à 3000 Fcfa est relativement élevé par rapport aux autres prix d'achat observés dans cette zone. Prière de corriger ou de confirmer avec le QG. Attention ! Houe/daba/hilaire a été revendu à 3000 Fcfa qui est relativement élevé par rapport aux autres prix de revente observés dans cette zone. Prière de corriger ou de confirmer avec le QG.</w:t>
       </w:r>
     </w:p>
     <w:p>
@@ -2208,7 +3759,7 @@
           </w:tcPr>
           <w:p>
             <w:r/>
-            <w:hyperlink r:id="rId11">
+            <w:hyperlink r:id="rId13">
               <w:r>
                 <w:rPr>
                   <w:color w:val="0563C1"/>
@@ -2229,7 +3780,7 @@
           <w:color w:val="4672C4"/>
           <w:sz w:val="22"/>
         </w:rPr>
-        <w:t>&gt;&gt; Section0 - Identification et renseignements de controle</w:t>
+        <w:t>&gt;&gt; Section1 - Caracteristiques des membres</w:t>
       </w:r>
     </w:p>
     <w:p>
@@ -2240,7 +3791,15 @@
         <w:rPr>
           <w:sz w:val="20"/>
         </w:rPr>
-        <w:t>- Le questionnaire semble ne pas être complètement fini mais le questionnaire est en statut complet, prière de compléter le questionnaire.</w:t>
+        <w:t xml:space="preserve">- Attention ! Vous avez déclaré en s01q00 que le répondant est la personne elle-même, or Ablaye ngom est trop jeune (9 ans) pour fournir des informations correctes. Prière de refaire la section 1 pour Ablaye ngom en demandant à un adulte de répondre aux questions à sa place. </w:t>
+        <w:br/>
+        <w:t xml:space="preserve">- Attention ! Vous avez déclaré en s01q00 que le répondant est la personne elle-même, or Mane ngom est trop jeune (7 ans) pour fournir des informations correctes. Prière de refaire la section 1 pour Mane ngom en demandant à un adulte de répondre aux questions à sa place. </w:t>
+        <w:br/>
+        <w:t xml:space="preserve">- Attention ! Vous avez déclaré en s01q00 que le répondant est la personne elle-même, or Modou ngom est trop jeune (9 ans) pour fournir des informations correctes. Prière de refaire la section 1 pour Modou ngom en demandant à un adulte de répondre aux questions à sa place. </w:t>
+        <w:br/>
+        <w:t xml:space="preserve">- Attention ! Vous avez déclaré en s01q00 que le répondant est la personne elle-même, or baye aliou ngom est trop jeune (6 ans) pour fournir des informations correctes. Prière de refaire la section 1 pour baye aliou ngom en demandant à un adulte de répondre aux questions à sa place. </w:t>
+        <w:br/>
+        <w:t>- Les informations sur l'acte de naissance (ni Jours, ni mois et ni années) de  yadé fall  manquent, s'il vous plait pouvez-vous fournir d'effort pour avoir ces informations.</w:t>
       </w:r>
     </w:p>
     <w:p>
@@ -2250,7 +3809,7 @@
           <w:color w:val="4672C4"/>
           <w:sz w:val="22"/>
         </w:rPr>
-        <w:t>&gt;&gt; Section1 - Caracteristiques des membres</w:t>
+        <w:t>&gt;&gt; Section2 - Education</w:t>
       </w:r>
     </w:p>
     <w:p>
@@ -2261,15 +3820,27 @@
         <w:rPr>
           <w:sz w:val="20"/>
         </w:rPr>
-        <w:t xml:space="preserve">- Attention ! Vous avez déclaré en s01q00 que le répondant est la personne elle-même, or Ablaye ngom est trop jeune (9 ans) pour fournir des informations correctes. Prière de refaire la section 1 pour Ablaye ngom en demandant à un adulte de répondre aux questions à sa place. </w:t>
-        <w:br/>
-        <w:t xml:space="preserve">- Attention ! Vous avez déclaré en s01q00 que le répondant est la personne elle-même, or Mane ngom est trop jeune (7 ans) pour fournir des informations correctes. Prière de refaire la section 1 pour Mane ngom en demandant à un adulte de répondre aux questions à sa place. </w:t>
-        <w:br/>
-        <w:t xml:space="preserve">- Attention ! Vous avez déclaré en s01q00 que le répondant est la personne elle-même, or Modou ngom est trop jeune (9 ans) pour fournir des informations correctes. Prière de refaire la section 1 pour Modou ngom en demandant à un adulte de répondre aux questions à sa place. </w:t>
-        <w:br/>
-        <w:t xml:space="preserve">- Attention ! Vous avez déclaré en s01q00 que le répondant est la personne elle-même, or baye aliou ngom est trop jeune (6 ans) pour fournir des informations correctes. Prière de refaire la section 1 pour baye aliou ngom en demandant à un adulte de répondre aux questions à sa place. </w:t>
-        <w:br/>
-        <w:t>- Les informations sur l'acte de naissance (ni Jours, ni mois et ni années) de  yadé fall  manquent, s'il vous plait pouvez-vous fournir d'effort pour avoir ces informations.</w:t>
+        <w:t xml:space="preserve">- Peu probable! Ablaye ngom  n'arrive pas  à comprendre un petit texte lu dans une langue locale (s02q03). Veuillez corriger ou donner des explications au QG. Peu probable! Ablaye ngom  ne sait ni lire, ni écrire, ni comprendre dans aucune des langues  (s02q01,s02q02,s02q03). Veuillez corriger ou donner des explications au QG. </w:t>
+        <w:br/>
+        <w:t xml:space="preserve">- Peu probable! Aliou Diouma ngom  n'arrive pas  à comprendre un petit texte lu dans une langue locale (s02q03). Veuillez corriger ou donner des explications au QG. Peu probable! Aliou Diouma ngom  ne sait ni lire, ni écrire, ni comprendre dans aucune des langues  (s02q01,s02q02,s02q03). Veuillez corriger ou donner des explications au QG. </w:t>
+        <w:br/>
+        <w:t xml:space="preserve">- Peu probable! Aïssatou Ndiaye  n'arrive pas  à comprendre un petit texte lu dans une langue locale (s02q03). Veuillez corriger ou donner des explications au QG. Peu probable! Aïssatou Ndiaye  ne sait ni lire, ni écrire, ni comprendre dans aucune des langues  (s02q01,s02q02,s02q03). Veuillez corriger ou donner des explications au QG. </w:t>
+        <w:br/>
+        <w:t xml:space="preserve">- Peu probable! Mame Diarra ngom  n'arrive pas  à comprendre un petit texte lu dans une langue locale (s02q03). Veuillez corriger ou donner des explications au QG. Peu probable! Mame Diarra ngom  ne sait ni lire, ni écrire, ni comprendre dans aucune des langues  (s02q01,s02q02,s02q03). Veuillez corriger ou donner des explications au QG. </w:t>
+        <w:br/>
+        <w:t xml:space="preserve">- Peu probable! Mane ngom  n'arrive pas  à comprendre un petit texte lu dans une langue locale (s02q03). Veuillez corriger ou donner des explications au QG. Peu probable! Mane ngom  ne sait ni lire, ni écrire, ni comprendre dans aucune des langues  (s02q01,s02q02,s02q03). Veuillez corriger ou donner des explications au QG. </w:t>
+        <w:br/>
+        <w:t xml:space="preserve">- Peu probable! Modou ngom  n'arrive pas  à comprendre un petit texte lu dans une langue locale (s02q03). Veuillez corriger ou donner des explications au QG. Peu probable! Modou ngom  ne sait ni lire, ni écrire, ni comprendre dans aucune des langues  (s02q01,s02q02,s02q03). Veuillez corriger ou donner des explications au QG. </w:t>
+        <w:br/>
+        <w:t xml:space="preserve">- Peu probable! Moustapha ngom  n'arrive pas  à comprendre un petit texte lu dans une langue locale (s02q03). Veuillez corriger ou donner des explications au QG. Peu probable! Moustapha ngom  ne sait ni lire, ni écrire, ni comprendre dans aucune des langues  (s02q01,s02q02,s02q03). Veuillez corriger ou donner des explications au QG. </w:t>
+        <w:br/>
+        <w:t xml:space="preserve">- Peu probable! Ndela ngom  n'arrive pas  à comprendre un petit texte lu dans une langue locale (s02q03). Veuillez corriger ou donner des explications au QG. Peu probable! Ndela ngom  ne sait ni lire, ni écrire, ni comprendre dans aucune des langues  (s02q01,s02q02,s02q03). Veuillez corriger ou donner des explications au QG. </w:t>
+        <w:br/>
+        <w:t xml:space="preserve">- Peu probable! baye aliou ngom  n'arrive pas  à comprendre un petit texte lu dans une langue locale (s02q03). Veuillez corriger ou donner des explications au QG. Peu probable! baye aliou ngom  ne sait ni lire, ni écrire, ni comprendre dans aucune des langues  (s02q01,s02q02,s02q03). Veuillez corriger ou donner des explications au QG. </w:t>
+        <w:br/>
+        <w:t xml:space="preserve">- Peu probable! laba ngom  n'arrive pas  à comprendre un petit texte lu dans une langue locale (s02q03). Veuillez corriger ou donner des explications au QG. Peu probable! laba ngom  ne sait ni lire, ni écrire, ni comprendre dans aucune des langues  (s02q01,s02q02,s02q03). Veuillez corriger ou donner des explications au QG. </w:t>
+        <w:br/>
+        <w:t>- Peu probable! yadé fall  n'arrive pas  à comprendre un petit texte lu dans une langue locale (s02q03). Veuillez corriger ou donner des explications au QG. Peu probable! yadé fall  ne sait ni lire, ni écrire, ni comprendre dans aucune des langues  (s02q01,s02q02,s02q03). Veuillez corriger ou donner des explications au QG.</w:t>
       </w:r>
     </w:p>
     <w:p>
@@ -2279,7 +3850,7 @@
           <w:color w:val="4672C4"/>
           <w:sz w:val="22"/>
         </w:rPr>
-        <w:t>&gt;&gt; Section2 - Education</w:t>
+        <w:t>&gt;&gt; Section3 - Sante</w:t>
       </w:r>
     </w:p>
     <w:p>
@@ -2290,27 +3861,7 @@
         <w:rPr>
           <w:sz w:val="20"/>
         </w:rPr>
-        <w:t xml:space="preserve">- Peu probable! Ablaye ngom  n'arrive pas  à comprendre un petit texte lu dans une langue locale (s02q03). Veuillez corriger ou donner des explications au QG. Peu probable! Ablaye ngom  ne sait ni lire, ni écrire, ni comprendre dans aucune des langues  (s02q01,s02q02,s02q03). Veuillez corriger ou donner des explications au QG. </w:t>
-        <w:br/>
-        <w:t xml:space="preserve">- Peu probable! Aliou Diouma ngom  n'arrive pas  à comprendre un petit texte lu dans une langue locale (s02q03). Veuillez corriger ou donner des explications au QG. Peu probable! Aliou Diouma ngom  ne sait ni lire, ni écrire, ni comprendre dans aucune des langues  (s02q01,s02q02,s02q03). Veuillez corriger ou donner des explications au QG. </w:t>
-        <w:br/>
-        <w:t xml:space="preserve">- Peu probable! Aïssatou Ndiaye  n'arrive pas  à comprendre un petit texte lu dans une langue locale (s02q03). Veuillez corriger ou donner des explications au QG. Peu probable! Aïssatou Ndiaye  ne sait ni lire, ni écrire, ni comprendre dans aucune des langues  (s02q01,s02q02,s02q03). Veuillez corriger ou donner des explications au QG. </w:t>
-        <w:br/>
-        <w:t xml:space="preserve">- Peu probable! Mame Diarra ngom  n'arrive pas  à comprendre un petit texte lu dans une langue locale (s02q03). Veuillez corriger ou donner des explications au QG. Peu probable! Mame Diarra ngom  ne sait ni lire, ni écrire, ni comprendre dans aucune des langues  (s02q01,s02q02,s02q03). Veuillez corriger ou donner des explications au QG. </w:t>
-        <w:br/>
-        <w:t xml:space="preserve">- Peu probable! Mane ngom  n'arrive pas  à comprendre un petit texte lu dans une langue locale (s02q03). Veuillez corriger ou donner des explications au QG. Peu probable! Mane ngom  ne sait ni lire, ni écrire, ni comprendre dans aucune des langues  (s02q01,s02q02,s02q03). Veuillez corriger ou donner des explications au QG. </w:t>
-        <w:br/>
-        <w:t xml:space="preserve">- Peu probable! Modou ngom  n'arrive pas  à comprendre un petit texte lu dans une langue locale (s02q03). Veuillez corriger ou donner des explications au QG. Peu probable! Modou ngom  ne sait ni lire, ni écrire, ni comprendre dans aucune des langues  (s02q01,s02q02,s02q03). Veuillez corriger ou donner des explications au QG. </w:t>
-        <w:br/>
-        <w:t xml:space="preserve">- Peu probable! Moustapha ngom  n'arrive pas  à comprendre un petit texte lu dans une langue locale (s02q03). Veuillez corriger ou donner des explications au QG. Peu probable! Moustapha ngom  ne sait ni lire, ni écrire, ni comprendre dans aucune des langues  (s02q01,s02q02,s02q03). Veuillez corriger ou donner des explications au QG. </w:t>
-        <w:br/>
-        <w:t xml:space="preserve">- Peu probable! Ndela ngom  n'arrive pas  à comprendre un petit texte lu dans une langue locale (s02q03). Veuillez corriger ou donner des explications au QG. Peu probable! Ndela ngom  ne sait ni lire, ni écrire, ni comprendre dans aucune des langues  (s02q01,s02q02,s02q03). Veuillez corriger ou donner des explications au QG. </w:t>
-        <w:br/>
-        <w:t xml:space="preserve">- Peu probable! baye aliou ngom  n'arrive pas  à comprendre un petit texte lu dans une langue locale (s02q03). Veuillez corriger ou donner des explications au QG. Peu probable! baye aliou ngom  ne sait ni lire, ni écrire, ni comprendre dans aucune des langues  (s02q01,s02q02,s02q03). Veuillez corriger ou donner des explications au QG. </w:t>
-        <w:br/>
-        <w:t xml:space="preserve">- Peu probable! laba ngom  n'arrive pas  à comprendre un petit texte lu dans une langue locale (s02q03). Veuillez corriger ou donner des explications au QG. Peu probable! laba ngom  ne sait ni lire, ni écrire, ni comprendre dans aucune des langues  (s02q01,s02q02,s02q03). Veuillez corriger ou donner des explications au QG. </w:t>
-        <w:br/>
-        <w:t>- Peu probable! yadé fall  n'arrive pas  à comprendre un petit texte lu dans une langue locale (s02q03). Veuillez corriger ou donner des explications au QG. Peu probable! yadé fall  ne sait ni lire, ni écrire, ni comprendre dans aucune des langues  (s02q01,s02q02,s02q03). Veuillez corriger ou donner des explications au QG.</w:t>
+        <w:t>- Vous déclarez que Modou ngom dans ce ménage s'est consulté dans un service de santé, ou chez un guérisseur au cours des 3 derniers mois sans hospitalisation (ne pas considérer les consultations prénatales) q13=Oui, mais vous avez pris NSP partout de la question q14 à q21.</w:t>
       </w:r>
     </w:p>
     <w:p>
@@ -2320,7 +3871,7 @@
           <w:color w:val="4672C4"/>
           <w:sz w:val="22"/>
         </w:rPr>
-        <w:t>&gt;&gt; Section3 - Sante</w:t>
+        <w:t>&gt;&gt; Section4a - Emploi</w:t>
       </w:r>
     </w:p>
     <w:p>
@@ -2331,7 +3882,9 @@
         <w:rPr>
           <w:sz w:val="20"/>
         </w:rPr>
-        <w:t>- Vous déclarez que Modou ngom dans ce ménage s'est consulté dans un service de santé, ou chez un guérisseur au cours des 3 derniers mois sans hospitalisation (ne pas considérer les consultations prénatales) q13=Oui, mais vous avez pris NSP partout de la question q14 à q21.</w:t>
+        <w:t xml:space="preserve">- Avertissement! Nombre d'heure que Aliou Diouma ngom a consacré à son emploi au cours des 7 derniers jours est trop faible, veuillez revoir s'il vous plait ou confirmer cette information avec QG. </w:t>
+        <w:br/>
+        <w:t>- Avertissement! yadé fall n'a consacré aucune heure pour aucun des travaux du ménage, prière de regarder les réponses prises dans les questions (s04q01 s04q02 s04q03 s04q04 s04q05 s04q06 s04q07 s04q08).</w:t>
       </w:r>
     </w:p>
     <w:p>
@@ -2341,7 +3894,7 @@
           <w:color w:val="4672C4"/>
           <w:sz w:val="22"/>
         </w:rPr>
-        <w:t>&gt;&gt; Section4a - Emploi</w:t>
+        <w:t>&gt;&gt; Section4b - Emploi - Activite principale</w:t>
       </w:r>
     </w:p>
     <w:p>
@@ -2352,9 +3905,7 @@
         <w:rPr>
           <w:sz w:val="20"/>
         </w:rPr>
-        <w:t xml:space="preserve">- Avertissement! Nombre d'heure que Aliou Diouma ngom a consacré à son emploi au cours des 7 derniers jours est trop faible, veuillez revoir s'il vous plait ou confirmer cette information avec QG. </w:t>
-        <w:br/>
-        <w:t>- Avertissement! yadé fall n'a consacré aucune heure pour aucun des travaux du ménage, prière de regarder les réponses prises dans les questions (s04q01 s04q02 s04q03 s04q04 s04q05 s04q06 s04q07 s04q08).</w:t>
+        <w:t>- Attention ! Le nombre de jours que Aliou Diouma ngom a travaillés par mois semble être inférieur à 15. Veuillez, s'il vous plaît, confirmer cette information.</w:t>
       </w:r>
     </w:p>
     <w:p>
@@ -2364,7 +3915,7 @@
           <w:color w:val="4672C4"/>
           <w:sz w:val="22"/>
         </w:rPr>
-        <w:t>&gt;&gt; Section4b - Emploi - Activite principale</w:t>
+        <w:t>&gt;&gt; Section4c - Emploi - Activite secondaire</w:t>
       </w:r>
     </w:p>
     <w:p>
@@ -2375,7 +3926,7 @@
         <w:rPr>
           <w:sz w:val="20"/>
         </w:rPr>
-        <w:t>- Attention ! Le nombre de jours que Aliou Diouma ngom a travaillés par mois semble être inférieur à 15. Veuillez, s'il vous plaît, confirmer cette information.</w:t>
+        <w:t>- Prière de changer la branche d'activité de Aliou Diouma ngom, les agriculteurs dont leurs cultures est principalement destiné à la consommation du ménage sont des (Agriculteurs, subsistances) et ceux qui le font avec l'élevage sont des (Agriculteurs et eleveurs, subsistances). Attention ! Le nombre de jours que Aliou Diouma ngom a travaillés par mois semble être inférieur à 15. Veuillez, s'il vous plaît, confirmer cette information.</w:t>
       </w:r>
     </w:p>
     <w:p>
@@ -2385,7 +3936,7 @@
           <w:color w:val="4672C4"/>
           <w:sz w:val="22"/>
         </w:rPr>
-        <w:t>&gt;&gt; Section4c - Emploi - Activite secondaire</w:t>
+        <w:t>&gt;&gt; Section7b - Consommation alimentaire - 7 jours</w:t>
       </w:r>
     </w:p>
     <w:p>
@@ -2396,7 +3947,7 @@
         <w:rPr>
           <w:sz w:val="20"/>
         </w:rPr>
-        <w:t>- Prière de changer la branche d'activité de Aliou Diouma ngom, les agriculteurs dont leurs cultures est principalement destiné à la consommation du ménage sont des (Agriculteurs, subsistances) et ceux qui le font avec l'élevage sont des (Agriculteurs et eleveurs, subsistances). Attention ! Le nombre de jours que Aliou Diouma ngom a travaillés par mois semble être inférieur à 15. Veuillez, s'il vous plaît, confirmer cette information.</w:t>
+        <w:t>- Attention ! Le prix unitaire d'achat (200 Fcfa) de Ail en Sachets (Petit) est relativement élevé par rapport aux autres prix observés dans cette zone. Prière de corriger ou de confirmer avec le QG. Attention ! Le prix unitaire d'achat (200 Fcfa) de Sel en Sachets (Petit) est relativement élevé par rapport aux autres prix observés dans cette zone. Prière de corriger ou de confirmer avec le QG. Incohérence!! Dans ce ménage, chaque individus consomme par jour 39.17572 Kg  de cereale; Prière de revoir les quantités prises de ces produits. Incohérence!! Dans ce ménage, chaque individus consomme par jour 39.17572 Kg  de cereale; Prière de revoir les quantités prises de ces produits.</w:t>
       </w:r>
     </w:p>
     <w:p>
@@ -2406,7 +3957,7 @@
           <w:color w:val="4672C4"/>
           <w:sz w:val="22"/>
         </w:rPr>
-        <w:t>&gt;&gt; Section7b - Consommation alimentaire - 7 jours</w:t>
+        <w:t>&gt;&gt; Section9c - Depenses non-alimentaires - 30 jours</w:t>
       </w:r>
     </w:p>
     <w:p>
@@ -2417,7 +3968,9 @@
         <w:rPr>
           <w:sz w:val="20"/>
         </w:rPr>
-        <w:t>- Le ménage a consommé Ail mais les informations sur la quantité, l'unité ou la taille ne sont pas renseignées.Prière de renseigner. Le ménage a consommé Arachides pilées mais les informations sur la quantité, l'unité ou la taille ne sont pas renseignées.Prière de renseigner. Le ménage a consommé Carpe séchée mais les informations sur la quantité, l'unité ou la taille ne sont pas renseignées.Prière de renseigner. Le ménage a consommé Cube alimentaire (Maggi, Jumbo, ) mais les informations sur la quantité, l'unité ou la taille ne sont pas renseignées.Prière de renseigner. Le ménage a consommé Feuilles de  Haricot mais les informations sur la quantité, l'unité ou la taille ne sont pas renseignées.Prière de renseigner. Le ménage a consommé Feuilles de patate mais les informations sur la quantité, l'unité ou la taille ne sont pas renseignées.Prière de renseigner. Le ménage a consommé Huile de soja  mais les informations sur la quantité, l'unité ou la taille ne sont pas renseignées.Prière de renseigner. Le ménage a consommé Mil mais les informations sur la quantité, l'unité ou la taille ne sont pas renseignées.Prière de renseigner. Le ménage a consommé Niébé/Haricots secs mais les informations sur la quantité, l'unité ou la taille ne sont pas renseignées.Prière de renseigner. Le ménage a consommé Piment frais mais les informations sur la quantité, l'unité ou la taille ne sont pas renseignées.Prière de renseigner. Le ménage a consommé Piment séché mais les informations sur la quantité, l'unité ou la taille ne sont pas renseignées.Prière de renseigner. Le ménage a consommé Poireau mais les informations sur la quantité, l'unité ou la taille ne sont pas renseignées.Prière de renseigner. Le ménage a consommé Poivre mais les informations sur la quantité, l'unité ou la taille ne sont pas renseignées.Prière de renseigner. Le ménage a consommé Riz local fumé (malo-woussou) mais les informations sur la quantité, l'unité ou la taille ne sont pas renseignées.Prière de renseigner. Le ménage a consommé Sel mais les informations sur la quantité, l'unité ou la taille ne sont pas renseignées.Prière de renseigner. Difficile de consommer le Sel en   prière de verifier.</w:t>
+        <w:t xml:space="preserve">- La dernière fois que vous avez acheté Bois de chauffe ramassé/coupé (estimer la valeur) est dans les champs et semble exister dans les modalités, prière de prendre attache avec le QG pour plus d'explication afin de la classer bien. </w:t>
+        <w:br/>
+        <w:t>- Peu plausible! le montant de la dépense pour  Savon de ménage, lessive en poudre, détergents (eau de javel, etc. ) semble trop élevé. Veuillez, s'il vous plaît, confirmer cette information avec le QG ou la corriger.</w:t>
       </w:r>
     </w:p>
     <w:p>
@@ -2427,7 +3980,7 @@
           <w:color w:val="4672C4"/>
           <w:sz w:val="22"/>
         </w:rPr>
-        <w:t>&gt;&gt; Section9b - Depenses non-alimentaires - 7 jours</w:t>
+        <w:t>&gt;&gt; Section9d - Depenses non-alimentaires - 3 mois</w:t>
       </w:r>
     </w:p>
     <w:p>
@@ -2438,7 +3991,7 @@
         <w:rPr>
           <w:sz w:val="20"/>
         </w:rPr>
-        <w:t>- Il est difficile d'avoir un ménage qui n'a effectué aucune des dépenses mentionnées au cours de 7 derniers jours, prière de revoir la section 9B pour ce ménage.</w:t>
+        <w:t>- Difficile pour un ménage de ne pas avoir effectué de dépenses au cours de 3 derniers mois sur les produits/services cités (Section 9D), prière de revoir la section pour ce ménage.</w:t>
       </w:r>
     </w:p>
     <w:p>
@@ -2448,7 +4001,7 @@
           <w:color w:val="4672C4"/>
           <w:sz w:val="22"/>
         </w:rPr>
-        <w:t>&gt;&gt; Section9c - Depenses non-alimentaires - 30 jours</w:t>
+        <w:t>&gt;&gt; Section10a - Existence entreprise non agricole</w:t>
       </w:r>
     </w:p>
     <w:p>
@@ -2459,9 +4012,7 @@
         <w:rPr>
           <w:sz w:val="20"/>
         </w:rPr>
-        <w:t xml:space="preserve">- La dernière fois que vous avez acheté Bois de chauffe acheté est Dans les champs et semble exister dans les modalités, prière de prendre attache avec le QG pour plus d'explication afin de la classer bien. </w:t>
-        <w:br/>
-        <w:t>- Peu plausible! le montant de la dépense pour  Savon de ménage, lessive en poudre, détergents (eau de javel, etc. ) semble trop élevé. Veuillez, s'il vous plaît, confirmer cette information avec le QG ou la corriger.</w:t>
+        <w:t>- Avertissement!!! Le ménage de ALIOU DIOUMA NGOM a comme taille 11 personnes dont ils vivent à DIOURBEL Rural et aucune d'entre ne possède une entreprise non agricole, prière de revoir cette partie de la section 10 de ce menage.</w:t>
       </w:r>
     </w:p>
     <w:p>
@@ -2471,7 +4022,7 @@
           <w:color w:val="4672C4"/>
           <w:sz w:val="22"/>
         </w:rPr>
-        <w:t>&gt;&gt; Section9d - Depenses non-alimentaires - 3 mois</w:t>
+        <w:t>&gt;&gt; Section16a - Champs et parcelles</w:t>
       </w:r>
     </w:p>
     <w:p>
@@ -2482,7 +4033,11 @@
         <w:rPr>
           <w:sz w:val="20"/>
         </w:rPr>
-        <w:t>- Difficile pour un ménage de ne pas avoir effectué de dépenses au cours de 3 derniers mois sur les produits/services cités (Section 9D), prière de revoir la section pour ce ménage.</w:t>
+        <w:t xml:space="preserve">- La superficie de la parcelle Mil selon les mesures GPS est de 5185.41 hectare qui semble élevé ou faible, prière de corriger. </w:t>
+        <w:br/>
+        <w:t xml:space="preserve">- La superficie de la parcelle sorgho selon les mesures GPS est de 6009.76 hectare qui semble élevé ou faible, prière de corriger. </w:t>
+        <w:br/>
+        <w:t>- Le salaire total payé de toutes catégories confondues par le ménage ALIOU DIOUMA NGOM pour la main-d'oeuvre non-familiale sur la parcelle arachide au cours de la campagne pour la période de préparation du sol (labour) et des semis est de 0 qui semble élevé ou faible. Merci de corriger. Le salaire total payé de toutes catégories confondues par le ménage ALIOU DIOUMA NGOM pour la main-d'oeuvre non-familiale sur la parcelle arachide au cours de la campagne pour la période des récoltes est de 0 qui semble élevé ou faible. Merci de corriger. La superficie de la parcelle arachide selon les mesures GPS est de 8920.14 hectare qui semble élevé ou faible, prière de corriger. Le document légal (titre, acte, certificat etc. ) qui affirme votre possession de la parcelle arachide est  et semble exister dans les modalités, prière de prendre attache avec le QG pour plus d'explication afin de la classer bien.</w:t>
       </w:r>
     </w:p>
     <w:p>
@@ -2492,7 +4047,7 @@
           <w:color w:val="4672C4"/>
           <w:sz w:val="22"/>
         </w:rPr>
-        <w:t>&gt;&gt; Section10a - Existence entreprise non agricole</w:t>
+        <w:t>&gt;&gt; Section16c - Cultures</w:t>
       </w:r>
     </w:p>
     <w:p>
@@ -2503,7 +4058,9 @@
         <w:rPr>
           <w:sz w:val="20"/>
         </w:rPr>
-        <w:t>- Avertissement!!! Le ménage de ALIOU DIOUMA NGOM a comme taille 11 personnes dont ils vivent à DIOURBEL Rural et aucune d'entre ne possède une entreprise non agricole, prière de revoir cette partie de la section 10 de ce menage.</w:t>
+        <w:t xml:space="preserve">- La quantité estimée en Kg est incorrecte (Exemple : si le ménage a eu 10 sacs de 100kg = 10*100=1000kg), prière de corriger merci. </w:t>
+        <w:br/>
+        <w:t>- La quantité estimée en Kg est incorrecte (Exemple : si le ménage a eu 10 sacs de 100kg = 10*100=1000kg), prière de corriger merci.</w:t>
       </w:r>
     </w:p>
     <w:p>
@@ -2513,7 +4070,7 @@
           <w:color w:val="4672C4"/>
           <w:sz w:val="22"/>
         </w:rPr>
-        <w:t>&gt;&gt; Section11 - Caracteristiques logement</w:t>
+        <w:t>&gt;&gt; Section19 - Equipements agricoles</w:t>
       </w:r>
     </w:p>
     <w:p>
@@ -2524,9 +4081,324 @@
         <w:rPr>
           <w:sz w:val="20"/>
         </w:rPr>
-        <w:t>- le montant supporté par le ménage pour cette source d’énergie au cours des 30 derniers jours semble élevé, prière de confirmer ou corriger.</w:t>
-      </w:r>
-    </w:p>
+        <w:t>- Attention ! Houe/daba/hilaire a été achété à 3000 Fcfa est relativement élevé par rapport aux autres prix d'achat observés dans cette zone. Prière de corriger ou de confirmer avec le QG. Attention ! Houe/daba/hilaire a été revendu à 3000 Fcfa qui est relativement élevé par rapport aux autres prix de revente observés dans cette zone. Prière de corriger ou de confirmer avec le QG.</w:t>
+      </w:r>
+    </w:p>
+    <w:p>
+      <w:r>
+        <w:t>________________________________________________________________________________</w:t>
+      </w:r>
+    </w:p>
+    <w:p>
+      <w:pPr>
+        <w:pStyle w:val="Heading2"/>
+      </w:pPr>
+      <w:r>
+        <w:t>Menage 7</w:t>
+      </w:r>
+    </w:p>
+    <w:tbl>
+      <w:tblPr>
+        <w:tblStyle w:val="TableGrid"/>
+        <w:tblW w:type="auto" w:w="0"/>
+        <w:tblLook w:firstColumn="1" w:firstRow="1" w:lastColumn="0" w:lastRow="0" w:noHBand="0" w:noVBand="1" w:val="04A0"/>
+      </w:tblPr>
+      <w:tblGrid>
+        <w:gridCol w:w="1662"/>
+        <w:gridCol w:w="1662"/>
+        <w:gridCol w:w="1662"/>
+        <w:gridCol w:w="1662"/>
+        <w:gridCol w:w="1662"/>
+        <w:gridCol w:w="1662"/>
+      </w:tblGrid>
+      <w:tr>
+        <w:tc>
+          <w:tcPr>
+            <w:tcW w:type="dxa" w:w="1662"/>
+            <w:shd w:fill="5B9BD5"/>
+          </w:tcPr>
+          <w:p>
+            <w:r>
+              <w:rPr>
+                <w:b/>
+                <w:color w:val="FFFFFF"/>
+                <w:sz w:val="16"/>
+              </w:rPr>
+              <w:t>Interview Key</w:t>
+            </w:r>
+          </w:p>
+        </w:tc>
+        <w:tc>
+          <w:tcPr>
+            <w:tcW w:type="dxa" w:w="1662"/>
+            <w:shd w:fill="5B9BD5"/>
+          </w:tcPr>
+          <w:p>
+            <w:r>
+              <w:rPr>
+                <w:b/>
+                <w:color w:val="FFFFFF"/>
+                <w:sz w:val="16"/>
+              </w:rPr>
+              <w:t>Interview ID</w:t>
+            </w:r>
+          </w:p>
+        </w:tc>
+        <w:tc>
+          <w:tcPr>
+            <w:tcW w:type="dxa" w:w="1662"/>
+            <w:shd w:fill="5B9BD5"/>
+          </w:tcPr>
+          <w:p>
+            <w:r>
+              <w:rPr>
+                <w:b/>
+                <w:color w:val="FFFFFF"/>
+                <w:sz w:val="16"/>
+              </w:rPr>
+              <w:t>ID Agent</w:t>
+            </w:r>
+          </w:p>
+        </w:tc>
+        <w:tc>
+          <w:tcPr>
+            <w:tcW w:type="dxa" w:w="1662"/>
+            <w:shd w:fill="5B9BD5"/>
+          </w:tcPr>
+          <w:p>
+            <w:r>
+              <w:rPr>
+                <w:b/>
+                <w:color w:val="FFFFFF"/>
+                <w:sz w:val="16"/>
+              </w:rPr>
+              <w:t>ID Equipe</w:t>
+            </w:r>
+          </w:p>
+        </w:tc>
+        <w:tc>
+          <w:tcPr>
+            <w:tcW w:type="dxa" w:w="1662"/>
+            <w:shd w:fill="5B9BD5"/>
+          </w:tcPr>
+          <w:p>
+            <w:r>
+              <w:rPr>
+                <w:b/>
+                <w:color w:val="FFFFFF"/>
+                <w:sz w:val="16"/>
+              </w:rPr>
+              <w:t>Agent</w:t>
+            </w:r>
+          </w:p>
+        </w:tc>
+        <w:tc>
+          <w:tcPr>
+            <w:tcW w:type="dxa" w:w="1662"/>
+            <w:shd w:fill="5B9BD5"/>
+          </w:tcPr>
+          <w:p>
+            <w:r>
+              <w:rPr>
+                <w:b/>
+                <w:color w:val="FFFFFF"/>
+                <w:sz w:val="16"/>
+              </w:rPr>
+              <w:t>Chef d'equipe</w:t>
+            </w:r>
+          </w:p>
+        </w:tc>
+      </w:tr>
+      <w:tr>
+        <w:tc>
+          <w:tcPr>
+            <w:tcW w:type="dxa" w:w="1662"/>
+          </w:tcPr>
+          <w:p>
+            <w:r>
+              <w:rPr>
+                <w:sz w:val="14"/>
+              </w:rPr>
+              <w:t>51-32-98-62</w:t>
+            </w:r>
+          </w:p>
+        </w:tc>
+        <w:tc>
+          <w:tcPr>
+            <w:tcW w:type="dxa" w:w="1662"/>
+          </w:tcPr>
+          <w:p>
+            <w:r>
+              <w:rPr>
+                <w:sz w:val="14"/>
+              </w:rPr>
+              <w:t>5a59ec778d664e84b125db2c5829f601</w:t>
+            </w:r>
+          </w:p>
+        </w:tc>
+        <w:tc>
+          <w:tcPr>
+            <w:tcW w:type="dxa" w:w="1662"/>
+          </w:tcPr>
+          <w:p>
+            <w:r>
+              <w:rPr>
+                <w:sz w:val="14"/>
+              </w:rPr>
+              <w:t>EQ11_enq2</w:t>
+            </w:r>
+          </w:p>
+        </w:tc>
+        <w:tc>
+          <w:tcPr>
+            <w:tcW w:type="dxa" w:w="1662"/>
+          </w:tcPr>
+          <w:p>
+            <w:r>
+              <w:rPr>
+                <w:sz w:val="14"/>
+              </w:rPr>
+              <w:t>Equipe11</w:t>
+            </w:r>
+          </w:p>
+        </w:tc>
+        <w:tc>
+          <w:tcPr>
+            <w:tcW w:type="dxa" w:w="1662"/>
+          </w:tcPr>
+          <w:p>
+            <w:r>
+              <w:rPr>
+                <w:sz w:val="14"/>
+              </w:rPr>
+              <w:t>Moumy NDIAYE</w:t>
+            </w:r>
+          </w:p>
+        </w:tc>
+        <w:tc>
+          <w:tcPr>
+            <w:tcW w:type="dxa" w:w="1662"/>
+          </w:tcPr>
+          <w:p>
+            <w:r>
+              <w:rPr>
+                <w:sz w:val="14"/>
+              </w:rPr>
+              <w:t>Fatou Gnongue FAYE</w:t>
+            </w:r>
+          </w:p>
+        </w:tc>
+      </w:tr>
+    </w:tbl>
+    <w:p/>
+    <w:tbl>
+      <w:tblPr>
+        <w:tblStyle w:val="TableGrid"/>
+        <w:tblW w:type="auto" w:w="0"/>
+        <w:tblLook w:firstColumn="1" w:firstRow="1" w:lastColumn="0" w:lastRow="0" w:noHBand="0" w:noVBand="1" w:val="04A0"/>
+      </w:tblPr>
+      <w:tblGrid>
+        <w:gridCol w:w="3324"/>
+        <w:gridCol w:w="3324"/>
+        <w:gridCol w:w="3324"/>
+      </w:tblGrid>
+      <w:tr>
+        <w:tc>
+          <w:tcPr>
+            <w:tcW w:type="dxa" w:w="3324"/>
+            <w:shd w:fill="70AD47"/>
+          </w:tcPr>
+          <w:p>
+            <w:r>
+              <w:rPr>
+                <w:b/>
+                <w:color w:val="FFFFFF"/>
+                <w:sz w:val="18"/>
+              </w:rPr>
+              <w:t>Chef de Menage</w:t>
+            </w:r>
+          </w:p>
+        </w:tc>
+        <w:tc>
+          <w:tcPr>
+            <w:tcW w:type="dxa" w:w="3324"/>
+            <w:shd w:fill="70AD47"/>
+          </w:tcPr>
+          <w:p>
+            <w:r>
+              <w:rPr>
+                <w:b/>
+                <w:color w:val="FFFFFF"/>
+                <w:sz w:val="18"/>
+              </w:rPr>
+              <w:t>Quartier/Village (s00q05)</w:t>
+            </w:r>
+          </w:p>
+        </w:tc>
+        <w:tc>
+          <w:tcPr>
+            <w:tcW w:type="dxa" w:w="3324"/>
+            <w:shd w:fill="70AD47"/>
+          </w:tcPr>
+          <w:p>
+            <w:r>
+              <w:rPr>
+                <w:b/>
+                <w:color w:val="FFFFFF"/>
+                <w:sz w:val="18"/>
+              </w:rPr>
+              <w:t>Localisation GPS</w:t>
+            </w:r>
+          </w:p>
+        </w:tc>
+      </w:tr>
+      <w:tr>
+        <w:tc>
+          <w:tcPr>
+            <w:tcW w:type="dxa" w:w="3324"/>
+          </w:tcPr>
+          <w:p>
+            <w:r>
+              <w:rPr>
+                <w:sz w:val="18"/>
+              </w:rPr>
+              <w:t>SALIOU DIOUF</w:t>
+            </w:r>
+          </w:p>
+        </w:tc>
+        <w:tc>
+          <w:tcPr>
+            <w:tcW w:type="dxa" w:w="3324"/>
+          </w:tcPr>
+          <w:p>
+            <w:r>
+              <w:rPr>
+                <w:sz w:val="18"/>
+              </w:rPr>
+              <w:t>N/A</w:t>
+            </w:r>
+          </w:p>
+        </w:tc>
+        <w:tc>
+          <w:tcPr>
+            <w:tcW w:type="dxa" w:w="3324"/>
+          </w:tcPr>
+          <w:p>
+            <w:r/>
+            <w:hyperlink r:id="rId14">
+              <w:r>
+                <w:rPr>
+                  <w:color w:val="0563C1"/>
+                  <w:u w:val="single"/>
+                </w:rPr>
+                <w:t>keur ngokoly</w:t>
+              </w:r>
+            </w:hyperlink>
+          </w:p>
+        </w:tc>
+      </w:tr>
+    </w:tbl>
+    <w:p/>
     <w:p>
       <w:r>
         <w:rPr>
@@ -2534,7 +4406,7 @@
           <w:color w:val="4672C4"/>
           <w:sz w:val="22"/>
         </w:rPr>
-        <w:t>&gt;&gt; Section16a - Champs et parcelles</w:t>
+        <w:t>&gt;&gt; Section1 - Caracteristiques des membres</w:t>
       </w:r>
     </w:p>
     <w:p>
@@ -2545,11 +4417,11 @@
         <w:rPr>
           <w:sz w:val="20"/>
         </w:rPr>
-        <w:t xml:space="preserve">- La superficie de la parcelle Mil selon les mesures GPS est de 5185.41 hectare qui semble élevé ou faible, prière de corriger. </w:t>
-        <w:br/>
-        <w:t xml:space="preserve">- La superficie de la parcelle sorgho selon les mesures GPS est de 6009.76 hectare qui semble élevé ou faible, prière de corriger. </w:t>
-        <w:br/>
-        <w:t>- Le salaire total payé de toutes catégories confondues par le ménage ALIOU DIOUMA NGOM pour la main-d'oeuvre non-familiale sur la parcelle arachide au cours de la campagne pour la période de préparation du sol (labour) et des semis est de 0 qui semble élevé ou faible. Merci de corriger. Le salaire total payé de toutes catégories confondues par le ménage ALIOU DIOUMA NGOM pour la main-d'oeuvre non-familiale sur la parcelle arachide au cours de la campagne pour la période des récoltes est de 0 qui semble élevé ou faible. Merci de corriger. La superficie de la parcelle arachide selon les mesures GPS est de 8920.14 hectare qui semble élevé ou faible, prière de corriger. Le document légal (titre, acte, certificat etc. ) qui affirme votre possession de la parcelle arachide est  et semble exister dans les modalités, prière de prendre attache avec le QG pour plus d'explication afin de la classer bien.</w:t>
+        <w:t xml:space="preserve">- Attention ! Le montant (5000 Fcfa) dépensé ou reçu en cadeau pour les cartes prépayées, les transferts de crédit et les abonnements de  saliou diouf est relativement élevé par rapport aux autres montants depansés observés dans cette zone. Prière de corriger ou de confirmer avec le QG. </w:t>
+        <w:br/>
+        <w:t xml:space="preserve">- Attention ! Vous avez déclaré en s01q00 que le répondant est la personne elle-même, or khadim diouf est trop jeune (5 ans) pour fournir des informations correctes. Prière de refaire la section 1 pour khadim diouf en demandant à un adulte de répondre aux questions à sa place. </w:t>
+        <w:br/>
+        <w:t>- Incoherence! La mère de Mor diouf est trop jeune ou vielle pour avoir Mor diouf selon l'écart (12) d'âge entre lui et sa mère, prière de revoir l'âge de Mor diouf ou de sa mère. Dans le cas contraire rassurez vous que c'est bien son fils/fille biologique. Attention ! Le montant (5000 Fcfa) dépensé ou reçu en cadeau pour les cartes prépayées, les transferts de crédit et les abonnements de  Mor diouf est relativement élevé par rapport aux autres montants depansés observés dans cette zone. Prière de corriger ou de confirmer avec le QG. Attention ! Le montant (5000 Fcfa) dépensé ou reçu en cadeau pour les recharges internet ou de forfaits de données mobiles(hors appels vocaux), aucours des 30 derniers jours de  Mor diouf est relativement élevé par rapport aux autres montants depansés observés dans cette zone. Prière de corriger ou de confirmer avec le QG.</w:t>
       </w:r>
     </w:p>
     <w:p>
@@ -2559,7 +4431,7 @@
           <w:color w:val="4672C4"/>
           <w:sz w:val="22"/>
         </w:rPr>
-        <w:t>&gt;&gt; Section16c - Cultures</w:t>
+        <w:t>&gt;&gt; Section2 - Education</w:t>
       </w:r>
     </w:p>
     <w:p>
@@ -2570,9 +4442,51 @@
         <w:rPr>
           <w:sz w:val="20"/>
         </w:rPr>
-        <w:t xml:space="preserve">- La quantité estimée en Kg est incorrecte (Exemple : si le ménage a eu 10 sacs de 100kg = 10*100=1000kg), prière de corriger merci. </w:t>
-        <w:br/>
-        <w:t>- La quantité estimée en Kg est incorrecte (Exemple : si le ménage a eu 10 sacs de 100kg = 10*100=1000kg), prière de corriger merci.</w:t>
+        <w:t xml:space="preserve">- Peu probable! Aly diouf  n'arrive pas  à comprendre un petit texte lu dans une langue locale (s02q03). Veuillez corriger ou donner des explications au QG. </w:t>
+        <w:br/>
+        <w:t xml:space="preserve">- Peu probable! Amy diouf  n'arrive pas  à comprendre un petit texte lu dans une langue locale (s02q03). Veuillez corriger ou donner des explications au QG. Peu probable! Amy diouf  ne sait ni lire, ni écrire, ni comprendre dans aucune des langues  (s02q01,s02q02,s02q03). Veuillez corriger ou donner des explications au QG. </w:t>
+        <w:br/>
+        <w:t xml:space="preserve">- Peu probable! Daouda diouf  n'arrive pas  à comprendre un petit texte lu dans une langue locale (s02q03). Veuillez corriger ou donner des explications au QG. </w:t>
+        <w:br/>
+        <w:t xml:space="preserve">- Peu probable! Diouma diouf  n'arrive pas  à comprendre un petit texte lu dans une langue locale (s02q03). Veuillez corriger ou donner des explications au QG. Peu probable! Diouma diouf  ne sait ni lire, ni écrire, ni comprendre dans aucune des langues  (s02q01,s02q02,s02q03). Veuillez corriger ou donner des explications au QG. Peu plausible Diouma diouf fréquente au minimum le fondamental 1 mais ne sait ni lire ni comprendre la langue française, prière de corriger ou de confirmer avec le QG merci. Avertissement!! Diouma diouf fréquente au minimum la troisième année de fondamental 1 mais ne sait pas écrire, prière de corriger ou confirmer avec le QG. Le montant des frais pour les cahiers et autres matériels scolaires pour l'année scolaire de Diouma diouf est de 0 FCFA, Diouma diouf a fait comment pour payer ces cahiers et autres matériels scolaires (SAC, stylo, craie, ardoise, crayon...) ? prière de corriger. </w:t>
+        <w:br/>
+        <w:t xml:space="preserve">- Peu probable! Maïssa diouf  n'arrive pas  à comprendre un petit texte lu dans une langue locale (s02q03). Veuillez corriger ou donner des explications au QG. Peu probable! Maïssa diouf  ne sait ni lire, ni écrire, ni comprendre dans aucune des langues  (s02q01,s02q02,s02q03). Veuillez corriger ou donner des explications au QG. </w:t>
+        <w:br/>
+        <w:t xml:space="preserve">- Peu probable! Modou diouf  n'arrive pas  à comprendre un petit texte lu dans une langue locale (s02q03). Veuillez corriger ou donner des explications au QG. Attention ! Le frais de scolarité (60000 Fcfa) de Modou diouf en 4ème année de Secondaire 1 (Moyen) Général est relativement élevé par rapport aux autres frais de scolarités observés dans cette zone. Prière de corriger ou de confirmer avec le QG. </w:t>
+        <w:br/>
+        <w:t xml:space="preserve">- Peu probable! Mor diouf  n'arrive pas  à comprendre un petit texte lu dans une langue locale (s02q03). Veuillez corriger ou donner des explications au QG. </w:t>
+        <w:br/>
+        <w:t xml:space="preserve">- Peu probable! Moutapha diouf  n'arrive pas  à comprendre un petit texte lu dans une langue locale (s02q03). Veuillez corriger ou donner des explications au QG. </w:t>
+        <w:br/>
+        <w:t xml:space="preserve">- Peu probable! Moutapha nagne diouf  n'arrive pas  à comprendre un petit texte lu dans une langue locale (s02q03). Veuillez corriger ou donner des explications au QG. Peu probable! Moutapha nagne diouf  ne sait ni lire, ni écrire, ni comprendre dans aucune des langues  (s02q01,s02q02,s02q03). Veuillez corriger ou donner des explications au QG. </w:t>
+        <w:br/>
+        <w:t xml:space="preserve">- Peu probable! awa diouf  n'arrive pas  à comprendre un petit texte lu dans une langue locale (s02q03). Veuillez corriger ou donner des explications au QG. Le montant des frais pour les cahiers et autres matériels scolaires pour l'année scolaire de awa diouf est de 0 FCFA, awa diouf a fait comment pour payer ces cahiers et autres matériels scolaires (SAC, stylo, craie, ardoise, crayon...) ? prière de corriger. </w:t>
+        <w:br/>
+        <w:t xml:space="preserve">- Peu probable! babacar diouf  n'arrive pas  à comprendre un petit texte lu dans une langue locale (s02q03). Veuillez corriger ou donner des explications au QG. Peu probable! babacar diouf  ne sait ni lire, ni écrire, ni comprendre dans aucune des langues  (s02q01,s02q02,s02q03). Veuillez corriger ou donner des explications au QG. </w:t>
+        <w:br/>
+        <w:t xml:space="preserve">- Peu probable! bassirou diouf  n'arrive pas  à comprendre un petit texte lu dans une langue locale (s02q03). Veuillez corriger ou donner des explications au QG. Peu probable! bassirou diouf  ne sait ni lire, ni écrire, ni comprendre dans aucune des langues  (s02q01,s02q02,s02q03). Veuillez corriger ou donner des explications au QG. </w:t>
+        <w:br/>
+        <w:t xml:space="preserve">- Peu probable! daouda mak diouf  n'arrive pas  à comprendre un petit texte lu dans une langue locale (s02q03). Veuillez corriger ou donner des explications au QG. Peu probable! daouda mak diouf  ne sait ni lire, ni écrire, ni comprendre dans aucune des langues  (s02q01,s02q02,s02q03). Veuillez corriger ou donner des explications au QG. </w:t>
+        <w:br/>
+        <w:t xml:space="preserve">- Peu probable! fatou yade  n'arrive pas  à comprendre un petit texte lu dans une langue locale (s02q03). Veuillez corriger ou donner des explications au QG. Peu probable! fatou yade  ne sait ni lire, ni écrire, ni comprendre dans aucune des langues  (s02q01,s02q02,s02q03). Veuillez corriger ou donner des explications au QG. </w:t>
+        <w:br/>
+        <w:t xml:space="preserve">- Peu probable! khadim diouf  n'arrive pas  à comprendre un petit texte lu dans une langue locale (s02q03). Veuillez corriger ou donner des explications au QG. Peu probable! khadim diouf  ne sait ni lire, ni écrire, ni comprendre dans aucune des langues  (s02q01,s02q02,s02q03). Veuillez corriger ou donner des explications au QG. </w:t>
+        <w:br/>
+        <w:t xml:space="preserve">- Peu probable! khadja diouf  n'arrive pas  à comprendre un petit texte lu dans une langue locale (s02q03). Veuillez corriger ou donner des explications au QG. Peu probable! khadja diouf  ne sait ni lire, ni écrire, ni comprendre dans aucune des langues  (s02q01,s02q02,s02q03). Veuillez corriger ou donner des explications au QG. </w:t>
+        <w:br/>
+        <w:t xml:space="preserve">- Peu probable! khady diouf  n'arrive pas  à comprendre un petit texte lu dans une langue locale (s02q03). Veuillez corriger ou donner des explications au QG. </w:t>
+        <w:br/>
+        <w:t xml:space="preserve">- Peu probable! khady ndok diouf  n'arrive pas  à comprendre un petit texte lu dans une langue locale (s02q03). Veuillez corriger ou donner des explications au QG. Peu probable! khady ndok diouf  ne sait ni lire, ni écrire, ni comprendre dans aucune des langues  (s02q01,s02q02,s02q03). Veuillez corriger ou donner des explications au QG. </w:t>
+        <w:br/>
+        <w:t xml:space="preserve">- Peu probable! khady nekhou diouf  n'arrive pas  à comprendre un petit texte lu dans une langue locale (s02q03). Veuillez corriger ou donner des explications au QG. Peu probable! khady nekhou diouf  ne sait ni lire, ni écrire, ni comprendre dans aucune des langues  (s02q01,s02q02,s02q03). Veuillez corriger ou donner des explications au QG. </w:t>
+        <w:br/>
+        <w:t xml:space="preserve">- Peu probable! mame diarra sene  n'arrive pas  à comprendre un petit texte lu dans une langue locale (s02q03). Veuillez corriger ou donner des explications au QG. Peu probable! mame diarra sene  ne sait ni lire, ni écrire, ni comprendre dans aucune des langues  (s02q01,s02q02,s02q03). Veuillez corriger ou donner des explications au QG. </w:t>
+        <w:br/>
+        <w:t xml:space="preserve">- Peu probable! oulaye diouf  n'arrive pas  à comprendre un petit texte lu dans une langue locale (s02q03). Veuillez corriger ou donner des explications au QG. Peu probable! oulaye diouf  ne sait ni lire, ni écrire, ni comprendre dans aucune des langues  (s02q01,s02q02,s02q03). Veuillez corriger ou donner des explications au QG. </w:t>
+        <w:br/>
+        <w:t xml:space="preserve">- Peu probable! saliou bou ndaw  n'arrive pas  à comprendre un petit texte lu dans une langue locale (s02q03). Veuillez corriger ou donner des explications au QG. Peu probable! saliou bou ndaw  ne sait ni lire, ni écrire, ni comprendre dans aucune des langues  (s02q01,s02q02,s02q03). Veuillez corriger ou donner des explications au QG. </w:t>
+        <w:br/>
+        <w:t>- Peu probable! saliou diouf  n'arrive pas  à comprendre un petit texte lu dans une langue locale (s02q03). Veuillez corriger ou donner des explications au QG. Peu probable! saliou diouf  ne sait ni lire, ni écrire, ni comprendre dans aucune des langues  (s02q01,s02q02,s02q03). Veuillez corriger ou donner des explications au QG.</w:t>
       </w:r>
     </w:p>
     <w:p>
@@ -2582,6 +4496,254 @@
           <w:color w:val="4672C4"/>
           <w:sz w:val="22"/>
         </w:rPr>
+        <w:t>&gt;&gt; Section4a - Emploi</w:t>
+      </w:r>
+    </w:p>
+    <w:p>
+      <w:pPr>
+        <w:ind w:left="283"/>
+      </w:pPr>
+      <w:r>
+        <w:rPr>
+          <w:sz w:val="20"/>
+        </w:rPr>
+        <w:t xml:space="preserve">- Avertissement! Diouma diouf n'a consacré aucune heure pour aucun des travaux du ménage, prière de regarder les réponses prises dans les questions (s04q01 s04q02 s04q03 s04q04 s04q05 s04q06 s04q07 s04q08). </w:t>
+        <w:br/>
+        <w:t xml:space="preserve">- Avertissement! Généralement les jeunes hommes (10 à 25ans) font des travaux ménager soit apprendre les enfants à reviser leurs léçons ou d'autres cours, Aly diouf n'a consacré aucune heure pour les travaux cités en s04q01, s04q02, s04q03, s04q04, s04q05, s04q06, s04q07 et s04q08.Prière de regarder pour corriger ou confirmer avec le QG. </w:t>
+        <w:br/>
+        <w:t xml:space="preserve">- Avertissement! Généralement les jeunes hommes (10 à 25ans) font des travaux ménager soit apprendre les enfants à reviser leurs léçons ou d'autres cours, Modou diouf n'a consacré aucune heure pour les travaux cités en s04q01, s04q02, s04q03, s04q04, s04q05, s04q06, s04q07 et s04q08.Prière de regarder pour corriger ou confirmer avec le QG. </w:t>
+        <w:br/>
+        <w:t xml:space="preserve">- Avertissement! Généralement les jeunes hommes (10 à 25ans) font des travaux ménager soit apprendre les enfants à reviser leurs léçons ou d'autres cours, Moutapha diouf n'a consacré aucune heure pour les travaux cités en s04q01, s04q02, s04q03, s04q04, s04q05, s04q06, s04q07 et s04q08.Prière de regarder pour corriger ou confirmer avec le QG. </w:t>
+        <w:br/>
+        <w:t xml:space="preserve">- Avertissement! Généralement les jeunes hommes (10 à 25ans) font des travaux ménager soit apprendre les enfants à reviser leurs léçons ou d'autres cours, saliou bou ndaw n'a consacré aucune heure pour les travaux cités en s04q01, s04q02, s04q03, s04q04, s04q05, s04q06, s04q07 et s04q08.Prière de regarder pour corriger ou confirmer avec le QG. </w:t>
+        <w:br/>
+        <w:t xml:space="preserve">- Avertissement! Nombre d'heure que Mor diouf a consacré à son emploi au cours des 7 derniers jours est trop faible, veuillez revoir s'il vous plait ou confirmer cette information avec QG. </w:t>
+        <w:br/>
+        <w:t xml:space="preserve">- Avertissement! awa diouf est trop jeune mais il a plus de 15 ans, prière de corriger ou confirmer. </w:t>
+        <w:br/>
+        <w:t>- Avertissement! khady nekhou diouf n'a consacré aucune heure pour aucun des travaux du ménage, prière de regarder les réponses prises dans les questions (s04q01 s04q02 s04q03 s04q04 s04q05 s04q06 s04q07 s04q08).</w:t>
+      </w:r>
+    </w:p>
+    <w:p>
+      <w:r>
+        <w:rPr>
+          <w:b/>
+          <w:color w:val="4672C4"/>
+          <w:sz w:val="22"/>
+        </w:rPr>
+        <w:t>&gt;&gt; Section4b - Emploi - Activite principale</w:t>
+      </w:r>
+    </w:p>
+    <w:p>
+      <w:pPr>
+        <w:ind w:left="283"/>
+      </w:pPr>
+      <w:r>
+        <w:rPr>
+          <w:sz w:val="20"/>
+        </w:rPr>
+        <w:t xml:space="preserve">- Attention ! Le nombre de jours que Amy diouf a travaillés par mois semble être inférieur à 15. Veuillez, s'il vous plaît, confirmer cette information. </w:t>
+        <w:br/>
+        <w:t>- Prière de changer la branche d'activité de Mor diouf, les agriculteurs dont leurs cultures est principalement destiné à la consommation du ménage sont des (Agriculteurs, subsistances) et ceux qui le font avec l'élevage sont des (Agriculteurs et eleveurs, subsistances)Nombre de mois exercé par Mor diouf dans l'emploi au cours des 12 derniers mois semble faible, veuillez corriger s'il vous plait ou comfirmer avec le QG. Attention ! Le nombre de jours que Mor diouf a travaillés par mois semble être inférieur à 15. Veuillez, s'il vous plaît, confirmer cette information.</w:t>
+      </w:r>
+    </w:p>
+    <w:p>
+      <w:r>
+        <w:rPr>
+          <w:b/>
+          <w:color w:val="4672C4"/>
+          <w:sz w:val="22"/>
+        </w:rPr>
+        <w:t>&gt;&gt; Section7b - Consommation alimentaire - 7 jours</w:t>
+      </w:r>
+    </w:p>
+    <w:p>
+      <w:pPr>
+        <w:ind w:left="283"/>
+      </w:pPr>
+      <w:r>
+        <w:rPr>
+          <w:sz w:val="20"/>
+        </w:rPr>
+        <w:t>- Attention ! Le prix unitaire d'achat (200 Fcfa) de Poireau en Tas (Tres petit) est relativement élevé par rapport aux autres prix observés dans cette zone. Prière de corriger ou de confirmer avec le QG. Attention ! Le prix unitaire d'achat (300 Fcfa) de Choux en Pièce (Petit) est relativement élevé par rapport aux autres prix observés dans cette zone. Prière de corriger ou de confirmer avec le QG. Attention ! Le prix unitaire d'achat (500 Fcfa) de Oignon frais en Kg (taille unique) est relativement faible par rapport aux autres prix observés dans cette zone. Prière de corriger ou de confirmer avec le QG. Avertissement!! La quantité (7 litre) du produit Huile d'arachide (Segal) Artisanale consommée  par le ménage semble très élevé, prière de corriger ou confirmer avec le QG. Avertissement!!! Le ménage a consommé 10 Morceau (Portion) Petit de Carpe séchée, cette quantité semble anormale pour une consommation des 7 derniers jours.Prière de corriger ou de confirmer avec le QG. Avertissement!!! Le ménage a consommé 2 Paquet Tres petit de Thé en sachet, cette quantité semble anormale pour une consommation des 7 derniers jours.Prière de corriger ou de confirmer avec le QG. Avertissement!! le prix unitaire (150 Fcfa) de Thé en sachet (unité: Paquet) de taille Tres petit est très faible ou élevé. Prière de corriger ou de confirmer avec le QG. Avertissement!!!Le ménage a consommé 49 Kg de taille unique de Mil  ce qui semble incoherent pour une consommation aucours des 7 derniers jours, prière de verifier et corriger. Incohérence!! Dans ce ménage, chaque individus consomme par jour 15.13769 Kg  de cereale; Prière de revoir les quantités prises de ces produits. Incohérence!! Dans ce ménage, chaque individus consomme par jour 15.13769 Kg  de cereale; Prière de revoir les quantités prises de ces produits.</w:t>
+      </w:r>
+    </w:p>
+    <w:p>
+      <w:r>
+        <w:rPr>
+          <w:b/>
+          <w:color w:val="4672C4"/>
+          <w:sz w:val="22"/>
+        </w:rPr>
+        <w:t>&gt;&gt; Section9b - Depenses non-alimentaires - 7 jours</w:t>
+      </w:r>
+    </w:p>
+    <w:p>
+      <w:pPr>
+        <w:ind w:left="283"/>
+      </w:pPr>
+      <w:r>
+        <w:rPr>
+          <w:sz w:val="20"/>
+        </w:rPr>
+        <w:t>- La dernière fois que vous avez acheté Transport urbain en taxi est par taxi et semble exister dans les modalités, prière de prendre attache avec le QG pour plus d'explication afin de la classer bien.</w:t>
+      </w:r>
+    </w:p>
+    <w:p>
+      <w:r>
+        <w:rPr>
+          <w:b/>
+          <w:color w:val="4672C4"/>
+          <w:sz w:val="22"/>
+        </w:rPr>
+        <w:t>&gt;&gt; Section9c - Depenses non-alimentaires - 30 jours</w:t>
+      </w:r>
+    </w:p>
+    <w:p>
+      <w:pPr>
+        <w:ind w:left="283"/>
+      </w:pPr>
+      <w:r>
+        <w:rPr>
+          <w:sz w:val="20"/>
+        </w:rPr>
+        <w:t xml:space="preserve">- La dernière fois que vous avez acheté Bois de chauffe ramassé/coupé (estimer la valeur) est Dans les champs et semble exister dans les modalités, prière de prendre attache avec le QG pour plus d'explication afin de la classer bien. </w:t>
+        <w:br/>
+        <w:t xml:space="preserve">- Peu plausible! le montant de la dépense pour  Frais de mouture des céréales semble trop élevé. Veuillez, s'il vous plaît, confirmer cette information avec le QG ou la corriger. </w:t>
+        <w:br/>
+        <w:t>- Peu plausible! le montant de la dépense pour  Savon de ménage, lessive en poudre, détergents (eau de javel, etc. ) semble trop élevé. Veuillez, s'il vous plaît, confirmer cette information avec le QG ou la corriger.</w:t>
+      </w:r>
+    </w:p>
+    <w:p>
+      <w:r>
+        <w:rPr>
+          <w:b/>
+          <w:color w:val="4672C4"/>
+          <w:sz w:val="22"/>
+        </w:rPr>
+        <w:t>&gt;&gt; Section11 - Caracteristiques logement</w:t>
+      </w:r>
+    </w:p>
+    <w:p>
+      <w:pPr>
+        <w:ind w:left="283"/>
+      </w:pPr>
+      <w:r>
+        <w:rPr>
+          <w:sz w:val="20"/>
+        </w:rPr>
+        <w:t>- Le montant (FCFA) du loyer mensuel payé pour un logement comme le votre dans ce village/quartier est trop élevé, Veuillez s'il vous plaît corriger cette information.</w:t>
+      </w:r>
+    </w:p>
+    <w:p>
+      <w:r>
+        <w:rPr>
+          <w:b/>
+          <w:color w:val="4672C4"/>
+          <w:sz w:val="22"/>
+        </w:rPr>
+        <w:t>&gt;&gt; Section12 - Actifs du menage</w:t>
+      </w:r>
+    </w:p>
+    <w:p>
+      <w:pPr>
+        <w:ind w:left="283"/>
+      </w:pPr>
+      <w:r>
+        <w:rPr>
+          <w:sz w:val="20"/>
+        </w:rPr>
+        <w:t>- Attention ! Lit a été achété à 1750000 Fcfa est relativement élevé par rapport aux autres prix d'achat observés dans cette zone. Prière de corriger ou de confirmer avec le QG.</w:t>
+      </w:r>
+    </w:p>
+    <w:p>
+      <w:r>
+        <w:rPr>
+          <w:b/>
+          <w:color w:val="4672C4"/>
+          <w:sz w:val="22"/>
+        </w:rPr>
+        <w:t>&gt;&gt; Section16a - Champs et parcelles</w:t>
+      </w:r>
+    </w:p>
+    <w:p>
+      <w:pPr>
+        <w:ind w:left="283"/>
+      </w:pPr>
+      <w:r>
+        <w:rPr>
+          <w:sz w:val="20"/>
+        </w:rPr>
+        <w:t xml:space="preserve">- La superficie de la parcelle Mil selon les mesures GPS est de 7067.02 hectare qui semble élevé ou faible, prière de corriger. Le document légal (titre, acte, certificat etc. ) qui affirme votre possession de la parcelle Mil est  et semble exister dans les modalités, prière de prendre attache avec le QG pour plus d'explication afin de la classer bien. </w:t>
+        <w:br/>
+        <w:t xml:space="preserve">- La superficie de la parcelle arachide selon les mesures GPS est de 12852.81 hectare qui semble élevé ou faible, prière de corriger. Le document légal (titre, acte, certificat etc. ) qui affirme votre possession de la parcelle arachide est  et semble exister dans les modalités, prière de prendre attache avec le QG pour plus d'explication afin de la classer bien. </w:t>
+        <w:br/>
+        <w:t xml:space="preserve">- Le nombre d'homme de 15 ans et plus (35) non membre du ménage de SALIOU DIOUF ayant travaillé dans la parcelle arachide pour la période des récoltes semble élevé, prière de corriger. Le nombre de personnes toutes catégories confondues des main-d'oeuvre non-familiale sur la parcelle arachide au cours de la campagne pour la période des récoltes est de 35 personnes qui semble faible ou élevé. Merci de corriger. Le salaire total payé de toutes catégories confondues par le ménage SALIOU DIOUF pour la main-d'oeuvre non-familiale sur la parcelle arachide au cours de la campagne pour la période des récoltes est de 0 qui semble élevé ou faible. Merci de corriger. La superficie de la parcelle arachide selon les mesures GPS est de 22014.12 hectare qui semble élevé ou faible, prière de corriger. Le document légal (titre, acte, certificat etc. ) qui affirme votre possession de la parcelle arachide est  et semble exister dans les modalités, prière de prendre attache avec le QG pour plus d'explication afin de la classer bien. </w:t>
+        <w:br/>
+        <w:t xml:space="preserve">- Le salaire total payé de toutes catégories confondues par le ménage SALIOU DIOUF pour la main-d'oeuvre non-familiale sur la parcelle Mil au cours de la campagne pour la période de préparation du sol (labour) et des semis est de 0 qui semble élevé ou faible. Merci de corriger. Le salaire total payé de toutes catégories confondues par le ménage SALIOU DIOUF pour la main-d'oeuvre non-familiale sur la parcelle Mil au cours de la campagne pour la période des récoltes est de 0 qui semble élevé ou faible. Merci de corriger. La superficie de la parcelle Mil selon les mesures GPS est de 4195.27 hectare qui semble élevé ou faible, prière de corriger. Le document légal (titre, acte, certificat etc. ) qui affirme votre possession de la parcelle Mil est  et semble exister dans les modalités, prière de prendre attache avec le QG pour plus d'explication afin de la classer bien. </w:t>
+        <w:br/>
+        <w:t>- Le salaire total payé de toutes catégories confondues par le ménage SALIOU DIOUF pour la main-d'oeuvre non-familiale sur la parcelle arachide au cours de la campagne pour la période des récoltes est de 0 qui semble élevé ou faible. Merci de corriger. La superficie de la parcelle arachide selon les mesures GPS est de 10889.23 hectare qui semble élevé ou faible, prière de corriger. Le document légal (titre, acte, certificat etc. ) qui affirme votre possession de la parcelle arachide est  et semble exister dans les modalités, prière de prendre attache avec le QG pour plus d'explication afin de la classer bien.</w:t>
+      </w:r>
+    </w:p>
+    <w:p>
+      <w:r>
+        <w:rPr>
+          <w:b/>
+          <w:color w:val="4672C4"/>
+          <w:sz w:val="22"/>
+        </w:rPr>
+        <w:t>&gt;&gt; Section16c - Cultures</w:t>
+      </w:r>
+    </w:p>
+    <w:p>
+      <w:pPr>
+        <w:ind w:left="283"/>
+      </w:pPr>
+      <w:r>
+        <w:rPr>
+          <w:sz w:val="20"/>
+        </w:rPr>
+        <w:t xml:space="preserve">- La quantité estimée en Kg est incorrecte (Exemple : si le ménage a eu 10 sacs de 100kg = 10*100=1000kg), prière de corriger merci. </w:t>
+        <w:br/>
+        <w:t xml:space="preserve">- La quantité estimée en Kg est incorrecte (Exemple : si le ménage a eu 10 sacs de 100kg = 10*100=1000kg), prière de corriger merci. </w:t>
+        <w:br/>
+        <w:t xml:space="preserve">- La quantité estimée en Kg est incorrecte (Exemple : si le ménage a eu 10 sacs de 100kg = 10*100=1000kg), prière de corriger merci. </w:t>
+        <w:br/>
+        <w:t>- La quantité estimée en Kg est incorrecte (Exemple : si le ménage a eu 10 sacs de 100kg = 10*100=1000kg), prière de corriger merci.</w:t>
+      </w:r>
+    </w:p>
+    <w:p>
+      <w:r>
+        <w:rPr>
+          <w:b/>
+          <w:color w:val="4672C4"/>
+          <w:sz w:val="22"/>
+        </w:rPr>
+        <w:t>&gt;&gt; Section16d - Utilisation de la production</w:t>
+      </w:r>
+    </w:p>
+    <w:p>
+      <w:pPr>
+        <w:ind w:left="283"/>
+      </w:pPr>
+      <w:r>
+        <w:rPr>
+          <w:sz w:val="20"/>
+        </w:rPr>
+        <w:t xml:space="preserve">- || </w:t>
+        <w:br/>
+        <w:t xml:space="preserve">- </w:t>
+        <w:br/>
+        <w:t>-  ||</w:t>
+      </w:r>
+    </w:p>
+    <w:p>
+      <w:r>
+        <w:rPr>
+          <w:b/>
+          <w:color w:val="4672C4"/>
+          <w:sz w:val="22"/>
+        </w:rPr>
         <w:t>&gt;&gt; Section19 - Equipements agricoles</w:t>
       </w:r>
     </w:p>
@@ -2593,7 +4755,1324 @@
         <w:rPr>
           <w:sz w:val="20"/>
         </w:rPr>
-        <w:t>- Attention ! Houe/daba/hilaire a été achété à 3000 Fcfa est relativement élevé par rapport aux autres prix d'achat observés dans cette zone. Prière de corriger ou de confirmer avec le QG. Attention ! Houe/daba/hilaire a été revendu à 3000 Fcfa qui est relativement élevé par rapport aux autres prix de revente observés dans cette zone. Prière de corriger ou de confirmer avec le QG.</w:t>
+        <w:t xml:space="preserve">- Attention ! Houe/daba/hilaire a été achété à 8000 Fcfa est relativement élevé par rapport aux autres prix d'achat observés dans cette zone. Prière de corriger ou de confirmer avec le QG. Attention ! Houe/daba/hilaire a été revendu à 8000 Fcfa qui est relativement élevé par rapport aux autres prix de revente observés dans cette zone. Prière de corriger ou de confirmer avec le QG. </w:t>
+        <w:br/>
+        <w:t>- Attention ! Râteau a été revendu à 2000 Fcfa qui est relativement élevé par rapport aux autres prix de revente observés dans cette zone. Prière de corriger ou de confirmer avec le QG.</w:t>
+      </w:r>
+    </w:p>
+    <w:p>
+      <w:r>
+        <w:t>________________________________________________________________________________</w:t>
+      </w:r>
+    </w:p>
+    <w:p>
+      <w:pPr>
+        <w:pStyle w:val="Heading2"/>
+      </w:pPr>
+      <w:r>
+        <w:t>Menage 9</w:t>
+      </w:r>
+    </w:p>
+    <w:tbl>
+      <w:tblPr>
+        <w:tblStyle w:val="TableGrid"/>
+        <w:tblW w:type="auto" w:w="0"/>
+        <w:tblLook w:firstColumn="1" w:firstRow="1" w:lastColumn="0" w:lastRow="0" w:noHBand="0" w:noVBand="1" w:val="04A0"/>
+      </w:tblPr>
+      <w:tblGrid>
+        <w:gridCol w:w="1662"/>
+        <w:gridCol w:w="1662"/>
+        <w:gridCol w:w="1662"/>
+        <w:gridCol w:w="1662"/>
+        <w:gridCol w:w="1662"/>
+        <w:gridCol w:w="1662"/>
+      </w:tblGrid>
+      <w:tr>
+        <w:tc>
+          <w:tcPr>
+            <w:tcW w:type="dxa" w:w="1662"/>
+            <w:shd w:fill="5B9BD5"/>
+          </w:tcPr>
+          <w:p>
+            <w:r>
+              <w:rPr>
+                <w:b/>
+                <w:color w:val="FFFFFF"/>
+                <w:sz w:val="16"/>
+              </w:rPr>
+              <w:t>Interview Key</w:t>
+            </w:r>
+          </w:p>
+        </w:tc>
+        <w:tc>
+          <w:tcPr>
+            <w:tcW w:type="dxa" w:w="1662"/>
+            <w:shd w:fill="5B9BD5"/>
+          </w:tcPr>
+          <w:p>
+            <w:r>
+              <w:rPr>
+                <w:b/>
+                <w:color w:val="FFFFFF"/>
+                <w:sz w:val="16"/>
+              </w:rPr>
+              <w:t>Interview ID</w:t>
+            </w:r>
+          </w:p>
+        </w:tc>
+        <w:tc>
+          <w:tcPr>
+            <w:tcW w:type="dxa" w:w="1662"/>
+            <w:shd w:fill="5B9BD5"/>
+          </w:tcPr>
+          <w:p>
+            <w:r>
+              <w:rPr>
+                <w:b/>
+                <w:color w:val="FFFFFF"/>
+                <w:sz w:val="16"/>
+              </w:rPr>
+              <w:t>ID Agent</w:t>
+            </w:r>
+          </w:p>
+        </w:tc>
+        <w:tc>
+          <w:tcPr>
+            <w:tcW w:type="dxa" w:w="1662"/>
+            <w:shd w:fill="5B9BD5"/>
+          </w:tcPr>
+          <w:p>
+            <w:r>
+              <w:rPr>
+                <w:b/>
+                <w:color w:val="FFFFFF"/>
+                <w:sz w:val="16"/>
+              </w:rPr>
+              <w:t>ID Equipe</w:t>
+            </w:r>
+          </w:p>
+        </w:tc>
+        <w:tc>
+          <w:tcPr>
+            <w:tcW w:type="dxa" w:w="1662"/>
+            <w:shd w:fill="5B9BD5"/>
+          </w:tcPr>
+          <w:p>
+            <w:r>
+              <w:rPr>
+                <w:b/>
+                <w:color w:val="FFFFFF"/>
+                <w:sz w:val="16"/>
+              </w:rPr>
+              <w:t>Agent</w:t>
+            </w:r>
+          </w:p>
+        </w:tc>
+        <w:tc>
+          <w:tcPr>
+            <w:tcW w:type="dxa" w:w="1662"/>
+            <w:shd w:fill="5B9BD5"/>
+          </w:tcPr>
+          <w:p>
+            <w:r>
+              <w:rPr>
+                <w:b/>
+                <w:color w:val="FFFFFF"/>
+                <w:sz w:val="16"/>
+              </w:rPr>
+              <w:t>Chef d'equipe</w:t>
+            </w:r>
+          </w:p>
+        </w:tc>
+      </w:tr>
+      <w:tr>
+        <w:tc>
+          <w:tcPr>
+            <w:tcW w:type="dxa" w:w="1662"/>
+          </w:tcPr>
+          <w:p>
+            <w:r>
+              <w:rPr>
+                <w:sz w:val="14"/>
+              </w:rPr>
+              <w:t>57-72-76-01</w:t>
+            </w:r>
+          </w:p>
+        </w:tc>
+        <w:tc>
+          <w:tcPr>
+            <w:tcW w:type="dxa" w:w="1662"/>
+          </w:tcPr>
+          <w:p>
+            <w:r>
+              <w:rPr>
+                <w:sz w:val="14"/>
+              </w:rPr>
+              <w:t>0a38f65a22f4473da2156e43836f6b91</w:t>
+            </w:r>
+          </w:p>
+        </w:tc>
+        <w:tc>
+          <w:tcPr>
+            <w:tcW w:type="dxa" w:w="1662"/>
+          </w:tcPr>
+          <w:p>
+            <w:r>
+              <w:rPr>
+                <w:sz w:val="14"/>
+              </w:rPr>
+              <w:t>EQ11_enq2</w:t>
+            </w:r>
+          </w:p>
+        </w:tc>
+        <w:tc>
+          <w:tcPr>
+            <w:tcW w:type="dxa" w:w="1662"/>
+          </w:tcPr>
+          <w:p>
+            <w:r>
+              <w:rPr>
+                <w:sz w:val="14"/>
+              </w:rPr>
+              <w:t>Equipe11</w:t>
+            </w:r>
+          </w:p>
+        </w:tc>
+        <w:tc>
+          <w:tcPr>
+            <w:tcW w:type="dxa" w:w="1662"/>
+          </w:tcPr>
+          <w:p>
+            <w:r>
+              <w:rPr>
+                <w:sz w:val="14"/>
+              </w:rPr>
+              <w:t>Moumy NDIAYE</w:t>
+            </w:r>
+          </w:p>
+        </w:tc>
+        <w:tc>
+          <w:tcPr>
+            <w:tcW w:type="dxa" w:w="1662"/>
+          </w:tcPr>
+          <w:p>
+            <w:r>
+              <w:rPr>
+                <w:sz w:val="14"/>
+              </w:rPr>
+              <w:t>Fatou Gnongue FAYE</w:t>
+            </w:r>
+          </w:p>
+        </w:tc>
+      </w:tr>
+    </w:tbl>
+    <w:p/>
+    <w:tbl>
+      <w:tblPr>
+        <w:tblStyle w:val="TableGrid"/>
+        <w:tblW w:type="auto" w:w="0"/>
+        <w:tblLook w:firstColumn="1" w:firstRow="1" w:lastColumn="0" w:lastRow="0" w:noHBand="0" w:noVBand="1" w:val="04A0"/>
+      </w:tblPr>
+      <w:tblGrid>
+        <w:gridCol w:w="3324"/>
+        <w:gridCol w:w="3324"/>
+        <w:gridCol w:w="3324"/>
+      </w:tblGrid>
+      <w:tr>
+        <w:tc>
+          <w:tcPr>
+            <w:tcW w:type="dxa" w:w="3324"/>
+            <w:shd w:fill="70AD47"/>
+          </w:tcPr>
+          <w:p>
+            <w:r>
+              <w:rPr>
+                <w:b/>
+                <w:color w:val="FFFFFF"/>
+                <w:sz w:val="18"/>
+              </w:rPr>
+              <w:t>Chef de Menage</w:t>
+            </w:r>
+          </w:p>
+        </w:tc>
+        <w:tc>
+          <w:tcPr>
+            <w:tcW w:type="dxa" w:w="3324"/>
+            <w:shd w:fill="70AD47"/>
+          </w:tcPr>
+          <w:p>
+            <w:r>
+              <w:rPr>
+                <w:b/>
+                <w:color w:val="FFFFFF"/>
+                <w:sz w:val="18"/>
+              </w:rPr>
+              <w:t>Quartier/Village (s00q05)</w:t>
+            </w:r>
+          </w:p>
+        </w:tc>
+        <w:tc>
+          <w:tcPr>
+            <w:tcW w:type="dxa" w:w="3324"/>
+            <w:shd w:fill="70AD47"/>
+          </w:tcPr>
+          <w:p>
+            <w:r>
+              <w:rPr>
+                <w:b/>
+                <w:color w:val="FFFFFF"/>
+                <w:sz w:val="18"/>
+              </w:rPr>
+              <w:t>Localisation GPS</w:t>
+            </w:r>
+          </w:p>
+        </w:tc>
+      </w:tr>
+      <w:tr>
+        <w:tc>
+          <w:tcPr>
+            <w:tcW w:type="dxa" w:w="3324"/>
+          </w:tcPr>
+          <w:p>
+            <w:r>
+              <w:rPr>
+                <w:sz w:val="18"/>
+              </w:rPr>
+              <w:t>MAMADOU SENE</w:t>
+            </w:r>
+          </w:p>
+        </w:tc>
+        <w:tc>
+          <w:tcPr>
+            <w:tcW w:type="dxa" w:w="3324"/>
+          </w:tcPr>
+          <w:p>
+            <w:r>
+              <w:rPr>
+                <w:sz w:val="18"/>
+              </w:rPr>
+              <w:t>N/A</w:t>
+            </w:r>
+          </w:p>
+        </w:tc>
+        <w:tc>
+          <w:tcPr>
+            <w:tcW w:type="dxa" w:w="3324"/>
+          </w:tcPr>
+          <w:p>
+            <w:r/>
+            <w:hyperlink r:id="rId15">
+              <w:r>
+                <w:rPr>
+                  <w:color w:val="0563C1"/>
+                  <w:u w:val="single"/>
+                </w:rPr>
+                <w:t>derni�re  mosqu�e</w:t>
+              </w:r>
+            </w:hyperlink>
+          </w:p>
+        </w:tc>
+      </w:tr>
+    </w:tbl>
+    <w:p/>
+    <w:p>
+      <w:r>
+        <w:rPr>
+          <w:b/>
+          <w:color w:val="4672C4"/>
+          <w:sz w:val="22"/>
+        </w:rPr>
+        <w:t>&gt;&gt; Section1 - Caracteristiques des membres</w:t>
+      </w:r>
+    </w:p>
+    <w:p>
+      <w:pPr>
+        <w:ind w:left="283"/>
+      </w:pPr>
+      <w:r>
+        <w:rPr>
+          <w:sz w:val="20"/>
+        </w:rPr>
+        <w:t xml:space="preserve">- Attention ! Vous avez déclaré en s01q00 que le répondant est la personne elle-même, or Diole sene est trop jeune (10 ans) pour fournir des informations correctes. Prière de refaire la section 1 pour Diole sene en demandant à un adulte de répondre aux questions à sa place. </w:t>
+        <w:br/>
+        <w:t>- Incoherence! La mère de Babacar sene est trop jeune ou vielle pour avoir Babacar sene selon l'écart (13) d'âge entre lui et sa mère, prière de revoir l'âge de Babacar sene ou de sa mère. Dans le cas contraire rassurez vous que c'est bien son fils/fille biologique.</w:t>
+      </w:r>
+    </w:p>
+    <w:p>
+      <w:r>
+        <w:rPr>
+          <w:b/>
+          <w:color w:val="4672C4"/>
+          <w:sz w:val="22"/>
+        </w:rPr>
+        <w:t>&gt;&gt; Section2 - Education</w:t>
+      </w:r>
+    </w:p>
+    <w:p>
+      <w:pPr>
+        <w:ind w:left="283"/>
+      </w:pPr>
+      <w:r>
+        <w:rPr>
+          <w:sz w:val="20"/>
+        </w:rPr>
+        <w:t xml:space="preserve">- Peu probable! Aissatou yade  n'arrive pas  à comprendre un petit texte lu dans une langue locale (s02q03). Veuillez corriger ou donner des explications au QG. Peu probable! Aissatou yade  ne sait ni lire, ni écrire, ni comprendre dans aucune des langues  (s02q01,s02q02,s02q03). Veuillez corriger ou donner des explications au QG. </w:t>
+        <w:br/>
+        <w:t xml:space="preserve">- Peu probable! Aìssatou diagne  n'arrive pas  à comprendre un petit texte lu dans une langue locale (s02q03). Veuillez corriger ou donner des explications au QG. Peu probable! Aìssatou diagne  ne sait ni lire, ni écrire, ni comprendre dans aucune des langues  (s02q01,s02q02,s02q03). Veuillez corriger ou donner des explications au QG. </w:t>
+        <w:br/>
+        <w:t xml:space="preserve">- Peu probable! Babacar sene  n'arrive pas  à comprendre un petit texte lu dans une langue locale (s02q03). Veuillez corriger ou donner des explications au QG. Peu probable! Babacar sene  ne sait ni lire, ni écrire, ni comprendre dans aucune des langues  (s02q01,s02q02,s02q03). Veuillez corriger ou donner des explications au QG. </w:t>
+        <w:br/>
+        <w:t xml:space="preserve">- Peu probable! Bineta sene  n'arrive pas  à comprendre un petit texte lu dans une langue locale (s02q03). Veuillez corriger ou donner des explications au QG. Peu probable! Bineta sene  ne sait ni lire, ni écrire, ni comprendre dans aucune des langues  (s02q01,s02q02,s02q03). Veuillez corriger ou donner des explications au QG. </w:t>
+        <w:br/>
+        <w:t xml:space="preserve">- Peu probable! Daouda sene  n'arrive pas  à comprendre un petit texte lu dans une langue locale (s02q03). Veuillez corriger ou donner des explications au QG. Peu probable! Daouda sene  ne sait ni lire, ni écrire, ni comprendre dans aucune des langues  (s02q01,s02q02,s02q03). Veuillez corriger ou donner des explications au QG. </w:t>
+        <w:br/>
+        <w:t xml:space="preserve">- Peu probable! Diole sene  n'arrive pas  à comprendre un petit texte lu dans une langue locale (s02q03). Veuillez corriger ou donner des explications au QG. Peu probable! Diole sene  ne sait ni lire, ni écrire, ni comprendre dans aucune des langues  (s02q01,s02q02,s02q03). Veuillez corriger ou donner des explications au QG. </w:t>
+        <w:br/>
+        <w:t xml:space="preserve">- Peu probable! Gana sene  n'arrive pas  à comprendre un petit texte lu dans une langue locale (s02q03). Veuillez corriger ou donner des explications au QG. Peu probable! Gana sene  ne sait ni lire, ni écrire, ni comprendre dans aucune des langues  (s02q01,s02q02,s02q03). Veuillez corriger ou donner des explications au QG. </w:t>
+        <w:br/>
+        <w:t xml:space="preserve">- Peu probable! Mamadou sene  n'arrive pas  à comprendre un petit texte lu dans une langue locale (s02q03). Veuillez corriger ou donner des explications au QG. Peu probable! Mamadou sene  ne sait ni lire, ni écrire, ni comprendre dans aucune des langues  (s02q01,s02q02,s02q03). Veuillez corriger ou donner des explications au QG. </w:t>
+        <w:br/>
+        <w:t xml:space="preserve">- Peu probable! Mbaye sene  n'arrive pas  à comprendre un petit texte lu dans une langue locale (s02q03). Veuillez corriger ou donner des explications au QG. </w:t>
+        <w:br/>
+        <w:t>- Peu probable! Mor sene  n'arrive pas  à comprendre un petit texte lu dans une langue locale (s02q03). Veuillez corriger ou donner des explications au QG. Le montant des frais pour les cahiers et autres matériels scolaires pour l'année scolaire de Mor sene est de 0 FCFA, Mor sene a fait comment pour payer ces cahiers et autres matériels scolaires (SAC, stylo, craie, ardoise, crayon...) ? prière de corriger.</w:t>
+      </w:r>
+    </w:p>
+    <w:p>
+      <w:r>
+        <w:rPr>
+          <w:b/>
+          <w:color w:val="4672C4"/>
+          <w:sz w:val="22"/>
+        </w:rPr>
+        <w:t>&gt;&gt; Section4a - Emploi</w:t>
+      </w:r>
+    </w:p>
+    <w:p>
+      <w:pPr>
+        <w:ind w:left="283"/>
+      </w:pPr>
+      <w:r>
+        <w:rPr>
+          <w:sz w:val="20"/>
+        </w:rPr>
+        <w:t xml:space="preserve">- Avertissement! Aìssatou diagne est trop âgé ou en retraite mais il a moins de 58 ans, prière de corriger. </w:t>
+        <w:br/>
+        <w:t xml:space="preserve">- Avertissement! Diole sene n'a consacré aucune heure pour aucun des travaux du ménage, prière de regarder les réponses prises dans les questions (s04q01 s04q02 s04q03 s04q04 s04q05 s04q06 s04q07 s04q08). </w:t>
+        <w:br/>
+        <w:t xml:space="preserve">- Avertissement! Généralement les jeunes hommes (10 à 25ans) font des travaux ménager soit apprendre les enfants à reviser leurs léçons ou d'autres cours, Mor sene n'a consacré aucune heure pour les travaux cités en s04q01, s04q02, s04q03, s04q04, s04q05, s04q06, s04q07 et s04q08.Prière de regarder pour corriger ou confirmer avec le QG. </w:t>
+        <w:br/>
+        <w:t>- Avertissement! Nombre d'heure que Babacar sene a consacré à son emploi au cours des 7 derniers jours est trop faible, veuillez revoir s'il vous plait ou confirmer cette information avec QG.</w:t>
+      </w:r>
+    </w:p>
+    <w:p>
+      <w:r>
+        <w:rPr>
+          <w:b/>
+          <w:color w:val="4672C4"/>
+          <w:sz w:val="22"/>
+        </w:rPr>
+        <w:t>&gt;&gt; Section4b - Emploi - Activite principale</w:t>
+      </w:r>
+    </w:p>
+    <w:p>
+      <w:pPr>
+        <w:ind w:left="283"/>
+      </w:pPr>
+      <w:r>
+        <w:rPr>
+          <w:sz w:val="20"/>
+        </w:rPr>
+        <w:t xml:space="preserve">- Attention ! Le nombre de jours que Mbaye sene a travaillés par mois semble être inférieur à 15. Veuillez, s'il vous plaît, confirmer cette information. Attention! le nombre d'heure que Mbaye sene a travaillé par jour semble être inferieur à 4, veuillez s'il vous plait confirmer cette information avec le QG. </w:t>
+        <w:br/>
+        <w:t>- Prière de changer la branche d'activité de Babacar sene, les agriculteurs dont leurs cultures est principalement destiné à la consommation du ménage sont des (Agriculteurs, subsistances) et ceux qui le font avec l'élevage sont des (Agriculteurs et eleveurs, subsistances)Nombre de mois exercé par Babacar sene dans l'emploi au cours des 12 derniers mois semble faible, veuillez corriger s'il vous plait ou comfirmer avec le QG. Attention ! Le nombre de jours que Babacar sene a travaillés par mois semble être inférieur à 15. Veuillez, s'il vous plaît, confirmer cette information.</w:t>
+      </w:r>
+    </w:p>
+    <w:p>
+      <w:r>
+        <w:rPr>
+          <w:b/>
+          <w:color w:val="4672C4"/>
+          <w:sz w:val="22"/>
+        </w:rPr>
+        <w:t>&gt;&gt; Section7b - Consommation alimentaire - 7 jours</w:t>
+      </w:r>
+    </w:p>
+    <w:p>
+      <w:pPr>
+        <w:ind w:left="283"/>
+      </w:pPr>
+      <w:r>
+        <w:rPr>
+          <w:sz w:val="20"/>
+        </w:rPr>
+        <w:t>- Attention ! Le prix unitaire d'achat (100 Fcfa) de Ail en Sachets (Tres petit) est relativement élevé par rapport aux autres prix observés dans cette zone. Prière de corriger ou de confirmer avec le QG. Attention ! Le prix unitaire d'achat (200 Fcfa) de Feuilles de patate en Sachets (Petit) est relativement élevé par rapport aux autres prix observés dans cette zone. Prière de corriger ou de confirmer avec le QG. Incohérence!! Dans ce ménage, chaque individus consomme par jour 41.63468 Kg  de cereale; Prière de revoir les quantités prises de ces produits. Incohérence!! Dans ce ménage, chaque individus consomme par jour 41.63468 Kg  de cereale; Prière de revoir les quantités prises de ces produits.</w:t>
+      </w:r>
+    </w:p>
+    <w:p>
+      <w:r>
+        <w:rPr>
+          <w:b/>
+          <w:color w:val="4672C4"/>
+          <w:sz w:val="22"/>
+        </w:rPr>
+        <w:t>&gt;&gt; Section9b - Depenses non-alimentaires - 7 jours</w:t>
+      </w:r>
+    </w:p>
+    <w:p>
+      <w:pPr>
+        <w:ind w:left="283"/>
+      </w:pPr>
+      <w:r>
+        <w:rPr>
+          <w:sz w:val="20"/>
+        </w:rPr>
+        <w:t>- Peu plausible! le montant de la dépense pour Cigarettes, Tabac semble faible. Veuillez, s'il vous plaît, confirmer cette information avec le QG ou la corriger.</w:t>
+      </w:r>
+    </w:p>
+    <w:p>
+      <w:r>
+        <w:rPr>
+          <w:b/>
+          <w:color w:val="4672C4"/>
+          <w:sz w:val="22"/>
+        </w:rPr>
+        <w:t>&gt;&gt; Section9c - Depenses non-alimentaires - 30 jours</w:t>
+      </w:r>
+    </w:p>
+    <w:p>
+      <w:pPr>
+        <w:ind w:left="283"/>
+      </w:pPr>
+      <w:r>
+        <w:rPr>
+          <w:sz w:val="20"/>
+        </w:rPr>
+        <w:t>- La dernière fois que vous avez acheté Bois de chauffe ramassé/coupé (estimer la valeur) est dans les champs et semble exister dans les modalités, prière de prendre attache avec le QG pour plus d'explication afin de la classer bien.</w:t>
+      </w:r>
+    </w:p>
+    <w:p>
+      <w:r>
+        <w:rPr>
+          <w:b/>
+          <w:color w:val="4672C4"/>
+          <w:sz w:val="22"/>
+        </w:rPr>
+        <w:t>&gt;&gt; Section10a - Existence entreprise non agricole</w:t>
+      </w:r>
+    </w:p>
+    <w:p>
+      <w:pPr>
+        <w:ind w:left="283"/>
+      </w:pPr>
+      <w:r>
+        <w:rPr>
+          <w:sz w:val="20"/>
+        </w:rPr>
+        <w:t>- Avertissement!!! Le ménage de MAMADOU SENE a comme taille 11 personnes dont ils vivent à DIOURBEL Rural et aucune d'entre ne possède une entreprise non agricole, prière de revoir cette partie de la section 10 de ce menage.</w:t>
+      </w:r>
+    </w:p>
+    <w:p>
+      <w:r>
+        <w:rPr>
+          <w:b/>
+          <w:color w:val="4672C4"/>
+          <w:sz w:val="22"/>
+        </w:rPr>
+        <w:t>&gt;&gt; Section11 - Caracteristiques logement</w:t>
+      </w:r>
+    </w:p>
+    <w:p>
+      <w:pPr>
+        <w:ind w:left="283"/>
+      </w:pPr>
+      <w:r>
+        <w:rPr>
+          <w:sz w:val="20"/>
+        </w:rPr>
+        <w:t>- Le montant (FCFA) du loyer mensuel payé pour un logement comme le votre dans ce village/quartier est trop élevé, Veuillez s'il vous plaît corriger cette information. le montant supporté par le ménage pour cette source d’énergie au cours des 30 derniers jours semble élevé, prière de confirmer ou corriger.  Le moyen que le ménage utilise pour se débarrasser des excréments hors de la concession est pas encore vider et semble exister dans les modalités, prière de prendre attache avec le QG pour plus d'explication afin de la classer bien.</w:t>
+      </w:r>
+    </w:p>
+    <w:p>
+      <w:r>
+        <w:rPr>
+          <w:b/>
+          <w:color w:val="4672C4"/>
+          <w:sz w:val="22"/>
+        </w:rPr>
+        <w:t>&gt;&gt; Section15 - Filets sociaux</w:t>
+      </w:r>
+    </w:p>
+    <w:p>
+      <w:pPr>
+        <w:ind w:left="283"/>
+      </w:pPr>
+      <w:r>
+        <w:rPr>
+          <w:sz w:val="20"/>
+        </w:rPr>
+        <w:t xml:space="preserve">- Le mois ou l'année que le ménage a réçu pour Don de moustiquaire imprégnée doivent être renseigner. Prière de reneigner. </w:t>
+        <w:br/>
+        <w:t>- Le mois ou l'année que le ménage a réçu pour Soutien à cause de la COVID-19 doivent être renseigner. Prière de reneigner.</w:t>
+      </w:r>
+    </w:p>
+    <w:p>
+      <w:r>
+        <w:rPr>
+          <w:b/>
+          <w:color w:val="4672C4"/>
+          <w:sz w:val="22"/>
+        </w:rPr>
+        <w:t>&gt;&gt; Section16a - Champs et parcelles</w:t>
+      </w:r>
+    </w:p>
+    <w:p>
+      <w:pPr>
+        <w:ind w:left="283"/>
+      </w:pPr>
+      <w:r>
+        <w:rPr>
+          <w:sz w:val="20"/>
+        </w:rPr>
+        <w:t xml:space="preserve">- La quantité d'utilisation d'urée dans la parcelle Mil est de 125 Kilogramme et semble élevé, prière de corriger. La superficie de la parcelle Mil selon les mesures GPS est de 15437.78 hectare qui semble élevé ou faible, prière de corriger. Le document légal (titre, acte, certificat etc. ) qui affirme votre possession de la parcelle Mil est  et semble exister dans les modalités, prière de prendre attache avec le QG pour plus d'explication afin de la classer bien. </w:t>
+        <w:br/>
+        <w:t xml:space="preserve">- La superficie de la parcelle Mil selon les mesures GPS est de 7827.07 hectare qui semble élevé ou faible, prière de corriger. Le document légal (titre, acte, certificat etc. ) qui affirme votre possession de la parcelle Mil est  et semble exister dans les modalités, prière de prendre attache avec le QG pour plus d'explication afin de la classer bien. </w:t>
+        <w:br/>
+        <w:t xml:space="preserve">- La superficie de la parcelle arachide selon les mesures GPS est de 1278.56 hectare qui semble élevé ou faible, prière de corriger. Le document légal (titre, acte, certificat etc. ) qui affirme votre possession de la parcelle arachide est  et semble exister dans les modalités, prière de prendre attache avec le QG pour plus d'explication afin de la classer bien. </w:t>
+        <w:br/>
+        <w:t xml:space="preserve">- La superficie de la parcelle arachide selon les mesures GPS est de 8540.49 hectare qui semble élevé ou faible, prière de corriger. Le document légal (titre, acte, certificat etc. ) qui affirme votre possession de la parcelle arachide est  et semble exister dans les modalités, prière de prendre attache avec le QG pour plus d'explication afin de la classer bien. </w:t>
+        <w:br/>
+        <w:t>- Le salaire total payé de toutes catégories confondues par le ménage MAMADOU SENE pour la main-d'oeuvre non-familiale sur la parcelle arachide au cours de la campagne pour la période des récoltes est de 0 qui semble élevé ou faible. Merci de corriger. La superficie de la parcelle arachide selon les mesures GPS est de 1980.61 hectare qui semble élevé ou faible, prière de corriger. Le document légal (titre, acte, certificat etc. ) qui affirme votre possession de la parcelle arachide est  et semble exister dans les modalités, prière de prendre attache avec le QG pour plus d'explication afin de la classer bien.</w:t>
+      </w:r>
+    </w:p>
+    <w:p>
+      <w:r>
+        <w:rPr>
+          <w:b/>
+          <w:color w:val="4672C4"/>
+          <w:sz w:val="22"/>
+        </w:rPr>
+        <w:t>&gt;&gt; Section16c - Cultures</w:t>
+      </w:r>
+    </w:p>
+    <w:p>
+      <w:pPr>
+        <w:ind w:left="283"/>
+      </w:pPr>
+      <w:r>
+        <w:rPr>
+          <w:sz w:val="20"/>
+        </w:rPr>
+        <w:t xml:space="preserve">- La quantité estimée en Kg est incorrecte (Exemple : si le ménage a eu 10 sacs de 100kg = 10*100=1000kg), prière de corriger merci. </w:t>
+        <w:br/>
+        <w:t xml:space="preserve">- La quantité estimée en Kg est incorrecte (Exemple : si le ménage a eu 10 sacs de 100kg = 10*100=1000kg), prière de corriger merci. </w:t>
+        <w:br/>
+        <w:t>- La quantité estimée en Kg est incorrecte (Exemple : si le ménage a eu 10 sacs de 100kg = 10*100=1000kg), prière de corriger merci.</w:t>
+      </w:r>
+    </w:p>
+    <w:p>
+      <w:r>
+        <w:rPr>
+          <w:b/>
+          <w:color w:val="4672C4"/>
+          <w:sz w:val="22"/>
+        </w:rPr>
+        <w:t>&gt;&gt; Section16d - Utilisation de la production</w:t>
+      </w:r>
+    </w:p>
+    <w:p>
+      <w:pPr>
+        <w:ind w:left="283"/>
+      </w:pPr>
+      <w:r>
+        <w:rPr>
+          <w:sz w:val="20"/>
+        </w:rPr>
+        <w:t xml:space="preserve">- || </w:t>
+        <w:br/>
+        <w:t xml:space="preserve">- </w:t>
+        <w:br/>
+        <w:t>-  ||</w:t>
+      </w:r>
+    </w:p>
+    <w:p>
+      <w:r>
+        <w:rPr>
+          <w:b/>
+          <w:color w:val="4672C4"/>
+          <w:sz w:val="22"/>
+        </w:rPr>
+        <w:t>&gt;&gt; Section19 - Equipements agricoles</w:t>
+      </w:r>
+    </w:p>
+    <w:p>
+      <w:pPr>
+        <w:ind w:left="283"/>
+      </w:pPr>
+      <w:r>
+        <w:rPr>
+          <w:sz w:val="20"/>
+        </w:rPr>
+        <w:t>- Attention ! Houe/daba/hilaire a été achété à 2500 Fcfa est relativement élevé par rapport aux autres prix d'achat observés dans cette zone. Prière de corriger ou de confirmer avec le QG. Attention ! Houe/daba/hilaire a été revendu à 2500 Fcfa qui est relativement élevé par rapport aux autres prix de revente observés dans cette zone. Prière de corriger ou de confirmer avec le QG.</w:t>
+      </w:r>
+    </w:p>
+    <w:p>
+      <w:r>
+        <w:t>________________________________________________________________________________</w:t>
+      </w:r>
+    </w:p>
+    <w:p>
+      <w:pPr>
+        <w:pStyle w:val="Heading2"/>
+      </w:pPr>
+      <w:r>
+        <w:t>Menage 10</w:t>
+      </w:r>
+    </w:p>
+    <w:tbl>
+      <w:tblPr>
+        <w:tblStyle w:val="TableGrid"/>
+        <w:tblW w:type="auto" w:w="0"/>
+        <w:tblLook w:firstColumn="1" w:firstRow="1" w:lastColumn="0" w:lastRow="0" w:noHBand="0" w:noVBand="1" w:val="04A0"/>
+      </w:tblPr>
+      <w:tblGrid>
+        <w:gridCol w:w="1662"/>
+        <w:gridCol w:w="1662"/>
+        <w:gridCol w:w="1662"/>
+        <w:gridCol w:w="1662"/>
+        <w:gridCol w:w="1662"/>
+        <w:gridCol w:w="1662"/>
+      </w:tblGrid>
+      <w:tr>
+        <w:tc>
+          <w:tcPr>
+            <w:tcW w:type="dxa" w:w="1662"/>
+            <w:shd w:fill="5B9BD5"/>
+          </w:tcPr>
+          <w:p>
+            <w:r>
+              <w:rPr>
+                <w:b/>
+                <w:color w:val="FFFFFF"/>
+                <w:sz w:val="16"/>
+              </w:rPr>
+              <w:t>Interview Key</w:t>
+            </w:r>
+          </w:p>
+        </w:tc>
+        <w:tc>
+          <w:tcPr>
+            <w:tcW w:type="dxa" w:w="1662"/>
+            <w:shd w:fill="5B9BD5"/>
+          </w:tcPr>
+          <w:p>
+            <w:r>
+              <w:rPr>
+                <w:b/>
+                <w:color w:val="FFFFFF"/>
+                <w:sz w:val="16"/>
+              </w:rPr>
+              <w:t>Interview ID</w:t>
+            </w:r>
+          </w:p>
+        </w:tc>
+        <w:tc>
+          <w:tcPr>
+            <w:tcW w:type="dxa" w:w="1662"/>
+            <w:shd w:fill="5B9BD5"/>
+          </w:tcPr>
+          <w:p>
+            <w:r>
+              <w:rPr>
+                <w:b/>
+                <w:color w:val="FFFFFF"/>
+                <w:sz w:val="16"/>
+              </w:rPr>
+              <w:t>ID Agent</w:t>
+            </w:r>
+          </w:p>
+        </w:tc>
+        <w:tc>
+          <w:tcPr>
+            <w:tcW w:type="dxa" w:w="1662"/>
+            <w:shd w:fill="5B9BD5"/>
+          </w:tcPr>
+          <w:p>
+            <w:r>
+              <w:rPr>
+                <w:b/>
+                <w:color w:val="FFFFFF"/>
+                <w:sz w:val="16"/>
+              </w:rPr>
+              <w:t>ID Equipe</w:t>
+            </w:r>
+          </w:p>
+        </w:tc>
+        <w:tc>
+          <w:tcPr>
+            <w:tcW w:type="dxa" w:w="1662"/>
+            <w:shd w:fill="5B9BD5"/>
+          </w:tcPr>
+          <w:p>
+            <w:r>
+              <w:rPr>
+                <w:b/>
+                <w:color w:val="FFFFFF"/>
+                <w:sz w:val="16"/>
+              </w:rPr>
+              <w:t>Agent</w:t>
+            </w:r>
+          </w:p>
+        </w:tc>
+        <w:tc>
+          <w:tcPr>
+            <w:tcW w:type="dxa" w:w="1662"/>
+            <w:shd w:fill="5B9BD5"/>
+          </w:tcPr>
+          <w:p>
+            <w:r>
+              <w:rPr>
+                <w:b/>
+                <w:color w:val="FFFFFF"/>
+                <w:sz w:val="16"/>
+              </w:rPr>
+              <w:t>Chef d'equipe</w:t>
+            </w:r>
+          </w:p>
+        </w:tc>
+      </w:tr>
+      <w:tr>
+        <w:tc>
+          <w:tcPr>
+            <w:tcW w:type="dxa" w:w="1662"/>
+          </w:tcPr>
+          <w:p>
+            <w:r>
+              <w:rPr>
+                <w:sz w:val="14"/>
+              </w:rPr>
+              <w:t>61-68-85-82</w:t>
+            </w:r>
+          </w:p>
+        </w:tc>
+        <w:tc>
+          <w:tcPr>
+            <w:tcW w:type="dxa" w:w="1662"/>
+          </w:tcPr>
+          <w:p>
+            <w:r>
+              <w:rPr>
+                <w:sz w:val="14"/>
+              </w:rPr>
+              <w:t>90f58935a6674441bbf95fae056ec52d</w:t>
+            </w:r>
+          </w:p>
+        </w:tc>
+        <w:tc>
+          <w:tcPr>
+            <w:tcW w:type="dxa" w:w="1662"/>
+          </w:tcPr>
+          <w:p>
+            <w:r>
+              <w:rPr>
+                <w:sz w:val="14"/>
+              </w:rPr>
+              <w:t>EQ11_enq1</w:t>
+            </w:r>
+          </w:p>
+        </w:tc>
+        <w:tc>
+          <w:tcPr>
+            <w:tcW w:type="dxa" w:w="1662"/>
+          </w:tcPr>
+          <w:p>
+            <w:r>
+              <w:rPr>
+                <w:sz w:val="14"/>
+              </w:rPr>
+              <w:t>Equipe11</w:t>
+            </w:r>
+          </w:p>
+        </w:tc>
+        <w:tc>
+          <w:tcPr>
+            <w:tcW w:type="dxa" w:w="1662"/>
+          </w:tcPr>
+          <w:p>
+            <w:r>
+              <w:rPr>
+                <w:sz w:val="14"/>
+              </w:rPr>
+              <w:t>Mouhamadou Bassirou MANGANE</w:t>
+            </w:r>
+          </w:p>
+        </w:tc>
+        <w:tc>
+          <w:tcPr>
+            <w:tcW w:type="dxa" w:w="1662"/>
+          </w:tcPr>
+          <w:p>
+            <w:r>
+              <w:rPr>
+                <w:sz w:val="14"/>
+              </w:rPr>
+              <w:t>Fatou Gnongue FAYE</w:t>
+            </w:r>
+          </w:p>
+        </w:tc>
+      </w:tr>
+    </w:tbl>
+    <w:p/>
+    <w:tbl>
+      <w:tblPr>
+        <w:tblStyle w:val="TableGrid"/>
+        <w:tblW w:type="auto" w:w="0"/>
+        <w:tblLook w:firstColumn="1" w:firstRow="1" w:lastColumn="0" w:lastRow="0" w:noHBand="0" w:noVBand="1" w:val="04A0"/>
+      </w:tblPr>
+      <w:tblGrid>
+        <w:gridCol w:w="3324"/>
+        <w:gridCol w:w="3324"/>
+        <w:gridCol w:w="3324"/>
+      </w:tblGrid>
+      <w:tr>
+        <w:tc>
+          <w:tcPr>
+            <w:tcW w:type="dxa" w:w="3324"/>
+            <w:shd w:fill="70AD47"/>
+          </w:tcPr>
+          <w:p>
+            <w:r>
+              <w:rPr>
+                <w:b/>
+                <w:color w:val="FFFFFF"/>
+                <w:sz w:val="18"/>
+              </w:rPr>
+              <w:t>Chef de Menage</w:t>
+            </w:r>
+          </w:p>
+        </w:tc>
+        <w:tc>
+          <w:tcPr>
+            <w:tcW w:type="dxa" w:w="3324"/>
+            <w:shd w:fill="70AD47"/>
+          </w:tcPr>
+          <w:p>
+            <w:r>
+              <w:rPr>
+                <w:b/>
+                <w:color w:val="FFFFFF"/>
+                <w:sz w:val="18"/>
+              </w:rPr>
+              <w:t>Quartier/Village (s00q05)</w:t>
+            </w:r>
+          </w:p>
+        </w:tc>
+        <w:tc>
+          <w:tcPr>
+            <w:tcW w:type="dxa" w:w="3324"/>
+            <w:shd w:fill="70AD47"/>
+          </w:tcPr>
+          <w:p>
+            <w:r>
+              <w:rPr>
+                <w:b/>
+                <w:color w:val="FFFFFF"/>
+                <w:sz w:val="18"/>
+              </w:rPr>
+              <w:t>Localisation GPS</w:t>
+            </w:r>
+          </w:p>
+        </w:tc>
+      </w:tr>
+      <w:tr>
+        <w:tc>
+          <w:tcPr>
+            <w:tcW w:type="dxa" w:w="3324"/>
+          </w:tcPr>
+          <w:p>
+            <w:r>
+              <w:rPr>
+                <w:sz w:val="18"/>
+              </w:rPr>
+              <w:t>MOUHAMADOU YATT</w:t>
+            </w:r>
+          </w:p>
+        </w:tc>
+        <w:tc>
+          <w:tcPr>
+            <w:tcW w:type="dxa" w:w="3324"/>
+          </w:tcPr>
+          <w:p>
+            <w:r>
+              <w:rPr>
+                <w:sz w:val="18"/>
+              </w:rPr>
+              <w:t>N/A</w:t>
+            </w:r>
+          </w:p>
+        </w:tc>
+        <w:tc>
+          <w:tcPr>
+            <w:tcW w:type="dxa" w:w="3324"/>
+          </w:tcPr>
+          <w:p>
+            <w:r>
+              <w:rPr>
+                <w:sz w:val="18"/>
+              </w:rPr>
+              <w:t>N/A</w:t>
+            </w:r>
+          </w:p>
+        </w:tc>
+      </w:tr>
+    </w:tbl>
+    <w:p/>
+    <w:p>
+      <w:r>
+        <w:rPr>
+          <w:b/>
+          <w:color w:val="4672C4"/>
+          <w:sz w:val="22"/>
+        </w:rPr>
+        <w:t>&gt;&gt; Section0 - Identification et renseignements de controle</w:t>
+      </w:r>
+    </w:p>
+    <w:p>
+      <w:pPr>
+        <w:ind w:left="283"/>
+      </w:pPr>
+      <w:r>
+        <w:rPr>
+          <w:sz w:val="20"/>
+        </w:rPr>
+        <w:t>- Il est obligatoire de prendre les coordonnées Gps avant d'administrer le questionnaire. Prière de prendre les coordonnées GPS.</w:t>
+      </w:r>
+    </w:p>
+    <w:p>
+      <w:r>
+        <w:rPr>
+          <w:b/>
+          <w:color w:val="4672C4"/>
+          <w:sz w:val="22"/>
+        </w:rPr>
+        <w:t>&gt;&gt; Section2 - Education</w:t>
+      </w:r>
+    </w:p>
+    <w:p>
+      <w:pPr>
+        <w:ind w:left="283"/>
+      </w:pPr>
+      <w:r>
+        <w:rPr>
+          <w:sz w:val="20"/>
+        </w:rPr>
+        <w:t xml:space="preserve">- Peu probable! ABDOU YATTE  n'arrive pas  à comprendre un petit texte lu dans une langue locale (s02q03). Veuillez corriger ou donner des explications au QG. </w:t>
+        <w:br/>
+        <w:t xml:space="preserve">- Peu probable! ASSANE YATTE  n'arrive pas  à comprendre un petit texte lu dans une langue locale (s02q03). Veuillez corriger ou donner des explications au QG. Peu probable! ASSANE YATTE  ne sait ni lire, ni écrire, ni comprendre dans aucune des langues  (s02q01,s02q02,s02q03). Veuillez corriger ou donner des explications au QG. </w:t>
+        <w:br/>
+        <w:t xml:space="preserve">- Peu probable! COUMBA THIAW  n'arrive pas  à comprendre un petit texte lu dans une langue locale (s02q03). Veuillez corriger ou donner des explications au QG. Peu probable! COUMBA THIAW  ne sait ni lire, ni écrire, ni comprendre dans aucune des langues  (s02q01,s02q02,s02q03). Veuillez corriger ou donner des explications au QG. La raison principale que COUMBA THIAW n'a pas fait des études dans une école formelle est ELLE A QUATRE VINGT ANS et semble exister dans les modalités, prière de prendre attache avec le QG pour plus d'explication afin de la classer bien. </w:t>
+        <w:br/>
+        <w:t xml:space="preserve">- Peu probable! COUMBA YATTE  n'arrive pas  à comprendre un petit texte lu dans une langue locale (s02q03). Veuillez corriger ou donner des explications au QG. Peu probable! COUMBA YATTE  ne sait ni lire, ni écrire, ni comprendre dans aucune des langues  (s02q01,s02q02,s02q03). Veuillez corriger ou donner des explications au QG. </w:t>
+        <w:br/>
+        <w:t xml:space="preserve">- Peu probable! DEMBA FAYE  n'arrive pas  à comprendre un petit texte lu dans une langue locale (s02q03). Veuillez corriger ou donner des explications au QG. </w:t>
+        <w:br/>
+        <w:t xml:space="preserve">- Peu probable! GAMOU NDOUR  n'arrive pas  à comprendre un petit texte lu dans une langue locale (s02q03). Veuillez corriger ou donner des explications au QG. </w:t>
+        <w:br/>
+        <w:t xml:space="preserve">- Peu probable! IBOU YATTE  n'arrive pas  à comprendre un petit texte lu dans une langue locale (s02q03). Veuillez corriger ou donner des explications au QG. Le montant des frais pour les cahiers et autres matériels scolaires pour l'année scolaire de IBOU YATTE est de 0 FCFA, IBOU YATTE a fait comment pour payer ces cahiers et autres matériels scolaires (SAC, stylo, craie, ardoise, crayon...) ? prière de corriger. </w:t>
+        <w:br/>
+        <w:t xml:space="preserve">- Peu probable! MAREME YATTE  n'arrive pas  à comprendre un petit texte lu dans une langue locale (s02q03). Veuillez corriger ou donner des explications au QG. </w:t>
+        <w:br/>
+        <w:t>- Peu probable! MOSSI YATTE  n'arrive pas  à comprendre un petit texte lu dans une langue locale (s02q03). Veuillez corriger ou donner des explications au QG.</w:t>
+      </w:r>
+    </w:p>
+    <w:p>
+      <w:r>
+        <w:rPr>
+          <w:b/>
+          <w:color w:val="4672C4"/>
+          <w:sz w:val="22"/>
+        </w:rPr>
+        <w:t>&gt;&gt; Section4a - Emploi</w:t>
+      </w:r>
+    </w:p>
+    <w:p>
+      <w:pPr>
+        <w:ind w:left="283"/>
+      </w:pPr>
+      <w:r>
+        <w:rPr>
+          <w:sz w:val="20"/>
+        </w:rPr>
+        <w:t>- Avertissement! COUMBA THIAW n'a consacré aucune heure pour aucun des travaux du ménage, prière de regarder les réponses prises dans les questions (s04q01 s04q02 s04q03 s04q04 s04q05 s04q06 s04q07 s04q08).</w:t>
+      </w:r>
+    </w:p>
+    <w:p>
+      <w:r>
+        <w:rPr>
+          <w:b/>
+          <w:color w:val="4672C4"/>
+          <w:sz w:val="22"/>
+        </w:rPr>
+        <w:t>&gt;&gt; Section4b - Emploi - Activite principale</w:t>
+      </w:r>
+    </w:p>
+    <w:p>
+      <w:pPr>
+        <w:ind w:left="283"/>
+      </w:pPr>
+      <w:r>
+        <w:rPr>
+          <w:sz w:val="20"/>
+        </w:rPr>
+        <w:t xml:space="preserve">- || </w:t>
+        <w:br/>
+        <w:t xml:space="preserve">-  Incohérence! GAMOU NDOUR  evolue dans l'agriculture mais est  considéré comme salarié ou stagiaire/apprenti non renuméré, prière de revoir la question s04q46 et corriger. </w:t>
+        <w:br/>
+        <w:t xml:space="preserve">- Attention ! Le nombre de jours que DEMBA FAYE a travaillés par mois semble être inférieur à 15. Veuillez, s'il vous plaît, confirmer cette information.  DEMBA FAYE est un agriculteur dans un milieu rural donc il travaille principalement  pour son propre compte ou contribue à une entreprise familiale, prière de regarder la question s04q46.  Incohérence! DEMBA FAYE  evolue dans l'agriculture mais est  considéré comme salarié ou stagiaire/apprenti non renuméré, prière de revoir la question s04q46 et corriger. Avertissement!!! DEMBA FAYE enquêté dans l'emploi principale n'a pas declaré son salaire prière de fournir plus d'effort pour lui demander son salire, vous pouvez utiliser des stratégies pour faire une estimation ou demander des conseils au QG. Avertissement!!! DEMBA FAYE enquêté dans l'emploi principale n'a pas declaré son revenu prière de fournir plus d'effort pour lui demander son revenu, vous pouvez utiliser des stratégies pour faire une estimation ou demander des conseils au QG. </w:t>
+        <w:br/>
+        <w:t>- Incohérence détectée ! Il semble peu probable que IBOU YATTE occupe un emploi pour l'ETAT/collectivités locales ou dans une entreprise publique/parapublique tout en travaillant moins de  6h par jour. Veuillez, s'il vous plaît, corriger cette information. Avertissement!!! IBOU YATTE est un Instituteurs, enseignement primaire qui travaille dans Etat/Collectivités locales et a declaré comme catégorie socioprofessionnelle Stagiaire ou  Apprenti non rénuméré , prière de vérifier cette information de catégorie socioprofessionnelle auprès de l'enquêté (e) ou confirmer avec le QG.</w:t>
+      </w:r>
+    </w:p>
+    <w:p>
+      <w:r>
+        <w:rPr>
+          <w:b/>
+          <w:color w:val="4672C4"/>
+          <w:sz w:val="22"/>
+        </w:rPr>
+        <w:t>&gt;&gt; Section4c - Emploi - Activite secondaire</w:t>
+      </w:r>
+    </w:p>
+    <w:p>
+      <w:pPr>
+        <w:ind w:left="283"/>
+      </w:pPr>
+      <w:r>
+        <w:rPr>
+          <w:sz w:val="20"/>
+        </w:rPr>
+        <w:t xml:space="preserve">- Avertissement!!! la branche d'activité de ABDOU YATTE est identique dans l'emploi principale et secondaire, prière de confirmer cette information avec le QG ou de corriger. Avertissement!!! ABDOU YATTE enquêté dans l'emploi principale n'a pas declaré son revenu prière de fournir plus d'effort pour lui demander son revenu, vous pouvez utiliser des stratégies pour faire une estimation ou demander des conseils au QG. </w:t>
+        <w:br/>
+        <w:t>- Avertissement!!! la branche d'activité de DEMBA FAYE est identique dans l'emploi principale et secondaire, prière de confirmer cette information avec le QG ou de corriger. Incoherence! DEMBA FAYE est un agriculteur dans un milieu rural donc il travaille principalement  pour son propre compte ou contribue à une entreprise familiale, prière de regarder la question s04q66.  Incohérence! DEMBA FAYE  evolue dans l'agriculture mais est  considéré comme salarié ou stagiaire/apprenti non renuméré, prière de revoir la question s04q66 et corriger. Avertissement!!! DEMBA FAYE enquêté dans l'emploi principale n'a pas declaré son salaire prière de fournir plus d'effort pour lui demander son salire, vous pouvez utiliser des stratégies pour faire une estimation ou demander des conseils au QG. Avertissement!!! les informations de DEMBA FAYE sur le nombre de mois, jours ou heures de son emploi secondaire sont superieur a celles de son emploi principal , veuillez corriger ou confirmer aupres du QG.</w:t>
+      </w:r>
+    </w:p>
+    <w:p>
+      <w:r>
+        <w:rPr>
+          <w:b/>
+          <w:color w:val="4672C4"/>
+          <w:sz w:val="22"/>
+        </w:rPr>
+        <w:t>&gt;&gt; Section6 - Epargne et credit</w:t>
+      </w:r>
+    </w:p>
+    <w:p>
+      <w:pPr>
+        <w:ind w:left="283"/>
+      </w:pPr>
+      <w:r>
+        <w:rPr>
+          <w:sz w:val="20"/>
+        </w:rPr>
+        <w:t>- Avertissement!!! ABDOU YATTE a demandé un crédit auprès d'une institution financière au cours des 12 derniers mois, qui a obtenu un crédit auprès d'une de ces institutions au cours des 12 derniers mois dit n'avoir pas beneficer de crédit immobilier. Veuillez vous rassurez réellement que la personne n'a pas affecté de crédit immobilier.</w:t>
+      </w:r>
+    </w:p>
+    <w:p>
+      <w:r>
+        <w:rPr>
+          <w:b/>
+          <w:color w:val="4672C4"/>
+          <w:sz w:val="22"/>
+        </w:rPr>
+        <w:t>&gt;&gt; Section7b - Consommation alimentaire - 7 jours</w:t>
+      </w:r>
+    </w:p>
+    <w:p>
+      <w:pPr>
+        <w:ind w:left="283"/>
+      </w:pPr>
+      <w:r>
+        <w:rPr>
+          <w:sz w:val="20"/>
+        </w:rPr>
+        <w:t>- Attention ! Le prix unitaire d'achat (25 Fcfa) de Poivre en Sachets (Tres petit) est relativement faible par rapport aux autres prix observés dans cette zone. Prière de corriger ou de confirmer avec le QG. Attention ! Le prix unitaire d'achat (500 Fcfa) de Piment frais en Sachets (Petit) est relativement élevé par rapport aux autres prix observés dans cette zone. Prière de corriger ou de confirmer avec le QG. Incohérence!! Dans ce ménage, chaque individus consomme par jour 45.125 Kg  de cereale; Prière de revoir les quantités prises de ces produits. Incohérence!! Dans ce ménage, chaque individus consomme par jour 45.125 Kg  de cereale; Prière de revoir les quantités prises de ces produits.</w:t>
+      </w:r>
+    </w:p>
+    <w:p>
+      <w:r>
+        <w:rPr>
+          <w:b/>
+          <w:color w:val="4672C4"/>
+          <w:sz w:val="22"/>
+        </w:rPr>
+        <w:t>&gt;&gt; Section9b - Depenses non-alimentaires - 7 jours</w:t>
+      </w:r>
+    </w:p>
+    <w:p>
+      <w:pPr>
+        <w:ind w:left="283"/>
+      </w:pPr>
+      <w:r>
+        <w:rPr>
+          <w:sz w:val="20"/>
+        </w:rPr>
+        <w:t>- Il est difficile d'avoir un ménage qui n'a effectué aucune des dépenses mentionnées au cours de 7 derniers jours, prière de revoir la section 9B pour ce ménage.</w:t>
+      </w:r>
+    </w:p>
+    <w:p>
+      <w:r>
+        <w:rPr>
+          <w:b/>
+          <w:color w:val="4672C4"/>
+          <w:sz w:val="22"/>
+        </w:rPr>
+        <w:t>&gt;&gt; Section9c - Depenses non-alimentaires - 30 jours</w:t>
+      </w:r>
+    </w:p>
+    <w:p>
+      <w:pPr>
+        <w:ind w:left="283"/>
+      </w:pPr>
+      <w:r>
+        <w:rPr>
+          <w:sz w:val="20"/>
+        </w:rPr>
+        <w:t>- Peu plausible! le montant de la dépense pour  Savon de ménage, lessive en poudre, détergents (eau de javel, etc. ) semble trop élevé. Veuillez, s'il vous plaît, confirmer cette information avec le QG ou la corriger.</w:t>
+      </w:r>
+    </w:p>
+    <w:p>
+      <w:r>
+        <w:rPr>
+          <w:b/>
+          <w:color w:val="4672C4"/>
+          <w:sz w:val="22"/>
+        </w:rPr>
+        <w:t>&gt;&gt; Section10b - caracteristiques entreprise non agricole</w:t>
+      </w:r>
+    </w:p>
+    <w:p>
+      <w:pPr>
+        <w:ind w:left="283"/>
+      </w:pPr>
+      <w:r>
+        <w:rPr>
+          <w:sz w:val="20"/>
+        </w:rPr>
+        <w:t xml:space="preserve">- Le montant dépensé de L'entreprise VENTE DE SUCRE,THÉ ET D’HUILE pour l'achat de ces marchandises revendues en état, sans transformation ne peut être supérieur aux montants obtenus sur la revente de marchandises achetées et revendues en état au cours des 30 derniers jours ou durant le dernier mois où l'entreprise a fonctionné (s10q47 &gt; s10q46), prière de corriger. </w:t>
+        <w:br/>
+        <w:t>- Le montant dépensé de L'entreprise VENTE DE THÉ pour l'achat de ces marchandises revendues en état, sans transformation ne peut être supérieur aux montants obtenus sur la revente de marchandises achetées et revendues en état au cours des 30 derniers jours ou durant le dernier mois où l'entreprise a fonctionné (s10q47 &gt; s10q46), prière de corriger.</w:t>
+      </w:r>
+    </w:p>
+    <w:p>
+      <w:r>
+        <w:rPr>
+          <w:b/>
+          <w:color w:val="4672C4"/>
+          <w:sz w:val="22"/>
+        </w:rPr>
+        <w:t>&gt;&gt; Section11 - Caracteristiques logement</w:t>
+      </w:r>
+    </w:p>
+    <w:p>
+      <w:pPr>
+        <w:ind w:left="283"/>
+      </w:pPr>
+      <w:r>
+        <w:rPr>
+          <w:sz w:val="20"/>
+        </w:rPr>
+        <w:t>- Le montant (FCFA) du loyer mensuel payé pour un logement comme le votre dans ce village/quartier est trop élevé, Veuillez s'il vous plaît corriger cette information.</w:t>
+      </w:r>
+    </w:p>
+    <w:p>
+      <w:r>
+        <w:rPr>
+          <w:b/>
+          <w:color w:val="4672C4"/>
+          <w:sz w:val="22"/>
+        </w:rPr>
+        <w:t>&gt;&gt; Section14 - Chocs</w:t>
+      </w:r>
+    </w:p>
+    <w:p>
+      <w:pPr>
+        <w:ind w:left="283"/>
+      </w:pPr>
+      <w:r>
+        <w:rPr>
+          <w:sz w:val="20"/>
+        </w:rPr>
+        <w:t>- Avertissement!! Le ménage n'a été négativement affecté par aucun des problèmes donnés dans la section 14. Confirmez vous cette information avec le QG?</w:t>
+      </w:r>
+    </w:p>
+    <w:p>
+      <w:r>
+        <w:rPr>
+          <w:b/>
+          <w:color w:val="4672C4"/>
+          <w:sz w:val="22"/>
+        </w:rPr>
+        <w:t>&gt;&gt; Section16a - Champs et parcelles</w:t>
+      </w:r>
+    </w:p>
+    <w:p>
+      <w:pPr>
+        <w:ind w:left="283"/>
+      </w:pPr>
+      <w:r>
+        <w:rPr>
+          <w:sz w:val="20"/>
+        </w:rPr>
+        <w:t xml:space="preserve">- Avertissement!! Le champs a comme nom (DAKHARGA1) qui ne semble pas être un bon nom ou contient des lettres, prière de mettre le vrai nom du champs. La superficie de la parcelle ARACHIDE selon l'exploitant est de 10172.44 Mètre Carré (m^2) qui semble élevé ou l'estimation ne semble pas bonne. Prière de corriger. La superficie de la parcelle ARACHIDE selon les mesures GPS est de 10172.44 hectare qui semble élevé ou faible, prière de corriger. Le document légal (titre, acte, certificat etc. ) qui affirme votre possession de la parcelle ARACHIDE est  et semble exister dans les modalités, prière de prendre attache avec le QG pour plus d'explication afin de la classer bien. </w:t>
+        <w:br/>
+        <w:t xml:space="preserve">- Avertissement!! Le champs a comme nom (DAKHARGA1) qui ne semble pas être un bon nom ou contient des lettres, prière de mettre le vrai nom du champs. La superficie de la parcelle MIL selon l'exploitant est de 14188.77 Mètre Carré (m^2) qui semble élevé ou l'estimation ne semble pas bonne. Prière de corriger. La superficie de la parcelle MIL selon les mesures GPS est de 14188.77 hectare qui semble élevé ou faible, prière de corriger. Le document légal (titre, acte, certificat etc. ) qui affirme votre possession de la parcelle MIL est  et semble exister dans les modalités, prière de prendre attache avec le QG pour plus d'explication afin de la classer bien. </w:t>
+        <w:br/>
+        <w:t xml:space="preserve">- Avertissement!! Le champs a comme nom (DAKHARGA1) qui ne semble pas être un bon nom ou contient des lettres, prière de mettre le vrai nom du champs. La superficie de la parcelle MIL selon les mesures GPS est de 3916.79 hectare qui semble élevé ou faible, prière de corriger. Le document légal (titre, acte, certificat etc. ) qui affirme votre possession de la parcelle MIL est  et semble exister dans les modalités, prière de prendre attache avec le QG pour plus d'explication afin de la classer bien. </w:t>
+        <w:br/>
+        <w:t>- Avertissement!! Le champs a comme nom (DAKHARGA1) qui ne semble pas être un bon nom ou contient des lettres, prière de mettre le vrai nom du champs. La superficie de la parcelle MIL selon les mesures GPS est de 4267.13 hectare qui semble élevé ou faible, prière de corriger. Le document légal (titre, acte, certificat etc. ) qui affirme votre possession de la parcelle MIL est  et semble exister dans les modalités, prière de prendre attache avec le QG pour plus d'explication afin de la classer bien.</w:t>
+      </w:r>
+    </w:p>
+    <w:p>
+      <w:r>
+        <w:rPr>
+          <w:b/>
+          <w:color w:val="4672C4"/>
+          <w:sz w:val="22"/>
+        </w:rPr>
+        <w:t>&gt;&gt; Section16d - Utilisation de la production</w:t>
+      </w:r>
+    </w:p>
+    <w:p>
+      <w:pPr>
+        <w:ind w:left="283"/>
+      </w:pPr>
+      <w:r>
+        <w:rPr>
+          <w:sz w:val="20"/>
+        </w:rPr>
+        <w:t>- ||  ||</w:t>
+      </w:r>
+    </w:p>
+    <w:p>
+      <w:r>
+        <w:rPr>
+          <w:b/>
+          <w:color w:val="4672C4"/>
+          <w:sz w:val="22"/>
+        </w:rPr>
+        <w:t>&gt;&gt; Section19 - Equipements agricoles</w:t>
+      </w:r>
+    </w:p>
+    <w:p>
+      <w:pPr>
+        <w:ind w:left="283"/>
+      </w:pPr>
+      <w:r>
+        <w:rPr>
+          <w:sz w:val="20"/>
+        </w:rPr>
+        <w:t xml:space="preserve">- Attention ! Houe/daba/hilaire a été achété à 1800 Fcfa est relativement élevé par rapport aux autres prix d'achat observés dans cette zone. Prière de corriger ou de confirmer avec le QG. </w:t>
+        <w:br/>
+        <w:t>- Avertissement!! Le prix d'achat (250000 FCFA) de Animaux de labour est inférieur aux prix de revente (350000 FCFA), prière de verifier et corriger ou confirmer l'information avec le QG.</w:t>
       </w:r>
     </w:p>
     <w:p>
@@ -2897,7 +6376,7 @@
           </w:tcPr>
           <w:p>
             <w:r/>
-            <w:hyperlink r:id="rId12">
+            <w:hyperlink r:id="rId16">
               <w:r>
                 <w:rPr>
                   <w:color w:val="0563C1"/>
@@ -2918,7 +6397,7 @@
           <w:color w:val="4672C4"/>
           <w:sz w:val="22"/>
         </w:rPr>
-        <w:t>&gt;&gt; Section0 - Identification et renseignements de controle</w:t>
+        <w:t>&gt;&gt; Section1 - Caracteristiques des membres</w:t>
       </w:r>
     </w:p>
     <w:p>
@@ -2929,7 +6408,27 @@
         <w:rPr>
           <w:sz w:val="20"/>
         </w:rPr>
-        <w:t>- Prière de renseigner toutes les informations du ménage dans la section 0 avant d'entamer les autres informations.</w:t>
+        <w:t xml:space="preserve">- Avertissement!!!  Aliou Yatte  ne possède pas le téléphone android, a accès à l'internet , prière de confirmer cette information. </w:t>
+        <w:br/>
+        <w:t xml:space="preserve">-  Avertissement!!!  Khady yatte  possède un téléphone android mais dit n'avoir pas accès à l'internet, prière de confirmer cette information avec le QG ou la corriger. </w:t>
+        <w:br/>
+        <w:t xml:space="preserve">-  Avertissement!!!  Ndeye yatte  possède un téléphone android mais dit n'avoir pas accès à l'internet, prière de confirmer cette information avec le QG ou la corriger. </w:t>
+        <w:br/>
+        <w:t xml:space="preserve">- Incoherence! Bassirou Yatte dispose d'un téléphone portable à s01q39, donc la raison évoquée ne peut pas être (ne dispose pas d'appareil). </w:t>
+        <w:br/>
+        <w:t xml:space="preserve">- Incoherence! La mère de coumba Yatte est trop jeune ou vielle pour avoir coumba Yatte selon l'écart (13) d'âge entre lui et sa mère, prière de revoir l'âge de coumba Yatte ou de sa mère. Dans le cas contraire rassurez vous que c'est bien son fils/fille biologique. </w:t>
+        <w:br/>
+        <w:t xml:space="preserve">- Les informations sur l'acte de naissance (ni Jours, ni mois et ni années) de  ABLAYE yatte  manquent, s'il vous plait pouvez-vous fournir d'effort pour avoir ces informations. </w:t>
+        <w:br/>
+        <w:t xml:space="preserve">- Les informations sur l'acte de naissance (ni Jours, ni mois et ni années) de  AISSATOU Yatte 2  manquent, s'il vous plait pouvez-vous fournir d'effort pour avoir ces informations. </w:t>
+        <w:br/>
+        <w:t xml:space="preserve">- Les informations sur l'acte de naissance (ni Jours, ni mois et ni années) de  Amy Thiaw  manquent, s'il vous plait pouvez-vous fournir d'effort pour avoir ces informations. Incoherence! Amy Thiaw dispose d'un téléphone portable à s01q39, donc la raison évoquée ne peut pas être (ne dispose pas d'appareil). </w:t>
+        <w:br/>
+        <w:t xml:space="preserve">- Les informations sur l'acte de naissance (ni Jours, ni mois et ni années) de  Babacar yatte  manquent, s'il vous plait pouvez-vous fournir d'effort pour avoir ces informations. </w:t>
+        <w:br/>
+        <w:t xml:space="preserve">- Les informations sur l'acte de naissance (ni Jours, ni mois et ni années) de  Laba Yatte  manquent, s'il vous plait pouvez-vous fournir d'effort pour avoir ces informations. </w:t>
+        <w:br/>
+        <w:t>- Les informations sur l'acte de naissance (ni Jours, ni mois et ni années) de  Pape BASSIROU Yatte  manquent, s'il vous plait pouvez-vous fournir d'effort pour avoir ces informations.</w:t>
       </w:r>
     </w:p>
     <w:p>
@@ -2939,7 +6438,7 @@
           <w:color w:val="4672C4"/>
           <w:sz w:val="22"/>
         </w:rPr>
-        <w:t>&gt;&gt; Section1 - Caracteristiques des membres</w:t>
+        <w:t>&gt;&gt; Section2 - Education</w:t>
       </w:r>
     </w:p>
     <w:p>
@@ -2950,27 +6449,73 @@
         <w:rPr>
           <w:sz w:val="20"/>
         </w:rPr>
-        <w:t xml:space="preserve">- Avertissement!!!  Aliou Yatte  ne possède pas le téléphone android, a accès à l'internet , prière de confirmer cette information. </w:t>
-        <w:br/>
-        <w:t xml:space="preserve">-  Avertissement!!!  Khady yatte  possède un téléphone android mais dit n'avoir pas accès à l'internet, prière de confirmer cette information avec le QG ou la corriger. </w:t>
-        <w:br/>
-        <w:t xml:space="preserve">-  Avertissement!!!  Ndeye yatte  possède un téléphone android mais dit n'avoir pas accès à l'internet, prière de confirmer cette information avec le QG ou la corriger. </w:t>
-        <w:br/>
-        <w:t xml:space="preserve">- Incoherence! Bassirou Yatte dispose d'un téléphone portable à s01q39, donc la raison évoquée ne peut pas être (ne dispose pas d'appareil). </w:t>
-        <w:br/>
-        <w:t xml:space="preserve">- Incoherence! La mère de coumba Yatte est trop jeune ou vielle pour avoir coumba Yatte selon l'écart (13) d'âge entre lui et sa mère, prière de revoir l'âge de coumba Yatte ou de sa mère. Dans le cas contraire rassurez vous que c'est bien son fils/fille biologique. </w:t>
-        <w:br/>
-        <w:t xml:space="preserve">- Les informations sur l'acte de naissance (ni Jours, ni mois et ni années) de  ABLAYE yatte  manquent, s'il vous plait pouvez-vous fournir d'effort pour avoir ces informations. </w:t>
-        <w:br/>
-        <w:t xml:space="preserve">- Les informations sur l'acte de naissance (ni Jours, ni mois et ni années) de  AISSATOU Yatte 2  manquent, s'il vous plait pouvez-vous fournir d'effort pour avoir ces informations. </w:t>
-        <w:br/>
-        <w:t xml:space="preserve">- Les informations sur l'acte de naissance (ni Jours, ni mois et ni années) de  Amy Thiaw  manquent, s'il vous plait pouvez-vous fournir d'effort pour avoir ces informations. Incoherence! Amy Thiaw dispose d'un téléphone portable à s01q39, donc la raison évoquée ne peut pas être (ne dispose pas d'appareil). </w:t>
-        <w:br/>
-        <w:t xml:space="preserve">- Les informations sur l'acte de naissance (ni Jours, ni mois et ni années) de  Babacar yatte  manquent, s'il vous plait pouvez-vous fournir d'effort pour avoir ces informations. </w:t>
-        <w:br/>
-        <w:t xml:space="preserve">- Les informations sur l'acte de naissance (ni Jours, ni mois et ni années) de  Laba Yatte  manquent, s'il vous plait pouvez-vous fournir d'effort pour avoir ces informations. </w:t>
-        <w:br/>
-        <w:t>- Les informations sur l'acte de naissance (ni Jours, ni mois et ni années) de  Pape BASSIROU Yatte  manquent, s'il vous plait pouvez-vous fournir d'effort pour avoir ces informations.</w:t>
+        <w:t xml:space="preserve">- Peu probable! ABLAYE yatte  n'arrive pas  à comprendre un petit texte lu dans une langue locale (s02q03). Veuillez corriger ou donner des explications au QG. Peu probable! ABLAYE yatte  ne sait ni lire, ni écrire, ni comprendre dans aucune des langues  (s02q01,s02q02,s02q03). Veuillez corriger ou donner des explications au QG. La raison principale que ABLAYE yatte n'a pas fait des études dans une école formelle est il apprend le coran et semble exister dans les modalités, prière de prendre attache avec le QG pour plus d'explication afin de la classer bien. </w:t>
+        <w:br/>
+        <w:t xml:space="preserve">- Peu probable! AISSATOU Yatte 2  n'arrive pas  à comprendre un petit texte lu dans une langue locale (s02q03). Veuillez corriger ou donner des explications au QG. Incohérence ! AISSATOU Yatte 2 est âgé de 15 ans et fréquente le secondaire , tandis qu'il a débuté l'école à l'âge de 7 ans. Veuillez vérifier les informations renseignées aux questions s02q15, s02q08 ainsi que l'âge de l'individu, et corriger l'incohérence. </w:t>
+        <w:br/>
+        <w:t xml:space="preserve">- Peu probable! AISSATOU yatte  n'arrive pas  à comprendre un petit texte lu dans une langue locale (s02q03). Veuillez corriger ou donner des explications au QG. Dans les milieux ruraux les frais d'uniformes de AISSATOU yatte sont peut-être obligatoire et sont payés aussi dans les écoles privés, prière de verifier pour corriger ou confirmer avec le QG. Attention ! Le frais de scolarité (138000 Fcfa) de AISSATOU yatte en 4ème année de Secondaire 1 (Moyen) Général est relativement élevé par rapport aux autres frais de scolarités observés dans cette zone. Prière de corriger ou de confirmer avec le QG. </w:t>
+        <w:br/>
+        <w:t xml:space="preserve">- Peu probable! Ablaye yatte 2  n'arrive pas  à comprendre un petit texte lu dans une langue locale (s02q03). Veuillez corriger ou donner des explications au QG. La raison principale que Ablaye yatte 2 n'a pas été à l'école entre 2024/2025 est entree a l'ecole 2025/2026 et semble exister dans les modalités, prière de prendre attache avec le QG pour plus d'explication afin de la classer bien. </w:t>
+        <w:br/>
+        <w:t xml:space="preserve">- Peu probable! Aliou Yatte  n'arrive pas  à comprendre un petit texte lu dans une langue locale (s02q03). Veuillez corriger ou donner des explications au QG. Peu probable! Aliou Yatte  ne sait ni lire, ni écrire, ni comprendre dans aucune des langues  (s02q01,s02q02,s02q03). Veuillez corriger ou donner des explications au QG. </w:t>
+        <w:br/>
+        <w:t xml:space="preserve">- Peu probable! Ameth NDIAYE  n'arrive pas  à comprendre un petit texte lu dans une langue locale (s02q03). Veuillez corriger ou donner des explications au QG. Peu probable! Ameth NDIAYE  ne sait ni lire, ni écrire, ni comprendre dans aucune des langues  (s02q01,s02q02,s02q03). Veuillez corriger ou donner des explications au QG. </w:t>
+        <w:br/>
+        <w:t xml:space="preserve">- Peu probable! Amy Thiaw  n'arrive pas  à comprendre un petit texte lu dans une langue locale (s02q03). Veuillez corriger ou donner des explications au QG. Peu probable! Amy Thiaw  ne sait ni lire, ni écrire, ni comprendre dans aucune des langues  (s02q01,s02q02,s02q03). Veuillez corriger ou donner des explications au QG. </w:t>
+        <w:br/>
+        <w:t xml:space="preserve">- Peu probable! Amy mgom  n'arrive pas  à comprendre un petit texte lu dans une langue locale (s02q03). Veuillez corriger ou donner des explications au QG. </w:t>
+        <w:br/>
+        <w:t xml:space="preserve">- Peu probable! Amy yatte  n'arrive pas  à comprendre un petit texte lu dans une langue locale (s02q03). Veuillez corriger ou donner des explications au QG. Peu probable! Amy yatte  ne sait ni lire, ni écrire, ni comprendre dans aucune des langues  (s02q01,s02q02,s02q03). Veuillez corriger ou donner des explications au QG. </w:t>
+        <w:br/>
+        <w:t xml:space="preserve">- Peu probable! Babacar yatte  n'arrive pas  à comprendre un petit texte lu dans une langue locale (s02q03). Veuillez corriger ou donner des explications au QG. </w:t>
+        <w:br/>
+        <w:t xml:space="preserve">- Peu probable! Bassirou Yatte  n'arrive pas  à comprendre un petit texte lu dans une langue locale (s02q03). Veuillez corriger ou donner des explications au QG. </w:t>
+        <w:br/>
+        <w:t xml:space="preserve">- Peu probable! Bigue NDIAYE  n'arrive pas  à comprendre un petit texte lu dans une langue locale (s02q03). Veuillez corriger ou donner des explications au QG. Peu probable! Bigue NDIAYE  ne sait ni lire, ni écrire, ni comprendre dans aucune des langues  (s02q01,s02q02,s02q03). Veuillez corriger ou donner des explications au QG. </w:t>
+        <w:br/>
+        <w:t xml:space="preserve">- Peu probable! COUMBA Diagne  n'arrive pas  à comprendre un petit texte lu dans une langue locale (s02q03). Veuillez corriger ou donner des explications au QG. Peu probable! COUMBA Diagne  ne sait ni lire, ni écrire, ni comprendre dans aucune des langues  (s02q01,s02q02,s02q03). Veuillez corriger ou donner des explications au QG. </w:t>
+        <w:br/>
+        <w:t xml:space="preserve">- Peu probable! Djiby NDIAYE  n'arrive pas  à comprendre un petit texte lu dans une langue locale (s02q03). Veuillez corriger ou donner des explications au QG. </w:t>
+        <w:br/>
+        <w:t xml:space="preserve">- Peu probable! Fama Yatte  n'arrive pas  à comprendre un petit texte lu dans une langue locale (s02q03). Veuillez corriger ou donner des explications au QG. Le montant des frais pour les cahiers et autres matériels scolaires pour l'année scolaire de Fama Yatte est de 0 FCFA, Fama Yatte a fait comment pour payer ces cahiers et autres matériels scolaires (SAC, stylo, craie, ardoise, crayon...) ? prière de corriger. </w:t>
+        <w:br/>
+        <w:t xml:space="preserve">- Peu probable! Fatou Yatte  n'arrive pas  à comprendre un petit texte lu dans une langue locale (s02q03). Veuillez corriger ou donner des explications au QG. </w:t>
+        <w:br/>
+        <w:t xml:space="preserve">- Peu probable! Gora Yatte  n'arrive pas  à comprendre un petit texte lu dans une langue locale (s02q03). Veuillez corriger ou donner des explications au QG. Peu probable! Gora Yatte  ne sait ni lire, ni écrire, ni comprendre dans aucune des langues  (s02q01,s02q02,s02q03). Veuillez corriger ou donner des explications au QG. </w:t>
+        <w:br/>
+        <w:t xml:space="preserve">- Peu probable! IBRAHIMA Yatte  n'arrive pas  à comprendre un petit texte lu dans une langue locale (s02q03). Veuillez corriger ou donner des explications au QG. Peu probable! IBRAHIMA Yatte  ne sait ni lire, ni écrire, ni comprendre dans aucune des langues  (s02q01,s02q02,s02q03). Veuillez corriger ou donner des explications au QG. La raison principale que IBRAHIMA Yatte n'a pas fait des études dans une école formelle est il apprend le coran et semble exister dans les modalités, prière de prendre attache avec le QG pour plus d'explication afin de la classer bien. </w:t>
+        <w:br/>
+        <w:t xml:space="preserve">- Peu probable! Khady ndao  n'arrive pas  à comprendre un petit texte lu dans une langue locale (s02q03). Veuillez corriger ou donner des explications au QG. Peu probable! Khady ndao  ne sait ni lire, ni écrire, ni comprendre dans aucune des langues  (s02q01,s02q02,s02q03). Veuillez corriger ou donner des explications au QG. </w:t>
+        <w:br/>
+        <w:t xml:space="preserve">- Peu probable! Khady yatte  n'arrive pas  à comprendre un petit texte lu dans une langue locale (s02q03). Veuillez corriger ou donner des explications au QG. </w:t>
+        <w:br/>
+        <w:t xml:space="preserve">- Peu probable! Laba Yatte  n'arrive pas  à comprendre un petit texte lu dans une langue locale (s02q03). Veuillez corriger ou donner des explications au QG. </w:t>
+        <w:br/>
+        <w:t xml:space="preserve">- Peu probable! Mamadou NDIAYE  n'arrive pas  à comprendre un petit texte lu dans une langue locale (s02q03). Veuillez corriger ou donner des explications au QG. Peu probable! Mamadou NDIAYE  ne sait ni lire, ni écrire, ni comprendre dans aucune des langues  (s02q01,s02q02,s02q03). Veuillez corriger ou donner des explications au QG. </w:t>
+        <w:br/>
+        <w:t xml:space="preserve">- Peu probable! Mame Diarra NDIAYE  n'arrive pas  à comprendre un petit texte lu dans une langue locale (s02q03). Veuillez corriger ou donner des explications au QG. Peu probable! Mame Diarra NDIAYE  ne sait ni lire, ni écrire, ni comprendre dans aucune des langues  (s02q01,s02q02,s02q03). Veuillez corriger ou donner des explications au QG. </w:t>
+        <w:br/>
+        <w:t xml:space="preserve">- Peu probable! Mame mor Yatte  n'arrive pas  à comprendre un petit texte lu dans une langue locale (s02q03). Veuillez corriger ou donner des explications au QG. Peu probable! Mame mor Yatte  ne sait ni lire, ni écrire, ni comprendre dans aucune des langues  (s02q01,s02q02,s02q03). Veuillez corriger ou donner des explications au QG. </w:t>
+        <w:br/>
+        <w:t xml:space="preserve">- Peu probable! Modou Yatte 2  n'arrive pas  à comprendre un petit texte lu dans une langue locale (s02q03). Veuillez corriger ou donner des explications au QG. Peu probable! Modou Yatte 2  ne sait ni lire, ni écrire, ni comprendre dans aucune des langues  (s02q01,s02q02,s02q03). Veuillez corriger ou donner des explications au QG. </w:t>
+        <w:br/>
+        <w:t xml:space="preserve">- Peu probable! Moussa Yatte  n'arrive pas  à comprendre un petit texte lu dans une langue locale (s02q03). Veuillez corriger ou donner des explications au QG. </w:t>
+        <w:br/>
+        <w:t xml:space="preserve">- Peu probable! Ndeye ngom  n'arrive pas  à comprendre un petit texte lu dans une langue locale (s02q03). Veuillez corriger ou donner des explications au QG. Peu probable! Ndeye ngom  ne sait ni lire, ni écrire, ni comprendre dans aucune des langues  (s02q01,s02q02,s02q03). Veuillez corriger ou donner des explications au QG. </w:t>
+        <w:br/>
+        <w:t xml:space="preserve">- Peu probable! Ndeye yatte  n'arrive pas  à comprendre un petit texte lu dans une langue locale (s02q03). Veuillez corriger ou donner des explications au QG. </w:t>
+        <w:br/>
+        <w:t xml:space="preserve">- Peu probable! Ndiolle Yatte  n'arrive pas  à comprendre un petit texte lu dans une langue locale (s02q03). Veuillez corriger ou donner des explications au QG. Peu probable! Ndiolle Yatte  ne sait ni lire, ni écrire, ni comprendre dans aucune des langues  (s02q01,s02q02,s02q03). Veuillez corriger ou donner des explications au QG. </w:t>
+        <w:br/>
+        <w:t xml:space="preserve">- Peu probable! OUSMANE NDIAYE  n'arrive pas  à comprendre un petit texte lu dans une langue locale (s02q03). Veuillez corriger ou donner des explications au QG. </w:t>
+        <w:br/>
+        <w:t xml:space="preserve">- Peu probable! Pape BASSIROU Yatte  n'arrive pas  à comprendre un petit texte lu dans une langue locale (s02q03). Veuillez corriger ou donner des explications au QG. </w:t>
+        <w:br/>
+        <w:t xml:space="preserve">- Peu probable! Satou Yatte  n'arrive pas  à comprendre un petit texte lu dans une langue locale (s02q03). Veuillez corriger ou donner des explications au QG. Peu probable! Satou Yatte  ne sait ni lire, ni écrire, ni comprendre dans aucune des langues  (s02q01,s02q02,s02q03). Veuillez corriger ou donner des explications au QG. </w:t>
+        <w:br/>
+        <w:t xml:space="preserve">- Peu probable! Yacine Ndao  n'arrive pas  à comprendre un petit texte lu dans une langue locale (s02q03). Veuillez corriger ou donner des explications au QG. Peu probable! Yacine Ndao  ne sait ni lire, ni écrire, ni comprendre dans aucune des langues  (s02q01,s02q02,s02q03). Veuillez corriger ou donner des explications au QG. </w:t>
+        <w:br/>
+        <w:t>- Peu probable! coumba Yatte  n'arrive pas  à comprendre un petit texte lu dans une langue locale (s02q03). Veuillez corriger ou donner des explications au QG. Peu probable! coumba Yatte  ne sait ni lire, ni écrire, ni comprendre dans aucune des langues  (s02q01,s02q02,s02q03). Veuillez corriger ou donner des explications au QG. La raison principale que coumba Yatte n'a pas fait des études dans une école formelle est Elle apprend le coran et semble exister dans les modalités, prière de prendre attache avec le QG pour plus d'explication afin de la classer bien.</w:t>
       </w:r>
     </w:p>
     <w:p>
@@ -2980,7 +6525,7 @@
           <w:color w:val="4672C4"/>
           <w:sz w:val="22"/>
         </w:rPr>
-        <w:t>&gt;&gt; Section2 - Education</w:t>
+        <w:t>&gt;&gt; Section4a - Emploi</w:t>
       </w:r>
     </w:p>
     <w:p>
@@ -2991,33 +6536,19 @@
         <w:rPr>
           <w:sz w:val="20"/>
         </w:rPr>
-        <w:t xml:space="preserve">- Peu probable! AISSATOU Yatte 2  n'arrive pas  à comprendre un petit texte lu dans une langue locale (s02q03). Veuillez corriger ou donner des explications au QG. Incohérence ! AISSATOU Yatte 2 est âgé de 15 ans et fréquente le secondaire , tandis qu'il a débuté l'école à l'âge de 7 ans. Veuillez vérifier les informations renseignées aux questions s02q15, s02q08 ainsi que l'âge de l'individu, et corriger l'incohérence. </w:t>
-        <w:br/>
-        <w:t xml:space="preserve">- Peu probable! AISSATOU yatte  n'arrive pas  à comprendre un petit texte lu dans une langue locale (s02q03). Veuillez corriger ou donner des explications au QG. Dans les milieux ruraux les frais d'uniformes de AISSATOU yatte sont peut-être obligatoire et sont payés aussi dans les écoles privés, prière de verifier pour corriger ou confirmer avec le QG. </w:t>
-        <w:br/>
-        <w:t xml:space="preserve">- Peu probable! Ameth NDIAYE  n'arrive pas  à comprendre un petit texte lu dans une langue locale (s02q03). Veuillez corriger ou donner des explications au QG. Peu probable! Ameth NDIAYE  ne sait ni lire, ni écrire, ni comprendre dans aucune des langues  (s02q01,s02q02,s02q03). Veuillez corriger ou donner des explications au QG. </w:t>
-        <w:br/>
-        <w:t xml:space="preserve">- Peu probable! Bassirou Yatte  n'arrive pas  à comprendre un petit texte lu dans une langue locale (s02q03). Veuillez corriger ou donner des explications au QG. </w:t>
-        <w:br/>
-        <w:t xml:space="preserve">- Peu probable! COUMBA Diagne  n'arrive pas  à comprendre un petit texte lu dans une langue locale (s02q03). Veuillez corriger ou donner des explications au QG. Peu probable! COUMBA Diagne  ne sait ni lire, ni écrire, ni comprendre dans aucune des langues  (s02q01,s02q02,s02q03). Veuillez corriger ou donner des explications au QG. </w:t>
-        <w:br/>
-        <w:t xml:space="preserve">- Peu probable! Djiby NDIAYE  n'arrive pas  à comprendre un petit texte lu dans une langue locale (s02q03). Veuillez corriger ou donner des explications au QG. </w:t>
-        <w:br/>
-        <w:t xml:space="preserve">- Peu probable! Fatou Yatte  n'arrive pas  à comprendre un petit texte lu dans une langue locale (s02q03). Veuillez corriger ou donner des explications au QG. </w:t>
-        <w:br/>
-        <w:t xml:space="preserve">- Peu probable! Khady ndao  n'arrive pas  à comprendre un petit texte lu dans une langue locale (s02q03). Veuillez corriger ou donner des explications au QG. Peu probable! Khady ndao  ne sait ni lire, ni écrire, ni comprendre dans aucune des langues  (s02q01,s02q02,s02q03). Veuillez corriger ou donner des explications au QG. </w:t>
-        <w:br/>
-        <w:t xml:space="preserve">- Peu probable! Khady yatte  n'arrive pas  à comprendre un petit texte lu dans une langue locale (s02q03). Veuillez corriger ou donner des explications au QG. </w:t>
-        <w:br/>
-        <w:t xml:space="preserve">- Peu probable! Laba Yatte  n'arrive pas  à comprendre un petit texte lu dans une langue locale (s02q03). Veuillez corriger ou donner des explications au QG. </w:t>
-        <w:br/>
-        <w:t xml:space="preserve">- Peu probable! Mamadou NDIAYE  n'arrive pas  à comprendre un petit texte lu dans une langue locale (s02q03). Veuillez corriger ou donner des explications au QG. Peu probable! Mamadou NDIAYE  ne sait ni lire, ni écrire, ni comprendre dans aucune des langues  (s02q01,s02q02,s02q03). Veuillez corriger ou donner des explications au QG. </w:t>
-        <w:br/>
-        <w:t xml:space="preserve">- Peu probable! Ndeye ngom  n'arrive pas  à comprendre un petit texte lu dans une langue locale (s02q03). Veuillez corriger ou donner des explications au QG. Peu probable! Ndeye ngom  ne sait ni lire, ni écrire, ni comprendre dans aucune des langues  (s02q01,s02q02,s02q03). Veuillez corriger ou donner des explications au QG. </w:t>
-        <w:br/>
-        <w:t xml:space="preserve">- Peu probable! Ndeye yatte  n'arrive pas  à comprendre un petit texte lu dans une langue locale (s02q03). Veuillez corriger ou donner des explications au QG. </w:t>
-        <w:br/>
-        <w:t>- Peu probable! OUSMANE NDIAYE  n'arrive pas  à comprendre un petit texte lu dans une langue locale (s02q03). Veuillez corriger ou donner des explications au QG.</w:t>
+        <w:t xml:space="preserve">- Avertissement! COUMBA Diagne est trop âgé ou en retraite mais il a moins de 58 ans, prière de corriger. </w:t>
+        <w:br/>
+        <w:t xml:space="preserve">- Avertissement! Généralement les jeunes hommes (10 à 25ans) font des travaux ménager soit apprendre les enfants à reviser leurs léçons ou d'autres cours, Aliou Yatte n'a consacré aucune heure pour les travaux cités en s04q01, s04q02, s04q03, s04q04, s04q05, s04q06, s04q07 et s04q08.Prière de regarder pour corriger ou confirmer avec le QG. Avertissement! Aliou Yatte est trop jeune mais il a plus de 15 ans, prière de corriger ou confirmer. </w:t>
+        <w:br/>
+        <w:t xml:space="preserve">- Avertissement! Généralement les jeunes hommes (10 à 25ans) font des travaux ménager soit apprendre les enfants à reviser leurs léçons ou d'autres cours, Babacar yatte n'a consacré aucune heure pour les travaux cités en s04q01, s04q02, s04q03, s04q04, s04q05, s04q06, s04q07 et s04q08.Prière de regarder pour corriger ou confirmer avec le QG. </w:t>
+        <w:br/>
+        <w:t xml:space="preserve">- Avertissement! Généralement les jeunes hommes (10 à 25ans) font des travaux ménager soit apprendre les enfants à reviser leurs léçons ou d'autres cours, Djiby NDIAYE n'a consacré aucune heure pour les travaux cités en s04q01, s04q02, s04q03, s04q04, s04q05, s04q06, s04q07 et s04q08.Prière de regarder pour corriger ou confirmer avec le QG. </w:t>
+        <w:br/>
+        <w:t xml:space="preserve">- Avertissement! Généralement les jeunes hommes (10 à 25ans) font des travaux ménager soit apprendre les enfants à reviser leurs léçons ou d'autres cours, OUSMANE NDIAYE n'a consacré aucune heure pour les travaux cités en s04q01, s04q02, s04q03, s04q04, s04q05, s04q06, s04q07 et s04q08.Prière de regarder pour corriger ou confirmer avec le QG. </w:t>
+        <w:br/>
+        <w:t xml:space="preserve">- Avertissement! Généralement les jeunes hommes (10 à 25ans) font des travaux ménager soit apprendre les enfants à reviser leurs léçons ou d'autres cours, Pape BASSIROU Yatte n'a consacré aucune heure pour les travaux cités en s04q01, s04q02, s04q03, s04q04, s04q05, s04q06, s04q07 et s04q08.Prière de regarder pour corriger ou confirmer avec le QG. </w:t>
+        <w:br/>
+        <w:t>- Avertissement! Mame Diarra NDIAYE n'a consacré aucune heure pour aucun des travaux du ménage, prière de regarder les réponses prises dans les questions (s04q01 s04q02 s04q03 s04q04 s04q05 s04q06 s04q07 s04q08).</w:t>
       </w:r>
     </w:p>
     <w:p>
@@ -3027,7 +6558,7 @@
           <w:color w:val="4672C4"/>
           <w:sz w:val="22"/>
         </w:rPr>
-        <w:t>&gt;&gt; Section3 - Sante</w:t>
+        <w:t>&gt;&gt; Section4b - Emploi - Activite principale</w:t>
       </w:r>
     </w:p>
     <w:p>
@@ -3038,59 +6569,13 @@
         <w:rPr>
           <w:sz w:val="20"/>
         </w:rPr>
-        <w:t xml:space="preserve">- || </w:t>
-        <w:br/>
-        <w:t xml:space="preserve">- </w:t>
-        <w:br/>
-        <w:t xml:space="preserve">- </w:t>
-        <w:br/>
-        <w:t xml:space="preserve">- </w:t>
-        <w:br/>
-        <w:t xml:space="preserve">- </w:t>
-        <w:br/>
-        <w:t xml:space="preserve">- </w:t>
-        <w:br/>
-        <w:t xml:space="preserve">- </w:t>
-        <w:br/>
-        <w:t xml:space="preserve">- </w:t>
-        <w:br/>
-        <w:t xml:space="preserve">- </w:t>
-        <w:br/>
-        <w:t xml:space="preserve">- </w:t>
-        <w:br/>
-        <w:t xml:space="preserve">- </w:t>
-        <w:br/>
-        <w:t xml:space="preserve">- </w:t>
-        <w:br/>
-        <w:t xml:space="preserve">- </w:t>
-        <w:br/>
-        <w:t xml:space="preserve">- </w:t>
-        <w:br/>
-        <w:t xml:space="preserve">- </w:t>
-        <w:br/>
-        <w:t xml:space="preserve">- </w:t>
-        <w:br/>
-        <w:t xml:space="preserve">- </w:t>
-        <w:br/>
-        <w:t xml:space="preserve">- </w:t>
-        <w:br/>
-        <w:t xml:space="preserve">- </w:t>
-        <w:br/>
-        <w:t xml:space="preserve">- </w:t>
-        <w:br/>
-        <w:t xml:space="preserve">- </w:t>
-        <w:br/>
-        <w:t xml:space="preserve">- </w:t>
-        <w:br/>
-        <w:t xml:space="preserve">- </w:t>
-        <w:br/>
-        <w:t xml:space="preserve">- </w:t>
-        <w:br/>
-        <w:t xml:space="preserve">- </w:t>
-        <w:br/>
-        <w:t xml:space="preserve">- </w:t>
-        <w:br/>
-        <w:t>- La section n'est pas renseignée pour Amy yatte, prière de la renseigner.</w:t>
+        <w:t xml:space="preserve">- Attention! le nombre d'heure que Khady ndao a travaillé par jour semble être inferieur à 4, veuillez s'il vous plait confirmer cette information avec le QG. </w:t>
+        <w:br/>
+        <w:t xml:space="preserve">- Attention! le nombre d'heure que Satou Yatte a travaillé par jour semble être inferieur à 4, veuillez s'il vous plait confirmer cette information avec le QG. </w:t>
+        <w:br/>
+        <w:t xml:space="preserve">- Nombre de mois exercé par Yacine Ndao dans l'emploi au cours des 12 derniers mois semble faible, veuillez corriger s'il vous plait ou comfirmer avec le QG. Attention! le nombre d'heure que Yacine Ndao a travaillé par jour semble être inferieur à 4, veuillez s'il vous plait confirmer cette information avec le QG. </w:t>
+        <w:br/>
+        <w:t>- Prière de changer la branche d'activité Bassirou Yatte, les cultivateurs dont leurs cultures est principalement destiné à la consommation du ménage sont des (Agriculteurs, subsistances) et ceux qui le font avec l'élevage sont des (Agriculteurs et eleveurs, subsistances). Nombre de mois exercé par Bassirou Yatte dans l'emploi au cours des 12 derniers mois semble faible, veuillez corriger s'il vous plait ou comfirmer avec le QG.</w:t>
       </w:r>
     </w:p>
     <w:p>
@@ -3100,7 +6585,7 @@
           <w:color w:val="4672C4"/>
           <w:sz w:val="22"/>
         </w:rPr>
-        <w:t>&gt;&gt; Section4a - Emploi</w:t>
+        <w:t>&gt;&gt; Section7b - Consommation alimentaire - 7 jours</w:t>
       </w:r>
     </w:p>
     <w:p>
@@ -3111,17 +6596,7 @@
         <w:rPr>
           <w:sz w:val="20"/>
         </w:rPr>
-        <w:t xml:space="preserve">- Avertissement! COUMBA Diagne est trop âgé ou en retraite mais il a moins de 58 ans, prière de corriger. </w:t>
-        <w:br/>
-        <w:t xml:space="preserve">- Avertissement! Généralement les jeunes hommes (10 à 25ans) font des travaux ménager soit apprendre les enfants à reviser leurs léçons ou d'autres cours, Aliou Yatte n'a consacré aucune heure pour les travaux cités en s04q01, s04q02, s04q03, s04q04, s04q05, s04q06, s04q07 et s04q08.Prière de regarder pour corriger ou confirmer avec le QG. Avertissement! Aliou Yatte est trop jeune mais il a plus de 15 ans, prière de corriger ou confirmer. </w:t>
-        <w:br/>
-        <w:t xml:space="preserve">- Avertissement! Généralement les jeunes hommes (10 à 25ans) font des travaux ménager soit apprendre les enfants à reviser leurs léçons ou d'autres cours, Babacar yatte n'a consacré aucune heure pour les travaux cités en s04q01, s04q02, s04q03, s04q04, s04q05, s04q06, s04q07 et s04q08.Prière de regarder pour corriger ou confirmer avec le QG. </w:t>
-        <w:br/>
-        <w:t xml:space="preserve">- Avertissement! Nombre d'heure que Ndeye ngom a consacré à son emploi au cours des 7 derniers jours est trop élevé, veuillez revoir s'il vous plait ou confirmer cette information avec le QG. </w:t>
-        <w:br/>
-        <w:t xml:space="preserve">- Avertissement! Nombre d'heure que Satou Yatte a consacré à son emploi au cours des 7 derniers jours est trop élevé, veuillez revoir s'il vous plait ou confirmer cette information avec le QG. </w:t>
-        <w:br/>
-        <w:t>- Avertissement! Nombre d'heure que Yacine Ndao a consacré à son emploi au cours des 7 derniers jours est trop élevé, veuillez revoir s'il vous plait ou confirmer cette information avec le QG.</w:t>
+        <w:t>- Attention ! Le prix unitaire d'achat (1600 Fcfa) de Cube alimentaire (Maggi, Jumbo, ) en Tablette (Moyen) est relativement élevé par rapport aux autres prix observés dans cette zone. Prière de corriger ou de confirmer avec le QG. Attention ! Le prix unitaire d'achat (200 Fcfa) de Piment séché en Sachets (Petit) est relativement élevé par rapport aux autres prix observés dans cette zone. Prière de corriger ou de confirmer avec le QG. Attention ! Le prix unitaire d'achat (50 Fcfa) de Ail en Sachets (Petit) est relativement faible par rapport aux autres prix observés dans cette zone. Prière de corriger ou de confirmer avec le QG. Avertissement!! La quantité (13.5 litre) du produit Huile d'arachide (Segal) Artisanale consommée  par le ménage semble très élevé, prière de corriger ou confirmer avec le QG. Avertissement!!!Le ménage a consommé 49 Kg de taille unique de Mil  ce qui semble incoherent pour une consommation aucours des 7 derniers jours, prière de verifier et corriger. Incohérence!! Dans ce ménage, chaque individus consomme par jour 10.97537 Kg  de cereale; Prière de revoir les quantités prises de ces produits. Incohérence!! Dans ce ménage, chaque individus consomme par jour 10.97537 Kg  de cereale; Prière de revoir les quantités prises de ces produits.</w:t>
       </w:r>
     </w:p>
     <w:p>
@@ -3131,7 +6606,7 @@
           <w:color w:val="4672C4"/>
           <w:sz w:val="22"/>
         </w:rPr>
-        <w:t>&gt;&gt; Section4b - Emploi - Activite principale</w:t>
+        <w:t>&gt;&gt; Section9b - Depenses non-alimentaires - 7 jours</w:t>
       </w:r>
     </w:p>
     <w:p>
@@ -3142,19 +6617,7 @@
         <w:rPr>
           <w:sz w:val="20"/>
         </w:rPr>
-        <w:t xml:space="preserve">- AvertissementAmy Thiaw  travaille mais les questions relatives à son emploi principal ne sont pas renseignées à 100%, prière de les renseigner. Vous avez sélectionné l'option 'Ne sait pas' pour la catégorie socioprofessionnelle de Amy Thiaw ou vous ne l'avez pas renseigné. prière de corriger. </w:t>
-        <w:br/>
-        <w:t xml:space="preserve">-  AvertissementBabacar yatte  travaille mais les questions relatives à son emploi principal ne sont pas renseignées à 100%, prière de les renseigner. Vous avez sélectionné l'option 'Ne sait pas' pour la catégorie socioprofessionnelle de Babacar yatte ou vous ne l'avez pas renseigné. prière de corriger. </w:t>
-        <w:br/>
-        <w:t xml:space="preserve">-  AvertissementKhady ndao  travaille mais les questions relatives à son emploi principal ne sont pas renseignées à 100%, prière de les renseigner. Vous avez sélectionné l'option 'Ne sait pas' pour la catégorie socioprofessionnelle de Khady ndao ou vous ne l'avez pas renseigné. prière de corriger. </w:t>
-        <w:br/>
-        <w:t xml:space="preserve">-  AvertissementMoussa Yatte  travaille mais les questions relatives à son emploi principal ne sont pas renseignées à 100%, prière de les renseigner. Vous avez sélectionné l'option 'Ne sait pas' pour la catégorie socioprofessionnelle de Moussa Yatte ou vous ne l'avez pas renseigné. prière de corriger. </w:t>
-        <w:br/>
-        <w:t xml:space="preserve">-  AvertissementNdeye ngom  travaille mais les questions relatives à son emploi principal ne sont pas renseignées à 100%, prière de les renseigner. Vous avez sélectionné l'option 'Ne sait pas' pour la catégorie socioprofessionnelle de Ndeye ngom ou vous ne l'avez pas renseigné. prière de corriger. </w:t>
-        <w:br/>
-        <w:t xml:space="preserve">-  AvertissementSatou Yatte  travaille mais les questions relatives à son emploi principal ne sont pas renseignées à 100%, prière de les renseigner. Vous avez sélectionné l'option 'Ne sait pas' pour la catégorie socioprofessionnelle de Satou Yatte ou vous ne l'avez pas renseigné. prière de corriger. </w:t>
-        <w:br/>
-        <w:t>-  AvertissementYacine Ndao  travaille mais les questions relatives à son emploi principal ne sont pas renseignées à 100%, prière de les renseigner. Vous avez sélectionné l'option 'Ne sait pas' pour la catégorie socioprofessionnelle de Yacine Ndao ou vous ne l'avez pas renseigné. prière de corriger.</w:t>
+        <w:t>- Il est difficile d'avoir un ménage qui n'a effectué aucune des dépenses mentionnées au cours de 7 derniers jours, prière de revoir la section 9B pour ce ménage.</w:t>
       </w:r>
     </w:p>
     <w:p>
@@ -3164,7 +6627,7 @@
           <w:color w:val="4672C4"/>
           <w:sz w:val="22"/>
         </w:rPr>
-        <w:t>&gt;&gt; Section6 - Epargne et credit</w:t>
+        <w:t>&gt;&gt; Section9c - Depenses non-alimentaires - 30 jours</w:t>
       </w:r>
     </w:p>
     <w:p>
@@ -3175,37 +6638,7 @@
         <w:rPr>
           <w:sz w:val="20"/>
         </w:rPr>
-        <w:t xml:space="preserve">- Il est impératif de renseigner la question : #Est-ce que AISSATOU Yatte 2 possède un compte dans les établissements financiers suivants ou une carte prépayée ?# même si la personne ne dispose pas de compte, veuillez les renseigner s'il vous plaît. </w:t>
-        <w:br/>
-        <w:t xml:space="preserve">- Il est impératif de renseigner la question : #Est-ce que AISSATOU yatte possède un compte dans les établissements financiers suivants ou une carte prépayée ?# même si la personne ne dispose pas de compte, veuillez les renseigner s'il vous plaît. </w:t>
-        <w:br/>
-        <w:t xml:space="preserve">- Il est impératif de renseigner la question : #Est-ce que Aliou Yatte possède un compte dans les établissements financiers suivants ou une carte prépayée ?# même si la personne ne dispose pas de compte, veuillez les renseigner s'il vous plaît. </w:t>
-        <w:br/>
-        <w:t xml:space="preserve">- Il est impératif de renseigner la question : #Est-ce que Amy Thiaw possède un compte dans les établissements financiers suivants ou une carte prépayée ?# même si la personne ne dispose pas de compte, veuillez les renseigner s'il vous plaît. </w:t>
-        <w:br/>
-        <w:t xml:space="preserve">- Il est impératif de renseigner la question : #Est-ce que Amy mgom possède un compte dans les établissements financiers suivants ou une carte prépayée ?# même si la personne ne dispose pas de compte, veuillez les renseigner s'il vous plaît. </w:t>
-        <w:br/>
-        <w:t xml:space="preserve">- Il est impératif de renseigner la question : #Est-ce que Amy yatte possède un compte dans les établissements financiers suivants ou une carte prépayée ?# même si la personne ne dispose pas de compte, veuillez les renseigner s'il vous plaît. </w:t>
-        <w:br/>
-        <w:t xml:space="preserve">- Il est impératif de renseigner la question : #Est-ce que Bigue NDIAYE possède un compte dans les établissements financiers suivants ou une carte prépayée ?# même si la personne ne dispose pas de compte, veuillez les renseigner s'il vous plaît. </w:t>
-        <w:br/>
-        <w:t xml:space="preserve">- Il est impératif de renseigner la question : #Est-ce que COUMBA Diagne possède un compte dans les établissements financiers suivants ou une carte prépayée ?# même si la personne ne dispose pas de compte, veuillez les renseigner s'il vous plaît. </w:t>
-        <w:br/>
-        <w:t xml:space="preserve">- Il est impératif de renseigner la question : #Est-ce que Khady yatte possède un compte dans les établissements financiers suivants ou une carte prépayée ?# même si la personne ne dispose pas de compte, veuillez les renseigner s'il vous plaît. </w:t>
-        <w:br/>
-        <w:t xml:space="preserve">- Il est impératif de renseigner la question : #Est-ce que Mame Diarra NDIAYE possède un compte dans les établissements financiers suivants ou une carte prépayée ?# même si la personne ne dispose pas de compte, veuillez les renseigner s'il vous plaît. </w:t>
-        <w:br/>
-        <w:t xml:space="preserve">- Il est impératif de renseigner la question : #Est-ce que Moussa Yatte possède un compte dans les établissements financiers suivants ou une carte prépayée ?# même si la personne ne dispose pas de compte, veuillez les renseigner s'il vous plaît. </w:t>
-        <w:br/>
-        <w:t xml:space="preserve">- Il est impératif de renseigner la question : #Est-ce que Ndeye ngom possède un compte dans les établissements financiers suivants ou une carte prépayée ?# même si la personne ne dispose pas de compte, veuillez les renseigner s'il vous plaît. </w:t>
-        <w:br/>
-        <w:t xml:space="preserve">- Il est impératif de renseigner la question : #Est-ce que Ndeye yatte possède un compte dans les établissements financiers suivants ou une carte prépayée ?# même si la personne ne dispose pas de compte, veuillez les renseigner s'il vous plaît. </w:t>
-        <w:br/>
-        <w:t xml:space="preserve">- Il est impératif de renseigner la question : #Est-ce que OUSMANE NDIAYE possède un compte dans les établissements financiers suivants ou une carte prépayée ?# même si la personne ne dispose pas de compte, veuillez les renseigner s'il vous plaît. </w:t>
-        <w:br/>
-        <w:t xml:space="preserve">- Il est impératif de renseigner la question : #Est-ce que Satou Yatte possède un compte dans les établissements financiers suivants ou une carte prépayée ?# même si la personne ne dispose pas de compte, veuillez les renseigner s'il vous plaît. </w:t>
-        <w:br/>
-        <w:t>- Il est impératif de renseigner la question : #Est-ce que Yacine Ndao possède un compte dans les établissements financiers suivants ou une carte prépayée ?# même si la personne ne dispose pas de compte, veuillez les renseigner s'il vous plaît.</w:t>
+        <w:t>- La dernière fois que vous avez acheté Bois de chauffe ramassé/coupé (estimer la valeur) est ramassage et semble exister dans les modalités, prière de prendre attache avec le QG pour plus d'explication afin de la classer bien.</w:t>
       </w:r>
     </w:p>
     <w:p>
@@ -3215,7 +6648,7 @@
           <w:color w:val="4672C4"/>
           <w:sz w:val="22"/>
         </w:rPr>
-        <w:t>&gt;&gt; Section7a2 - Repas pris a l'exterieur du menage</w:t>
+        <w:t>&gt;&gt; Section11 - Caracteristiques logement</w:t>
       </w:r>
     </w:p>
     <w:p>
@@ -3226,57 +6659,7 @@
         <w:rPr>
           <w:sz w:val="20"/>
         </w:rPr>
-        <w:t xml:space="preserve">- La section sur le repas pris à l'extérieur du ménage du membre Ameth NDIAYE n'est pas renseignée à 100 %. Prière de vérifier l'ensemble des questions relatives à ce membre et de les renseigner en totalité. </w:t>
-        <w:br/>
-        <w:t xml:space="preserve">- La section sur le repas pris à l'extérieur du ménage du membre Amy Thiaw n'est pas renseignée à 100 %. Prière de vérifier l'ensemble des questions relatives à ce membre et de les renseigner en totalité. </w:t>
-        <w:br/>
-        <w:t xml:space="preserve">- La section sur le repas pris à l'extérieur du ménage du membre Amy mgom n'est pas renseignée à 100 %. Prière de vérifier l'ensemble des questions relatives à ce membre et de les renseigner en totalité. </w:t>
-        <w:br/>
-        <w:t xml:space="preserve">- La section sur le repas pris à l'extérieur du ménage du membre Amy yatte n'est pas renseignée à 100 %. Prière de vérifier l'ensemble des questions relatives à ce membre et de les renseigner en totalité. </w:t>
-        <w:br/>
-        <w:t xml:space="preserve">- La section sur le repas pris à l'extérieur du ménage du membre Babacar yatte n'est pas renseignée à 100 %. Prière de vérifier l'ensemble des questions relatives à ce membre et de les renseigner en totalité. </w:t>
-        <w:br/>
-        <w:t xml:space="preserve">- La section sur le repas pris à l'extérieur du ménage du membre Bassirou Yatte n'est pas renseignée à 100 %. Prière de vérifier l'ensemble des questions relatives à ce membre et de les renseigner en totalité. </w:t>
-        <w:br/>
-        <w:t xml:space="preserve">- La section sur le repas pris à l'extérieur du ménage du membre Bigue NDIAYE n'est pas renseignée à 100 %. Prière de vérifier l'ensemble des questions relatives à ce membre et de les renseigner en totalité. </w:t>
-        <w:br/>
-        <w:t xml:space="preserve">- La section sur le repas pris à l'extérieur du ménage du membre COUMBA Diagne n'est pas renseignée à 100 %. Prière de vérifier l'ensemble des questions relatives à ce membre et de les renseigner en totalité. </w:t>
-        <w:br/>
-        <w:t xml:space="preserve">- La section sur le repas pris à l'extérieur du ménage du membre Djiby NDIAYE n'est pas renseignée à 100 %. Prière de vérifier l'ensemble des questions relatives à ce membre et de les renseigner en totalité. </w:t>
-        <w:br/>
-        <w:t xml:space="preserve">- La section sur le repas pris à l'extérieur du ménage du membre Fama Yatte n'est pas renseignée à 100 %. Prière de vérifier l'ensemble des questions relatives à ce membre et de les renseigner en totalité. </w:t>
-        <w:br/>
-        <w:t xml:space="preserve">- La section sur le repas pris à l'extérieur du ménage du membre Fatou Yatte n'est pas renseignée à 100 %. Prière de vérifier l'ensemble des questions relatives à ce membre et de les renseigner en totalité. </w:t>
-        <w:br/>
-        <w:t xml:space="preserve">- La section sur le repas pris à l'extérieur du ménage du membre IBRAHIMA Yatte n'est pas renseignée à 100 %. Prière de vérifier l'ensemble des questions relatives à ce membre et de les renseigner en totalité. </w:t>
-        <w:br/>
-        <w:t xml:space="preserve">- La section sur le repas pris à l'extérieur du ménage du membre Khady yatte n'est pas renseignée à 100 %. Prière de vérifier l'ensemble des questions relatives à ce membre et de les renseigner en totalité. </w:t>
-        <w:br/>
-        <w:t xml:space="preserve">- La section sur le repas pris à l'extérieur du ménage du membre MAMADOU yatte n'est pas renseignée à 100 %. Prière de vérifier l'ensemble des questions relatives à ce membre et de les renseigner en totalité. </w:t>
-        <w:br/>
-        <w:t xml:space="preserve">- La section sur le repas pris à l'extérieur du ménage du membre MOUHAMED Yatte n'est pas renseignée à 100 %. Prière de vérifier l'ensemble des questions relatives à ce membre et de les renseigner en totalité. </w:t>
-        <w:br/>
-        <w:t xml:space="preserve">- La section sur le repas pris à l'extérieur du ménage du membre Mamadou NDIAYE n'est pas renseignée à 100 %. Prière de vérifier l'ensemble des questions relatives à ce membre et de les renseigner en totalité. </w:t>
-        <w:br/>
-        <w:t xml:space="preserve">- La section sur le repas pris à l'extérieur du ménage du membre Mame Diarra NDIAYE n'est pas renseignée à 100 %. Prière de vérifier l'ensemble des questions relatives à ce membre et de les renseigner en totalité. </w:t>
-        <w:br/>
-        <w:t xml:space="preserve">- La section sur le repas pris à l'extérieur du ménage du membre Mame mor Yatte n'est pas renseignée à 100 %. Prière de vérifier l'ensemble des questions relatives à ce membre et de les renseigner en totalité. </w:t>
-        <w:br/>
-        <w:t xml:space="preserve">- La section sur le repas pris à l'extérieur du ménage du membre Ndeye ngom n'est pas renseignée à 100 %. Prière de vérifier l'ensemble des questions relatives à ce membre et de les renseigner en totalité. </w:t>
-        <w:br/>
-        <w:t xml:space="preserve">- La section sur le repas pris à l'extérieur du ménage du membre Ndeye yatte n'est pas renseignée à 100 %. Prière de vérifier l'ensemble des questions relatives à ce membre et de les renseigner en totalité. </w:t>
-        <w:br/>
-        <w:t xml:space="preserve">- La section sur le repas pris à l'extérieur du ménage du membre OUSMANE NDIAYE n'est pas renseignée à 100 %. Prière de vérifier l'ensemble des questions relatives à ce membre et de les renseigner en totalité. </w:t>
-        <w:br/>
-        <w:t xml:space="preserve">- La section sur le repas pris à l'extérieur du ménage du membre Pape BASSIROU Yatte n'est pas renseignée à 100 %. Prière de vérifier l'ensemble des questions relatives à ce membre et de les renseigner en totalité. </w:t>
-        <w:br/>
-        <w:t xml:space="preserve">- La section sur le repas pris à l'extérieur du ménage du membre Satou Yatte n'est pas renseignée à 100 %. Prière de vérifier l'ensemble des questions relatives à ce membre et de les renseigner en totalité. </w:t>
-        <w:br/>
-        <w:t xml:space="preserve">- La section sur le repas pris à l'extérieur du ménage du membre Yacine Ndao n'est pas renseignée à 100 %. Prière de vérifier l'ensemble des questions relatives à ce membre et de les renseigner en totalité. </w:t>
-        <w:br/>
-        <w:t xml:space="preserve">- La section sur le repas pris à l'extérieur du ménage du membre coumba Yatte n'est pas renseignée à 100 %. Prière de vérifier l'ensemble des questions relatives à ce membre et de les renseigner en totalité. </w:t>
-        <w:br/>
-        <w:t>- La section sur le repas pris à l'extérieur du ménage du membre modou yatte n'est pas renseignée à 100 %. Prière de vérifier l'ensemble des questions relatives à ce membre et de les renseigner en totalité.</w:t>
+        <w:t>- Le montant (FCFA) du loyer mensuel payé pour un logement comme le votre dans ce village/quartier est trop élevé, Veuillez s'il vous plaît corriger cette information.</w:t>
       </w:r>
     </w:p>
     <w:p>
@@ -3286,7 +6669,7 @@
           <w:color w:val="4672C4"/>
           <w:sz w:val="22"/>
         </w:rPr>
-        <w:t>&gt;&gt; Section7b - Consommation alimentaire - 7 jours</w:t>
+        <w:t>&gt;&gt; Section12 - Actifs du menage</w:t>
       </w:r>
     </w:p>
     <w:p>
@@ -3297,7 +6680,11 @@
         <w:rPr>
           <w:sz w:val="20"/>
         </w:rPr>
-        <w:t>- Le ménage a consommé  mais les informations sur la quantité, l'unité ou la taille ne sont pas renseignées.Prière de renseigner. Le ménage a consommé Ail mais les informations sur la quantité, l'unité ou la taille ne sont pas renseignées.Prière de renseigner. Le ménage a consommé Arachides pilées mais les informations sur la quantité, l'unité ou la taille ne sont pas renseignées.Prière de renseigner. Le ménage a consommé Aubergine   mais les informations sur la quantité, l'unité ou la taille ne sont pas renseignées.Prière de renseigner. Le ménage a consommé Aubergine sauvage  mais les informations sur la quantité, l'unité ou la taille ne sont pas renseignées.Prière de renseigner. Le ménage a consommé Beurre de karité mais les informations sur la quantité, l'unité ou la taille ne sont pas renseignées.Prière de renseigner. Le ménage a consommé Café moulu mais les informations sur la quantité, l'unité ou la taille ne sont pas renseignées.Prière de renseigner. Le ménage a consommé Capitaine frais mais les informations sur la quantité, l'unité ou la taille ne sont pas renseignées.Prière de renseigner. Le ménage a consommé Carotte mais les informations sur la quantité, l'unité ou la taille ne sont pas renseignées.Prière de renseigner. Le ménage a consommé Carpe séchée mais les informations sur la quantité, l'unité ou la taille ne sont pas renseignées.Prière de renseigner. Le ménage a consommé Choux mais les informations sur la quantité, l'unité ou la taille ne sont pas renseignées.Prière de renseigner. Le ménage a consommé Citron mais les informations sur la quantité, l'unité ou la taille ne sont pas renseignées.Prière de renseigner. Le ménage a consommé Courge mais les informations sur la quantité, l'unité ou la taille ne sont pas renseignées.Prière de renseigner. Le ménage a consommé Courgette mais les informations sur la quantité, l'unité ou la taille ne sont pas renseignées.Prière de renseigner. Le ménage a consommé Cube alimentaire (Maggi, Jumbo, ) mais les informations sur la quantité, l'unité ou la taille ne sont pas renseignées.Prière de renseigner. Le ménage a consommé Escargots mais les informations sur la quantité, l'unité ou la taille ne sont pas renseignées.Prière de renseigner. Le ménage a consommé Fruit de baobab (pain de singe) mais les informations sur la quantité, l'unité ou la taille ne sont pas renseignées.Prière de renseigner. Le ménage a consommé Huile d'arachide (Segal) Artisanale mais les informations sur la quantité, l'unité ou la taille ne sont pas renseignées.Prière de renseigner. Le ménage a consommé Lait en poudre mais les informations sur la quantité, l'unité ou la taille ne sont pas renseignées.Prière de renseigner. Le ménage a consommé Manioc en tubercules mais les informations sur la quantité, l'unité ou la taille ne sont pas renseignées.Prière de renseigner. Le ménage a consommé Maïs en grain mais les informations sur la quantité, l'unité ou la taille ne sont pas renseignées.Prière de renseigner. Le ménage a consommé Mil mais les informations sur la quantité, l'unité ou la taille ne sont pas renseignées.Prière de renseigner. Le ménage a consommé Mâchoiron séchée (Kon) mais les informations sur la quantité, l'unité ou la taille ne sont pas renseignées.Prière de renseigner. Le ménage a consommé Niébé/Haricots secs mais les informations sur la quantité, l'unité ou la taille ne sont pas renseignées.Prière de renseigner. Le ménage a consommé Oignon frais mais les informations sur la quantité, l'unité ou la taille ne sont pas renseignées.Prière de renseigner. Le ménage a consommé Pain moderne (Baguette) mais les informations sur la quantité, l'unité ou la taille ne sont pas renseignées.Prière de renseigner. Le ménage a consommé Patate douce mais les informations sur la quantité, l'unité ou la taille ne sont pas renseignées.Prière de renseigner. Le ménage a consommé Piment frais mais les informations sur la quantité, l'unité ou la taille ne sont pas renseignées.Prière de renseigner. Le ménage a consommé Piment séché mais les informations sur la quantité, l'unité ou la taille ne sont pas renseignées.Prière de renseigner. Le ménage a consommé Poireau mais les informations sur la quantité, l'unité ou la taille ne sont pas renseignées.Prière de renseigner. Le ménage a consommé Poisson fumé type 4 mais les informations sur la quantité, l'unité ou la taille ne sont pas renseignées.Prière de renseigner. Le ménage a consommé Poivre mais les informations sur la quantité, l'unité ou la taille ne sont pas renseignées.Prière de renseigner. Le ménage a consommé Poivron frais mais les informations sur la quantité, l'unité ou la taille ne sont pas renseignées.Prière de renseigner. Le ménage a consommé Pâte d'arachide mais les informations sur la quantité, l'unité ou la taille ne sont pas renseignées.Prière de renseigner. Le ménage a consommé Riz local Gambiaka mais les informations sur la quantité, l'unité ou la taille ne sont pas renseignées.Prière de renseigner. Le ménage a consommé Sel mais les informations sur la quantité, l'unité ou la taille ne sont pas renseignées.Prière de renseigner. Difficile de consommer le Sel en   prière de verifier. Le ménage a consommé Sucre en poudre  mais les informations sur la quantité, l'unité ou la taille ne sont pas renseignées.Prière de renseigner. Le ménage a consommé Tamarin noir mais les informations sur la quantité, l'unité ou la taille ne sont pas renseignées.Prière de renseigner. Le ménage a consommé Thé en sachet mais les informations sur la quantité, l'unité ou la taille ne sont pas renseignées.Prière de renseigner. Avertissement!!! Le ménage a consommé .a   de Thé en sachet, cette quantité semble anormale pour une consommation des 7 derniers jours.Les ménages consomment géneralement en sachet ou en paquet, prière de corriger ou de confirmer avec le QG.</w:t>
+        <w:t xml:space="preserve">- Le nombre d'article ( Matelas simple)  dans ce ménages est élevé (16), prière de corriger ou confirmer avec le QG. </w:t>
+        <w:br/>
+        <w:t xml:space="preserve">- Le nombre d'article ( Téléphone portable)  dans ce ménages est élevé (13), prière de corriger ou confirmer avec le QG. </w:t>
+        <w:br/>
+        <w:t>- Le nombre d'article ( Ventilateur sur pied)  dans ce ménages est élevé (13), prière de corriger ou confirmer avec le QG.</w:t>
       </w:r>
     </w:p>
     <w:p>
@@ -3307,7 +6694,7 @@
           <w:color w:val="4672C4"/>
           <w:sz w:val="22"/>
         </w:rPr>
-        <w:t>&gt;&gt; Section9b - Depenses non-alimentaires - 7 jours</w:t>
+        <w:t>&gt;&gt; Section13a - Transferts recus</w:t>
       </w:r>
     </w:p>
     <w:p>
@@ -3318,7 +6705,7 @@
         <w:rPr>
           <w:sz w:val="20"/>
         </w:rPr>
-        <w:t>- Il est difficile d'avoir un ménage qui n'a effectué aucune des dépenses mentionnées au cours de 7 derniers jours, prière de revoir la section 9B pour ce ménage.</w:t>
+        <w:t>- L'enquêteur prière de fournir d'effort pour avoir le niveau d'étude et l'âge de celui qui a envoyé/donné de l'argent dans la section 13a (Transfert reçu). L'âge de celui qui a envoyé/donné de l'argent dans la section 13a (Transfert reçu) semble  élévé, prière de corriger ou confirmer ave le QG.</w:t>
       </w:r>
     </w:p>
     <w:p>
@@ -3328,7 +6715,7 @@
           <w:color w:val="4672C4"/>
           <w:sz w:val="22"/>
         </w:rPr>
-        <w:t>&gt;&gt; Section9c - Depenses non-alimentaires - 30 jours</w:t>
+        <w:t>&gt;&gt; Section14 - Chocs</w:t>
       </w:r>
     </w:p>
     <w:p>
@@ -3339,7 +6726,7 @@
         <w:rPr>
           <w:sz w:val="20"/>
         </w:rPr>
-        <w:t>- La dernière fois que vous avez acheté Bois de chauffe ramassé/coupé (estimer la valeur) est ramassage et semble exister dans les modalités, prière de prendre attache avec le QG pour plus d'explication afin de la classer bien.</w:t>
+        <w:t>- Avertissement!! Le ménage n'a été négativement affecté par aucun des problèmes donnés dans la section 14. Confirmez vous cette information avec le QG?</w:t>
       </w:r>
     </w:p>
     <w:p>
@@ -3349,7 +6736,7 @@
           <w:color w:val="4672C4"/>
           <w:sz w:val="22"/>
         </w:rPr>
-        <w:t>&gt;&gt; Section10b - caracteristiques entreprise non agricole</w:t>
+        <w:t>&gt;&gt; Section16a - Champs et parcelles</w:t>
       </w:r>
     </w:p>
     <w:p>
@@ -3360,7 +6747,29 @@
         <w:rPr>
           <w:sz w:val="20"/>
         </w:rPr>
-        <w:t>- Les informations sur ces entrepises non agricole manquent, prière de les renseigner. Le montant obtenus sur les services rendus par l'entreprise vendeuse de creme glace au cours des 30 derniers jours ou durant le dernier mois où l'entreprise a fonctionné n'a pas été renseigné, prière de mettre de 0 si l'entreprise n'a pas rendu de service. Prière de renseigner les montants dans les champs (s10q46 s10q47 s10q48 s10q49 s10q50 s10q51 s10q52 s10q53 s10q54 s10q55 s10q56 s10q57), mettre 0 si l'entreprise vendeuse de creme glace n'a pas effectué des dépenses ou faire des reventes des marchandises ou des produits ou rendre de service.Cette entreprise vendeuse de creme glace dit avoir obtenu une valeur sur les marchandises vendu en etat, les marchandises vendu après transformation et les services rendus. Prière de corriger. Cette entreprise vendeuse de creme glace dit avoir obtenu une valeur sur les marchandises vendu en etat et les marchandises vendu après transformation. La main d'oeuvre familiale pour Mame Diarra NDIAYE ayant travaillé dans cette entreprise vendeuse de creme glace aucours des 12 derniers mois n'est pas renseigner. Prière de reneigner toutes les informations qui lui concerne. La main d'oeuvre sariale de Mame Diarra NDIAYE ayant travaillé dans cette entreprise vendeuse de creme glace aucours des 30 derniers jours n'est pas renseigner. Prière de reneigner toutes les informations qui lui concerne.</w:t>
+        <w:t xml:space="preserve">- La parcelle Arachide n'a pas été mésurée pour des raisons comme qu'elle est trop petite, GPS en panne et que le Ménage indisponible. Nous vous rappelons que ces raisons ne passent pas pour la non mesure des parcelles prière de les mésurer. Le document légal (titre, acte, certificat etc. ) qui affirme votre possession de la parcelle Arachide est  et semble exister dans les modalités, prière de prendre attache avec le QG pour plus d'explication afin de la classer bien. </w:t>
+        <w:br/>
+        <w:t xml:space="preserve">- La parcelle Arachide n'a pas été mésurée pour des raisons comme qu'elle est trop petite, GPS en panne et que le Ménage indisponible. Nous vous rappelons que ces raisons ne passent pas pour la non mesure des parcelles prière de les mésurer. Le document légal (titre, acte, certificat etc. ) qui affirme votre possession de la parcelle Arachide est  et semble exister dans les modalités, prière de prendre attache avec le QG pour plus d'explication afin de la classer bien. </w:t>
+        <w:br/>
+        <w:t xml:space="preserve">- La parcelle Arachide n'a pas été mésurée pour des raisons comme qu'elle est trop petite, GPS en panne et que le Ménage indisponible. Nous vous rappelons que ces raisons ne passent pas pour la non mesure des parcelles prière de les mésurer. Le document légal (titre, acte, certificat etc. ) qui affirme votre possession de la parcelle Arachide est  et semble exister dans les modalités, prière de prendre attache avec le QG pour plus d'explication afin de la classer bien. </w:t>
+        <w:br/>
+        <w:t xml:space="preserve">- La parcelle Arachide n'a pas été mésurée pour des raisons comme qu'elle est trop petite, GPS en panne et que le Ménage indisponible. Nous vous rappelons que ces raisons ne passent pas pour la non mesure des parcelles prière de les mésurer. Le document légal (titre, acte, certificat etc. ) qui affirme votre possession de la parcelle Arachide est  et semble exister dans les modalités, prière de prendre attache avec le QG pour plus d'explication afin de la classer bien. </w:t>
+        <w:br/>
+        <w:t xml:space="preserve">- La parcelle Mil n'a pas été mésurée pour des raisons comme qu'elle est trop petite, GPS en panne et que le Ménage indisponible. Nous vous rappelons que ces raisons ne passent pas pour la non mesure des parcelles prière de les mésurer. Le document légal (titre, acte, certificat etc. ) qui affirme votre possession de la parcelle Mil est  et semble exister dans les modalités, prière de prendre attache avec le QG pour plus d'explication afin de la classer bien. </w:t>
+        <w:br/>
+        <w:t xml:space="preserve">- La parcelle Mil n'a pas été mésurée pour des raisons comme qu'elle est trop petite, GPS en panne et que le Ménage indisponible. Nous vous rappelons que ces raisons ne passent pas pour la non mesure des parcelles prière de les mésurer. Le document légal (titre, acte, certificat etc. ) qui affirme votre possession de la parcelle Mil est  et semble exister dans les modalités, prière de prendre attache avec le QG pour plus d'explication afin de la classer bien. </w:t>
+        <w:br/>
+        <w:t xml:space="preserve">- La parcelle Mil n'a pas été mésurée pour des raisons comme qu'elle est trop petite, GPS en panne et que le Ménage indisponible. Nous vous rappelons que ces raisons ne passent pas pour la non mesure des parcelles prière de les mésurer. Le document légal (titre, acte, certificat etc. ) qui affirme votre possession de la parcelle Mil est  et semble exister dans les modalités, prière de prendre attache avec le QG pour plus d'explication afin de la classer bien. </w:t>
+        <w:br/>
+        <w:t xml:space="preserve">- La parcelle Mil n'a pas été mésurée pour des raisons comme qu'elle est trop petite, GPS en panne et que le Ménage indisponible. Nous vous rappelons que ces raisons ne passent pas pour la non mesure des parcelles prière de les mésurer. Le document légal (titre, acte, certificat etc. ) qui affirme votre possession de la parcelle Mil est  et semble exister dans les modalités, prière de prendre attache avec le QG pour plus d'explication afin de la classer bien. </w:t>
+        <w:br/>
+        <w:t xml:space="preserve">- La parcelle Mil n'a pas été mésurée pour des raisons comme qu'elle est trop petite, GPS en panne et que le Ménage indisponible. Nous vous rappelons que ces raisons ne passent pas pour la non mesure des parcelles prière de les mésurer. Le document légal (titre, acte, certificat etc. ) qui affirme votre possession de la parcelle Mil est  et semble exister dans les modalités, prière de prendre attache avec le QG pour plus d'explication afin de la classer bien. </w:t>
+        <w:br/>
+        <w:t xml:space="preserve">- La parcelle mil n'a pas été mésurée pour des raisons comme qu'elle est trop petite, GPS en panne et que le Ménage indisponible. Nous vous rappelons que ces raisons ne passent pas pour la non mesure des parcelles prière de les mésurer. Le document légal (titre, acte, certificat etc. ) qui affirme votre possession de la parcelle mil est  et semble exister dans les modalités, prière de prendre attache avec le QG pour plus d'explication afin de la classer bien. </w:t>
+        <w:br/>
+        <w:t xml:space="preserve">- La quantité de fumure appliquée dans la parcelle arachide est de 5000 Kg qui semble élevé ou ne sait pas, prière de fournir d'effort pour estimer la quantité afin de corriger. La parcelle arachide n'a pas été mésurée pour des raisons comme qu'elle est trop petite, GPS en panne et que le Ménage indisponible. Nous vous rappelons que ces raisons ne passent pas pour la non mesure des parcelles prière de les mésurer. Le document légal (titre, acte, certificat etc. ) qui affirme votre possession de la parcelle arachide est  et semble exister dans les modalités, prière de prendre attache avec le QG pour plus d'explication afin de la classer bien. </w:t>
+        <w:br/>
+        <w:t>- La superficie de la parcelle Arachide selon les mesures GPS est de 15442.73 hectare qui semble élevé ou faible, prière de corriger. Le document légal (titre, acte, certificat etc. ) qui affirme votre possession de la parcelle Arachide est  et semble exister dans les modalités, prière de prendre attache avec le QG pour plus d'explication afin de la classer bien.</w:t>
       </w:r>
     </w:p>
     <w:p>
@@ -3370,7 +6779,7 @@
           <w:color w:val="4672C4"/>
           <w:sz w:val="22"/>
         </w:rPr>
-        <w:t>&gt;&gt; Section11 - Caracteristiques logement</w:t>
+        <w:t>&gt;&gt; Section16b - Couts des intrants agricoles</w:t>
       </w:r>
     </w:p>
     <w:p>
@@ -3381,7 +6790,7 @@
         <w:rPr>
           <w:sz w:val="20"/>
         </w:rPr>
-        <w:t>- Le montant (FCFA) du loyer mensuel payé pour un logement comme le votre dans ce village/quartier est trop élevé, Veuillez s'il vous plaît corriger cette information.</w:t>
+        <w:t>- Quantité totale de [INTRANT] utilisée trop élevé, veuillez vérifier.</w:t>
       </w:r>
     </w:p>
     <w:p>
@@ -3391,7 +6800,7 @@
           <w:color w:val="4672C4"/>
           <w:sz w:val="22"/>
         </w:rPr>
-        <w:t>&gt;&gt; Section12 - Actifs du menage</w:t>
+        <w:t>&gt;&gt; Section16c - Cultures</w:t>
       </w:r>
     </w:p>
     <w:p>
@@ -3402,11 +6811,19 @@
         <w:rPr>
           <w:sz w:val="20"/>
         </w:rPr>
-        <w:t xml:space="preserve">- Le nombre d'article ( Matelas simple)  dans ce ménages est élevé (16), prière de corriger ou confirmer avec le QG. </w:t>
-        <w:br/>
-        <w:t xml:space="preserve">- Le nombre d'article ( Téléphone portable)  dans ce ménages est élevé (13), prière de corriger ou confirmer avec le QG. </w:t>
-        <w:br/>
-        <w:t>- Le nombre d'article ( Ventilateur sur pied)  dans ce ménages est élevé (13), prière de corriger ou confirmer avec le QG.</w:t>
+        <w:t xml:space="preserve">- La quantité estimée en Kg est incorrecte (Exemple : si le ménage a eu 10 sacs de 100kg = 10*100=1000kg), prière de corriger merci. </w:t>
+        <w:br/>
+        <w:t xml:space="preserve">- La quantité estimée en Kg est incorrecte (Exemple : si le ménage a eu 10 sacs de 100kg = 10*100=1000kg), prière de corriger merci. </w:t>
+        <w:br/>
+        <w:t xml:space="preserve">- La quantité estimée en Kg est incorrecte (Exemple : si le ménage a eu 10 sacs de 100kg = 10*100=1000kg), prière de corriger merci. </w:t>
+        <w:br/>
+        <w:t xml:space="preserve">- La quantité estimée en Kg est incorrecte (Exemple : si le ménage a eu 10 sacs de 100kg = 10*100=1000kg), prière de corriger merci. </w:t>
+        <w:br/>
+        <w:t xml:space="preserve">- La quantité estimée en Kg est incorrecte (Exemple : si le ménage a eu 10 sacs de 100kg = 10*100=1000kg), prière de corriger merci. </w:t>
+        <w:br/>
+        <w:t xml:space="preserve">- La quantité estimée en Kg est incorrecte (Exemple : si le ménage a eu 10 sacs de 100kg = 10*100=1000kg), prière de corriger merci. </w:t>
+        <w:br/>
+        <w:t>- La quantité estimée en Kg est incorrecte (Exemple : si le ménage a eu 10 sacs de 100kg = 10*100=1000kg), prière de corriger merci.</w:t>
       </w:r>
     </w:p>
     <w:p>
@@ -3416,7 +6833,7 @@
           <w:color w:val="4672C4"/>
           <w:sz w:val="22"/>
         </w:rPr>
-        <w:t>&gt;&gt; Section13a - Transferts recus</w:t>
+        <w:t>&gt;&gt; Section16d - Utilisation de la production</w:t>
       </w:r>
     </w:p>
     <w:p>
@@ -3427,7 +6844,13 @@
         <w:rPr>
           <w:sz w:val="20"/>
         </w:rPr>
-        <w:t>- L'enquêteur prière de fournir d'effort pour avoir le niveau d'étude et l'âge de celui qui a envoyé/donné de l'argent dans la section 13a (Transfert reçu). L'âge de celui qui a envoyé/donné de l'argent dans la section 13a (Transfert reçu) semble  élévé, prière de corriger ou confirmer ave le QG.</w:t>
+        <w:t xml:space="preserve">- || </w:t>
+        <w:br/>
+        <w:t xml:space="preserve">- </w:t>
+        <w:br/>
+        <w:t xml:space="preserve">- </w:t>
+        <w:br/>
+        <w:t>-  ||</w:t>
       </w:r>
     </w:p>
     <w:p>
@@ -3437,7 +6860,7 @@
           <w:color w:val="4672C4"/>
           <w:sz w:val="22"/>
         </w:rPr>
-        <w:t>&gt;&gt; Section14 - Chocs</w:t>
+        <w:t>&gt;&gt; Section17 - Elevage</w:t>
       </w:r>
     </w:p>
     <w:p>
@@ -3448,7 +6871,7 @@
         <w:rPr>
           <w:sz w:val="20"/>
         </w:rPr>
-        <w:t>- Avertissement!! Le ménage n'a été négativement affecté par aucun des problèmes donnés dans la section 14. Confirmez vous cette information avec le QG?</w:t>
+        <w:t>- Attention ! Le ménage a acheté 2 Ovins (Moutons) à 300000 donc un prix unitaire d'achat (150000 Fcfa) qui  est relativement elevé par rapport aux autres prix observés dans cette zone. Prière de corriger ou de confirmer avec le QG.</w:t>
       </w:r>
     </w:p>
     <w:p>
@@ -3458,7 +6881,7 @@
           <w:color w:val="4672C4"/>
           <w:sz w:val="22"/>
         </w:rPr>
-        <w:t>&gt;&gt; Section15 - Filets sociaux</w:t>
+        <w:t>&gt;&gt; Section19 - Equipements agricoles</w:t>
       </w:r>
     </w:p>
     <w:p>
@@ -3469,9 +6892,328 @@
         <w:rPr>
           <w:sz w:val="20"/>
         </w:rPr>
-        <w:t>- Avertissement!! Aucun membre dans ce ménage n'a entendu parler d'aucun programme de la section 15, prière de confirmer ce cas avec le QG.</w:t>
-      </w:r>
-    </w:p>
+        <w:t xml:space="preserve">- Avertissement!! L'âge (53 ans)  de Houe asine dans ce ménage semble être élevé, prière de corriger ou confirmer avec le QG. </w:t>
+        <w:br/>
+        <w:t xml:space="preserve">- Avertissement!! L'âge (53 ans)  de Semoir dans ce ménage semble être élevé, prière de corriger ou confirmer avec le QG. </w:t>
+        <w:br/>
+        <w:t>- Avertissement!! Le nombre (15)  de Houe/daba/hilaire est élevé, prière de corriger ou confirmer avec le QG.</w:t>
+      </w:r>
+    </w:p>
+    <w:p>
+      <w:r>
+        <w:t>________________________________________________________________________________</w:t>
+      </w:r>
+    </w:p>
+    <w:p>
+      <w:pPr>
+        <w:pStyle w:val="Heading2"/>
+      </w:pPr>
+      <w:r>
+        <w:t>Menage 12</w:t>
+      </w:r>
+    </w:p>
+    <w:tbl>
+      <w:tblPr>
+        <w:tblStyle w:val="TableGrid"/>
+        <w:tblW w:type="auto" w:w="0"/>
+        <w:tblLook w:firstColumn="1" w:firstRow="1" w:lastColumn="0" w:lastRow="0" w:noHBand="0" w:noVBand="1" w:val="04A0"/>
+      </w:tblPr>
+      <w:tblGrid>
+        <w:gridCol w:w="1662"/>
+        <w:gridCol w:w="1662"/>
+        <w:gridCol w:w="1662"/>
+        <w:gridCol w:w="1662"/>
+        <w:gridCol w:w="1662"/>
+        <w:gridCol w:w="1662"/>
+      </w:tblGrid>
+      <w:tr>
+        <w:tc>
+          <w:tcPr>
+            <w:tcW w:type="dxa" w:w="1662"/>
+            <w:shd w:fill="5B9BD5"/>
+          </w:tcPr>
+          <w:p>
+            <w:r>
+              <w:rPr>
+                <w:b/>
+                <w:color w:val="FFFFFF"/>
+                <w:sz w:val="16"/>
+              </w:rPr>
+              <w:t>Interview Key</w:t>
+            </w:r>
+          </w:p>
+        </w:tc>
+        <w:tc>
+          <w:tcPr>
+            <w:tcW w:type="dxa" w:w="1662"/>
+            <w:shd w:fill="5B9BD5"/>
+          </w:tcPr>
+          <w:p>
+            <w:r>
+              <w:rPr>
+                <w:b/>
+                <w:color w:val="FFFFFF"/>
+                <w:sz w:val="16"/>
+              </w:rPr>
+              <w:t>Interview ID</w:t>
+            </w:r>
+          </w:p>
+        </w:tc>
+        <w:tc>
+          <w:tcPr>
+            <w:tcW w:type="dxa" w:w="1662"/>
+            <w:shd w:fill="5B9BD5"/>
+          </w:tcPr>
+          <w:p>
+            <w:r>
+              <w:rPr>
+                <w:b/>
+                <w:color w:val="FFFFFF"/>
+                <w:sz w:val="16"/>
+              </w:rPr>
+              <w:t>ID Agent</w:t>
+            </w:r>
+          </w:p>
+        </w:tc>
+        <w:tc>
+          <w:tcPr>
+            <w:tcW w:type="dxa" w:w="1662"/>
+            <w:shd w:fill="5B9BD5"/>
+          </w:tcPr>
+          <w:p>
+            <w:r>
+              <w:rPr>
+                <w:b/>
+                <w:color w:val="FFFFFF"/>
+                <w:sz w:val="16"/>
+              </w:rPr>
+              <w:t>ID Equipe</w:t>
+            </w:r>
+          </w:p>
+        </w:tc>
+        <w:tc>
+          <w:tcPr>
+            <w:tcW w:type="dxa" w:w="1662"/>
+            <w:shd w:fill="5B9BD5"/>
+          </w:tcPr>
+          <w:p>
+            <w:r>
+              <w:rPr>
+                <w:b/>
+                <w:color w:val="FFFFFF"/>
+                <w:sz w:val="16"/>
+              </w:rPr>
+              <w:t>Agent</w:t>
+            </w:r>
+          </w:p>
+        </w:tc>
+        <w:tc>
+          <w:tcPr>
+            <w:tcW w:type="dxa" w:w="1662"/>
+            <w:shd w:fill="5B9BD5"/>
+          </w:tcPr>
+          <w:p>
+            <w:r>
+              <w:rPr>
+                <w:b/>
+                <w:color w:val="FFFFFF"/>
+                <w:sz w:val="16"/>
+              </w:rPr>
+              <w:t>Chef d'equipe</w:t>
+            </w:r>
+          </w:p>
+        </w:tc>
+      </w:tr>
+      <w:tr>
+        <w:tc>
+          <w:tcPr>
+            <w:tcW w:type="dxa" w:w="1662"/>
+          </w:tcPr>
+          <w:p>
+            <w:r>
+              <w:rPr>
+                <w:sz w:val="14"/>
+              </w:rPr>
+              <w:t>60-00-85-76</w:t>
+            </w:r>
+          </w:p>
+        </w:tc>
+        <w:tc>
+          <w:tcPr>
+            <w:tcW w:type="dxa" w:w="1662"/>
+          </w:tcPr>
+          <w:p>
+            <w:r>
+              <w:rPr>
+                <w:sz w:val="14"/>
+              </w:rPr>
+              <w:t>324a0a726c8e44c9a6472d0bd5e901ff</w:t>
+            </w:r>
+          </w:p>
+        </w:tc>
+        <w:tc>
+          <w:tcPr>
+            <w:tcW w:type="dxa" w:w="1662"/>
+          </w:tcPr>
+          <w:p>
+            <w:r>
+              <w:rPr>
+                <w:sz w:val="14"/>
+              </w:rPr>
+              <w:t>EQ11_enq3</w:t>
+            </w:r>
+          </w:p>
+        </w:tc>
+        <w:tc>
+          <w:tcPr>
+            <w:tcW w:type="dxa" w:w="1662"/>
+          </w:tcPr>
+          <w:p>
+            <w:r>
+              <w:rPr>
+                <w:sz w:val="14"/>
+              </w:rPr>
+              <w:t>Equipe11</w:t>
+            </w:r>
+          </w:p>
+        </w:tc>
+        <w:tc>
+          <w:tcPr>
+            <w:tcW w:type="dxa" w:w="1662"/>
+          </w:tcPr>
+          <w:p>
+            <w:r>
+              <w:rPr>
+                <w:sz w:val="14"/>
+              </w:rPr>
+              <w:t>Yaba WADE</w:t>
+            </w:r>
+          </w:p>
+        </w:tc>
+        <w:tc>
+          <w:tcPr>
+            <w:tcW w:type="dxa" w:w="1662"/>
+          </w:tcPr>
+          <w:p>
+            <w:r>
+              <w:rPr>
+                <w:sz w:val="14"/>
+              </w:rPr>
+              <w:t>Fatou Gnongue FAYE</w:t>
+            </w:r>
+          </w:p>
+        </w:tc>
+      </w:tr>
+    </w:tbl>
+    <w:p/>
+    <w:tbl>
+      <w:tblPr>
+        <w:tblStyle w:val="TableGrid"/>
+        <w:tblW w:type="auto" w:w="0"/>
+        <w:tblLook w:firstColumn="1" w:firstRow="1" w:lastColumn="0" w:lastRow="0" w:noHBand="0" w:noVBand="1" w:val="04A0"/>
+      </w:tblPr>
+      <w:tblGrid>
+        <w:gridCol w:w="3324"/>
+        <w:gridCol w:w="3324"/>
+        <w:gridCol w:w="3324"/>
+      </w:tblGrid>
+      <w:tr>
+        <w:tc>
+          <w:tcPr>
+            <w:tcW w:type="dxa" w:w="3324"/>
+            <w:shd w:fill="70AD47"/>
+          </w:tcPr>
+          <w:p>
+            <w:r>
+              <w:rPr>
+                <w:b/>
+                <w:color w:val="FFFFFF"/>
+                <w:sz w:val="18"/>
+              </w:rPr>
+              <w:t>Chef de Menage</w:t>
+            </w:r>
+          </w:p>
+        </w:tc>
+        <w:tc>
+          <w:tcPr>
+            <w:tcW w:type="dxa" w:w="3324"/>
+            <w:shd w:fill="70AD47"/>
+          </w:tcPr>
+          <w:p>
+            <w:r>
+              <w:rPr>
+                <w:b/>
+                <w:color w:val="FFFFFF"/>
+                <w:sz w:val="18"/>
+              </w:rPr>
+              <w:t>Quartier/Village (s00q05)</w:t>
+            </w:r>
+          </w:p>
+        </w:tc>
+        <w:tc>
+          <w:tcPr>
+            <w:tcW w:type="dxa" w:w="3324"/>
+            <w:shd w:fill="70AD47"/>
+          </w:tcPr>
+          <w:p>
+            <w:r>
+              <w:rPr>
+                <w:b/>
+                <w:color w:val="FFFFFF"/>
+                <w:sz w:val="18"/>
+              </w:rPr>
+              <w:t>Localisation GPS</w:t>
+            </w:r>
+          </w:p>
+        </w:tc>
+      </w:tr>
+      <w:tr>
+        <w:tc>
+          <w:tcPr>
+            <w:tcW w:type="dxa" w:w="3324"/>
+          </w:tcPr>
+          <w:p>
+            <w:r>
+              <w:rPr>
+                <w:sz w:val="18"/>
+              </w:rPr>
+              <w:t>DETHIE NGOM</w:t>
+            </w:r>
+          </w:p>
+        </w:tc>
+        <w:tc>
+          <w:tcPr>
+            <w:tcW w:type="dxa" w:w="3324"/>
+          </w:tcPr>
+          <w:p>
+            <w:r>
+              <w:rPr>
+                <w:sz w:val="18"/>
+              </w:rPr>
+              <w:t>N/A</w:t>
+            </w:r>
+          </w:p>
+        </w:tc>
+        <w:tc>
+          <w:tcPr>
+            <w:tcW w:type="dxa" w:w="3324"/>
+          </w:tcPr>
+          <w:p>
+            <w:r/>
+            <w:hyperlink r:id="rId17">
+              <w:r>
+                <w:rPr>
+                  <w:color w:val="0563C1"/>
+                  <w:u w:val="single"/>
+                </w:rPr>
+                <w:t>ngorkoly</w:t>
+              </w:r>
+            </w:hyperlink>
+          </w:p>
+        </w:tc>
+      </w:tr>
+    </w:tbl>
+    <w:p/>
     <w:p>
       <w:r>
         <w:rPr>
@@ -3479,7 +7221,7 @@
           <w:color w:val="4672C4"/>
           <w:sz w:val="22"/>
         </w:rPr>
-        <w:t>&gt;&gt; Section16a - Champs et parcelles</w:t>
+        <w:t>&gt;&gt; Section1 - Caracteristiques des membres</w:t>
       </w:r>
     </w:p>
     <w:p>
@@ -3490,29 +7232,11 @@
         <w:rPr>
           <w:sz w:val="20"/>
         </w:rPr>
-        <w:t xml:space="preserve">- La quantité de fumure appliquée dans la parcelle arachide est de 5000 Kg qui semble élevé ou ne sait pas, prière de fournir d'effort pour estimer la quantité afin de corriger. La superficie de la parcelle arachide selon les mesures GPS est de .a hectare qui semble élevé ou faible, prière de corriger. Le document légal (titre, acte, certificat etc. ) qui affirme votre possession de la parcelle arachide est  et semble exister dans les modalités, prière de prendre attache avec le QG pour plus d'explication afin de la classer bien. </w:t>
-        <w:br/>
-        <w:t xml:space="preserve">- La superficie de la parcelle Arachide selon les mesures GPS est de .a hectare qui semble élevé ou faible, prière de corriger. Le document légal (titre, acte, certificat etc. ) qui affirme votre possession de la parcelle Arachide est  et semble exister dans les modalités, prière de prendre attache avec le QG pour plus d'explication afin de la classer bien. </w:t>
-        <w:br/>
-        <w:t xml:space="preserve">- La superficie de la parcelle Arachide selon les mesures GPS est de .a hectare qui semble élevé ou faible, prière de corriger. Le document légal (titre, acte, certificat etc. ) qui affirme votre possession de la parcelle Arachide est  et semble exister dans les modalités, prière de prendre attache avec le QG pour plus d'explication afin de la classer bien. </w:t>
-        <w:br/>
-        <w:t xml:space="preserve">- La superficie de la parcelle Arachide selon les mesures GPS est de .a hectare qui semble élevé ou faible, prière de corriger. Le document légal (titre, acte, certificat etc. ) qui affirme votre possession de la parcelle Arachide est  et semble exister dans les modalités, prière de prendre attache avec le QG pour plus d'explication afin de la classer bien. </w:t>
-        <w:br/>
-        <w:t xml:space="preserve">- La superficie de la parcelle Mil selon les mesures GPS est de .a hectare qui semble élevé ou faible, prière de corriger. Le document légal (titre, acte, certificat etc. ) qui affirme votre possession de la parcelle Mil est  et semble exister dans les modalités, prière de prendre attache avec le QG pour plus d'explication afin de la classer bien. </w:t>
-        <w:br/>
-        <w:t xml:space="preserve">- La superficie de la parcelle Mil selon les mesures GPS est de .a hectare qui semble élevé ou faible, prière de corriger. Le document légal (titre, acte, certificat etc. ) qui affirme votre possession de la parcelle Mil est  et semble exister dans les modalités, prière de prendre attache avec le QG pour plus d'explication afin de la classer bien. </w:t>
-        <w:br/>
-        <w:t xml:space="preserve">- La superficie de la parcelle Mil selon les mesures GPS est de .a hectare qui semble élevé ou faible, prière de corriger. Le document légal (titre, acte, certificat etc. ) qui affirme votre possession de la parcelle Mil est  et semble exister dans les modalités, prière de prendre attache avec le QG pour plus d'explication afin de la classer bien. </w:t>
-        <w:br/>
-        <w:t xml:space="preserve">- La superficie de la parcelle Mil selon les mesures GPS est de .a hectare qui semble élevé ou faible, prière de corriger. Le document légal (titre, acte, certificat etc. ) qui affirme votre possession de la parcelle Mil est  et semble exister dans les modalités, prière de prendre attache avec le QG pour plus d'explication afin de la classer bien. </w:t>
-        <w:br/>
-        <w:t xml:space="preserve">- Nous constatons que la question qui porte sur la mésure du champs de la parcelle Arachide n'a pas été renseigné, la collecte était-il encours ou s'agit-il de quoi ? prière de verifier et corriger. Le document légal (titre, acte, certificat etc. ) qui affirme votre possession de la parcelle Arachide est  et semble exister dans les modalités, prière de prendre attache avec le QG pour plus d'explication afin de la classer bien. </w:t>
-        <w:br/>
-        <w:t xml:space="preserve">- Nous constatons que la question qui porte sur la mésure du champs de la parcelle Arachide n'a pas été renseigné, la collecte était-il encours ou s'agit-il de quoi ? prière de verifier et corriger. Le document légal (titre, acte, certificat etc. ) qui affirme votre possession de la parcelle Arachide est  et semble exister dans les modalités, prière de prendre attache avec le QG pour plus d'explication afin de la classer bien. </w:t>
-        <w:br/>
-        <w:t xml:space="preserve">- Nous constatons que la question qui porte sur la mésure du champs de la parcelle Mil n'a pas été renseigné, la collecte était-il encours ou s'agit-il de quoi ? prière de verifier et corriger. Le document légal (titre, acte, certificat etc. ) qui affirme votre possession de la parcelle Mil est  et semble exister dans les modalités, prière de prendre attache avec le QG pour plus d'explication afin de la classer bien. </w:t>
-        <w:br/>
-        <w:t>- Nous constatons que la question qui porte sur la mésure du champs de la parcelle mil n'a pas été renseigné, la collecte était-il encours ou s'agit-il de quoi ? prière de verifier et corriger. Le document légal (titre, acte, certificat etc. ) qui affirme votre possession de la parcelle mil est  et semble exister dans les modalités, prière de prendre attache avec le QG pour plus d'explication afin de la classer bien.</w:t>
+        <w:t xml:space="preserve">- Avertissement!!!  AISSATOU Sene  possède un téléphone android mais dit n'avoir pas accès à l'internet, prière de confirmer cette information avec le QG ou la corriger. Incoherence! AISSATOU Sene dispose d'un téléphone portable à s01q39, donc la raison évoquée ne peut pas être (ne dispose pas d'appareil). </w:t>
+        <w:br/>
+        <w:t xml:space="preserve">- Attention ! Le montant (4400 Fcfa) dépensé ou reçu en cadeau pour les cartes prépayées, les transferts de crédit et les abonnements de  Dethie NGOM est relativement élevé par rapport aux autres montants depansés observés dans cette zone. Prière de corriger ou de confirmer avec le QG. </w:t>
+        <w:br/>
+        <w:t>- Attention ! Le montant (5000 Fcfa) dépensé ou reçu en cadeau pour les cartes prépayées, les transferts de crédit et les abonnements de  IBRAHIMA Ngom est relativement élevé par rapport aux autres montants depansés observés dans cette zone. Prière de corriger ou de confirmer avec le QG.</w:t>
       </w:r>
     </w:p>
     <w:p>
@@ -3522,7 +7246,7 @@
           <w:color w:val="4672C4"/>
           <w:sz w:val="22"/>
         </w:rPr>
-        <w:t>&gt;&gt; Section16b - Couts des intrants agricoles</w:t>
+        <w:t>&gt;&gt; Section2 - Education</w:t>
       </w:r>
     </w:p>
     <w:p>
@@ -3533,7 +7257,27 @@
         <w:rPr>
           <w:sz w:val="20"/>
         </w:rPr>
-        <w:t>- Quantité totale de [INTRANT] utilisée trop élevé, veuillez vérifier.</w:t>
+        <w:t xml:space="preserve">- Peu probable! AISSATOU Ngom  n'arrive pas  à comprendre un petit texte lu dans une langue locale (s02q03). Veuillez corriger ou donner des explications au QG. Peu probable! AISSATOU Ngom  ne sait ni lire, ni écrire, ni comprendre dans aucune des langues  (s02q01,s02q02,s02q03). Veuillez corriger ou donner des explications au QG. La raison principale que AISSATOU Ngom n'a pas fait des études dans une école formelle est elle apprend le coran (daara) et semble exister dans les modalités, prière de prendre attache avec le QG pour plus d'explication afin de la classer bien. </w:t>
+        <w:br/>
+        <w:t xml:space="preserve">- Peu probable! AISSATOU Sene  n'arrive pas  à comprendre un petit texte lu dans une langue locale (s02q03). Veuillez corriger ou donner des explications au QG. Peu probable! AISSATOU Sene  ne sait ni lire, ni écrire, ni comprendre dans aucune des langues  (s02q01,s02q02,s02q03). Veuillez corriger ou donner des explications au QG. </w:t>
+        <w:br/>
+        <w:t xml:space="preserve">- Peu probable! Amy ndour Ngom  n'arrive pas  à comprendre un petit texte lu dans une langue locale (s02q03). Veuillez corriger ou donner des explications au QG. </w:t>
+        <w:br/>
+        <w:t xml:space="preserve">- Peu probable! Birame ngom  n'arrive pas  à comprendre un petit texte lu dans une langue locale (s02q03). Veuillez corriger ou donner des explications au QG. </w:t>
+        <w:br/>
+        <w:t xml:space="preserve">- Peu probable! Dethie NGOM  n'arrive pas  à comprendre un petit texte lu dans une langue locale (s02q03). Veuillez corriger ou donner des explications au QG. Peu probable! Dethie NGOM  ne sait ni lire, ni écrire, ni comprendre dans aucune des langues  (s02q01,s02q02,s02q03). Veuillez corriger ou donner des explications au QG. </w:t>
+        <w:br/>
+        <w:t xml:space="preserve">- Peu probable! FATOU sene 2  n'arrive pas  à comprendre un petit texte lu dans une langue locale (s02q03). Veuillez corriger ou donner des explications au QG. Peu probable! FATOU sene 2  ne sait ni lire, ni écrire, ni comprendre dans aucune des langues  (s02q01,s02q02,s02q03). Veuillez corriger ou donner des explications au QG. La raison principale que FATOU sene 2 n'a pas fait des études dans une école formelle est elle est au daara et semble exister dans les modalités, prière de prendre attache avec le QG pour plus d'explication afin de la classer bien. </w:t>
+        <w:br/>
+        <w:t xml:space="preserve">- Peu probable! Fatou sene  n'arrive pas  à comprendre un petit texte lu dans une langue locale (s02q03). Veuillez corriger ou donner des explications au QG. Peu probable! Fatou sene  ne sait ni lire, ni écrire, ni comprendre dans aucune des langues  (s02q01,s02q02,s02q03). Veuillez corriger ou donner des explications au QG. </w:t>
+        <w:br/>
+        <w:t xml:space="preserve">- Peu probable! IBRAHIMA Ngom  n'arrive pas  à comprendre un petit texte lu dans une langue locale (s02q03). Veuillez corriger ou donner des explications au QG. Le domaine que IBRAHIMA Ngom bénéficié de cette formation est sante et semble exister dans les modalités, prière de prendre attache avec le QG pour plus d'explication afin de la classer bien. </w:t>
+        <w:br/>
+        <w:t xml:space="preserve">- Peu probable! Malick Ngom  n'arrive pas  à comprendre un petit texte lu dans une langue locale (s02q03). Veuillez corriger ou donner des explications au QG. Peu probable! Malick Ngom  ne sait ni lire, ni écrire, ni comprendre dans aucune des langues  (s02q01,s02q02,s02q03). Veuillez corriger ou donner des explications au QG. La raison principale que Malick Ngom n'a pas fait des études dans une école formelle est il est à la daraa et semble exister dans les modalités, prière de prendre attache avec le QG pour plus d'explication afin de la classer bien. </w:t>
+        <w:br/>
+        <w:t xml:space="preserve">- Peu probable! Mame DIARRA dione  n'arrive pas  à comprendre un petit texte lu dans une langue locale (s02q03). Veuillez corriger ou donner des explications au QG. Dans les milieux ruraux les frais d'uniformes de Mame DIARRA dione sont peut-être obligatoire et sont payés aussi dans les écoles privés, prière de verifier pour corriger ou confirmer avec le QG. Attention ! Le frais de scolarité (154000 Fcfa) de Mame DIARRA dione en 3ème année de Secondaire 2 Général est relativement élevé par rapport aux autres frais de scolarités observés dans cette zone. Prière de corriger ou de confirmer avec le QG. </w:t>
+        <w:br/>
+        <w:t>- Peu probable! Sokhna Laba Ngom  n'arrive pas  à comprendre un petit texte lu dans une langue locale (s02q03). Veuillez corriger ou donner des explications au QG. Peu probable! Sokhna Laba Ngom  ne sait ni lire, ni écrire, ni comprendre dans aucune des langues  (s02q01,s02q02,s02q03). Veuillez corriger ou donner des explications au QG. La raison principale que Sokhna Laba Ngom n'a pas fait des études dans une école formelle est elle est au daara et semble exister dans les modalités, prière de prendre attache avec le QG pour plus d'explication afin de la classer bien.</w:t>
       </w:r>
     </w:p>
     <w:p>
@@ -3543,7 +7287,7 @@
           <w:color w:val="4672C4"/>
           <w:sz w:val="22"/>
         </w:rPr>
-        <w:t>&gt;&gt; Section16c - Cultures</w:t>
+        <w:t>&gt;&gt; Section4a - Emploi</w:t>
       </w:r>
     </w:p>
     <w:p>
@@ -3554,19 +7298,7 @@
         <w:rPr>
           <w:sz w:val="20"/>
         </w:rPr>
-        <w:t xml:space="preserve">- La quantité estimée en Kg est incorrecte (Exemple : si le ménage a eu 10 sacs de 100kg = 10*100=1000kg), prière de corriger merci. </w:t>
-        <w:br/>
-        <w:t xml:space="preserve">- La quantité estimée en Kg est incorrecte (Exemple : si le ménage a eu 10 sacs de 100kg = 10*100=1000kg), prière de corriger merci. </w:t>
-        <w:br/>
-        <w:t xml:space="preserve">- La quantité estimée en Kg est incorrecte (Exemple : si le ménage a eu 10 sacs de 100kg = 10*100=1000kg), prière de corriger merci. </w:t>
-        <w:br/>
-        <w:t xml:space="preserve">- La quantité estimée en Kg est incorrecte (Exemple : si le ménage a eu 10 sacs de 100kg = 10*100=1000kg), prière de corriger merci. </w:t>
-        <w:br/>
-        <w:t xml:space="preserve">- La quantité estimée en Kg est incorrecte (Exemple : si le ménage a eu 10 sacs de 100kg = 10*100=1000kg), prière de corriger merci. </w:t>
-        <w:br/>
-        <w:t xml:space="preserve">- La quantité estimée en Kg est incorrecte (Exemple : si le ménage a eu 10 sacs de 100kg = 10*100=1000kg), prière de corriger merci. </w:t>
-        <w:br/>
-        <w:t>- La quantité estimée en Kg est incorrecte (Exemple : si le ménage a eu 10 sacs de 100kg = 10*100=1000kg), prière de corriger merci.</w:t>
+        <w:t>- Avertissement! Amy ndour Ngom n'a consacré aucune heure pour aucun des travaux du ménage, prière de regarder les réponses prises dans les questions (s04q01 s04q02 s04q03 s04q04 s04q05 s04q06 s04q07 s04q08).</w:t>
       </w:r>
     </w:p>
     <w:p>
@@ -3576,7 +7308,7 @@
           <w:color w:val="4672C4"/>
           <w:sz w:val="22"/>
         </w:rPr>
-        <w:t>&gt;&gt; Section16d - Utilisation de la production</w:t>
+        <w:t>&gt;&gt; Section4b - Emploi - Activite principale</w:t>
       </w:r>
     </w:p>
     <w:p>
@@ -3587,13 +7319,7 @@
         <w:rPr>
           <w:sz w:val="20"/>
         </w:rPr>
-        <w:t xml:space="preserve">- || </w:t>
-        <w:br/>
-        <w:t xml:space="preserve">- </w:t>
-        <w:br/>
-        <w:t xml:space="preserve">- </w:t>
-        <w:br/>
-        <w:t>-  ||</w:t>
+        <w:t>- Avertissement!!! IBRAHIMA Ngom enquêté dans l'emploi principale n'a pas declaré son salaire prière de fournir plus d'effort pour lui demander son salire, vous pouvez utiliser des stratégies pour faire une estimation ou demander des conseils au QG. Avertissement!!! IBRAHIMA Ngom enquêté dans l'emploi principale n'a pas declaré son revenu prière de fournir plus d'effort pour lui demander son revenu, vous pouvez utiliser des stratégies pour faire une estimation ou demander des conseils au QG.</w:t>
       </w:r>
     </w:p>
     <w:p>
@@ -3603,7 +7329,7 @@
           <w:color w:val="4672C4"/>
           <w:sz w:val="22"/>
         </w:rPr>
-        <w:t>&gt;&gt; Section18b - Chasse</w:t>
+        <w:t>&gt;&gt; Section7b - Consommation alimentaire - 7 jours</w:t>
       </w:r>
     </w:p>
     <w:p>
@@ -3614,7 +7340,1433 @@
         <w:rPr>
           <w:sz w:val="20"/>
         </w:rPr>
-        <w:t>- Prière de renseigner la section 18 (La chasse).</w:t>
+        <w:t>- Attention ! Le prix unitaire d'achat (200 Fcfa) de Tamarin noir en Sachets (Petit) est relativement élevé par rapport aux autres prix observés dans cette zone. Prière de corriger ou de confirmer avec le QG. Attention ! Soupçons de quantité anormale! Le ménage de Dethie Ngom avec une taille de 14 personnes a consommé 3 Kg en taille unique de Oignon frais qui est relativement élevé comme consommation par rapport à la condition de vie des autres ménages de même taille dans cette zone. Prière de corriger ou de confirmer avec le QG. Avertissement!! La quantité (3.75 litre) du produit Huile d'arachide (Segal) Artisanale consommée  par le ménage semble très élevé, prière de corriger ou confirmer avec le QG. Avertissement!!! Le ménage a consommé 2 Paquet Petit de Thé en sachet, cette quantité semble anormale pour une consommation des 7 derniers jours.Prière de corriger ou de confirmer avec le QG. Avertissement!! le prix unitaire (150 Fcfa) de Thé en sachet (unité: Paquet) de taille Petit est très faible ou élevé. Prière de corriger ou de confirmer avec le QG. Incohérence!! Dans ce ménage, chaque individus consomme par jour 26.63775 Kg  de cereale; Prière de revoir les quantités prises de ces produits. Incohérence!! Dans ce ménage, chaque individus consomme par jour 26.63775 Kg  de cereale; Prière de revoir les quantités prises de ces produits.</w:t>
+      </w:r>
+    </w:p>
+    <w:p>
+      <w:r>
+        <w:rPr>
+          <w:b/>
+          <w:color w:val="4672C4"/>
+          <w:sz w:val="22"/>
+        </w:rPr>
+        <w:t>&gt;&gt; Section9a - Depenses de fetes et ceremonies</w:t>
+      </w:r>
+    </w:p>
+    <w:p>
+      <w:pPr>
+        <w:ind w:left="283"/>
+      </w:pPr>
+      <w:r>
+        <w:rPr>
+          <w:sz w:val="20"/>
+        </w:rPr>
+        <w:t>- La somme des dépenses pour Autres fêtes réligieuses chrétiennes  de ce ménage semble  élevé, merci de regarder les montant pris dans les questions s09Aq03 s09Aq04 s09Aq05 s09Aq06 s09Aq07 et corriger ou confirmer ces montants avec le QG.</w:t>
+      </w:r>
+    </w:p>
+    <w:p>
+      <w:r>
+        <w:rPr>
+          <w:b/>
+          <w:color w:val="4672C4"/>
+          <w:sz w:val="22"/>
+        </w:rPr>
+        <w:t>&gt;&gt; Section9b - Depenses non-alimentaires - 7 jours</w:t>
+      </w:r>
+    </w:p>
+    <w:p>
+      <w:pPr>
+        <w:ind w:left="283"/>
+      </w:pPr>
+      <w:r>
+        <w:rPr>
+          <w:sz w:val="20"/>
+        </w:rPr>
+        <w:t>- Il est difficile d'avoir un ménage qui n'a effectué aucune des dépenses mentionnées au cours de 7 derniers jours, prière de revoir la section 9B pour ce ménage.</w:t>
+      </w:r>
+    </w:p>
+    <w:p>
+      <w:r>
+        <w:rPr>
+          <w:b/>
+          <w:color w:val="4672C4"/>
+          <w:sz w:val="22"/>
+        </w:rPr>
+        <w:t>&gt;&gt; Section9c - Depenses non-alimentaires - 30 jours</w:t>
+      </w:r>
+    </w:p>
+    <w:p>
+      <w:pPr>
+        <w:ind w:left="283"/>
+      </w:pPr>
+      <w:r>
+        <w:rPr>
+          <w:sz w:val="20"/>
+        </w:rPr>
+        <w:t>- La dernière fois que vous avez acheté Bois de chauffe ramassé/coupé (estimer la valeur) est ramassage et semble exister dans les modalités, prière de prendre attache avec le QG pour plus d'explication afin de la classer bien.</w:t>
+      </w:r>
+    </w:p>
+    <w:p>
+      <w:r>
+        <w:rPr>
+          <w:b/>
+          <w:color w:val="4672C4"/>
+          <w:sz w:val="22"/>
+        </w:rPr>
+        <w:t>&gt;&gt; Section11 - Caracteristiques logement</w:t>
+      </w:r>
+    </w:p>
+    <w:p>
+      <w:pPr>
+        <w:ind w:left="283"/>
+      </w:pPr>
+      <w:r>
+        <w:rPr>
+          <w:sz w:val="20"/>
+        </w:rPr>
+        <w:t>- Le type de logement est Duplex/ Villa ou Immeuble à plusieurs Appartements mais le principal matériau de toit est de tôle et autres.</w:t>
+      </w:r>
+    </w:p>
+    <w:p>
+      <w:r>
+        <w:rPr>
+          <w:b/>
+          <w:color w:val="4672C4"/>
+          <w:sz w:val="22"/>
+        </w:rPr>
+        <w:t>&gt;&gt; Section16a - Champs et parcelles</w:t>
+      </w:r>
+    </w:p>
+    <w:p>
+      <w:pPr>
+        <w:ind w:left="283"/>
+      </w:pPr>
+      <w:r>
+        <w:rPr>
+          <w:sz w:val="20"/>
+        </w:rPr>
+        <w:t xml:space="preserve">- La superficie de la parcelle Arachide selon les mesures GPS est de 3755.86 hectare qui semble élevé ou faible, prière de corriger. Le document légal (titre, acte, certificat etc. ) qui affirme votre possession de la parcelle Arachide est  et semble exister dans les modalités, prière de prendre attache avec le QG pour plus d'explication afin de la classer bien. </w:t>
+        <w:br/>
+        <w:t xml:space="preserve">- La superficie de la parcelle Arachide selon les mesures GPS est de 3850.66 hectare qui semble élevé ou faible, prière de corriger. Le document légal (titre, acte, certificat etc. ) qui affirme votre possession de la parcelle Arachide est  et semble exister dans les modalités, prière de prendre attache avec le QG pour plus d'explication afin de la classer bien. </w:t>
+        <w:br/>
+        <w:t xml:space="preserve">- La superficie de la parcelle Arachide selon les mesures GPS est de 5658.74 hectare qui semble élevé ou faible, prière de corriger. Le document légal (titre, acte, certificat etc. ) qui affirme votre possession de la parcelle Arachide est  et semble exister dans les modalités, prière de prendre attache avec le QG pour plus d'explication afin de la classer bien. </w:t>
+        <w:br/>
+        <w:t>- La superficie de la parcelle Mil selon les mesures GPS est de 5189.93 hectare qui semble élevé ou faible, prière de corriger. Le document légal (titre, acte, certificat etc. ) qui affirme votre possession de la parcelle Mil est  et semble exister dans les modalités, prière de prendre attache avec le QG pour plus d'explication afin de la classer bien.</w:t>
+      </w:r>
+    </w:p>
+    <w:p>
+      <w:r>
+        <w:rPr>
+          <w:b/>
+          <w:color w:val="4672C4"/>
+          <w:sz w:val="22"/>
+        </w:rPr>
+        <w:t>&gt;&gt; Section16c - Cultures</w:t>
+      </w:r>
+    </w:p>
+    <w:p>
+      <w:pPr>
+        <w:ind w:left="283"/>
+      </w:pPr>
+      <w:r>
+        <w:rPr>
+          <w:sz w:val="20"/>
+        </w:rPr>
+        <w:t xml:space="preserve">- La quantité estimée en Kg est incorrecte (Exemple : si le ménage a eu 10 sacs de 100kg = 10*100=1000kg), prière de corriger merci. </w:t>
+        <w:br/>
+        <w:t>- La quantité estimée en Kg est incorrecte (Exemple : si le ménage a eu 10 sacs de 100kg = 10*100=1000kg), prière de corriger merci.</w:t>
+      </w:r>
+    </w:p>
+    <w:p>
+      <w:r>
+        <w:rPr>
+          <w:b/>
+          <w:color w:val="4672C4"/>
+          <w:sz w:val="22"/>
+        </w:rPr>
+        <w:t>&gt;&gt; Section19 - Equipements agricoles</w:t>
+      </w:r>
+    </w:p>
+    <w:p>
+      <w:pPr>
+        <w:ind w:left="283"/>
+      </w:pPr>
+      <w:r>
+        <w:rPr>
+          <w:sz w:val="20"/>
+        </w:rPr>
+        <w:t xml:space="preserve">- Avertissement!! L'âge (30 ans)  de Arara dans ce ménage semble être élevé, prière de corriger ou confirmer avec le QG. </w:t>
+        <w:br/>
+        <w:t>- Avertissement!! L'âge (30 ans)  de Semoir dans ce ménage semble être élevé, prière de corriger ou confirmer avec le QG.</w:t>
+      </w:r>
+    </w:p>
+    <w:p>
+      <w:r>
+        <w:t>________________________________________________________________________________</w:t>
+      </w:r>
+    </w:p>
+    <w:p>
+      <w:pPr>
+        <w:pStyle w:val="Heading2"/>
+      </w:pPr>
+      <w:r>
+        <w:t>Menage 14</w:t>
+      </w:r>
+    </w:p>
+    <w:tbl>
+      <w:tblPr>
+        <w:tblStyle w:val="TableGrid"/>
+        <w:tblW w:type="auto" w:w="0"/>
+        <w:tblLook w:firstColumn="1" w:firstRow="1" w:lastColumn="0" w:lastRow="0" w:noHBand="0" w:noVBand="1" w:val="04A0"/>
+      </w:tblPr>
+      <w:tblGrid>
+        <w:gridCol w:w="1662"/>
+        <w:gridCol w:w="1662"/>
+        <w:gridCol w:w="1662"/>
+        <w:gridCol w:w="1662"/>
+        <w:gridCol w:w="1662"/>
+        <w:gridCol w:w="1662"/>
+      </w:tblGrid>
+      <w:tr>
+        <w:tc>
+          <w:tcPr>
+            <w:tcW w:type="dxa" w:w="1662"/>
+            <w:shd w:fill="5B9BD5"/>
+          </w:tcPr>
+          <w:p>
+            <w:r>
+              <w:rPr>
+                <w:b/>
+                <w:color w:val="FFFFFF"/>
+                <w:sz w:val="16"/>
+              </w:rPr>
+              <w:t>Interview Key</w:t>
+            </w:r>
+          </w:p>
+        </w:tc>
+        <w:tc>
+          <w:tcPr>
+            <w:tcW w:type="dxa" w:w="1662"/>
+            <w:shd w:fill="5B9BD5"/>
+          </w:tcPr>
+          <w:p>
+            <w:r>
+              <w:rPr>
+                <w:b/>
+                <w:color w:val="FFFFFF"/>
+                <w:sz w:val="16"/>
+              </w:rPr>
+              <w:t>Interview ID</w:t>
+            </w:r>
+          </w:p>
+        </w:tc>
+        <w:tc>
+          <w:tcPr>
+            <w:tcW w:type="dxa" w:w="1662"/>
+            <w:shd w:fill="5B9BD5"/>
+          </w:tcPr>
+          <w:p>
+            <w:r>
+              <w:rPr>
+                <w:b/>
+                <w:color w:val="FFFFFF"/>
+                <w:sz w:val="16"/>
+              </w:rPr>
+              <w:t>ID Agent</w:t>
+            </w:r>
+          </w:p>
+        </w:tc>
+        <w:tc>
+          <w:tcPr>
+            <w:tcW w:type="dxa" w:w="1662"/>
+            <w:shd w:fill="5B9BD5"/>
+          </w:tcPr>
+          <w:p>
+            <w:r>
+              <w:rPr>
+                <w:b/>
+                <w:color w:val="FFFFFF"/>
+                <w:sz w:val="16"/>
+              </w:rPr>
+              <w:t>ID Equipe</w:t>
+            </w:r>
+          </w:p>
+        </w:tc>
+        <w:tc>
+          <w:tcPr>
+            <w:tcW w:type="dxa" w:w="1662"/>
+            <w:shd w:fill="5B9BD5"/>
+          </w:tcPr>
+          <w:p>
+            <w:r>
+              <w:rPr>
+                <w:b/>
+                <w:color w:val="FFFFFF"/>
+                <w:sz w:val="16"/>
+              </w:rPr>
+              <w:t>Agent</w:t>
+            </w:r>
+          </w:p>
+        </w:tc>
+        <w:tc>
+          <w:tcPr>
+            <w:tcW w:type="dxa" w:w="1662"/>
+            <w:shd w:fill="5B9BD5"/>
+          </w:tcPr>
+          <w:p>
+            <w:r>
+              <w:rPr>
+                <w:b/>
+                <w:color w:val="FFFFFF"/>
+                <w:sz w:val="16"/>
+              </w:rPr>
+              <w:t>Chef d'equipe</w:t>
+            </w:r>
+          </w:p>
+        </w:tc>
+      </w:tr>
+      <w:tr>
+        <w:tc>
+          <w:tcPr>
+            <w:tcW w:type="dxa" w:w="1662"/>
+          </w:tcPr>
+          <w:p>
+            <w:r>
+              <w:rPr>
+                <w:sz w:val="14"/>
+              </w:rPr>
+              <w:t>88-67-66-97</w:t>
+            </w:r>
+          </w:p>
+        </w:tc>
+        <w:tc>
+          <w:tcPr>
+            <w:tcW w:type="dxa" w:w="1662"/>
+          </w:tcPr>
+          <w:p>
+            <w:r>
+              <w:rPr>
+                <w:sz w:val="14"/>
+              </w:rPr>
+              <w:t>23ce0e7c61a34bd5972e1a2959dcfaf5</w:t>
+            </w:r>
+          </w:p>
+        </w:tc>
+        <w:tc>
+          <w:tcPr>
+            <w:tcW w:type="dxa" w:w="1662"/>
+          </w:tcPr>
+          <w:p>
+            <w:r>
+              <w:rPr>
+                <w:sz w:val="14"/>
+              </w:rPr>
+              <w:t>EQ11_enq3</w:t>
+            </w:r>
+          </w:p>
+        </w:tc>
+        <w:tc>
+          <w:tcPr>
+            <w:tcW w:type="dxa" w:w="1662"/>
+          </w:tcPr>
+          <w:p>
+            <w:r>
+              <w:rPr>
+                <w:sz w:val="14"/>
+              </w:rPr>
+              <w:t>Equipe11</w:t>
+            </w:r>
+          </w:p>
+        </w:tc>
+        <w:tc>
+          <w:tcPr>
+            <w:tcW w:type="dxa" w:w="1662"/>
+          </w:tcPr>
+          <w:p>
+            <w:r>
+              <w:rPr>
+                <w:sz w:val="14"/>
+              </w:rPr>
+              <w:t>Yaba WADE</w:t>
+            </w:r>
+          </w:p>
+        </w:tc>
+        <w:tc>
+          <w:tcPr>
+            <w:tcW w:type="dxa" w:w="1662"/>
+          </w:tcPr>
+          <w:p>
+            <w:r>
+              <w:rPr>
+                <w:sz w:val="14"/>
+              </w:rPr>
+              <w:t>Fatou Gnongue FAYE</w:t>
+            </w:r>
+          </w:p>
+        </w:tc>
+      </w:tr>
+    </w:tbl>
+    <w:p/>
+    <w:tbl>
+      <w:tblPr>
+        <w:tblStyle w:val="TableGrid"/>
+        <w:tblW w:type="auto" w:w="0"/>
+        <w:tblLook w:firstColumn="1" w:firstRow="1" w:lastColumn="0" w:lastRow="0" w:noHBand="0" w:noVBand="1" w:val="04A0"/>
+      </w:tblPr>
+      <w:tblGrid>
+        <w:gridCol w:w="3324"/>
+        <w:gridCol w:w="3324"/>
+        <w:gridCol w:w="3324"/>
+      </w:tblGrid>
+      <w:tr>
+        <w:tc>
+          <w:tcPr>
+            <w:tcW w:type="dxa" w:w="3324"/>
+            <w:shd w:fill="70AD47"/>
+          </w:tcPr>
+          <w:p>
+            <w:r>
+              <w:rPr>
+                <w:b/>
+                <w:color w:val="FFFFFF"/>
+                <w:sz w:val="18"/>
+              </w:rPr>
+              <w:t>Chef de Menage</w:t>
+            </w:r>
+          </w:p>
+        </w:tc>
+        <w:tc>
+          <w:tcPr>
+            <w:tcW w:type="dxa" w:w="3324"/>
+            <w:shd w:fill="70AD47"/>
+          </w:tcPr>
+          <w:p>
+            <w:r>
+              <w:rPr>
+                <w:b/>
+                <w:color w:val="FFFFFF"/>
+                <w:sz w:val="18"/>
+              </w:rPr>
+              <w:t>Quartier/Village (s00q05)</w:t>
+            </w:r>
+          </w:p>
+        </w:tc>
+        <w:tc>
+          <w:tcPr>
+            <w:tcW w:type="dxa" w:w="3324"/>
+            <w:shd w:fill="70AD47"/>
+          </w:tcPr>
+          <w:p>
+            <w:r>
+              <w:rPr>
+                <w:b/>
+                <w:color w:val="FFFFFF"/>
+                <w:sz w:val="18"/>
+              </w:rPr>
+              <w:t>Localisation GPS</w:t>
+            </w:r>
+          </w:p>
+        </w:tc>
+      </w:tr>
+      <w:tr>
+        <w:tc>
+          <w:tcPr>
+            <w:tcW w:type="dxa" w:w="3324"/>
+          </w:tcPr>
+          <w:p>
+            <w:r>
+              <w:rPr>
+                <w:sz w:val="18"/>
+              </w:rPr>
+              <w:t>FATOU DIENG</w:t>
+            </w:r>
+          </w:p>
+        </w:tc>
+        <w:tc>
+          <w:tcPr>
+            <w:tcW w:type="dxa" w:w="3324"/>
+          </w:tcPr>
+          <w:p>
+            <w:r>
+              <w:rPr>
+                <w:sz w:val="18"/>
+              </w:rPr>
+              <w:t>N/A</w:t>
+            </w:r>
+          </w:p>
+        </w:tc>
+        <w:tc>
+          <w:tcPr>
+            <w:tcW w:type="dxa" w:w="3324"/>
+          </w:tcPr>
+          <w:p>
+            <w:r/>
+            <w:hyperlink r:id="rId18">
+              <w:r>
+                <w:rPr>
+                  <w:color w:val="0563C1"/>
+                  <w:u w:val="single"/>
+                </w:rPr>
+                <w:t>ngare diam</w:t>
+              </w:r>
+            </w:hyperlink>
+          </w:p>
+        </w:tc>
+      </w:tr>
+    </w:tbl>
+    <w:p/>
+    <w:p>
+      <w:r>
+        <w:rPr>
+          <w:b/>
+          <w:color w:val="4672C4"/>
+          <w:sz w:val="22"/>
+        </w:rPr>
+        <w:t>&gt;&gt; Section1 - Caracteristiques des membres</w:t>
+      </w:r>
+    </w:p>
+    <w:p>
+      <w:pPr>
+        <w:ind w:left="283"/>
+      </w:pPr>
+      <w:r>
+        <w:rPr>
+          <w:sz w:val="20"/>
+        </w:rPr>
+        <w:t xml:space="preserve">- Avertissement!!!  Oumy Gueye  possède un téléphone android mais dit n'avoir pas accès à l'internet, prière de confirmer cette information avec le QG ou la corriger. </w:t>
+        <w:br/>
+        <w:t xml:space="preserve">-  Avertissement!!!  Pape Ngom  possède un téléphone android mais dit n'avoir pas accès à l'internet, prière de confirmer cette information avec le QG ou la corriger. Incoherence! Pape Ngom dispose d'un téléphone portable à s01q39, donc la raison évoquée ne peut pas être (ne dispose pas d'appareil). </w:t>
+        <w:br/>
+        <w:t xml:space="preserve">-  Avertissement!!!  fatim ngom  possède un téléphone android mais dit n'avoir pas accès à l'internet, prière de confirmer cette information avec le QG ou la corriger. </w:t>
+        <w:br/>
+        <w:t xml:space="preserve">- Attention ! Vous avez déclaré en s01q00 que le répondant est la personne elle-même, or AISSATOU Diouf est trop jeune (0 ans) pour fournir des informations correctes. Prière de refaire la section 1 pour AISSATOU Diouf en demandant à un adulte de répondre aux questions à sa place. </w:t>
+        <w:br/>
+        <w:t xml:space="preserve">- Attention ! Vous avez déclaré en s01q00 que le répondant est la personne elle-même, or Abdou Faye est trop jeune (9 ans) pour fournir des informations correctes. Prière de refaire la section 1 pour Abdou Faye en demandant à un adulte de répondre aux questions à sa place. </w:t>
+        <w:br/>
+        <w:t xml:space="preserve">- Attention ! Vous avez déclaré en s01q00 que le répondant est la personne elle-même, or Ndiolle ndour est trop jeune (0 ans) pour fournir des informations correctes. Prière de refaire la section 1 pour Ndiolle ndour en demandant à un adulte de répondre aux questions à sa place. </w:t>
+        <w:br/>
+        <w:t>- Les catégories socioprofessionnelles du père biologique de  Serigne Saliou  Mbacke faye  ne sont pas coherentes, prière de corriger.</w:t>
+      </w:r>
+    </w:p>
+    <w:p>
+      <w:r>
+        <w:rPr>
+          <w:b/>
+          <w:color w:val="4672C4"/>
+          <w:sz w:val="22"/>
+        </w:rPr>
+        <w:t>&gt;&gt; Section2 - Education</w:t>
+      </w:r>
+    </w:p>
+    <w:p>
+      <w:pPr>
+        <w:ind w:left="283"/>
+      </w:pPr>
+      <w:r>
+        <w:rPr>
+          <w:sz w:val="20"/>
+        </w:rPr>
+        <w:t xml:space="preserve">- Peu probable! Abdou Faye  n'arrive pas  à comprendre un petit texte lu dans une langue locale (s02q03). Veuillez corriger ou donner des explications au QG. </w:t>
+        <w:br/>
+        <w:t xml:space="preserve">- Peu probable! Ablaye Diouf  n'arrive pas  à comprendre un petit texte lu dans une langue locale (s02q03). Veuillez corriger ou donner des explications au QG. </w:t>
+        <w:br/>
+        <w:t xml:space="preserve">- Peu probable! Adama ngom  n'arrive pas  à comprendre un petit texte lu dans une langue locale (s02q03). Veuillez corriger ou donner des explications au QG. </w:t>
+        <w:br/>
+        <w:t xml:space="preserve">- Peu probable! Aissatou ngom  n'arrive pas  à comprendre un petit texte lu dans une langue locale (s02q03). Veuillez corriger ou donner des explications au QG. </w:t>
+        <w:br/>
+        <w:t xml:space="preserve">- Peu probable! Fatou Dieng  n'arrive pas  à comprendre un petit texte lu dans une langue locale (s02q03). Veuillez corriger ou donner des explications au QG. Peu probable! Fatou Dieng  ne sait ni lire, ni écrire, ni comprendre dans aucune des langues  (s02q01,s02q02,s02q03). Veuillez corriger ou donner des explications au QG. </w:t>
+        <w:br/>
+        <w:t xml:space="preserve">- Peu probable! MAREME Ngom  n'arrive pas  à comprendre un petit texte lu dans une langue locale (s02q03). Veuillez corriger ou donner des explications au QG. Peu probable! MAREME Ngom  ne sait ni lire, ni écrire, ni comprendre dans aucune des langues  (s02q01,s02q02,s02q03). Veuillez corriger ou donner des explications au QG. La raison principale que MAREME Ngom n'a pas fait des études dans une école formelle est elle est a la daara et semble exister dans les modalités, prière de prendre attache avec le QG pour plus d'explication afin de la classer bien. </w:t>
+        <w:br/>
+        <w:t xml:space="preserve">- Peu probable! Marie Ngom  n'arrive pas  à comprendre un petit texte lu dans une langue locale (s02q03). Veuillez corriger ou donner des explications au QG. </w:t>
+        <w:br/>
+        <w:t xml:space="preserve">- Peu probable! Maï Ndiome  n'arrive pas  à comprendre un petit texte lu dans une langue locale (s02q03). Veuillez corriger ou donner des explications au QG. La filière de Maï Ndiome est Langue Russe et semble exister dans les modalités, prière de prendre attache avec le QG pour plus d'explication afin de la classer bien. </w:t>
+        <w:br/>
+        <w:t xml:space="preserve">- Peu probable! Mor Dione  n'arrive pas  à comprendre un petit texte lu dans une langue locale (s02q03). Veuillez corriger ou donner des explications au QG. Peu probable! Mor Dione  ne sait ni lire, ni écrire, ni comprendre dans aucune des langues  (s02q01,s02q02,s02q03). Veuillez corriger ou donner des explications au QG.  Incohérence ! le montant payé de Mor Dione pour les frais de scolarité est très faible. veuillez, s'il vous plait, confirmer ces informations avec le QG ou apporter les corrections nécessaires. Dans les milieux ruraux les frais d'uniformes de Mor Dione sont peut-être obligatoire et sont payés aussi dans les écoles privés, prière de verifier pour corriger ou confirmer avec le QG. </w:t>
+        <w:br/>
+        <w:t xml:space="preserve">- Peu probable! Oumy Gueye  n'arrive pas  à comprendre un petit texte lu dans une langue locale (s02q03). Veuillez corriger ou donner des explications au QG. Peu probable! Oumy Gueye  ne sait ni lire, ni écrire, ni comprendre dans aucune des langues  (s02q01,s02q02,s02q03). Veuillez corriger ou donner des explications au QG. </w:t>
+        <w:br/>
+        <w:t xml:space="preserve">- Peu probable! Pape Ngom  n'arrive pas  à comprendre un petit texte lu dans une langue locale (s02q03). Veuillez corriger ou donner des explications au QG. </w:t>
+        <w:br/>
+        <w:t xml:space="preserve">- Peu probable! Serigne Saliou  Mbacke faye  n'arrive pas  à comprendre un petit texte lu dans une langue locale (s02q03). Veuillez corriger ou donner des explications au QG. Peu probable! Serigne Saliou  Mbacke faye  ne sait ni lire, ni écrire, ni comprendre dans aucune des langues  (s02q01,s02q02,s02q03). Veuillez corriger ou donner des explications au QG. La raison principale que Serigne Saliou  Mbacke faye n'a pas fait des études dans une école formelle est il est au daraa et semble exister dans les modalités, prière de prendre attache avec le QG pour plus d'explication afin de la classer bien. </w:t>
+        <w:br/>
+        <w:t>- Peu probable! fatim ngom  n'arrive pas  à comprendre un petit texte lu dans une langue locale (s02q03). Veuillez corriger ou donner des explications au QG. Peu probable! fatim ngom  ne sait ni lire, ni écrire, ni comprendre dans aucune des langues  (s02q01,s02q02,s02q03). Veuillez corriger ou donner des explications au QG. La raison principale que fatim ngom n'a pas fait des études dans une école formelle est elle apprit le coran et semble exister dans les modalités, prière de prendre attache avec le QG pour plus d'explication afin de la classer bien.</w:t>
+      </w:r>
+    </w:p>
+    <w:p>
+      <w:r>
+        <w:rPr>
+          <w:b/>
+          <w:color w:val="4672C4"/>
+          <w:sz w:val="22"/>
+        </w:rPr>
+        <w:t>&gt;&gt; Section3 - Sante</w:t>
+      </w:r>
+    </w:p>
+    <w:p>
+      <w:pPr>
+        <w:ind w:left="283"/>
+      </w:pPr>
+      <w:r>
+        <w:rPr>
+          <w:sz w:val="20"/>
+        </w:rPr>
+        <w:t>- Le montant(12000 FCFA) des dépenses pour chaque visite prénatale de fatim ngom semble faible (voir nul) ou élevé, prière de corriger.</w:t>
+      </w:r>
+    </w:p>
+    <w:p>
+      <w:r>
+        <w:rPr>
+          <w:b/>
+          <w:color w:val="4672C4"/>
+          <w:sz w:val="22"/>
+        </w:rPr>
+        <w:t>&gt;&gt; Section4a - Emploi</w:t>
+      </w:r>
+    </w:p>
+    <w:p>
+      <w:pPr>
+        <w:ind w:left="283"/>
+      </w:pPr>
+      <w:r>
+        <w:rPr>
+          <w:sz w:val="20"/>
+        </w:rPr>
+        <w:t xml:space="preserve">- Avertissement! Fatou Dieng n'a consacré aucune heure pour aucun des travaux du ménage, prière de regarder les réponses prises dans les questions (s04q01 s04q02 s04q03 s04q04 s04q05 s04q06 s04q07 s04q08). Avertissement! Fatou Dieng est trop âgé ou en retraite mais il a moins de 58 ans, prière de corriger. </w:t>
+        <w:br/>
+        <w:t>- Avertissement! Le nombre d'heure consacré à faire des courses au cours des 7 derniers jours au marché ou travaux menager ou lessive etc.. pour Maï Ndiome semble très élevés, prière de corriger ou confirmer avec le QG (s04q01 s04q02 s04q03 s04q04 s04q05 s04q06 s04q07 s04q08).</w:t>
+      </w:r>
+    </w:p>
+    <w:p>
+      <w:r>
+        <w:rPr>
+          <w:b/>
+          <w:color w:val="4672C4"/>
+          <w:sz w:val="22"/>
+        </w:rPr>
+        <w:t>&gt;&gt; Section4b - Emploi - Activite principale</w:t>
+      </w:r>
+    </w:p>
+    <w:p>
+      <w:pPr>
+        <w:ind w:left="283"/>
+      </w:pPr>
+      <w:r>
+        <w:rPr>
+          <w:sz w:val="20"/>
+        </w:rPr>
+        <w:t>- Prière de changer la branche d'activité de Fatou Dieng, les agriculteurs dont leurs cultures est principalement destiné à la consommation du ménage sont des (Agriculteurs, subsistances) et ceux qui le font avec l'élevage sont des (Agriculteurs et eleveurs, subsistances)Nombre de mois exercé par Fatou Dieng dans l'emploi au cours des 12 derniers mois semble faible, veuillez corriger s'il vous plait ou comfirmer avec le QG.</w:t>
+      </w:r>
+    </w:p>
+    <w:p>
+      <w:r>
+        <w:rPr>
+          <w:b/>
+          <w:color w:val="4672C4"/>
+          <w:sz w:val="22"/>
+        </w:rPr>
+        <w:t>&gt;&gt; Section7b - Consommation alimentaire - 7 jours</w:t>
+      </w:r>
+    </w:p>
+    <w:p>
+      <w:pPr>
+        <w:ind w:left="283"/>
+      </w:pPr>
+      <w:r>
+        <w:rPr>
+          <w:sz w:val="20"/>
+        </w:rPr>
+        <w:t>- Attention ! Le prix unitaire d'achat (200 Fcfa) de Feuilles de  Haricot en Sachets (Petit) est relativement élevé par rapport aux autres prix observés dans cette zone. Prière de corriger ou de confirmer avec le QG. Attention ! Le prix unitaire d'achat (25 Fcfa) de Ail en Sachets (Tres petit) est relativement faible par rapport aux autres prix observés dans cette zone. Prière de corriger ou de confirmer avec le QG. Attention ! Le prix unitaire d'achat (25 Fcfa) de Poivre en Sachets (Tres petit) est relativement faible par rapport aux autres prix observés dans cette zone. Prière de corriger ou de confirmer avec le QG. Attention ! Le prix unitaire d'achat (700 Fcfa) de Oignon frais en Kg (taille unique) est relativement élevé par rapport aux autres prix observés dans cette zone. Prière de corriger ou de confirmer avec le QG. Avertissement!!! Le ménage a consommé 1 Paquet Tres petit de Thé en sachet, cette quantité semble anormale pour une consommation des 7 derniers jours.Prière de corriger ou de confirmer avec le QG. Avertissement!! le prix unitaire (100 Fcfa) de Thé en sachet (unité: Paquet) de taille Tres petit est très faible ou élevé. Prière de corriger ou de confirmer avec le QG. Incohérence!! Dans ce ménage, chaque individus consomme par jour 37.78893 Kg  de cereale; Prière de revoir les quantités prises de ces produits. Incohérence!! Dans ce ménage, chaque individus consomme par jour 37.78893 Kg  de cereale; Prière de revoir les quantités prises de ces produits.</w:t>
+      </w:r>
+    </w:p>
+    <w:p>
+      <w:r>
+        <w:rPr>
+          <w:b/>
+          <w:color w:val="4672C4"/>
+          <w:sz w:val="22"/>
+        </w:rPr>
+        <w:t>&gt;&gt; Section9b - Depenses non-alimentaires - 7 jours</w:t>
+      </w:r>
+    </w:p>
+    <w:p>
+      <w:pPr>
+        <w:ind w:left="283"/>
+      </w:pPr>
+      <w:r>
+        <w:rPr>
+          <w:sz w:val="20"/>
+        </w:rPr>
+        <w:t>- Il est difficile d'avoir un ménage qui n'a effectué aucune des dépenses mentionnées au cours de 7 derniers jours, prière de revoir la section 9B pour ce ménage.</w:t>
+      </w:r>
+    </w:p>
+    <w:p>
+      <w:r>
+        <w:rPr>
+          <w:b/>
+          <w:color w:val="4672C4"/>
+          <w:sz w:val="22"/>
+        </w:rPr>
+        <w:t>&gt;&gt; Section9c - Depenses non-alimentaires - 30 jours</w:t>
+      </w:r>
+    </w:p>
+    <w:p>
+      <w:pPr>
+        <w:ind w:left="283"/>
+      </w:pPr>
+      <w:r>
+        <w:rPr>
+          <w:sz w:val="20"/>
+        </w:rPr>
+        <w:t>- La dernière fois que vous avez acheté Bois de chauffe ramassé/coupé (estimer la valeur) est ramassage et semble exister dans les modalités, prière de prendre attache avec le QG pour plus d'explication afin de la classer bien.</w:t>
+      </w:r>
+    </w:p>
+    <w:p>
+      <w:r>
+        <w:rPr>
+          <w:b/>
+          <w:color w:val="4672C4"/>
+          <w:sz w:val="22"/>
+        </w:rPr>
+        <w:t>&gt;&gt; Section10a - Existence entreprise non agricole</w:t>
+      </w:r>
+    </w:p>
+    <w:p>
+      <w:pPr>
+        <w:ind w:left="283"/>
+      </w:pPr>
+      <w:r>
+        <w:rPr>
+          <w:sz w:val="20"/>
+        </w:rPr>
+        <w:t>- Avertissement!!! Le ménage de Fatou Dieng a comme taille 16 personnes dont ils vivent à DIOURBEL Rural et aucune d'entre ne possède une entreprise non agricole, prière de revoir cette partie de la section 10 de ce menage.</w:t>
+      </w:r>
+    </w:p>
+    <w:p>
+      <w:r>
+        <w:rPr>
+          <w:b/>
+          <w:color w:val="4672C4"/>
+          <w:sz w:val="22"/>
+        </w:rPr>
+        <w:t>&gt;&gt; Section11 - Caracteristiques logement</w:t>
+      </w:r>
+    </w:p>
+    <w:p>
+      <w:pPr>
+        <w:ind w:left="283"/>
+      </w:pPr>
+      <w:r>
+        <w:rPr>
+          <w:sz w:val="20"/>
+        </w:rPr>
+        <w:t>- Le montant (FCFA) du loyer mensuel payé pour un logement comme le votre dans ce village/quartier est trop élevé, Veuillez s'il vous plaît corriger cette information.</w:t>
+      </w:r>
+    </w:p>
+    <w:p>
+      <w:r>
+        <w:rPr>
+          <w:b/>
+          <w:color w:val="4672C4"/>
+          <w:sz w:val="22"/>
+        </w:rPr>
+        <w:t>&gt;&gt; Section16a - Champs et parcelles</w:t>
+      </w:r>
+    </w:p>
+    <w:p>
+      <w:pPr>
+        <w:ind w:left="283"/>
+      </w:pPr>
+      <w:r>
+        <w:rPr>
+          <w:sz w:val="20"/>
+        </w:rPr>
+        <w:t xml:space="preserve">- La superficie de la parcelle arachide selon les mesures GPS est de 3968.03 hectare qui semble élevé ou faible, prière de corriger. Le document légal (titre, acte, certificat etc. ) qui affirme votre possession de la parcelle arachide est  et semble exister dans les modalités, prière de prendre attache avec le QG pour plus d'explication afin de la classer bien. </w:t>
+        <w:br/>
+        <w:t xml:space="preserve">- La superficie de la parcelle mil selon les mesures GPS est de 8276.73 hectare qui semble élevé ou faible, prière de corriger. Le document légal (titre, acte, certificat etc. ) qui affirme votre possession de la parcelle mil est  et semble exister dans les modalités, prière de prendre attache avec le QG pour plus d'explication afin de la classer bien. </w:t>
+        <w:br/>
+        <w:t xml:space="preserve">- Le salaire total payé de toutes catégories confondues par le ménage Fatou Dieng pour la main-d'oeuvre non-familiale sur la parcelle arachide au cours de la campagne pour la période de préparation du sol (labour) et des semis est de 0 qui semble élevé ou faible. Merci de corriger. Le salaire total payé de toutes catégories confondues par le ménage Fatou Dieng pour la main-d'oeuvre non-familiale sur la parcelle arachide au cours de la campagne pour la période d'entretien du sol (sarclage, etc.) est de 0 qui semble élevé ou faible. Merci de corriger. Le salaire total payé de toutes catégories confondues par le ménage Fatou Dieng pour la main-d'oeuvre non-familiale sur la parcelle arachide au cours de la campagne pour la période des récoltes est de 0 qui semble élevé ou faible. Merci de corriger. La parcelle arachide n'a pas été mésurée pour des raisons comme qu'elle est trop petite, GPS en panne et que le Ménage indisponible. Nous vous rappelons que ces raisons ne passent pas pour la non mesure des parcelles prière de les mésurer. Le document légal (titre, acte, certificat etc. ) qui affirme votre possession de la parcelle arachide est  et semble exister dans les modalités, prière de prendre attache avec le QG pour plus d'explication afin de la classer bien. </w:t>
+        <w:br/>
+        <w:t xml:space="preserve">- Le salaire total payé de toutes catégories confondues par le ménage Fatou Dieng pour la main-d'oeuvre non-familiale sur la parcelle mil au cours de la campagne pour la période de préparation du sol (labour) et des semis est de 0 qui semble élevé ou faible. Merci de corriger. Le salaire total payé de toutes catégories confondues par le ménage Fatou Dieng pour la main-d'oeuvre non-familiale sur la parcelle mil au cours de la campagne pour la période des récoltes est de 0 qui semble élevé ou faible. Merci de corriger. La parcelle mil n'a pas été mésurée pour des raisons comme qu'elle est trop petite, GPS en panne et que le Ménage indisponible. Nous vous rappelons que ces raisons ne passent pas pour la non mesure des parcelles prière de les mésurer. Le document légal (titre, acte, certificat etc. ) qui affirme votre possession de la parcelle mil est  et semble exister dans les modalités, prière de prendre attache avec le QG pour plus d'explication afin de la classer bien. </w:t>
+        <w:br/>
+        <w:t>- Le salaire total payé de toutes catégories confondues par le ménage Fatou Dieng pour la main-d'oeuvre non-familiale sur la parcelle mil au cours de la campagne pour la période de préparation du sol (labour) et des semis est de 0 qui semble élevé ou faible. Merci de corriger. Le salaire total payé de toutes catégories confondues par le ménage Fatou Dieng pour la main-d'oeuvre non-familiale sur la parcelle mil au cours de la campagne pour la période des récoltes est de 0 qui semble élevé ou faible. Merci de corriger. La superficie de la parcelle mil selon les mesures GPS est de 5104.47 hectare qui semble élevé ou faible, prière de corriger. Le document légal (titre, acte, certificat etc. ) qui affirme votre possession de la parcelle mil est  et semble exister dans les modalités, prière de prendre attache avec le QG pour plus d'explication afin de la classer bien.</w:t>
+      </w:r>
+    </w:p>
+    <w:p>
+      <w:r>
+        <w:rPr>
+          <w:b/>
+          <w:color w:val="4672C4"/>
+          <w:sz w:val="22"/>
+        </w:rPr>
+        <w:t>&gt;&gt; Section16c - Cultures</w:t>
+      </w:r>
+    </w:p>
+    <w:p>
+      <w:pPr>
+        <w:ind w:left="283"/>
+      </w:pPr>
+      <w:r>
+        <w:rPr>
+          <w:sz w:val="20"/>
+        </w:rPr>
+        <w:t xml:space="preserve">- La quantité estimée en Kg est incorrecte (Exemple : si le ménage a eu 10 sacs de 100kg = 10*100=1000kg), prière de corriger merci. </w:t>
+        <w:br/>
+        <w:t xml:space="preserve">- La quantité estimée en Kg est incorrecte (Exemple : si le ménage a eu 10 sacs de 100kg = 10*100=1000kg), prière de corriger merci. </w:t>
+        <w:br/>
+        <w:t xml:space="preserve">- La quantité estimée en Kg est incorrecte (Exemple : si le ménage a eu 10 sacs de 100kg = 10*100=1000kg), prière de corriger merci. </w:t>
+        <w:br/>
+        <w:t xml:space="preserve">- La quantité estimée en Kg est incorrecte (Exemple : si le ménage a eu 10 sacs de 100kg = 10*100=1000kg), prière de corriger merci. </w:t>
+        <w:br/>
+        <w:t>- La quantité estimée en Kg est incorrecte (Exemple : si le ménage a eu 10 sacs de 100kg = 10*100=1000kg), prière de corriger merci.</w:t>
+      </w:r>
+    </w:p>
+    <w:p>
+      <w:r>
+        <w:rPr>
+          <w:b/>
+          <w:color w:val="4672C4"/>
+          <w:sz w:val="22"/>
+        </w:rPr>
+        <w:t>&gt;&gt; Section16d - Utilisation de la production</w:t>
+      </w:r>
+    </w:p>
+    <w:p>
+      <w:pPr>
+        <w:ind w:left="283"/>
+      </w:pPr>
+      <w:r>
+        <w:rPr>
+          <w:sz w:val="20"/>
+        </w:rPr>
+        <w:t>- ||  ||</w:t>
+      </w:r>
+    </w:p>
+    <w:p>
+      <w:r>
+        <w:rPr>
+          <w:b/>
+          <w:color w:val="4672C4"/>
+          <w:sz w:val="22"/>
+        </w:rPr>
+        <w:t>&gt;&gt; Section19 - Equipements agricoles</w:t>
+      </w:r>
+    </w:p>
+    <w:p>
+      <w:pPr>
+        <w:ind w:left="283"/>
+      </w:pPr>
+      <w:r>
+        <w:rPr>
+          <w:sz w:val="20"/>
+        </w:rPr>
+        <w:t>- Attention ! Fourchette a été revendu à 2500 Fcfa qui est relativement élevé par rapport aux autres prix de revente observés dans cette zone. Prière de corriger ou de confirmer avec le QG.</w:t>
+      </w:r>
+    </w:p>
+    <w:p>
+      <w:r>
+        <w:t>________________________________________________________________________________</w:t>
+      </w:r>
+    </w:p>
+    <w:p>
+      <w:pPr>
+        <w:pStyle w:val="Heading2"/>
+      </w:pPr>
+      <w:r>
+        <w:t>Menage 15</w:t>
+      </w:r>
+    </w:p>
+    <w:tbl>
+      <w:tblPr>
+        <w:tblStyle w:val="TableGrid"/>
+        <w:tblW w:type="auto" w:w="0"/>
+        <w:tblLook w:firstColumn="1" w:firstRow="1" w:lastColumn="0" w:lastRow="0" w:noHBand="0" w:noVBand="1" w:val="04A0"/>
+      </w:tblPr>
+      <w:tblGrid>
+        <w:gridCol w:w="1662"/>
+        <w:gridCol w:w="1662"/>
+        <w:gridCol w:w="1662"/>
+        <w:gridCol w:w="1662"/>
+        <w:gridCol w:w="1662"/>
+        <w:gridCol w:w="1662"/>
+      </w:tblGrid>
+      <w:tr>
+        <w:tc>
+          <w:tcPr>
+            <w:tcW w:type="dxa" w:w="1662"/>
+            <w:shd w:fill="5B9BD5"/>
+          </w:tcPr>
+          <w:p>
+            <w:r>
+              <w:rPr>
+                <w:b/>
+                <w:color w:val="FFFFFF"/>
+                <w:sz w:val="16"/>
+              </w:rPr>
+              <w:t>Interview Key</w:t>
+            </w:r>
+          </w:p>
+        </w:tc>
+        <w:tc>
+          <w:tcPr>
+            <w:tcW w:type="dxa" w:w="1662"/>
+            <w:shd w:fill="5B9BD5"/>
+          </w:tcPr>
+          <w:p>
+            <w:r>
+              <w:rPr>
+                <w:b/>
+                <w:color w:val="FFFFFF"/>
+                <w:sz w:val="16"/>
+              </w:rPr>
+              <w:t>Interview ID</w:t>
+            </w:r>
+          </w:p>
+        </w:tc>
+        <w:tc>
+          <w:tcPr>
+            <w:tcW w:type="dxa" w:w="1662"/>
+            <w:shd w:fill="5B9BD5"/>
+          </w:tcPr>
+          <w:p>
+            <w:r>
+              <w:rPr>
+                <w:b/>
+                <w:color w:val="FFFFFF"/>
+                <w:sz w:val="16"/>
+              </w:rPr>
+              <w:t>ID Agent</w:t>
+            </w:r>
+          </w:p>
+        </w:tc>
+        <w:tc>
+          <w:tcPr>
+            <w:tcW w:type="dxa" w:w="1662"/>
+            <w:shd w:fill="5B9BD5"/>
+          </w:tcPr>
+          <w:p>
+            <w:r>
+              <w:rPr>
+                <w:b/>
+                <w:color w:val="FFFFFF"/>
+                <w:sz w:val="16"/>
+              </w:rPr>
+              <w:t>ID Equipe</w:t>
+            </w:r>
+          </w:p>
+        </w:tc>
+        <w:tc>
+          <w:tcPr>
+            <w:tcW w:type="dxa" w:w="1662"/>
+            <w:shd w:fill="5B9BD5"/>
+          </w:tcPr>
+          <w:p>
+            <w:r>
+              <w:rPr>
+                <w:b/>
+                <w:color w:val="FFFFFF"/>
+                <w:sz w:val="16"/>
+              </w:rPr>
+              <w:t>Agent</w:t>
+            </w:r>
+          </w:p>
+        </w:tc>
+        <w:tc>
+          <w:tcPr>
+            <w:tcW w:type="dxa" w:w="1662"/>
+            <w:shd w:fill="5B9BD5"/>
+          </w:tcPr>
+          <w:p>
+            <w:r>
+              <w:rPr>
+                <w:b/>
+                <w:color w:val="FFFFFF"/>
+                <w:sz w:val="16"/>
+              </w:rPr>
+              <w:t>Chef d'equipe</w:t>
+            </w:r>
+          </w:p>
+        </w:tc>
+      </w:tr>
+      <w:tr>
+        <w:tc>
+          <w:tcPr>
+            <w:tcW w:type="dxa" w:w="1662"/>
+          </w:tcPr>
+          <w:p>
+            <w:r>
+              <w:rPr>
+                <w:sz w:val="14"/>
+              </w:rPr>
+              <w:t>77-50-25-48</w:t>
+            </w:r>
+          </w:p>
+        </w:tc>
+        <w:tc>
+          <w:tcPr>
+            <w:tcW w:type="dxa" w:w="1662"/>
+          </w:tcPr>
+          <w:p>
+            <w:r>
+              <w:rPr>
+                <w:sz w:val="14"/>
+              </w:rPr>
+              <w:t>9507b1043b114a669794d04791701683</w:t>
+            </w:r>
+          </w:p>
+        </w:tc>
+        <w:tc>
+          <w:tcPr>
+            <w:tcW w:type="dxa" w:w="1662"/>
+          </w:tcPr>
+          <w:p>
+            <w:r>
+              <w:rPr>
+                <w:sz w:val="14"/>
+              </w:rPr>
+              <w:t>EQ11_enq3</w:t>
+            </w:r>
+          </w:p>
+        </w:tc>
+        <w:tc>
+          <w:tcPr>
+            <w:tcW w:type="dxa" w:w="1662"/>
+          </w:tcPr>
+          <w:p>
+            <w:r>
+              <w:rPr>
+                <w:sz w:val="14"/>
+              </w:rPr>
+              <w:t>Equipe11</w:t>
+            </w:r>
+          </w:p>
+        </w:tc>
+        <w:tc>
+          <w:tcPr>
+            <w:tcW w:type="dxa" w:w="1662"/>
+          </w:tcPr>
+          <w:p>
+            <w:r>
+              <w:rPr>
+                <w:sz w:val="14"/>
+              </w:rPr>
+              <w:t>Yaba WADE</w:t>
+            </w:r>
+          </w:p>
+        </w:tc>
+        <w:tc>
+          <w:tcPr>
+            <w:tcW w:type="dxa" w:w="1662"/>
+          </w:tcPr>
+          <w:p>
+            <w:r>
+              <w:rPr>
+                <w:sz w:val="14"/>
+              </w:rPr>
+              <w:t>Fatou Gnongue FAYE</w:t>
+            </w:r>
+          </w:p>
+        </w:tc>
+      </w:tr>
+    </w:tbl>
+    <w:p/>
+    <w:tbl>
+      <w:tblPr>
+        <w:tblStyle w:val="TableGrid"/>
+        <w:tblW w:type="auto" w:w="0"/>
+        <w:tblLook w:firstColumn="1" w:firstRow="1" w:lastColumn="0" w:lastRow="0" w:noHBand="0" w:noVBand="1" w:val="04A0"/>
+      </w:tblPr>
+      <w:tblGrid>
+        <w:gridCol w:w="3324"/>
+        <w:gridCol w:w="3324"/>
+        <w:gridCol w:w="3324"/>
+      </w:tblGrid>
+      <w:tr>
+        <w:tc>
+          <w:tcPr>
+            <w:tcW w:type="dxa" w:w="3324"/>
+            <w:shd w:fill="70AD47"/>
+          </w:tcPr>
+          <w:p>
+            <w:r>
+              <w:rPr>
+                <w:b/>
+                <w:color w:val="FFFFFF"/>
+                <w:sz w:val="18"/>
+              </w:rPr>
+              <w:t>Chef de Menage</w:t>
+            </w:r>
+          </w:p>
+        </w:tc>
+        <w:tc>
+          <w:tcPr>
+            <w:tcW w:type="dxa" w:w="3324"/>
+            <w:shd w:fill="70AD47"/>
+          </w:tcPr>
+          <w:p>
+            <w:r>
+              <w:rPr>
+                <w:b/>
+                <w:color w:val="FFFFFF"/>
+                <w:sz w:val="18"/>
+              </w:rPr>
+              <w:t>Quartier/Village (s00q05)</w:t>
+            </w:r>
+          </w:p>
+        </w:tc>
+        <w:tc>
+          <w:tcPr>
+            <w:tcW w:type="dxa" w:w="3324"/>
+            <w:shd w:fill="70AD47"/>
+          </w:tcPr>
+          <w:p>
+            <w:r>
+              <w:rPr>
+                <w:b/>
+                <w:color w:val="FFFFFF"/>
+                <w:sz w:val="18"/>
+              </w:rPr>
+              <w:t>Localisation GPS</w:t>
+            </w:r>
+          </w:p>
+        </w:tc>
+      </w:tr>
+      <w:tr>
+        <w:tc>
+          <w:tcPr>
+            <w:tcW w:type="dxa" w:w="3324"/>
+          </w:tcPr>
+          <w:p>
+            <w:r>
+              <w:rPr>
+                <w:sz w:val="18"/>
+              </w:rPr>
+              <w:t>FATOU SENE</w:t>
+            </w:r>
+          </w:p>
+        </w:tc>
+        <w:tc>
+          <w:tcPr>
+            <w:tcW w:type="dxa" w:w="3324"/>
+          </w:tcPr>
+          <w:p>
+            <w:r>
+              <w:rPr>
+                <w:sz w:val="18"/>
+              </w:rPr>
+              <w:t>N/A</w:t>
+            </w:r>
+          </w:p>
+        </w:tc>
+        <w:tc>
+          <w:tcPr>
+            <w:tcW w:type="dxa" w:w="3324"/>
+          </w:tcPr>
+          <w:p>
+            <w:r/>
+            <w:hyperlink r:id="rId19">
+              <w:r>
+                <w:rPr>
+                  <w:color w:val="0563C1"/>
+                  <w:u w:val="single"/>
+                </w:rPr>
+                <w:t>ngare diam</w:t>
+              </w:r>
+            </w:hyperlink>
+          </w:p>
+        </w:tc>
+      </w:tr>
+    </w:tbl>
+    <w:p/>
+    <w:p>
+      <w:r>
+        <w:rPr>
+          <w:b/>
+          <w:color w:val="4672C4"/>
+          <w:sz w:val="22"/>
+        </w:rPr>
+        <w:t>&gt;&gt; Section1 - Caracteristiques des membres</w:t>
+      </w:r>
+    </w:p>
+    <w:p>
+      <w:pPr>
+        <w:ind w:left="283"/>
+      </w:pPr>
+      <w:r>
+        <w:rPr>
+          <w:sz w:val="20"/>
+        </w:rPr>
+        <w:t>- Avertissement!!!  Fatou Sene  ne possède pas le téléphone android, a accès à l'internet , prière de confirmer cette information.</w:t>
+      </w:r>
+    </w:p>
+    <w:p>
+      <w:r>
+        <w:rPr>
+          <w:b/>
+          <w:color w:val="4672C4"/>
+          <w:sz w:val="22"/>
+        </w:rPr>
+        <w:t>&gt;&gt; Section2 - Education</w:t>
+      </w:r>
+    </w:p>
+    <w:p>
+      <w:pPr>
+        <w:ind w:left="283"/>
+      </w:pPr>
+      <w:r>
+        <w:rPr>
+          <w:sz w:val="20"/>
+        </w:rPr>
+        <w:t xml:space="preserve">- Peu probable! Assane Diomaye faye  n'arrive pas  à comprendre un petit texte lu dans une langue locale (s02q03). Veuillez corriger ou donner des explications au QG. </w:t>
+        <w:br/>
+        <w:t xml:space="preserve">- Peu probable! Bara faye  n'arrive pas  à comprendre un petit texte lu dans une langue locale (s02q03). Veuillez corriger ou donner des explications au QG. Le montant des frais pour les cahiers et autres matériels scolaires pour l'année scolaire de Bara faye est de 0 FCFA, Bara faye a fait comment pour payer ces cahiers et autres matériels scolaires (SAC, stylo, craie, ardoise, crayon...) ? prière de corriger. </w:t>
+        <w:br/>
+        <w:t xml:space="preserve">- Peu probable! Diallo sene  n'arrive pas  à comprendre un petit texte lu dans une langue locale (s02q03). Veuillez corriger ou donner des explications au QG. Peu probable! Diallo sene  ne sait ni lire, ni écrire, ni comprendre dans aucune des langues  (s02q01,s02q02,s02q03). Veuillez corriger ou donner des explications au QG. La raison principale que Diallo sene n'a pas été à l'école entre 2024/2025 est inscrit en 2025/2026 et semble exister dans les modalités, prière de prendre attache avec le QG pour plus d'explication afin de la classer bien. </w:t>
+        <w:br/>
+        <w:t xml:space="preserve">- Peu probable! Fallou faye  n'arrive pas  à comprendre un petit texte lu dans une langue locale (s02q03). Veuillez corriger ou donner des explications au QG. Peu probable! Fallou faye  ne sait ni lire, ni écrire, ni comprendre dans aucune des langues  (s02q01,s02q02,s02q03). Veuillez corriger ou donner des explications au QG. La raison principale que Fallou faye n'a pas été à l'école entre 2024/2025 est inscrit en 2025/2026 et semble exister dans les modalités, prière de prendre attache avec le QG pour plus d'explication afin de la classer bien. </w:t>
+        <w:br/>
+        <w:t xml:space="preserve">- Peu probable! Fatou Sene  n'arrive pas  à comprendre un petit texte lu dans une langue locale (s02q03). Veuillez corriger ou donner des explications au QG. Peu probable! Fatou Sene  ne sait ni lire, ni écrire, ni comprendre dans aucune des langues  (s02q01,s02q02,s02q03). Veuillez corriger ou donner des explications au QG. </w:t>
+        <w:br/>
+        <w:t xml:space="preserve">- Peu probable! Mame Diarra faye  n'arrive pas  à comprendre un petit texte lu dans une langue locale (s02q03). Veuillez corriger ou donner des explications au QG. Le montant des frais pour les cahiers et autres matériels scolaires pour l'année scolaire de Mame Diarra faye est de 0 FCFA, Mame Diarra faye a fait comment pour payer ces cahiers et autres matériels scolaires (SAC, stylo, craie, ardoise, crayon...) ? prière de corriger. Attention ! Le frais de scolarité (3000 Fcfa) de Mame Diarra faye en 5ème année de Primaire est relativement élevé par rapport aux autres frais de scolarités observés dans cette zone. Prière de corriger ou de confirmer avec le QG. </w:t>
+        <w:br/>
+        <w:t xml:space="preserve">- Peu probable! Mareme Thiao  n'arrive pas  à comprendre un petit texte lu dans une langue locale (s02q03). Veuillez corriger ou donner des explications au QG. Peu probable! Mareme Thiao  ne sait ni lire, ni écrire, ni comprendre dans aucune des langues  (s02q01,s02q02,s02q03). Veuillez corriger ou donner des explications au QG. La raison principale que Mareme Thiao n'a pas fait des études dans une école formelle est elle apprend le coran et semble exister dans les modalités, prière de prendre attache avec le QG pour plus d'explication afin de la classer bien. </w:t>
+        <w:br/>
+        <w:t>- Peu probable! Seynabou faye  n'arrive pas  à comprendre un petit texte lu dans une langue locale (s02q03). Veuillez corriger ou donner des explications au QG. Peu probable! Seynabou faye  ne sait ni lire, ni écrire, ni comprendre dans aucune des langues  (s02q01,s02q02,s02q03). Veuillez corriger ou donner des explications au QG. La raison principale que Seynabou faye n'a pas été à l'école entre 2024/2025 est inscrit en 2025/2026 et semble exister dans les modalités, prière de prendre attache avec le QG pour plus d'explication afin de la classer bien.</w:t>
+      </w:r>
+    </w:p>
+    <w:p>
+      <w:r>
+        <w:rPr>
+          <w:b/>
+          <w:color w:val="4672C4"/>
+          <w:sz w:val="22"/>
+        </w:rPr>
+        <w:t>&gt;&gt; Section3 - Sante</w:t>
+      </w:r>
+    </w:p>
+    <w:p>
+      <w:pPr>
+        <w:ind w:left="283"/>
+      </w:pPr>
+      <w:r>
+        <w:rPr>
+          <w:sz w:val="20"/>
+        </w:rPr>
+        <w:t>- Le dernier problème de santé pour lequel Fatou Sene a été hospitalisé au cours des 12 derniers mois est operation au seins et semble exister dans les modalités, prière de prendre attache avec le QG pour plus d'explication afin de la classer bien.</w:t>
+      </w:r>
+    </w:p>
+    <w:p>
+      <w:r>
+        <w:rPr>
+          <w:b/>
+          <w:color w:val="4672C4"/>
+          <w:sz w:val="22"/>
+        </w:rPr>
+        <w:t>&gt;&gt; Section4a - Emploi</w:t>
+      </w:r>
+    </w:p>
+    <w:p>
+      <w:pPr>
+        <w:ind w:left="283"/>
+      </w:pPr>
+      <w:r>
+        <w:rPr>
+          <w:sz w:val="20"/>
+        </w:rPr>
+        <w:t>- Avertissement! Mareme Thiao est trop jeune mais il a plus de 15 ans, prière de corriger ou confirmer.</w:t>
+      </w:r>
+    </w:p>
+    <w:p>
+      <w:r>
+        <w:rPr>
+          <w:b/>
+          <w:color w:val="4672C4"/>
+          <w:sz w:val="22"/>
+        </w:rPr>
+        <w:t>&gt;&gt; Section4b - Emploi - Activite principale</w:t>
+      </w:r>
+    </w:p>
+    <w:p>
+      <w:pPr>
+        <w:ind w:left="283"/>
+      </w:pPr>
+      <w:r>
+        <w:rPr>
+          <w:sz w:val="20"/>
+        </w:rPr>
+        <w:t>- Prière de changer la branche d'activité de Fatou Sene, les agriculteurs dont leurs cultures est principalement destiné à la consommation du ménage sont des (Agriculteurs, subsistances) et ceux qui le font avec l'élevage sont des (Agriculteurs et eleveurs, subsistances)Nombre de mois exercé par Fatou Sene dans l'emploi au cours des 12 derniers mois semble faible, veuillez corriger s'il vous plait ou comfirmer avec le QG.</w:t>
+      </w:r>
+    </w:p>
+    <w:p>
+      <w:r>
+        <w:rPr>
+          <w:b/>
+          <w:color w:val="4672C4"/>
+          <w:sz w:val="22"/>
+        </w:rPr>
+        <w:t>&gt;&gt; Section7b - Consommation alimentaire - 7 jours</w:t>
+      </w:r>
+    </w:p>
+    <w:p>
+      <w:pPr>
+        <w:ind w:left="283"/>
+      </w:pPr>
+      <w:r>
+        <w:rPr>
+          <w:sz w:val="20"/>
+        </w:rPr>
+        <w:t>- Attention ! Le prix unitaire d'achat (75 Fcfa) de Courgette en Morceau (Portion) (Petit) est relativement faible par rapport aux autres prix observés dans cette zone. Prière de corriger ou de confirmer avec le QG. Incohérence!! Dans ce ménage, chaque individus consomme par jour 42.3473 Kg  de cereale; Prière de revoir les quantités prises de ces produits. Incohérence!! Dans ce ménage, chaque individus consomme par jour 42.3473 Kg  de cereale; Prière de revoir les quantités prises de ces produits. Incohérence!! Dans ce ménage, chaque individus consomme par jour 42.3473 Kg  de cereale; Prière de revoir les quantités prises de ces produits.</w:t>
+      </w:r>
+    </w:p>
+    <w:p>
+      <w:r>
+        <w:rPr>
+          <w:b/>
+          <w:color w:val="4672C4"/>
+          <w:sz w:val="22"/>
+        </w:rPr>
+        <w:t>&gt;&gt; Section9b - Depenses non-alimentaires - 7 jours</w:t>
+      </w:r>
+    </w:p>
+    <w:p>
+      <w:pPr>
+        <w:ind w:left="283"/>
+      </w:pPr>
+      <w:r>
+        <w:rPr>
+          <w:sz w:val="20"/>
+        </w:rPr>
+        <w:t>- Il est difficile d'avoir un ménage qui n'a effectué aucune des dépenses mentionnées au cours de 7 derniers jours, prière de revoir la section 9B pour ce ménage.</w:t>
+      </w:r>
+    </w:p>
+    <w:p>
+      <w:r>
+        <w:rPr>
+          <w:b/>
+          <w:color w:val="4672C4"/>
+          <w:sz w:val="22"/>
+        </w:rPr>
+        <w:t>&gt;&gt; Section9c - Depenses non-alimentaires - 30 jours</w:t>
+      </w:r>
+    </w:p>
+    <w:p>
+      <w:pPr>
+        <w:ind w:left="283"/>
+      </w:pPr>
+      <w:r>
+        <w:rPr>
+          <w:sz w:val="20"/>
+        </w:rPr>
+        <w:t>- La dernière fois que vous avez acheté Bois de chauffe ramassé/coupé (estimer la valeur) est ramassage et semble exister dans les modalités, prière de prendre attache avec le QG pour plus d'explication afin de la classer bien.</w:t>
+      </w:r>
+    </w:p>
+    <w:p>
+      <w:r>
+        <w:rPr>
+          <w:b/>
+          <w:color w:val="4672C4"/>
+          <w:sz w:val="22"/>
+        </w:rPr>
+        <w:t>&gt;&gt; Section10a - Existence entreprise non agricole</w:t>
+      </w:r>
+    </w:p>
+    <w:p>
+      <w:pPr>
+        <w:ind w:left="283"/>
+      </w:pPr>
+      <w:r>
+        <w:rPr>
+          <w:sz w:val="20"/>
+        </w:rPr>
+        <w:t>- Avertissement!!! Le ménage de Fatou Sene a comme taille 9 personnes dont ils vivent à DIOURBEL Rural et aucune d'entre ne possède une entreprise non agricole, prière de revoir cette partie de la section 10 de ce menage.</w:t>
+      </w:r>
+    </w:p>
+    <w:p>
+      <w:r>
+        <w:rPr>
+          <w:b/>
+          <w:color w:val="4672C4"/>
+          <w:sz w:val="22"/>
+        </w:rPr>
+        <w:t>&gt;&gt; Section11 - Caracteristiques logement</w:t>
+      </w:r>
+    </w:p>
+    <w:p>
+      <w:pPr>
+        <w:ind w:left="283"/>
+      </w:pPr>
+      <w:r>
+        <w:rPr>
+          <w:sz w:val="20"/>
+        </w:rPr>
+        <w:t>- Avertissement!! La distance (en mètres) qui sépare le ménage de la principale source d'approvisionnement en eau de boisson semble très élevé, prière de corriger ou confirmer avec le QG. Avertissement!! Le temps mis (en minutes) pour se rendre à la principale source d'approvisionnement en eau de boisson semble très élevé, prière de corriger ou confirmer avec le QG. Avertissement!! Le temps mis (en heure et en minute) pour s'approvisionner en eau de boisson une fois à la source est très élevé, prière de corriger ou confirmer avec le QG.  En cas de coupure de courant du réseau, la source d’énergie que le ménage utilise est telephones portable et semble exister dans les modalités, prière de prendre attache avec le QG pour plus d'explication afin de la classer bien.</w:t>
+      </w:r>
+    </w:p>
+    <w:p>
+      <w:r>
+        <w:rPr>
+          <w:b/>
+          <w:color w:val="4672C4"/>
+          <w:sz w:val="22"/>
+        </w:rPr>
+        <w:t>&gt;&gt; Section16a - Champs et parcelles</w:t>
+      </w:r>
+    </w:p>
+    <w:p>
+      <w:pPr>
+        <w:ind w:left="283"/>
+      </w:pPr>
+      <w:r>
+        <w:rPr>
+          <w:sz w:val="20"/>
+        </w:rPr>
+        <w:t xml:space="preserve">- La parcelle mil n'a pas été mésurée pour des raisons comme qu'elle est trop petite, GPS en panne et que le Ménage indisponible. Nous vous rappelons que ces raisons ne passent pas pour la non mesure des parcelles prière de les mésurer. Le document légal (titre, acte, certificat etc. ) qui affirme votre possession de la parcelle mil est  et semble exister dans les modalités, prière de prendre attache avec le QG pour plus d'explication afin de la classer bien. </w:t>
+        <w:br/>
+        <w:t>- La superficie de la parcelle mil selon les mesures GPS est de 8678.55 hectare qui semble élevé ou faible, prière de corriger. Le document légal (titre, acte, certificat etc. ) qui affirme votre possession de la parcelle mil est  et semble exister dans les modalités, prière de prendre attache avec le QG pour plus d'explication afin de la classer bien.</w:t>
+      </w:r>
+    </w:p>
+    <w:p>
+      <w:r>
+        <w:rPr>
+          <w:b/>
+          <w:color w:val="4672C4"/>
+          <w:sz w:val="22"/>
+        </w:rPr>
+        <w:t>&gt;&gt; Section16c - Cultures</w:t>
+      </w:r>
+    </w:p>
+    <w:p>
+      <w:pPr>
+        <w:ind w:left="283"/>
+      </w:pPr>
+      <w:r>
+        <w:rPr>
+          <w:sz w:val="20"/>
+        </w:rPr>
+        <w:t xml:space="preserve">- La quantité estimée en Kg est incorrecte (Exemple : si le ménage a eu 10 sacs de 100kg = 10*100=1000kg), prière de corriger merci. </w:t>
+        <w:br/>
+        <w:t>- La quantité estimée en Kg est incorrecte (Exemple : si le ménage a eu 10 sacs de 100kg = 10*100=1000kg), prière de corriger merci.</w:t>
+      </w:r>
+    </w:p>
+    <w:p>
+      <w:r>
+        <w:rPr>
+          <w:b/>
+          <w:color w:val="4672C4"/>
+          <w:sz w:val="22"/>
+        </w:rPr>
+        <w:t>&gt;&gt; Section16d - Utilisation de la production</w:t>
+      </w:r>
+    </w:p>
+    <w:p>
+      <w:pPr>
+        <w:ind w:left="283"/>
+      </w:pPr>
+      <w:r>
+        <w:rPr>
+          <w:sz w:val="20"/>
+        </w:rPr>
+        <w:t>- ||</w:t>
       </w:r>
     </w:p>
     <w:p>
